--- a/Relatorio.docx
+++ b/Relatorio.docx
@@ -4,17 +4,37 @@
   <w:body>
     <w:p>
       <w:pPr>
-        <w:jc w:val="center"/>
+        <w:rPr>
+          <w:rFonts w:ascii="Times New Roman" w:hAnsi="Times New Roman" w:cs="Times New Roman"/>
+        </w:rPr>
       </w:pPr>
       <w:r>
         <w:rPr>
+          <w:rFonts w:ascii="Times New Roman" w:hAnsi="Times New Roman" w:cs="Times New Roman"/>
           <w:noProof/>
+          <w:lang w:eastAsia="pt-PT"/>
         </w:rPr>
         <w:drawing>
-          <wp:inline distT="0" distB="0" distL="0" distR="0" wp14:anchorId="0E776D1F" wp14:editId="16A1FC4E">
-            <wp:extent cx="1790700" cy="739637"/>
-            <wp:effectExtent l="0" t="0" r="0" b="3810"/>
-            <wp:docPr id="863163173" name="Imagem 2"/>
+          <wp:anchor distT="0" distB="0" distL="114300" distR="114300" simplePos="0" relativeHeight="251659264" behindDoc="1" locked="0" layoutInCell="1" allowOverlap="1" wp14:anchorId="2A8C8078" wp14:editId="6B293849">
+            <wp:simplePos x="0" y="0"/>
+            <wp:positionH relativeFrom="margin">
+              <wp:posOffset>1106170</wp:posOffset>
+            </wp:positionH>
+            <wp:positionV relativeFrom="page">
+              <wp:posOffset>335280</wp:posOffset>
+            </wp:positionV>
+            <wp:extent cx="2849880" cy="1028700"/>
+            <wp:effectExtent l="0" t="0" r="7620" b="0"/>
+            <wp:wrapTight wrapText="bothSides">
+              <wp:wrapPolygon edited="0">
+                <wp:start x="0" y="0"/>
+                <wp:lineTo x="0" y="21200"/>
+                <wp:lineTo x="21513" y="21200"/>
+                <wp:lineTo x="21513" y="0"/>
+                <wp:lineTo x="0" y="0"/>
+              </wp:wrapPolygon>
+            </wp:wrapTight>
+            <wp:docPr id="1" name="Imagem 1"/>
             <wp:cNvGraphicFramePr>
               <a:graphicFrameLocks xmlns:a="http://schemas.openxmlformats.org/drawingml/2006/main" noChangeAspect="1"/>
             </wp:cNvGraphicFramePr>
@@ -22,8 +42,10 @@
               <a:graphicData uri="http://schemas.openxmlformats.org/drawingml/2006/picture">
                 <pic:pic xmlns:pic="http://schemas.openxmlformats.org/drawingml/2006/picture">
                   <pic:nvPicPr>
-                    <pic:cNvPr id="863163173" name="Imagem 2"/>
-                    <pic:cNvPicPr/>
+                    <pic:cNvPr id="0" name="Imagem 4"/>
+                    <pic:cNvPicPr>
+                      <a:picLocks noChangeAspect="1" noChangeArrowheads="1"/>
+                    </pic:cNvPicPr>
                   </pic:nvPicPr>
                   <pic:blipFill>
                     <a:blip r:embed="rId9">
@@ -33,51 +55,925 @@
                         </a:ext>
                       </a:extLst>
                     </a:blip>
+                    <a:srcRect/>
                     <a:stretch>
                       <a:fillRect/>
                     </a:stretch>
                   </pic:blipFill>
-                  <pic:spPr>
+                  <pic:spPr bwMode="auto">
                     <a:xfrm>
                       <a:off x="0" y="0"/>
-                      <a:ext cx="1803114" cy="744764"/>
+                      <a:ext cx="2849880" cy="1028700"/>
                     </a:xfrm>
                     <a:prstGeom prst="rect">
                       <a:avLst/>
                     </a:prstGeom>
+                    <a:noFill/>
                   </pic:spPr>
                 </pic:pic>
               </a:graphicData>
             </a:graphic>
-          </wp:inline>
+            <wp14:sizeRelH relativeFrom="margin">
+              <wp14:pctWidth>0</wp14:pctWidth>
+            </wp14:sizeRelH>
+            <wp14:sizeRelV relativeFrom="margin">
+              <wp14:pctHeight>0</wp14:pctHeight>
+            </wp14:sizeRelV>
+          </wp:anchor>
         </w:drawing>
       </w:r>
     </w:p>
     <w:p>
       <w:pPr>
+        <w:jc w:val="center"/>
+        <w:rPr>
+          <w:rFonts w:ascii="Times New Roman" w:hAnsi="Times New Roman" w:cs="Times New Roman"/>
+        </w:rPr>
+      </w:pPr>
+    </w:p>
+    <w:p>
+      <w:pPr>
+        <w:jc w:val="center"/>
+        <w:rPr>
+          <w:rFonts w:ascii="Times New Roman" w:hAnsi="Times New Roman" w:cs="Times New Roman"/>
+        </w:rPr>
+      </w:pPr>
+      <w:r>
+        <w:rPr>
+          <w:rFonts w:ascii="Times New Roman" w:hAnsi="Times New Roman" w:cs="Times New Roman"/>
+        </w:rPr>
+        <w:t>INSTITUTO SUPERIOR DE POLITÉCNICO TECNOLOGIAS E CIÊNCIAS DEPARTAMENTO DE ENGENHARIA E TECNOLOGIAS</w:t>
+      </w:r>
+    </w:p>
+    <w:p>
+      <w:pPr>
         <w:spacing w:line="240" w:lineRule="auto"/>
         <w:jc w:val="center"/>
         <w:rPr>
-          <w:lang/>
+          <w:rFonts w:ascii="Times New Roman" w:hAnsi="Times New Roman" w:cs="Times New Roman"/>
         </w:rPr>
       </w:pPr>
       <w:r>
         <w:rPr>
-          <w:lang/>
-        </w:rPr>
-        <w:t>INSTITUTO SUPERIOR POLITÉ</w:t>
+          <w:rFonts w:ascii="Times New Roman" w:hAnsi="Times New Roman" w:cs="Times New Roman"/>
+        </w:rPr>
+        <w:t xml:space="preserve"> CURSO DE ENGENHARIA INFORMÁTICA</w:t>
+      </w:r>
+    </w:p>
+    <w:p>
+      <w:pPr>
+        <w:jc w:val="center"/>
+        <w:rPr>
+          <w:rFonts w:ascii="Times New Roman" w:hAnsi="Times New Roman" w:cs="Times New Roman"/>
+        </w:rPr>
+      </w:pPr>
+    </w:p>
+    <w:p>
+      <w:pPr>
+        <w:jc w:val="center"/>
+        <w:rPr>
+          <w:rFonts w:ascii="Times New Roman" w:hAnsi="Times New Roman" w:cs="Times New Roman"/>
+        </w:rPr>
+      </w:pPr>
+    </w:p>
+    <w:p>
+      <w:pPr>
+        <w:spacing w:line="276" w:lineRule="auto"/>
+        <w:jc w:val="center"/>
+        <w:rPr>
+          <w:rFonts w:ascii="Times New Roman" w:hAnsi="Times New Roman" w:cs="Times New Roman"/>
+        </w:rPr>
+      </w:pPr>
+      <w:r>
+        <w:rPr>
+          <w:rFonts w:ascii="Times New Roman" w:hAnsi="Times New Roman" w:cs="Times New Roman"/>
+        </w:rPr>
+        <w:t xml:space="preserve">Líria </w:t>
+      </w:r>
+      <w:proofErr w:type="spellStart"/>
+      <w:r>
+        <w:rPr>
+          <w:rFonts w:ascii="Times New Roman" w:hAnsi="Times New Roman" w:cs="Times New Roman"/>
+        </w:rPr>
+        <w:t>Djenaba</w:t>
+      </w:r>
+      <w:proofErr w:type="spellEnd"/>
+      <w:r>
+        <w:rPr>
+          <w:rFonts w:ascii="Times New Roman" w:hAnsi="Times New Roman" w:cs="Times New Roman"/>
+        </w:rPr>
+        <w:t xml:space="preserve"> </w:t>
+      </w:r>
+      <w:proofErr w:type="spellStart"/>
+      <w:r>
+        <w:rPr>
+          <w:rFonts w:ascii="Times New Roman" w:hAnsi="Times New Roman" w:cs="Times New Roman"/>
+        </w:rPr>
+        <w:t>Vilança</w:t>
+      </w:r>
+      <w:proofErr w:type="spellEnd"/>
+      <w:r>
+        <w:rPr>
+          <w:rFonts w:ascii="Times New Roman" w:hAnsi="Times New Roman" w:cs="Times New Roman"/>
+        </w:rPr>
+        <w:t xml:space="preserve"> Bá</w:t>
+      </w:r>
+    </w:p>
+    <w:p>
+      <w:pPr>
+        <w:spacing w:line="276" w:lineRule="auto"/>
+        <w:jc w:val="center"/>
+        <w:rPr>
+          <w:rFonts w:ascii="Times New Roman" w:hAnsi="Times New Roman" w:cs="Times New Roman"/>
+        </w:rPr>
+      </w:pPr>
+      <w:r>
+        <w:rPr>
+          <w:rFonts w:ascii="Times New Roman" w:hAnsi="Times New Roman" w:cs="Times New Roman"/>
+        </w:rPr>
+        <w:t xml:space="preserve"> 20230237</w:t>
+      </w:r>
+    </w:p>
+    <w:p>
+      <w:pPr>
+        <w:jc w:val="center"/>
+        <w:rPr>
+          <w:rFonts w:ascii="Times New Roman" w:hAnsi="Times New Roman" w:cs="Times New Roman"/>
+          <w:b/>
+          <w:sz w:val="32"/>
+          <w:u w:val="single"/>
+        </w:rPr>
+      </w:pPr>
+    </w:p>
+    <w:p>
+      <w:pPr>
+        <w:jc w:val="center"/>
+        <w:rPr>
+          <w:rFonts w:ascii="Times New Roman" w:hAnsi="Times New Roman" w:cs="Times New Roman"/>
+          <w:b/>
+          <w:sz w:val="32"/>
+          <w:u w:val="single"/>
+        </w:rPr>
+      </w:pPr>
+    </w:p>
+    <w:p>
+      <w:pPr>
+        <w:jc w:val="center"/>
+        <w:rPr>
+          <w:rFonts w:ascii="Times New Roman" w:hAnsi="Times New Roman" w:cs="Times New Roman"/>
+          <w:b/>
+          <w:sz w:val="32"/>
+          <w:u w:val="single"/>
+        </w:rPr>
+      </w:pPr>
+    </w:p>
+    <w:p>
+      <w:pPr>
+        <w:jc w:val="center"/>
+        <w:rPr>
+          <w:rFonts w:ascii="Times New Roman" w:hAnsi="Times New Roman" w:cs="Times New Roman"/>
+          <w:b/>
+          <w:sz w:val="32"/>
+        </w:rPr>
+      </w:pPr>
+      <w:r>
+        <w:rPr>
+          <w:rFonts w:ascii="Times New Roman" w:hAnsi="Times New Roman" w:cs="Times New Roman"/>
+          <w:b/>
+          <w:sz w:val="32"/>
+        </w:rPr>
+        <w:t>RELATÓRIO DE TRABALHO PRÁTICO</w:t>
+      </w:r>
+    </w:p>
+    <w:p>
+      <w:pPr>
+        <w:spacing w:line="276" w:lineRule="auto"/>
+        <w:jc w:val="center"/>
+        <w:rPr>
+          <w:rFonts w:ascii="Times New Roman" w:hAnsi="Times New Roman" w:cs="Times New Roman"/>
+        </w:rPr>
+      </w:pPr>
+    </w:p>
+    <w:p>
+      <w:pPr>
+        <w:spacing w:line="276" w:lineRule="auto"/>
+        <w:jc w:val="center"/>
+        <w:rPr>
+          <w:rFonts w:ascii="Times New Roman" w:hAnsi="Times New Roman" w:cs="Times New Roman"/>
+        </w:rPr>
+      </w:pPr>
+    </w:p>
+    <w:p>
+      <w:pPr>
+        <w:spacing w:line="276" w:lineRule="auto"/>
+        <w:jc w:val="center"/>
+        <w:rPr>
+          <w:rFonts w:ascii="Times New Roman" w:hAnsi="Times New Roman" w:cs="Times New Roman"/>
+        </w:rPr>
+      </w:pPr>
+    </w:p>
+    <w:p>
+      <w:pPr>
+        <w:spacing w:line="276" w:lineRule="auto"/>
+        <w:rPr>
+          <w:rFonts w:ascii="Times New Roman" w:hAnsi="Times New Roman" w:cs="Times New Roman"/>
+        </w:rPr>
+      </w:pPr>
+    </w:p>
+    <w:p>
+      <w:pPr>
+        <w:spacing w:line="276" w:lineRule="auto"/>
+        <w:rPr>
+          <w:rFonts w:ascii="Times New Roman" w:hAnsi="Times New Roman" w:cs="Times New Roman"/>
+        </w:rPr>
+      </w:pPr>
+    </w:p>
+    <w:p>
+      <w:pPr>
+        <w:spacing w:line="276" w:lineRule="auto"/>
+        <w:rPr>
+          <w:rFonts w:ascii="Times New Roman" w:hAnsi="Times New Roman" w:cs="Times New Roman"/>
+        </w:rPr>
+      </w:pPr>
+    </w:p>
+    <w:p>
+      <w:pPr>
+        <w:spacing w:line="276" w:lineRule="auto"/>
+        <w:jc w:val="center"/>
+        <w:rPr>
+          <w:rFonts w:ascii="Times New Roman" w:hAnsi="Times New Roman" w:cs="Times New Roman"/>
+        </w:rPr>
+      </w:pPr>
+    </w:p>
+    <w:p>
+      <w:pPr>
+        <w:jc w:val="center"/>
+        <w:rPr>
+          <w:rFonts w:ascii="Times New Roman" w:hAnsi="Times New Roman" w:cs="Times New Roman"/>
+        </w:rPr>
+      </w:pPr>
+    </w:p>
+    <w:p>
+      <w:pPr>
+        <w:jc w:val="center"/>
+        <w:rPr>
+          <w:rFonts w:ascii="Times New Roman" w:hAnsi="Times New Roman" w:cs="Times New Roman"/>
+        </w:rPr>
+      </w:pPr>
+    </w:p>
+    <w:p>
+      <w:pPr>
+        <w:jc w:val="center"/>
+        <w:rPr>
+          <w:rFonts w:ascii="Times New Roman" w:hAnsi="Times New Roman" w:cs="Times New Roman"/>
+        </w:rPr>
+      </w:pPr>
+    </w:p>
+    <w:p>
+      <w:pPr>
+        <w:jc w:val="center"/>
+        <w:rPr>
+          <w:rFonts w:ascii="Times New Roman" w:hAnsi="Times New Roman" w:cs="Times New Roman"/>
+        </w:rPr>
+      </w:pPr>
+    </w:p>
+    <w:p>
+      <w:pPr>
+        <w:jc w:val="center"/>
+        <w:rPr>
+          <w:rFonts w:ascii="Times New Roman" w:hAnsi="Times New Roman" w:cs="Times New Roman"/>
+        </w:rPr>
+      </w:pPr>
+      <w:r>
+        <w:rPr>
+          <w:rFonts w:ascii="Times New Roman" w:hAnsi="Times New Roman" w:cs="Times New Roman"/>
+        </w:rPr>
+        <w:t>Luanda</w:t>
+      </w:r>
+    </w:p>
+    <w:p>
+      <w:pPr>
+        <w:jc w:val="center"/>
+        <w:rPr>
+          <w:rFonts w:ascii="Times New Roman" w:hAnsi="Times New Roman" w:cs="Times New Roman"/>
+        </w:rPr>
+      </w:pPr>
+      <w:r>
+        <w:rPr>
+          <w:rFonts w:ascii="Times New Roman" w:hAnsi="Times New Roman" w:cs="Times New Roman"/>
+        </w:rPr>
+        <w:lastRenderedPageBreak/>
+        <w:t>INSTITUTO SUPERIOR DE POLITÉCNICO TECNOLOGIAS E CIÊNCIAS DEPARTAMENTO DE ENGENHARIA E TECNOLOGIAS</w:t>
+      </w:r>
+    </w:p>
+    <w:p>
+      <w:pPr>
+        <w:jc w:val="center"/>
+        <w:rPr>
+          <w:rFonts w:ascii="Times New Roman" w:hAnsi="Times New Roman" w:cs="Times New Roman"/>
+        </w:rPr>
+      </w:pPr>
+      <w:r>
+        <w:rPr>
+          <w:rFonts w:ascii="Times New Roman" w:hAnsi="Times New Roman" w:cs="Times New Roman"/>
+        </w:rPr>
+        <w:t>CURSO DE ENGENHARIA INFORMÁTICA</w:t>
+      </w:r>
+    </w:p>
+    <w:p>
+      <w:pPr>
+        <w:jc w:val="center"/>
+        <w:rPr>
+          <w:rFonts w:ascii="Times New Roman" w:hAnsi="Times New Roman" w:cs="Times New Roman"/>
+        </w:rPr>
+      </w:pPr>
+    </w:p>
+    <w:p>
+      <w:pPr>
+        <w:rPr>
+          <w:rFonts w:ascii="Times New Roman" w:hAnsi="Times New Roman" w:cs="Times New Roman"/>
+        </w:rPr>
+      </w:pPr>
+    </w:p>
+    <w:p>
+      <w:pPr>
+        <w:tabs>
+          <w:tab w:val="left" w:pos="7303"/>
+        </w:tabs>
+        <w:rPr>
+          <w:rFonts w:ascii="Times New Roman" w:hAnsi="Times New Roman" w:cs="Times New Roman"/>
+          <w:b/>
+          <w:sz w:val="32"/>
+        </w:rPr>
+      </w:pPr>
+    </w:p>
+    <w:p>
+      <w:pPr>
+        <w:jc w:val="center"/>
+        <w:rPr>
+          <w:rFonts w:ascii="Times New Roman" w:hAnsi="Times New Roman" w:cs="Times New Roman"/>
+          <w:b/>
+          <w:sz w:val="32"/>
+        </w:rPr>
+      </w:pPr>
+    </w:p>
+    <w:p>
+      <w:pPr>
+        <w:jc w:val="center"/>
+        <w:rPr>
+          <w:rFonts w:ascii="Times New Roman" w:hAnsi="Times New Roman" w:cs="Times New Roman"/>
+          <w:b/>
+          <w:sz w:val="32"/>
+        </w:rPr>
+      </w:pPr>
+    </w:p>
+    <w:p>
+      <w:pPr>
+        <w:jc w:val="center"/>
+        <w:rPr>
+          <w:rFonts w:ascii="Times New Roman" w:hAnsi="Times New Roman" w:cs="Times New Roman"/>
+          <w:b/>
+          <w:sz w:val="32"/>
+        </w:rPr>
+      </w:pPr>
+      <w:r>
+        <w:rPr>
+          <w:rFonts w:ascii="Times New Roman" w:hAnsi="Times New Roman" w:cs="Times New Roman"/>
+          <w:b/>
+          <w:sz w:val="32"/>
+        </w:rPr>
+        <w:t>RELATÓRIO DE TRABALHO PRÁTICO</w:t>
+      </w:r>
+    </w:p>
+    <w:p>
+      <w:pPr>
+        <w:rPr>
+          <w:rFonts w:ascii="Times New Roman" w:hAnsi="Times New Roman" w:cs="Times New Roman"/>
+        </w:rPr>
+      </w:pPr>
+    </w:p>
+    <w:p>
+      <w:pPr>
+        <w:rPr>
+          <w:rFonts w:ascii="Times New Roman" w:hAnsi="Times New Roman" w:cs="Times New Roman"/>
+        </w:rPr>
+      </w:pPr>
+    </w:p>
+    <w:p>
+      <w:pPr>
+        <w:spacing w:line="276" w:lineRule="auto"/>
+        <w:rPr>
+          <w:rFonts w:ascii="Times New Roman" w:hAnsi="Times New Roman" w:cs="Times New Roman"/>
+        </w:rPr>
+      </w:pPr>
+    </w:p>
+    <w:p>
+      <w:pPr>
+        <w:spacing w:line="276" w:lineRule="auto"/>
+        <w:rPr>
+          <w:rFonts w:ascii="Times New Roman" w:hAnsi="Times New Roman" w:cs="Times New Roman"/>
+        </w:rPr>
+      </w:pPr>
+    </w:p>
+    <w:p>
+      <w:pPr>
+        <w:spacing w:line="276" w:lineRule="auto"/>
+        <w:rPr>
+          <w:rFonts w:ascii="Times New Roman" w:hAnsi="Times New Roman" w:cs="Times New Roman"/>
+        </w:rPr>
+      </w:pPr>
+      <w:r>
+        <w:rPr>
+          <w:rFonts w:ascii="Times New Roman" w:hAnsi="Times New Roman" w:cs="Times New Roman"/>
+          <w:noProof/>
+          <w:lang w:eastAsia="pt-PT"/>
+        </w:rPr>
+        <mc:AlternateContent>
+          <mc:Choice Requires="wps">
+            <w:drawing>
+              <wp:anchor distT="0" distB="0" distL="114300" distR="114300" simplePos="0" relativeHeight="251660288" behindDoc="0" locked="0" layoutInCell="1" allowOverlap="1" wp14:anchorId="2761274E" wp14:editId="552DACA2">
+                <wp:simplePos x="0" y="0"/>
+                <wp:positionH relativeFrom="margin">
+                  <wp:align>right</wp:align>
+                </wp:positionH>
+                <wp:positionV relativeFrom="paragraph">
+                  <wp:posOffset>5080</wp:posOffset>
+                </wp:positionV>
+                <wp:extent cx="3181985" cy="1524000"/>
+                <wp:effectExtent l="0" t="0" r="0" b="0"/>
+                <wp:wrapNone/>
+                <wp:docPr id="2" name="Caixa de texto 2"/>
+                <wp:cNvGraphicFramePr/>
+                <a:graphic xmlns:a="http://schemas.openxmlformats.org/drawingml/2006/main">
+                  <a:graphicData uri="http://schemas.microsoft.com/office/word/2010/wordprocessingShape">
+                    <wps:wsp>
+                      <wps:cNvSpPr txBox="1"/>
+                      <wps:spPr>
+                        <a:xfrm>
+                          <a:off x="0" y="0"/>
+                          <a:ext cx="3181985" cy="1524000"/>
+                        </a:xfrm>
+                        <a:prstGeom prst="rect">
+                          <a:avLst/>
+                        </a:prstGeom>
+                        <a:solidFill>
+                          <a:schemeClr val="lt1"/>
+                        </a:solidFill>
+                        <a:ln w="6350">
+                          <a:noFill/>
+                        </a:ln>
+                        <a:effectLst/>
+                      </wps:spPr>
+                      <wps:style>
+                        <a:lnRef idx="0">
+                          <a:schemeClr val="accent1"/>
+                        </a:lnRef>
+                        <a:fillRef idx="0">
+                          <a:schemeClr val="accent1"/>
+                        </a:fillRef>
+                        <a:effectRef idx="0">
+                          <a:schemeClr val="accent1"/>
+                        </a:effectRef>
+                        <a:fontRef idx="minor">
+                          <a:schemeClr val="dk1"/>
+                        </a:fontRef>
+                      </wps:style>
+                      <wps:txbx>
+                        <w:txbxContent>
+                          <w:p>
+                            <w:pPr>
+                              <w:spacing w:after="240"/>
+                              <w:rPr>
+                                <w:rFonts w:ascii="Arial" w:hAnsi="Arial" w:cs="Arial"/>
+                                <w:sz w:val="22"/>
+                              </w:rPr>
+                            </w:pPr>
+                            <w:r>
+                              <w:rPr>
+                                <w:rFonts w:ascii="Arial" w:hAnsi="Arial" w:cs="Arial"/>
+                                <w:sz w:val="22"/>
+                              </w:rPr>
+                              <w:t xml:space="preserve">Relatório técnico apresentado ao professor Daniel Sofrimento do Instituto Superior Politécnico De Tecnologia E Ciências, como requisito para </w:t>
+                            </w:r>
+                            <w:r>
+                              <w:rPr>
+                                <w:rFonts w:ascii="Arial" w:hAnsi="Arial" w:cs="Arial"/>
+                                <w:sz w:val="22"/>
+                              </w:rPr>
+                              <w:t>avaliação</w:t>
+                            </w:r>
+                            <w:r>
+                              <w:rPr>
+                                <w:rFonts w:ascii="Arial" w:hAnsi="Arial" w:cs="Arial"/>
+                                <w:sz w:val="22"/>
+                              </w:rPr>
+                              <w:t>.</w:t>
+                            </w:r>
+                          </w:p>
+                          <w:p>
+                            <w:pPr>
+                              <w:spacing w:after="240"/>
+                              <w:jc w:val="right"/>
+                              <w:rPr>
+                                <w:rFonts w:ascii="Arial" w:hAnsi="Arial" w:cs="Arial"/>
+                                <w:bCs/>
+                                <w:sz w:val="22"/>
+                              </w:rPr>
+                            </w:pPr>
+                            <w:r>
+                              <w:rPr>
+                                <w:rFonts w:ascii="Arial" w:hAnsi="Arial" w:cs="Arial"/>
+                                <w:b/>
+                                <w:sz w:val="22"/>
+                              </w:rPr>
+                              <w:t xml:space="preserve">Orientador: </w:t>
+                            </w:r>
+                            <w:r>
+                              <w:rPr>
+                                <w:rFonts w:ascii="Arial" w:hAnsi="Arial" w:cs="Arial"/>
+                                <w:bCs/>
+                                <w:sz w:val="22"/>
+                              </w:rPr>
+                              <w:t>Daniel Sofrimento</w:t>
+                            </w:r>
+                          </w:p>
+                        </w:txbxContent>
+                      </wps:txbx>
+                      <wps:bodyPr rot="0" spcFirstLastPara="0" vertOverflow="overflow" horzOverflow="overflow" vert="horz" wrap="square" lIns="91440" tIns="45720" rIns="91440" bIns="45720" numCol="1" spcCol="0" rtlCol="0" fromWordArt="0" anchor="t" anchorCtr="0" forceAA="0" compatLnSpc="1">
+                        <a:prstTxWarp prst="textNoShape">
+                          <a:avLst/>
+                        </a:prstTxWarp>
+                        <a:noAutofit/>
+                      </wps:bodyPr>
+                    </wps:wsp>
+                  </a:graphicData>
+                </a:graphic>
+                <wp14:sizeRelH relativeFrom="margin">
+                  <wp14:pctWidth>0</wp14:pctWidth>
+                </wp14:sizeRelH>
+                <wp14:sizeRelV relativeFrom="margin">
+                  <wp14:pctHeight>0</wp14:pctHeight>
+                </wp14:sizeRelV>
+              </wp:anchor>
+            </w:drawing>
+          </mc:Choice>
+          <mc:Fallback>
+            <w:pict>
+              <v:shapetype w14:anchorId="2761274E" id="_x0000_t202" coordsize="21600,21600" o:spt="202" path="m,l,21600r21600,l21600,xe">
+                <v:stroke joinstyle="miter"/>
+                <v:path gradientshapeok="t" o:connecttype="rect"/>
+              </v:shapetype>
+              <v:shape id="Caixa de texto 2" o:spid="_x0000_s1026" type="#_x0000_t202" style="position:absolute;left:0;text-align:left;margin-left:199.35pt;margin-top:.4pt;width:250.55pt;height:120pt;z-index:251660288;visibility:visible;mso-wrap-style:square;mso-width-percent:0;mso-height-percent:0;mso-wrap-distance-left:9pt;mso-wrap-distance-top:0;mso-wrap-distance-right:9pt;mso-wrap-distance-bottom:0;mso-position-horizontal:right;mso-position-horizontal-relative:margin;mso-position-vertical:absolute;mso-position-vertical-relative:text;mso-width-percent:0;mso-height-percent:0;mso-width-relative:margin;mso-height-relative:margin;v-text-anchor:top" o:gfxdata="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" fillcolor="white [3201]" stroked="f" strokeweight=".5pt">
+                <v:textbox>
+                  <w:txbxContent>
+                    <w:p>
+                      <w:pPr>
+                        <w:spacing w:after="240"/>
+                        <w:rPr>
+                          <w:rFonts w:ascii="Arial" w:hAnsi="Arial" w:cs="Arial"/>
+                          <w:sz w:val="22"/>
+                        </w:rPr>
+                      </w:pPr>
+                      <w:r>
+                        <w:rPr>
+                          <w:rFonts w:ascii="Arial" w:hAnsi="Arial" w:cs="Arial"/>
+                          <w:sz w:val="22"/>
+                        </w:rPr>
+                        <w:t xml:space="preserve">Relatório técnico apresentado ao professor Daniel Sofrimento do Instituto Superior Politécnico De Tecnologia E Ciências, como requisito para </w:t>
+                      </w:r>
+                      <w:r>
+                        <w:rPr>
+                          <w:rFonts w:ascii="Arial" w:hAnsi="Arial" w:cs="Arial"/>
+                          <w:sz w:val="22"/>
+                        </w:rPr>
+                        <w:t>avaliação</w:t>
+                      </w:r>
+                      <w:r>
+                        <w:rPr>
+                          <w:rFonts w:ascii="Arial" w:hAnsi="Arial" w:cs="Arial"/>
+                          <w:sz w:val="22"/>
+                        </w:rPr>
+                        <w:t>.</w:t>
+                      </w:r>
+                    </w:p>
+                    <w:p>
+                      <w:pPr>
+                        <w:spacing w:after="240"/>
+                        <w:jc w:val="right"/>
+                        <w:rPr>
+                          <w:rFonts w:ascii="Arial" w:hAnsi="Arial" w:cs="Arial"/>
+                          <w:bCs/>
+                          <w:sz w:val="22"/>
+                        </w:rPr>
+                      </w:pPr>
+                      <w:r>
+                        <w:rPr>
+                          <w:rFonts w:ascii="Arial" w:hAnsi="Arial" w:cs="Arial"/>
+                          <w:b/>
+                          <w:sz w:val="22"/>
+                        </w:rPr>
+                        <w:t xml:space="preserve">Orientador: </w:t>
+                      </w:r>
+                      <w:r>
+                        <w:rPr>
+                          <w:rFonts w:ascii="Arial" w:hAnsi="Arial" w:cs="Arial"/>
+                          <w:bCs/>
+                          <w:sz w:val="22"/>
+                        </w:rPr>
+                        <w:t>Daniel Sofrimento</w:t>
+                      </w:r>
+                    </w:p>
+                  </w:txbxContent>
+                </v:textbox>
+                <w10:wrap anchorx="margin"/>
+              </v:shape>
+            </w:pict>
+          </mc:Fallback>
+        </mc:AlternateContent>
+      </w:r>
+    </w:p>
+    <w:p>
+      <w:pPr>
+        <w:spacing w:line="276" w:lineRule="auto"/>
+        <w:rPr>
+          <w:rFonts w:ascii="Times New Roman" w:hAnsi="Times New Roman" w:cs="Times New Roman"/>
+        </w:rPr>
+      </w:pPr>
+    </w:p>
+    <w:p>
+      <w:pPr>
+        <w:rPr>
+          <w:rFonts w:ascii="Times New Roman" w:hAnsi="Times New Roman" w:cs="Times New Roman"/>
+        </w:rPr>
+      </w:pPr>
+    </w:p>
+    <w:p>
+      <w:pPr>
+        <w:spacing w:line="276" w:lineRule="auto"/>
+        <w:rPr>
+          <w:rFonts w:ascii="Times New Roman" w:hAnsi="Times New Roman" w:cs="Times New Roman"/>
+        </w:rPr>
+      </w:pPr>
+    </w:p>
+    <w:p>
+      <w:pPr>
+        <w:spacing w:line="276" w:lineRule="auto"/>
+        <w:rPr>
+          <w:rFonts w:ascii="Times New Roman" w:hAnsi="Times New Roman" w:cs="Times New Roman"/>
+        </w:rPr>
+      </w:pPr>
+    </w:p>
+    <w:p>
+      <w:pPr>
+        <w:spacing w:line="276" w:lineRule="auto"/>
+        <w:rPr>
+          <w:rFonts w:ascii="Times New Roman" w:hAnsi="Times New Roman" w:cs="Times New Roman"/>
+        </w:rPr>
+      </w:pPr>
+    </w:p>
+    <w:p>
+      <w:pPr>
+        <w:spacing w:line="276" w:lineRule="auto"/>
+        <w:rPr>
+          <w:rFonts w:ascii="Times New Roman" w:hAnsi="Times New Roman" w:cs="Times New Roman"/>
+        </w:rPr>
+      </w:pPr>
+    </w:p>
+    <w:p>
+      <w:pPr>
+        <w:spacing w:line="276" w:lineRule="auto"/>
+        <w:jc w:val="center"/>
+        <w:rPr>
+          <w:rFonts w:ascii="Times New Roman" w:hAnsi="Times New Roman" w:cs="Times New Roman"/>
+        </w:rPr>
+      </w:pPr>
+    </w:p>
+    <w:tbl>
+      <w:tblPr>
+        <w:tblStyle w:val="PlainTable2"/>
+        <w:tblpPr w:leftFromText="141" w:rightFromText="141" w:vertAnchor="text" w:horzAnchor="margin" w:tblpY="-61"/>
+        <w:tblW w:w="8316" w:type="dxa"/>
+        <w:tblLook w:val="04A0" w:firstRow="1" w:lastRow="0" w:firstColumn="1" w:lastColumn="0" w:noHBand="0" w:noVBand="1"/>
+      </w:tblPr>
+      <w:tblGrid>
+        <w:gridCol w:w="2188"/>
+        <w:gridCol w:w="2973"/>
+        <w:gridCol w:w="1320"/>
+        <w:gridCol w:w="1835"/>
+      </w:tblGrid>
+      <w:tr>
+        <w:trPr>
+          <w:cnfStyle w:val="100000000000" w:firstRow="1" w:lastRow="0" w:firstColumn="0" w:lastColumn="0" w:oddVBand="0" w:evenVBand="0" w:oddHBand="0" w:evenHBand="0" w:firstRowFirstColumn="0" w:firstRowLastColumn="0" w:lastRowFirstColumn="0" w:lastRowLastColumn="0"/>
+          <w:trHeight w:val="302"/>
+        </w:trPr>
+        <w:tc>
+          <w:tcPr>
+            <w:cnfStyle w:val="001000000000" w:firstRow="0" w:lastRow="0" w:firstColumn="1" w:lastColumn="0" w:oddVBand="0" w:evenVBand="0" w:oddHBand="0" w:evenHBand="0" w:firstRowFirstColumn="0" w:firstRowLastColumn="0" w:lastRowFirstColumn="0" w:lastRowLastColumn="0"/>
+            <w:tcW w:w="0" w:type="auto"/>
+          </w:tcPr>
+          <w:p>
+            <w:pPr>
+              <w:spacing w:line="276" w:lineRule="auto"/>
+              <w:rPr>
+                <w:rFonts w:ascii="Times New Roman" w:hAnsi="Times New Roman" w:cs="Times New Roman"/>
+                <w:b w:val="0"/>
+                <w:bCs w:val="0"/>
+              </w:rPr>
+            </w:pPr>
+            <w:r>
+              <w:rPr>
+                <w:rFonts w:ascii="Times New Roman" w:hAnsi="Times New Roman" w:cs="Times New Roman"/>
+              </w:rPr>
+              <w:t>Disciplina</w:t>
+            </w:r>
+          </w:p>
+        </w:tc>
+        <w:tc>
+          <w:tcPr>
+            <w:tcW w:w="0" w:type="auto"/>
+            <w:gridSpan w:val="3"/>
+          </w:tcPr>
+          <w:p>
+            <w:pPr>
+              <w:spacing w:line="276" w:lineRule="auto"/>
+              <w:cnfStyle w:val="100000000000" w:firstRow="1" w:lastRow="0" w:firstColumn="0" w:lastColumn="0" w:oddVBand="0" w:evenVBand="0" w:oddHBand="0" w:evenHBand="0" w:firstRowFirstColumn="0" w:firstRowLastColumn="0" w:lastRowFirstColumn="0" w:lastRowLastColumn="0"/>
+              <w:rPr>
+                <w:rFonts w:ascii="Times New Roman" w:hAnsi="Times New Roman" w:cs="Times New Roman"/>
+              </w:rPr>
+            </w:pPr>
+            <w:r>
+              <w:rPr>
+                <w:rFonts w:ascii="Times New Roman" w:hAnsi="Times New Roman" w:cs="Times New Roman"/>
+              </w:rPr>
+              <w:t>Programação III</w:t>
+            </w:r>
+          </w:p>
+        </w:tc>
+      </w:tr>
+      <w:tr>
+        <w:trPr>
+          <w:cnfStyle w:val="000000100000" w:firstRow="0" w:lastRow="0" w:firstColumn="0" w:lastColumn="0" w:oddVBand="0" w:evenVBand="0" w:oddHBand="1" w:evenHBand="0" w:firstRowFirstColumn="0" w:firstRowLastColumn="0" w:lastRowFirstColumn="0" w:lastRowLastColumn="0"/>
+          <w:trHeight w:val="302"/>
+        </w:trPr>
+        <w:tc>
+          <w:tcPr>
+            <w:cnfStyle w:val="001000000000" w:firstRow="0" w:lastRow="0" w:firstColumn="1" w:lastColumn="0" w:oddVBand="0" w:evenVBand="0" w:oddHBand="0" w:evenHBand="0" w:firstRowFirstColumn="0" w:firstRowLastColumn="0" w:lastRowFirstColumn="0" w:lastRowLastColumn="0"/>
+            <w:tcW w:w="0" w:type="auto"/>
+          </w:tcPr>
+          <w:p>
+            <w:pPr>
+              <w:spacing w:line="276" w:lineRule="auto"/>
+              <w:rPr>
+                <w:rFonts w:ascii="Times New Roman" w:hAnsi="Times New Roman" w:cs="Times New Roman"/>
+                <w:b w:val="0"/>
+                <w:bCs w:val="0"/>
+              </w:rPr>
+            </w:pPr>
+            <w:r>
+              <w:rPr>
+                <w:rFonts w:ascii="Times New Roman" w:hAnsi="Times New Roman" w:cs="Times New Roman"/>
+              </w:rPr>
+              <w:t>Curso</w:t>
+            </w:r>
+          </w:p>
+        </w:tc>
+        <w:tc>
+          <w:tcPr>
+            <w:tcW w:w="0" w:type="auto"/>
+            <w:gridSpan w:val="3"/>
+          </w:tcPr>
+          <w:p>
+            <w:pPr>
+              <w:spacing w:line="276" w:lineRule="auto"/>
+              <w:cnfStyle w:val="000000100000" w:firstRow="0" w:lastRow="0" w:firstColumn="0" w:lastColumn="0" w:oddVBand="0" w:evenVBand="0" w:oddHBand="1" w:evenHBand="0" w:firstRowFirstColumn="0" w:firstRowLastColumn="0" w:lastRowFirstColumn="0" w:lastRowLastColumn="0"/>
+              <w:rPr>
+                <w:rFonts w:ascii="Times New Roman" w:hAnsi="Times New Roman" w:cs="Times New Roman"/>
+              </w:rPr>
+            </w:pPr>
+            <w:r>
+              <w:rPr>
+                <w:rFonts w:ascii="Times New Roman" w:hAnsi="Times New Roman" w:cs="Times New Roman"/>
+              </w:rPr>
+              <w:t>Engenharia Informática</w:t>
+            </w:r>
+          </w:p>
+        </w:tc>
+      </w:tr>
+      <w:tr>
+        <w:trPr>
+          <w:trHeight w:val="302"/>
+        </w:trPr>
+        <w:tc>
+          <w:tcPr>
+            <w:cnfStyle w:val="001000000000" w:firstRow="0" w:lastRow="0" w:firstColumn="1" w:lastColumn="0" w:oddVBand="0" w:evenVBand="0" w:oddHBand="0" w:evenHBand="0" w:firstRowFirstColumn="0" w:firstRowLastColumn="0" w:lastRowFirstColumn="0" w:lastRowLastColumn="0"/>
+            <w:tcW w:w="2187" w:type="dxa"/>
+          </w:tcPr>
+          <w:p>
+            <w:pPr>
+              <w:spacing w:line="276" w:lineRule="auto"/>
+              <w:rPr>
+                <w:rFonts w:ascii="Times New Roman" w:hAnsi="Times New Roman" w:cs="Times New Roman"/>
+                <w:b w:val="0"/>
+                <w:bCs w:val="0"/>
+              </w:rPr>
+            </w:pPr>
+            <w:r>
+              <w:rPr>
+                <w:rFonts w:ascii="Times New Roman" w:hAnsi="Times New Roman" w:cs="Times New Roman"/>
+              </w:rPr>
+              <w:t>Turma</w:t>
+            </w:r>
+          </w:p>
+        </w:tc>
+        <w:tc>
+          <w:tcPr>
+            <w:tcW w:w="2973" w:type="dxa"/>
+          </w:tcPr>
+          <w:p>
+            <w:pPr>
+              <w:spacing w:line="276" w:lineRule="auto"/>
+              <w:cnfStyle w:val="000000000000" w:firstRow="0" w:lastRow="0" w:firstColumn="0" w:lastColumn="0" w:oddVBand="0" w:evenVBand="0" w:oddHBand="0" w:evenHBand="0" w:firstRowFirstColumn="0" w:firstRowLastColumn="0" w:lastRowFirstColumn="0" w:lastRowLastColumn="0"/>
+              <w:rPr>
+                <w:rFonts w:ascii="Times New Roman" w:hAnsi="Times New Roman" w:cs="Times New Roman"/>
+                <w:b/>
+                <w:bCs/>
+              </w:rPr>
+            </w:pPr>
+            <w:r>
+              <w:rPr>
+                <w:rFonts w:ascii="Times New Roman" w:hAnsi="Times New Roman" w:cs="Times New Roman"/>
+              </w:rPr>
+              <w:t>EINF5_M3</w:t>
+            </w:r>
+          </w:p>
+        </w:tc>
+        <w:tc>
+          <w:tcPr>
+            <w:tcW w:w="1320" w:type="dxa"/>
+          </w:tcPr>
+          <w:p>
+            <w:pPr>
+              <w:spacing w:line="276" w:lineRule="auto"/>
+              <w:cnfStyle w:val="000000000000" w:firstRow="0" w:lastRow="0" w:firstColumn="0" w:lastColumn="0" w:oddVBand="0" w:evenVBand="0" w:oddHBand="0" w:evenHBand="0" w:firstRowFirstColumn="0" w:firstRowLastColumn="0" w:lastRowFirstColumn="0" w:lastRowLastColumn="0"/>
+              <w:rPr>
+                <w:rFonts w:ascii="Times New Roman" w:hAnsi="Times New Roman" w:cs="Times New Roman"/>
+                <w:b/>
+                <w:bCs/>
+              </w:rPr>
+            </w:pPr>
+          </w:p>
+        </w:tc>
+        <w:tc>
+          <w:tcPr>
+            <w:tcW w:w="1835" w:type="dxa"/>
+          </w:tcPr>
+          <w:p>
+            <w:pPr>
+              <w:spacing w:line="276" w:lineRule="auto"/>
+              <w:cnfStyle w:val="000000000000" w:firstRow="0" w:lastRow="0" w:firstColumn="0" w:lastColumn="0" w:oddVBand="0" w:evenVBand="0" w:oddHBand="0" w:evenHBand="0" w:firstRowFirstColumn="0" w:firstRowLastColumn="0" w:lastRowFirstColumn="0" w:lastRowLastColumn="0"/>
+              <w:rPr>
+                <w:rFonts w:ascii="Times New Roman" w:hAnsi="Times New Roman" w:cs="Times New Roman"/>
+              </w:rPr>
+            </w:pPr>
+          </w:p>
+        </w:tc>
+      </w:tr>
+    </w:tbl>
+    <w:p>
+      <w:pPr>
+        <w:spacing w:line="276" w:lineRule="auto"/>
+        <w:jc w:val="center"/>
+        <w:rPr>
+          <w:rFonts w:ascii="Times New Roman" w:hAnsi="Times New Roman" w:cs="Times New Roman"/>
+        </w:rPr>
+      </w:pPr>
+    </w:p>
+    <w:p>
+      <w:pPr>
+        <w:jc w:val="center"/>
+        <w:rPr>
+          <w:rFonts w:ascii="Times New Roman" w:hAnsi="Times New Roman" w:cs="Times New Roman"/>
+        </w:rPr>
+      </w:pPr>
+    </w:p>
+    <w:p>
+      <w:pPr>
+        <w:jc w:val="center"/>
+        <w:rPr>
+          <w:rFonts w:ascii="Times New Roman" w:hAnsi="Times New Roman" w:cs="Times New Roman"/>
+        </w:rPr>
+      </w:pPr>
+      <w:r>
+        <w:rPr>
+          <w:rFonts w:ascii="Times New Roman" w:hAnsi="Times New Roman" w:cs="Times New Roman"/>
+        </w:rPr>
+        <w:t>Luand</w:t>
       </w:r>
       <w:r>
         <w:rPr>
-          <w:lang/>
-        </w:rPr>
-        <w:t>C</w:t>
-      </w:r>
-      <w:r>
-        <w:rPr>
-          <w:lang/>
-        </w:rPr>
-        <w:t>NICO DE TECNOLOGIAS E CIÊNCIAS</w:t>
+          <w:rFonts w:ascii="Times New Roman" w:hAnsi="Times New Roman" w:cs="Times New Roman"/>
+        </w:rPr>
+        <w:t>a</w:t>
       </w:r>
     </w:p>
     <w:p>
@@ -85,314 +981,7 @@
         <w:spacing w:line="240" w:lineRule="auto"/>
         <w:jc w:val="center"/>
         <w:rPr>
-          <w:lang/>
-        </w:rPr>
-      </w:pPr>
-      <w:r>
-        <w:rPr>
-          <w:lang/>
-        </w:rPr>
-        <w:t>DEPARTAMENTO DE ENGENHARIAS E TECNOLOGIAS</w:t>
-      </w:r>
-    </w:p>
-    <w:p>
-      <w:pPr>
-        <w:spacing w:line="240" w:lineRule="auto"/>
-        <w:jc w:val="center"/>
-        <w:rPr>
-          <w:lang/>
-        </w:rPr>
-      </w:pPr>
-      <w:r>
-        <w:rPr>
-          <w:lang/>
-        </w:rPr>
-        <w:t>CURSO DE ENGENHARIA INFORMÁTICA</w:t>
-      </w:r>
-    </w:p>
-    <w:p>
-      <w:pPr>
-        <w:spacing w:line="240" w:lineRule="auto"/>
-        <w:jc w:val="center"/>
-        <w:rPr>
-          <w:lang/>
-        </w:rPr>
-      </w:pPr>
-    </w:p>
-    <w:p>
-      <w:pPr>
-        <w:spacing w:line="240" w:lineRule="auto"/>
-        <w:jc w:val="center"/>
-        <w:rPr>
-          <w:lang/>
-        </w:rPr>
-      </w:pPr>
-    </w:p>
-    <w:p>
-      <w:pPr>
-        <w:spacing w:line="240" w:lineRule="auto"/>
-        <w:jc w:val="center"/>
-        <w:rPr>
-          <w:lang/>
-        </w:rPr>
-      </w:pPr>
-    </w:p>
-    <w:p>
-      <w:pPr>
-        <w:spacing w:line="240" w:lineRule="auto"/>
-        <w:jc w:val="center"/>
-        <w:rPr>
-          <w:lang/>
-        </w:rPr>
-      </w:pPr>
-    </w:p>
-    <w:sdt>
-      <w:sdtPr>
-        <w:rPr>
-          <w:rFonts w:eastAsiaTheme="minorHAnsi" w:cstheme="minorBidi"/>
-          <w:spacing w:val="0"/>
-          <w:sz w:val="24"/>
-          <w:szCs w:val="22"/>
-        </w:rPr>
-        <w:alias w:val="Assunto"/>
-        <w:tag w:val=""/>
-        <w:id w:val="1442950964"/>
-        <w:placeholder>
-          <w:docPart w:val="AFEB92CBC9634EB9B274CC96F0DEF471"/>
-        </w:placeholder>
-        <w:dataBinding w:prefixMappings="xmlns:ns0='http://purl.org/dc/elements/1.1/' xmlns:ns1='http://schemas.openxmlformats.org/package/2006/metadata/core-properties' " w:xpath="/ns1:coreProperties[1]/ns0:subject[1]" w:storeItemID="{6C3C8BC8-F283-45AE-878A-BAB7291924A1}"/>
-        <w:text/>
-      </w:sdtPr>
-      <w:sdtContent>
-        <w:p>
-          <w:pPr>
-            <w:pStyle w:val="Subtitle"/>
-            <w:rPr>
-              <w:lang/>
-            </w:rPr>
-          </w:pPr>
-          <w:r>
-            <w:rPr>
-              <w:rFonts w:eastAsiaTheme="minorHAnsi" w:cstheme="minorBidi"/>
-              <w:spacing w:val="0"/>
-              <w:sz w:val="24"/>
-              <w:szCs w:val="22"/>
-            </w:rPr>
-            <w:t>Relatório</w:t>
-          </w:r>
-        </w:p>
-      </w:sdtContent>
-    </w:sdt>
-    <w:sdt>
-      <w:sdtPr>
-        <w:rPr>
-          <w14:ligatures w14:val="none"/>
-        </w:rPr>
-        <w:alias w:val="Título"/>
-        <w:tag w:val=""/>
-        <w:id w:val="1762250849"/>
-        <w:placeholder>
-          <w:docPart w:val="AE6FE6F8298146918AFAA8818432A30F"/>
-        </w:placeholder>
-        <w:dataBinding w:prefixMappings="xmlns:ns0='http://purl.org/dc/elements/1.1/' xmlns:ns1='http://schemas.openxmlformats.org/package/2006/metadata/core-properties' " w:xpath="/ns1:coreProperties[1]/ns0:title[1]" w:storeItemID="{6C3C8BC8-F283-45AE-878A-BAB7291924A1}"/>
-        <w:text/>
-      </w:sdtPr>
-      <w:sdtContent>
-        <w:p>
-          <w:pPr>
-            <w:pStyle w:val="Title"/>
-            <w:rPr>
-              <w:lang/>
-            </w:rPr>
-          </w:pPr>
-          <w:proofErr w:type="gramStart"/>
-          <w:r>
-            <w:rPr>
-              <w14:ligatures w14:val="none"/>
-            </w:rPr>
-            <w:t>Trabalho Pratico</w:t>
-          </w:r>
-          <w:proofErr w:type="gramEnd"/>
-          <w:r>
-            <w:rPr>
-              <w14:ligatures w14:val="none"/>
-            </w:rPr>
-            <w:t xml:space="preserve"> 1 - </w:t>
-          </w:r>
-          <w:proofErr w:type="spellStart"/>
-          <w:r>
-            <w:rPr>
-              <w14:ligatures w14:val="none"/>
-            </w:rPr>
-            <w:t>Codar</w:t>
-          </w:r>
-          <w:proofErr w:type="spellEnd"/>
-          <w:r>
-            <w:rPr>
-              <w14:ligatures w14:val="none"/>
-            </w:rPr>
-            <w:t xml:space="preserve"> no Prolongado</w:t>
-          </w:r>
-        </w:p>
-      </w:sdtContent>
-    </w:sdt>
-    <w:p>
-      <w:pPr>
-        <w:jc w:val="center"/>
-        <w:rPr>
-          <w:lang/>
-        </w:rPr>
-      </w:pPr>
-    </w:p>
-    <w:p>
-      <w:pPr>
-        <w:jc w:val="center"/>
-        <w:rPr>
-          <w:lang/>
-        </w:rPr>
-      </w:pPr>
-    </w:p>
-    <w:p>
-      <w:pPr>
-        <w:jc w:val="center"/>
-        <w:rPr>
-          <w:lang/>
-        </w:rPr>
-      </w:pPr>
-    </w:p>
-    <w:p>
-      <w:pPr>
-        <w:jc w:val="center"/>
-        <w:rPr>
-          <w:lang/>
-        </w:rPr>
-      </w:pPr>
-    </w:p>
-    <w:p>
-      <w:pPr>
-        <w:pStyle w:val="Subtitle"/>
-        <w:spacing w:line="240" w:lineRule="auto"/>
-        <w:rPr>
-          <w:sz w:val="24"/>
-          <w:szCs w:val="24"/>
-          <w:lang/>
-        </w:rPr>
-      </w:pPr>
-      <w:r>
-        <w:rPr>
-          <w:sz w:val="24"/>
-          <w:szCs w:val="24"/>
-          <w:lang/>
-        </w:rPr>
-        <w:t>AUTOR</w:t>
-      </w:r>
-    </w:p>
-    <w:sdt>
-      <w:sdtPr>
-        <w:rPr>
-          <w:rStyle w:val="Emphasis"/>
-          <w:b/>
-          <w:bCs/>
-          <w:i w:val="0"/>
-          <w:iCs w:val="0"/>
-          <w:szCs w:val="24"/>
-        </w:rPr>
-        <w:alias w:val="Autor"/>
-        <w:tag w:val=""/>
-        <w:id w:val="1341965493"/>
-        <w:placeholder>
-          <w:docPart w:val="296A321CE63242DABB0D66004D907745"/>
-        </w:placeholder>
-        <w:dataBinding w:prefixMappings="xmlns:ns0='http://purl.org/dc/elements/1.1/' xmlns:ns1='http://schemas.openxmlformats.org/package/2006/metadata/core-properties' " w:xpath="/ns1:coreProperties[1]/ns0:creator[1]" w:storeItemID="{6C3C8BC8-F283-45AE-878A-BAB7291924A1}"/>
-        <w:text/>
-      </w:sdtPr>
-      <w:sdtContent>
-        <w:p>
-          <w:pPr>
-            <w:spacing w:line="240" w:lineRule="auto"/>
-            <w:jc w:val="center"/>
-            <w:rPr>
-              <w:rStyle w:val="Emphasis"/>
-              <w:b/>
-              <w:bCs/>
-              <w:i w:val="0"/>
-              <w:iCs w:val="0"/>
-              <w:szCs w:val="24"/>
-            </w:rPr>
-          </w:pPr>
-          <w:r>
-            <w:rPr>
-              <w:rStyle w:val="Emphasis"/>
-              <w:b/>
-              <w:bCs/>
-              <w:i w:val="0"/>
-              <w:iCs w:val="0"/>
-              <w:szCs w:val="24"/>
-            </w:rPr>
-            <w:t>Líria Bá</w:t>
-          </w:r>
-        </w:p>
-      </w:sdtContent>
-    </w:sdt>
-    <w:p>
-      <w:pPr>
-        <w:spacing w:line="240" w:lineRule="auto"/>
-        <w:jc w:val="center"/>
-        <w:rPr>
-          <w:szCs w:val="24"/>
-          <w:u w:val="single"/>
-        </w:rPr>
-      </w:pPr>
-      <w:r>
-        <w:rPr>
-          <w:szCs w:val="24"/>
-          <w:u w:val="single"/>
-          <w:lang/>
-        </w:rPr>
-        <w:t>20230</w:t>
-      </w:r>
-      <w:r>
-        <w:rPr>
-          <w:szCs w:val="24"/>
-          <w:u w:val="single"/>
-        </w:rPr>
-        <w:t>237</w:t>
-      </w:r>
-    </w:p>
-    <w:p>
-      <w:pPr>
-        <w:spacing w:line="240" w:lineRule="auto"/>
-        <w:rPr>
-          <w:szCs w:val="24"/>
-          <w:lang/>
-        </w:rPr>
-      </w:pPr>
-    </w:p>
-    <w:p>
-      <w:pPr>
-        <w:spacing w:line="240" w:lineRule="auto"/>
-        <w:jc w:val="center"/>
-        <w:rPr>
-          <w:szCs w:val="24"/>
-          <w:lang/>
-        </w:rPr>
-      </w:pPr>
-    </w:p>
-    <w:p>
-      <w:pPr>
-        <w:spacing w:line="240" w:lineRule="auto"/>
-        <w:jc w:val="center"/>
-        <w:rPr>
-          <w:lang/>
-        </w:rPr>
-      </w:pPr>
-    </w:p>
-    <w:p>
-      <w:pPr>
-        <w:spacing w:line="240" w:lineRule="auto"/>
-        <w:jc w:val="center"/>
-        <w:rPr>
-          <w:lang/>
+          <w:rFonts w:ascii="Times New Roman" w:hAnsi="Times New Roman" w:cs="Times New Roman"/>
         </w:rPr>
         <w:sectPr>
           <w:headerReference w:type="default" r:id="rId10"/>
@@ -407,7 +996,7 @@
     <w:sdt>
       <w:sdtPr>
         <w:rPr>
-          <w:rFonts w:ascii="Open Sans" w:eastAsiaTheme="minorHAnsi" w:hAnsi="Open Sans" w:cstheme="minorBidi"/>
+          <w:rFonts w:ascii="Times New Roman" w:eastAsiaTheme="minorHAnsi" w:hAnsi="Times New Roman" w:cs="Times New Roman"/>
           <w:b/>
           <w:bCs/>
           <w:color w:val="auto"/>
@@ -435,18 +1024,20 @@
             <w:spacing w:line="360" w:lineRule="auto"/>
             <w:jc w:val="both"/>
             <w:rPr>
+              <w:rFonts w:ascii="Times New Roman" w:hAnsi="Times New Roman" w:cs="Times New Roman"/>
               <w:b/>
               <w:bCs/>
               <w:color w:val="FFC000"/>
-              <w:lang/>
+              <w:sz w:val="36"/>
+              <w:szCs w:val="36"/>
             </w:rPr>
           </w:pPr>
           <w:r>
             <w:rPr>
+              <w:rFonts w:ascii="Times New Roman" w:hAnsi="Times New Roman" w:cs="Times New Roman"/>
               <w:b/>
               <w:bCs/>
               <w:color w:val="FFC000"/>
-              <w:lang/>
             </w:rPr>
             <w:t>Sumário</w:t>
           </w:r>
@@ -459,84 +1050,85 @@
               <w:tab w:val="right" w:leader="dot" w:pos="9060"/>
             </w:tabs>
             <w:rPr>
-              <w:rFonts w:eastAsiaTheme="minorEastAsia"/>
+              <w:rFonts w:ascii="Times New Roman" w:eastAsiaTheme="minorEastAsia" w:hAnsi="Times New Roman" w:cs="Times New Roman"/>
               <w:b w:val="0"/>
               <w:bCs w:val="0"/>
               <w:noProof/>
               <w:kern w:val="2"/>
               <w:sz w:val="24"/>
               <w:szCs w:val="24"/>
-              <w:lang/>
+              <w:lang w:eastAsia="pt-PT"/>
             </w:rPr>
           </w:pPr>
           <w:r>
             <w:rPr>
-              <w:rFonts w:cs="Open Sans"/>
+              <w:rFonts w:ascii="Times New Roman" w:hAnsi="Times New Roman" w:cs="Times New Roman"/>
               <w:b w:val="0"/>
               <w:bCs w:val="0"/>
               <w:i/>
               <w:iCs/>
-              <w:sz w:val="28"/>
-              <w:szCs w:val="28"/>
+              <w:sz w:val="32"/>
+              <w:szCs w:val="32"/>
             </w:rPr>
             <w:fldChar w:fldCharType="begin"/>
           </w:r>
           <w:r>
             <w:rPr>
-              <w:rFonts w:cs="Open Sans"/>
+              <w:rFonts w:ascii="Times New Roman" w:hAnsi="Times New Roman" w:cs="Times New Roman"/>
               <w:b w:val="0"/>
               <w:bCs w:val="0"/>
               <w:i/>
               <w:iCs/>
-              <w:sz w:val="28"/>
-              <w:szCs w:val="28"/>
+              <w:sz w:val="32"/>
+              <w:szCs w:val="32"/>
             </w:rPr>
             <w:instrText xml:space="preserve"> TOC \o "1-3" \h \z \u </w:instrText>
           </w:r>
           <w:r>
             <w:rPr>
-              <w:rFonts w:cs="Open Sans"/>
+              <w:rFonts w:ascii="Times New Roman" w:hAnsi="Times New Roman" w:cs="Times New Roman"/>
               <w:b w:val="0"/>
               <w:bCs w:val="0"/>
               <w:i/>
               <w:iCs/>
-              <w:sz w:val="28"/>
-              <w:szCs w:val="28"/>
+              <w:sz w:val="32"/>
+              <w:szCs w:val="32"/>
             </w:rPr>
             <w:fldChar w:fldCharType="separate"/>
           </w:r>
-          <w:hyperlink w:anchor="_Toc201759890" w:history="1">
+          <w:hyperlink w:anchor="_Toc215001892" w:history="1">
             <w:r>
               <w:rPr>
                 <w:rStyle w:val="Hyperlink"/>
+                <w:rFonts w:ascii="Times New Roman" w:hAnsi="Times New Roman" w:cs="Times New Roman"/>
                 <w:noProof/>
-                <w:lang/>
               </w:rPr>
               <w:t>1.</w:t>
             </w:r>
             <w:r>
               <w:rPr>
-                <w:rFonts w:eastAsiaTheme="minorEastAsia"/>
+                <w:rFonts w:ascii="Times New Roman" w:eastAsiaTheme="minorEastAsia" w:hAnsi="Times New Roman" w:cs="Times New Roman"/>
                 <w:b w:val="0"/>
                 <w:bCs w:val="0"/>
                 <w:noProof/>
                 <w:kern w:val="2"/>
                 <w:sz w:val="24"/>
                 <w:szCs w:val="24"/>
-                <w:lang/>
+                <w:lang w:eastAsia="pt-PT"/>
               </w:rPr>
               <w:tab/>
             </w:r>
             <w:r>
               <w:rPr>
                 <w:rStyle w:val="Hyperlink"/>
+                <w:rFonts w:ascii="Times New Roman" w:hAnsi="Times New Roman" w:cs="Times New Roman"/>
                 <w:noProof/>
-                <w:lang/>
-              </w:rPr>
-              <w:t>Titulo 1</w:t>
-            </w:r>
-            <w:r>
-              <w:rPr>
+              </w:rPr>
+              <w:t>Introdução</w:t>
+            </w:r>
+            <w:r>
+              <w:rPr>
+                <w:rFonts w:ascii="Times New Roman" w:hAnsi="Times New Roman" w:cs="Times New Roman"/>
                 <w:noProof/>
                 <w:webHidden/>
               </w:rPr>
@@ -544,6 +1136,7 @@
             </w:r>
             <w:r>
               <w:rPr>
+                <w:rFonts w:ascii="Times New Roman" w:hAnsi="Times New Roman" w:cs="Times New Roman"/>
                 <w:noProof/>
                 <w:webHidden/>
               </w:rPr>
@@ -551,19 +1144,22 @@
             </w:r>
             <w:r>
               <w:rPr>
+                <w:rFonts w:ascii="Times New Roman" w:hAnsi="Times New Roman" w:cs="Times New Roman"/>
                 <w:noProof/>
                 <w:webHidden/>
               </w:rPr>
-              <w:instrText xml:space="preserve"> PAGEREF _Toc201759890 \h </w:instrText>
-            </w:r>
-            <w:r>
-              <w:rPr>
+              <w:instrText xml:space="preserve"> PAGEREF _Toc215001892 \h </w:instrText>
+            </w:r>
+            <w:r>
+              <w:rPr>
+                <w:rFonts w:ascii="Times New Roman" w:hAnsi="Times New Roman" w:cs="Times New Roman"/>
                 <w:noProof/>
                 <w:webHidden/>
               </w:rPr>
             </w:r>
             <w:r>
               <w:rPr>
+                <w:rFonts w:ascii="Times New Roman" w:hAnsi="Times New Roman" w:cs="Times New Roman"/>
                 <w:noProof/>
                 <w:webHidden/>
               </w:rPr>
@@ -571,6 +1167,7 @@
             </w:r>
             <w:r>
               <w:rPr>
+                <w:rFonts w:ascii="Times New Roman" w:hAnsi="Times New Roman" w:cs="Times New Roman"/>
                 <w:noProof/>
                 <w:webHidden/>
               </w:rPr>
@@ -578,6 +1175,7 @@
             </w:r>
             <w:r>
               <w:rPr>
+                <w:rFonts w:ascii="Times New Roman" w:hAnsi="Times New Roman" w:cs="Times New Roman"/>
                 <w:noProof/>
                 <w:webHidden/>
               </w:rPr>
@@ -587,54 +1185,55 @@
         </w:p>
         <w:p>
           <w:pPr>
-            <w:pStyle w:val="TOC2"/>
+            <w:pStyle w:val="TOC1"/>
             <w:tabs>
-              <w:tab w:val="left" w:pos="960"/>
+              <w:tab w:val="left" w:pos="480"/>
               <w:tab w:val="right" w:leader="dot" w:pos="9060"/>
             </w:tabs>
             <w:rPr>
-              <w:rFonts w:eastAsiaTheme="minorEastAsia"/>
-              <w:i w:val="0"/>
-              <w:iCs w:val="0"/>
+              <w:rFonts w:ascii="Times New Roman" w:eastAsiaTheme="minorEastAsia" w:hAnsi="Times New Roman" w:cs="Times New Roman"/>
+              <w:b w:val="0"/>
+              <w:bCs w:val="0"/>
               <w:noProof/>
               <w:kern w:val="2"/>
               <w:sz w:val="24"/>
               <w:szCs w:val="24"/>
-              <w:lang/>
+              <w:lang w:eastAsia="pt-PT"/>
             </w:rPr>
           </w:pPr>
-          <w:hyperlink w:anchor="_Toc201759891" w:history="1">
+          <w:hyperlink w:anchor="_Toc215001893" w:history="1">
             <w:r>
               <w:rPr>
                 <w:rStyle w:val="Hyperlink"/>
+                <w:rFonts w:ascii="Times New Roman" w:hAnsi="Times New Roman" w:cs="Times New Roman"/>
                 <w:noProof/>
-                <w:lang/>
-              </w:rPr>
-              <w:t>1.1</w:t>
-            </w:r>
-            <w:r>
-              <w:rPr>
-                <w:rFonts w:eastAsiaTheme="minorEastAsia"/>
-                <w:i w:val="0"/>
-                <w:iCs w:val="0"/>
+              </w:rPr>
+              <w:t>2.</w:t>
+            </w:r>
+            <w:r>
+              <w:rPr>
+                <w:rFonts w:ascii="Times New Roman" w:eastAsiaTheme="minorEastAsia" w:hAnsi="Times New Roman" w:cs="Times New Roman"/>
+                <w:b w:val="0"/>
+                <w:bCs w:val="0"/>
                 <w:noProof/>
                 <w:kern w:val="2"/>
                 <w:sz w:val="24"/>
                 <w:szCs w:val="24"/>
-                <w:lang/>
+                <w:lang w:eastAsia="pt-PT"/>
               </w:rPr>
               <w:tab/>
             </w:r>
             <w:r>
               <w:rPr>
                 <w:rStyle w:val="Hyperlink"/>
+                <w:rFonts w:ascii="Times New Roman" w:hAnsi="Times New Roman" w:cs="Times New Roman"/>
                 <w:noProof/>
-                <w:lang/>
-              </w:rPr>
-              <w:t>Subtitulo 1</w:t>
-            </w:r>
-            <w:r>
-              <w:rPr>
+              </w:rPr>
+              <w:t>Justificação das Classes e Conceitos de POO</w:t>
+            </w:r>
+            <w:r>
+              <w:rPr>
+                <w:rFonts w:ascii="Times New Roman" w:hAnsi="Times New Roman" w:cs="Times New Roman"/>
                 <w:noProof/>
                 <w:webHidden/>
               </w:rPr>
@@ -642,6 +1241,7 @@
             </w:r>
             <w:r>
               <w:rPr>
+                <w:rFonts w:ascii="Times New Roman" w:hAnsi="Times New Roman" w:cs="Times New Roman"/>
                 <w:noProof/>
                 <w:webHidden/>
               </w:rPr>
@@ -649,19 +1249,22 @@
             </w:r>
             <w:r>
               <w:rPr>
+                <w:rFonts w:ascii="Times New Roman" w:hAnsi="Times New Roman" w:cs="Times New Roman"/>
                 <w:noProof/>
                 <w:webHidden/>
               </w:rPr>
-              <w:instrText xml:space="preserve"> PAGEREF _Toc201759891 \h </w:instrText>
-            </w:r>
-            <w:r>
-              <w:rPr>
+              <w:instrText xml:space="preserve"> PAGEREF _Toc215001893 \h </w:instrText>
+            </w:r>
+            <w:r>
+              <w:rPr>
+                <w:rFonts w:ascii="Times New Roman" w:hAnsi="Times New Roman" w:cs="Times New Roman"/>
                 <w:noProof/>
                 <w:webHidden/>
               </w:rPr>
             </w:r>
             <w:r>
               <w:rPr>
+                <w:rFonts w:ascii="Times New Roman" w:hAnsi="Times New Roman" w:cs="Times New Roman"/>
                 <w:noProof/>
                 <w:webHidden/>
               </w:rPr>
@@ -669,6 +1272,7 @@
             </w:r>
             <w:r>
               <w:rPr>
+                <w:rFonts w:ascii="Times New Roman" w:hAnsi="Times New Roman" w:cs="Times New Roman"/>
                 <w:noProof/>
                 <w:webHidden/>
               </w:rPr>
@@ -676,6 +1280,427 @@
             </w:r>
             <w:r>
               <w:rPr>
+                <w:rFonts w:ascii="Times New Roman" w:hAnsi="Times New Roman" w:cs="Times New Roman"/>
+                <w:noProof/>
+                <w:webHidden/>
+              </w:rPr>
+              <w:fldChar w:fldCharType="end"/>
+            </w:r>
+          </w:hyperlink>
+        </w:p>
+        <w:p>
+          <w:pPr>
+            <w:pStyle w:val="TOC1"/>
+            <w:tabs>
+              <w:tab w:val="left" w:pos="480"/>
+              <w:tab w:val="right" w:leader="dot" w:pos="9060"/>
+            </w:tabs>
+            <w:rPr>
+              <w:rFonts w:ascii="Times New Roman" w:eastAsiaTheme="minorEastAsia" w:hAnsi="Times New Roman" w:cs="Times New Roman"/>
+              <w:b w:val="0"/>
+              <w:bCs w:val="0"/>
+              <w:noProof/>
+              <w:kern w:val="2"/>
+              <w:sz w:val="24"/>
+              <w:szCs w:val="24"/>
+              <w:lang w:eastAsia="pt-PT"/>
+            </w:rPr>
+          </w:pPr>
+          <w:hyperlink w:anchor="_Toc215001894" w:history="1">
+            <w:r>
+              <w:rPr>
+                <w:rStyle w:val="Hyperlink"/>
+                <w:rFonts w:ascii="Times New Roman" w:hAnsi="Times New Roman" w:cs="Times New Roman"/>
+                <w:noProof/>
+              </w:rPr>
+              <w:t>3.</w:t>
+            </w:r>
+            <w:r>
+              <w:rPr>
+                <w:rFonts w:ascii="Times New Roman" w:eastAsiaTheme="minorEastAsia" w:hAnsi="Times New Roman" w:cs="Times New Roman"/>
+                <w:b w:val="0"/>
+                <w:bCs w:val="0"/>
+                <w:noProof/>
+                <w:kern w:val="2"/>
+                <w:sz w:val="24"/>
+                <w:szCs w:val="24"/>
+                <w:lang w:eastAsia="pt-PT"/>
+              </w:rPr>
+              <w:tab/>
+            </w:r>
+            <w:r>
+              <w:rPr>
+                <w:rStyle w:val="Hyperlink"/>
+                <w:rFonts w:ascii="Times New Roman" w:hAnsi="Times New Roman" w:cs="Times New Roman"/>
+                <w:noProof/>
+              </w:rPr>
+              <w:t>Descrição dos Algoritmos Complexos</w:t>
+            </w:r>
+            <w:r>
+              <w:rPr>
+                <w:rFonts w:ascii="Times New Roman" w:hAnsi="Times New Roman" w:cs="Times New Roman"/>
+                <w:noProof/>
+                <w:webHidden/>
+              </w:rPr>
+              <w:tab/>
+            </w:r>
+            <w:r>
+              <w:rPr>
+                <w:rFonts w:ascii="Times New Roman" w:hAnsi="Times New Roman" w:cs="Times New Roman"/>
+                <w:noProof/>
+                <w:webHidden/>
+              </w:rPr>
+              <w:fldChar w:fldCharType="begin"/>
+            </w:r>
+            <w:r>
+              <w:rPr>
+                <w:rFonts w:ascii="Times New Roman" w:hAnsi="Times New Roman" w:cs="Times New Roman"/>
+                <w:noProof/>
+                <w:webHidden/>
+              </w:rPr>
+              <w:instrText xml:space="preserve"> PAGEREF _Toc215001894 \h </w:instrText>
+            </w:r>
+            <w:r>
+              <w:rPr>
+                <w:rFonts w:ascii="Times New Roman" w:hAnsi="Times New Roman" w:cs="Times New Roman"/>
+                <w:noProof/>
+                <w:webHidden/>
+              </w:rPr>
+            </w:r>
+            <w:r>
+              <w:rPr>
+                <w:rFonts w:ascii="Times New Roman" w:hAnsi="Times New Roman" w:cs="Times New Roman"/>
+                <w:noProof/>
+                <w:webHidden/>
+              </w:rPr>
+              <w:fldChar w:fldCharType="separate"/>
+            </w:r>
+            <w:r>
+              <w:rPr>
+                <w:rFonts w:ascii="Times New Roman" w:hAnsi="Times New Roman" w:cs="Times New Roman"/>
+                <w:noProof/>
+                <w:webHidden/>
+              </w:rPr>
+              <w:t>2</w:t>
+            </w:r>
+            <w:r>
+              <w:rPr>
+                <w:rFonts w:ascii="Times New Roman" w:hAnsi="Times New Roman" w:cs="Times New Roman"/>
+                <w:noProof/>
+                <w:webHidden/>
+              </w:rPr>
+              <w:fldChar w:fldCharType="end"/>
+            </w:r>
+          </w:hyperlink>
+        </w:p>
+        <w:p>
+          <w:pPr>
+            <w:pStyle w:val="TOC1"/>
+            <w:tabs>
+              <w:tab w:val="left" w:pos="480"/>
+              <w:tab w:val="right" w:leader="dot" w:pos="9060"/>
+            </w:tabs>
+            <w:rPr>
+              <w:rFonts w:ascii="Times New Roman" w:eastAsiaTheme="minorEastAsia" w:hAnsi="Times New Roman" w:cs="Times New Roman"/>
+              <w:b w:val="0"/>
+              <w:bCs w:val="0"/>
+              <w:noProof/>
+              <w:kern w:val="2"/>
+              <w:sz w:val="24"/>
+              <w:szCs w:val="24"/>
+              <w:lang w:eastAsia="pt-PT"/>
+            </w:rPr>
+          </w:pPr>
+          <w:hyperlink w:anchor="_Toc215001895" w:history="1">
+            <w:r>
+              <w:rPr>
+                <w:rStyle w:val="Hyperlink"/>
+                <w:rFonts w:ascii="Times New Roman" w:hAnsi="Times New Roman" w:cs="Times New Roman"/>
+                <w:noProof/>
+              </w:rPr>
+              <w:t>4.</w:t>
+            </w:r>
+            <w:r>
+              <w:rPr>
+                <w:rFonts w:ascii="Times New Roman" w:eastAsiaTheme="minorEastAsia" w:hAnsi="Times New Roman" w:cs="Times New Roman"/>
+                <w:b w:val="0"/>
+                <w:bCs w:val="0"/>
+                <w:noProof/>
+                <w:kern w:val="2"/>
+                <w:sz w:val="24"/>
+                <w:szCs w:val="24"/>
+                <w:lang w:eastAsia="pt-PT"/>
+              </w:rPr>
+              <w:tab/>
+            </w:r>
+            <w:r>
+              <w:rPr>
+                <w:rStyle w:val="Hyperlink"/>
+                <w:rFonts w:ascii="Times New Roman" w:hAnsi="Times New Roman" w:cs="Times New Roman"/>
+                <w:noProof/>
+              </w:rPr>
+              <w:t>Organização do Código</w:t>
+            </w:r>
+            <w:r>
+              <w:rPr>
+                <w:rFonts w:ascii="Times New Roman" w:hAnsi="Times New Roman" w:cs="Times New Roman"/>
+                <w:noProof/>
+                <w:webHidden/>
+              </w:rPr>
+              <w:tab/>
+            </w:r>
+            <w:r>
+              <w:rPr>
+                <w:rFonts w:ascii="Times New Roman" w:hAnsi="Times New Roman" w:cs="Times New Roman"/>
+                <w:noProof/>
+                <w:webHidden/>
+              </w:rPr>
+              <w:fldChar w:fldCharType="begin"/>
+            </w:r>
+            <w:r>
+              <w:rPr>
+                <w:rFonts w:ascii="Times New Roman" w:hAnsi="Times New Roman" w:cs="Times New Roman"/>
+                <w:noProof/>
+                <w:webHidden/>
+              </w:rPr>
+              <w:instrText xml:space="preserve"> PAGEREF _Toc215001895 \h </w:instrText>
+            </w:r>
+            <w:r>
+              <w:rPr>
+                <w:rFonts w:ascii="Times New Roman" w:hAnsi="Times New Roman" w:cs="Times New Roman"/>
+                <w:noProof/>
+                <w:webHidden/>
+              </w:rPr>
+            </w:r>
+            <w:r>
+              <w:rPr>
+                <w:rFonts w:ascii="Times New Roman" w:hAnsi="Times New Roman" w:cs="Times New Roman"/>
+                <w:noProof/>
+                <w:webHidden/>
+              </w:rPr>
+              <w:fldChar w:fldCharType="separate"/>
+            </w:r>
+            <w:r>
+              <w:rPr>
+                <w:rFonts w:ascii="Times New Roman" w:hAnsi="Times New Roman" w:cs="Times New Roman"/>
+                <w:noProof/>
+                <w:webHidden/>
+              </w:rPr>
+              <w:t>3</w:t>
+            </w:r>
+            <w:r>
+              <w:rPr>
+                <w:rFonts w:ascii="Times New Roman" w:hAnsi="Times New Roman" w:cs="Times New Roman"/>
+                <w:noProof/>
+                <w:webHidden/>
+              </w:rPr>
+              <w:fldChar w:fldCharType="end"/>
+            </w:r>
+          </w:hyperlink>
+        </w:p>
+        <w:p>
+          <w:pPr>
+            <w:pStyle w:val="TOC1"/>
+            <w:tabs>
+              <w:tab w:val="left" w:pos="480"/>
+              <w:tab w:val="right" w:leader="dot" w:pos="9060"/>
+            </w:tabs>
+            <w:rPr>
+              <w:rFonts w:ascii="Times New Roman" w:eastAsiaTheme="minorEastAsia" w:hAnsi="Times New Roman" w:cs="Times New Roman"/>
+              <w:b w:val="0"/>
+              <w:bCs w:val="0"/>
+              <w:noProof/>
+              <w:kern w:val="2"/>
+              <w:sz w:val="24"/>
+              <w:szCs w:val="24"/>
+              <w:lang w:eastAsia="pt-PT"/>
+            </w:rPr>
+          </w:pPr>
+          <w:hyperlink w:anchor="_Toc215001896" w:history="1">
+            <w:r>
+              <w:rPr>
+                <w:rStyle w:val="Hyperlink"/>
+                <w:rFonts w:ascii="Times New Roman" w:hAnsi="Times New Roman" w:cs="Times New Roman"/>
+                <w:noProof/>
+              </w:rPr>
+              <w:t>5.</w:t>
+            </w:r>
+            <w:r>
+              <w:rPr>
+                <w:rFonts w:ascii="Times New Roman" w:eastAsiaTheme="minorEastAsia" w:hAnsi="Times New Roman" w:cs="Times New Roman"/>
+                <w:b w:val="0"/>
+                <w:bCs w:val="0"/>
+                <w:noProof/>
+                <w:kern w:val="2"/>
+                <w:sz w:val="24"/>
+                <w:szCs w:val="24"/>
+                <w:lang w:eastAsia="pt-PT"/>
+              </w:rPr>
+              <w:tab/>
+            </w:r>
+            <w:r>
+              <w:rPr>
+                <w:rStyle w:val="Hyperlink"/>
+                <w:rFonts w:ascii="Times New Roman" w:hAnsi="Times New Roman" w:cs="Times New Roman"/>
+                <w:noProof/>
+              </w:rPr>
+              <w:t>Diagrama de Classes</w:t>
+            </w:r>
+            <w:r>
+              <w:rPr>
+                <w:rFonts w:ascii="Times New Roman" w:hAnsi="Times New Roman" w:cs="Times New Roman"/>
+                <w:noProof/>
+                <w:webHidden/>
+              </w:rPr>
+              <w:tab/>
+            </w:r>
+            <w:r>
+              <w:rPr>
+                <w:rFonts w:ascii="Times New Roman" w:hAnsi="Times New Roman" w:cs="Times New Roman"/>
+                <w:noProof/>
+                <w:webHidden/>
+              </w:rPr>
+              <w:fldChar w:fldCharType="begin"/>
+            </w:r>
+            <w:r>
+              <w:rPr>
+                <w:rFonts w:ascii="Times New Roman" w:hAnsi="Times New Roman" w:cs="Times New Roman"/>
+                <w:noProof/>
+                <w:webHidden/>
+              </w:rPr>
+              <w:instrText xml:space="preserve"> PAGEREF _Toc215001896 \h </w:instrText>
+            </w:r>
+            <w:r>
+              <w:rPr>
+                <w:rFonts w:ascii="Times New Roman" w:hAnsi="Times New Roman" w:cs="Times New Roman"/>
+                <w:noProof/>
+                <w:webHidden/>
+              </w:rPr>
+            </w:r>
+            <w:r>
+              <w:rPr>
+                <w:rFonts w:ascii="Times New Roman" w:hAnsi="Times New Roman" w:cs="Times New Roman"/>
+                <w:noProof/>
+                <w:webHidden/>
+              </w:rPr>
+              <w:fldChar w:fldCharType="separate"/>
+            </w:r>
+            <w:r>
+              <w:rPr>
+                <w:rFonts w:ascii="Times New Roman" w:hAnsi="Times New Roman" w:cs="Times New Roman"/>
+                <w:noProof/>
+                <w:webHidden/>
+              </w:rPr>
+              <w:t>4</w:t>
+            </w:r>
+            <w:r>
+              <w:rPr>
+                <w:rFonts w:ascii="Times New Roman" w:hAnsi="Times New Roman" w:cs="Times New Roman"/>
+                <w:noProof/>
+                <w:webHidden/>
+              </w:rPr>
+              <w:fldChar w:fldCharType="end"/>
+            </w:r>
+          </w:hyperlink>
+        </w:p>
+        <w:p>
+          <w:pPr>
+            <w:pStyle w:val="TOC1"/>
+            <w:tabs>
+              <w:tab w:val="left" w:pos="480"/>
+              <w:tab w:val="right" w:leader="dot" w:pos="9060"/>
+            </w:tabs>
+            <w:rPr>
+              <w:rFonts w:ascii="Times New Roman" w:eastAsiaTheme="minorEastAsia" w:hAnsi="Times New Roman" w:cs="Times New Roman"/>
+              <w:b w:val="0"/>
+              <w:bCs w:val="0"/>
+              <w:noProof/>
+              <w:kern w:val="2"/>
+              <w:sz w:val="24"/>
+              <w:szCs w:val="24"/>
+              <w:lang w:eastAsia="pt-PT"/>
+            </w:rPr>
+          </w:pPr>
+          <w:hyperlink w:anchor="_Toc215001897" w:history="1">
+            <w:r>
+              <w:rPr>
+                <w:rStyle w:val="Hyperlink"/>
+                <w:rFonts w:ascii="Times New Roman" w:hAnsi="Times New Roman" w:cs="Times New Roman"/>
+                <w:noProof/>
+              </w:rPr>
+              <w:t>6.</w:t>
+            </w:r>
+            <w:r>
+              <w:rPr>
+                <w:rFonts w:ascii="Times New Roman" w:eastAsiaTheme="minorEastAsia" w:hAnsi="Times New Roman" w:cs="Times New Roman"/>
+                <w:b w:val="0"/>
+                <w:bCs w:val="0"/>
+                <w:noProof/>
+                <w:kern w:val="2"/>
+                <w:sz w:val="24"/>
+                <w:szCs w:val="24"/>
+                <w:lang w:eastAsia="pt-PT"/>
+              </w:rPr>
+              <w:tab/>
+            </w:r>
+            <w:r>
+              <w:rPr>
+                <w:rStyle w:val="Hyperlink"/>
+                <w:rFonts w:ascii="Times New Roman" w:hAnsi="Times New Roman" w:cs="Times New Roman"/>
+                <w:noProof/>
+              </w:rPr>
+              <w:t>Conclusão</w:t>
+            </w:r>
+            <w:r>
+              <w:rPr>
+                <w:rFonts w:ascii="Times New Roman" w:hAnsi="Times New Roman" w:cs="Times New Roman"/>
+                <w:noProof/>
+                <w:webHidden/>
+              </w:rPr>
+              <w:tab/>
+            </w:r>
+            <w:r>
+              <w:rPr>
+                <w:rFonts w:ascii="Times New Roman" w:hAnsi="Times New Roman" w:cs="Times New Roman"/>
+                <w:noProof/>
+                <w:webHidden/>
+              </w:rPr>
+              <w:fldChar w:fldCharType="begin"/>
+            </w:r>
+            <w:r>
+              <w:rPr>
+                <w:rFonts w:ascii="Times New Roman" w:hAnsi="Times New Roman" w:cs="Times New Roman"/>
+                <w:noProof/>
+                <w:webHidden/>
+              </w:rPr>
+              <w:instrText xml:space="preserve"> PAGEREF _Toc215001897 \h </w:instrText>
+            </w:r>
+            <w:r>
+              <w:rPr>
+                <w:rFonts w:ascii="Times New Roman" w:hAnsi="Times New Roman" w:cs="Times New Roman"/>
+                <w:noProof/>
+                <w:webHidden/>
+              </w:rPr>
+            </w:r>
+            <w:r>
+              <w:rPr>
+                <w:rFonts w:ascii="Times New Roman" w:hAnsi="Times New Roman" w:cs="Times New Roman"/>
+                <w:noProof/>
+                <w:webHidden/>
+              </w:rPr>
+              <w:fldChar w:fldCharType="separate"/>
+            </w:r>
+            <w:r>
+              <w:rPr>
+                <w:rFonts w:ascii="Times New Roman" w:hAnsi="Times New Roman" w:cs="Times New Roman"/>
+                <w:noProof/>
+                <w:webHidden/>
+              </w:rPr>
+              <w:t>6</w:t>
+            </w:r>
+            <w:r>
+              <w:rPr>
+                <w:rFonts w:ascii="Times New Roman" w:hAnsi="Times New Roman" w:cs="Times New Roman"/>
                 <w:noProof/>
                 <w:webHidden/>
               </w:rPr>
@@ -689,23 +1714,23 @@
               <w:between w:val="single" w:sz="4" w:space="1" w:color="FFC000"/>
             </w:pBdr>
             <w:rPr>
-              <w:rFonts w:cs="Open Sans"/>
+              <w:rFonts w:ascii="Times New Roman" w:hAnsi="Times New Roman" w:cs="Times New Roman"/>
               <w:b/>
               <w:bCs/>
-              <w:sz w:val="28"/>
-              <w:szCs w:val="28"/>
+              <w:sz w:val="32"/>
+              <w:szCs w:val="32"/>
               <w:lang w:val="pt-BR"/>
             </w:rPr>
           </w:pPr>
           <w:r>
             <w:rPr>
-              <w:rFonts w:asciiTheme="minorHAnsi" w:hAnsiTheme="minorHAnsi" w:cs="Open Sans"/>
+              <w:rFonts w:ascii="Times New Roman" w:hAnsi="Times New Roman" w:cs="Times New Roman"/>
               <w:b/>
               <w:bCs/>
               <w:i/>
               <w:iCs/>
-              <w:sz w:val="28"/>
-              <w:szCs w:val="28"/>
+              <w:sz w:val="32"/>
+              <w:szCs w:val="32"/>
             </w:rPr>
             <w:fldChar w:fldCharType="end"/>
           </w:r>
@@ -715,6 +1740,9 @@
             <w:pBdr>
               <w:between w:val="single" w:sz="4" w:space="1" w:color="FFC000"/>
             </w:pBdr>
+            <w:rPr>
+              <w:rFonts w:ascii="Times New Roman" w:hAnsi="Times New Roman" w:cs="Times New Roman"/>
+            </w:rPr>
             <w:sectPr>
               <w:headerReference w:type="default" r:id="rId12"/>
               <w:footerReference w:type="default" r:id="rId13"/>
@@ -732,58 +1760,3359 @@
       <w:pPr>
         <w:pStyle w:val="Heading1"/>
         <w:rPr>
-          <w:lang/>
-        </w:rPr>
-      </w:pPr>
-      <w:bookmarkStart w:id="0" w:name="_Toc201759890"/>
+          <w:rFonts w:cs="Times New Roman"/>
+        </w:rPr>
+      </w:pPr>
+      <w:bookmarkStart w:id="0" w:name="_Toc215001892"/>
       <w:r>
         <w:rPr>
-          <w:lang/>
+          <w:rFonts w:cs="Times New Roman"/>
         </w:rPr>
         <w:lastRenderedPageBreak/>
-        <w:t>Titulo 1</w:t>
+        <w:t>Introdução</w:t>
       </w:r>
       <w:bookmarkEnd w:id="0"/>
     </w:p>
     <w:p>
       <w:pPr>
-        <w:pStyle w:val="Heading2"/>
-        <w:rPr>
-          <w:lang/>
-        </w:rPr>
-      </w:pPr>
-      <w:bookmarkStart w:id="1" w:name="_Toc201759891"/>
+        <w:rPr>
+          <w:rFonts w:ascii="Times New Roman" w:hAnsi="Times New Roman" w:cs="Times New Roman"/>
+        </w:rPr>
+      </w:pPr>
       <w:r>
         <w:rPr>
-          <w:lang/>
-        </w:rPr>
-        <w:t>Subtitulo 1</w:t>
+          <w:rFonts w:ascii="Times New Roman" w:hAnsi="Times New Roman" w:cs="Times New Roman"/>
+        </w:rPr>
+        <w:t>Este trabalho prático teve como objetivo desenvolver uma aplicação em Java capaz de simular o processo de atendimento de clientes em um supermercado utilizando caixas de pagamento.</w:t>
+      </w:r>
+    </w:p>
+    <w:p>
+      <w:pPr>
+        <w:rPr>
+          <w:rFonts w:ascii="Times New Roman" w:hAnsi="Times New Roman" w:cs="Times New Roman"/>
+        </w:rPr>
+      </w:pPr>
+      <w:r>
+        <w:rPr>
+          <w:rFonts w:ascii="Times New Roman" w:hAnsi="Times New Roman" w:cs="Times New Roman"/>
+        </w:rPr>
+        <w:t>O sistema apresenta dois modos de funcionamento:</w:t>
+      </w:r>
+    </w:p>
+    <w:p>
+      <w:pPr>
+        <w:numPr>
+          <w:ilvl w:val="0"/>
+          <w:numId w:val="36"/>
+        </w:numPr>
+        <w:rPr>
+          <w:rFonts w:ascii="Times New Roman" w:hAnsi="Times New Roman" w:cs="Times New Roman"/>
+        </w:rPr>
+      </w:pPr>
+      <w:r>
+        <w:rPr>
+          <w:rFonts w:ascii="Times New Roman" w:hAnsi="Times New Roman" w:cs="Times New Roman"/>
+          <w:b/>
+          <w:bCs/>
+        </w:rPr>
+        <w:t>Modo Manual</w:t>
+      </w:r>
+      <w:r>
+        <w:rPr>
+          <w:rFonts w:ascii="Times New Roman" w:hAnsi="Times New Roman" w:cs="Times New Roman"/>
+        </w:rPr>
+        <w:t>, onde o utilizador controla diretamente as ações do sistema.</w:t>
+      </w:r>
+    </w:p>
+    <w:p>
+      <w:pPr>
+        <w:numPr>
+          <w:ilvl w:val="0"/>
+          <w:numId w:val="36"/>
+        </w:numPr>
+        <w:rPr>
+          <w:rFonts w:ascii="Times New Roman" w:hAnsi="Times New Roman" w:cs="Times New Roman"/>
+        </w:rPr>
+      </w:pPr>
+      <w:r>
+        <w:rPr>
+          <w:rFonts w:ascii="Times New Roman" w:hAnsi="Times New Roman" w:cs="Times New Roman"/>
+          <w:b/>
+          <w:bCs/>
+        </w:rPr>
+        <w:t xml:space="preserve">Modo </w:t>
+      </w:r>
+      <w:proofErr w:type="gramStart"/>
+      <w:r>
+        <w:rPr>
+          <w:rFonts w:ascii="Times New Roman" w:hAnsi="Times New Roman" w:cs="Times New Roman"/>
+          <w:b/>
+          <w:bCs/>
+        </w:rPr>
+        <w:t>Automático</w:t>
+      </w:r>
+      <w:proofErr w:type="gramEnd"/>
+      <w:r>
+        <w:rPr>
+          <w:rFonts w:ascii="Times New Roman" w:hAnsi="Times New Roman" w:cs="Times New Roman"/>
+        </w:rPr>
+        <w:t>, onde o sistema simula o processo continuamente, gerando chegadas de clientes, atendimentos e processamento temporizado.</w:t>
+      </w:r>
+    </w:p>
+    <w:p>
+      <w:pPr>
+        <w:rPr>
+          <w:rFonts w:ascii="Times New Roman" w:hAnsi="Times New Roman" w:cs="Times New Roman"/>
+        </w:rPr>
+      </w:pPr>
+      <w:r>
+        <w:rPr>
+          <w:rFonts w:ascii="Times New Roman" w:hAnsi="Times New Roman" w:cs="Times New Roman"/>
+        </w:rPr>
+        <w:t>O projeto reforça conceitos fundamentais de programação orientada a objetos, incluindo encapsulamento, abstração, modularização, manipulação de coleções e persistência em ficheiros.</w:t>
+      </w:r>
+    </w:p>
+    <w:p>
+      <w:pPr>
+        <w:rPr>
+          <w:rFonts w:ascii="Times New Roman" w:hAnsi="Times New Roman" w:cs="Times New Roman"/>
+        </w:rPr>
+      </w:pPr>
+    </w:p>
+    <w:p>
+      <w:pPr>
+        <w:pStyle w:val="Heading1"/>
+        <w:rPr>
+          <w:rFonts w:cs="Times New Roman"/>
+        </w:rPr>
+      </w:pPr>
+      <w:bookmarkStart w:id="1" w:name="_Toc215001893"/>
+      <w:r>
+        <w:rPr>
+          <w:rFonts w:cs="Times New Roman"/>
+        </w:rPr>
+        <w:t>Justificação das Classes e Conceitos de POO</w:t>
       </w:r>
       <w:bookmarkEnd w:id="1"/>
     </w:p>
     <w:p>
       <w:pPr>
-        <w:rPr>
-          <w:lang/>
+        <w:spacing w:line="259" w:lineRule="auto"/>
+        <w:rPr>
+          <w:rFonts w:ascii="Times New Roman" w:hAnsi="Times New Roman" w:cs="Times New Roman"/>
+          <w:b/>
+          <w:bCs/>
         </w:rPr>
       </w:pPr>
       <w:r>
         <w:rPr>
-          <w:lang/>
-        </w:rPr>
-        <w:t>SW Wanted passou aqui.</w:t>
+          <w:rFonts w:ascii="Times New Roman" w:hAnsi="Times New Roman" w:cs="Times New Roman"/>
+          <w:b/>
+          <w:bCs/>
+        </w:rPr>
+        <w:t>Classes Implementadas</w:t>
       </w:r>
     </w:p>
     <w:p>
       <w:pPr>
-        <w:rPr>
-          <w:lang/>
+        <w:numPr>
+          <w:ilvl w:val="0"/>
+          <w:numId w:val="37"/>
+        </w:numPr>
+        <w:spacing w:line="259" w:lineRule="auto"/>
+        <w:jc w:val="left"/>
+        <w:rPr>
+          <w:rFonts w:ascii="Times New Roman" w:hAnsi="Times New Roman" w:cs="Times New Roman"/>
+        </w:rPr>
+      </w:pPr>
+      <w:r>
+        <w:rPr>
+          <w:rFonts w:ascii="Times New Roman" w:hAnsi="Times New Roman" w:cs="Times New Roman"/>
+          <w:b/>
+          <w:bCs/>
+        </w:rPr>
+        <w:t>Cliente</w:t>
+      </w:r>
+      <w:r>
+        <w:rPr>
+          <w:rFonts w:ascii="Times New Roman" w:hAnsi="Times New Roman" w:cs="Times New Roman"/>
+        </w:rPr>
+        <w:br/>
+        <w:t>Representa cada cliente que chega ao supermercado. Possui identificador único e quantidade de produtos no carrinho.</w:t>
+      </w:r>
+    </w:p>
+    <w:p>
+      <w:pPr>
+        <w:numPr>
+          <w:ilvl w:val="0"/>
+          <w:numId w:val="37"/>
+        </w:numPr>
+        <w:spacing w:line="259" w:lineRule="auto"/>
+        <w:jc w:val="left"/>
+        <w:rPr>
+          <w:rFonts w:ascii="Times New Roman" w:hAnsi="Times New Roman" w:cs="Times New Roman"/>
+        </w:rPr>
+      </w:pPr>
+      <w:r>
+        <w:rPr>
+          <w:rFonts w:ascii="Times New Roman" w:hAnsi="Times New Roman" w:cs="Times New Roman"/>
+          <w:b/>
+          <w:bCs/>
+        </w:rPr>
+        <w:t>Caixa</w:t>
+      </w:r>
+      <w:r>
+        <w:rPr>
+          <w:rFonts w:ascii="Times New Roman" w:hAnsi="Times New Roman" w:cs="Times New Roman"/>
+        </w:rPr>
+        <w:br/>
+        <w:t>Representa cada caixa de atendimento. Armazena a fila de clientes, controla o tempo restante do atendimento atual, contabiliza estatísticas e processa o tempo T de atendimento.</w:t>
+      </w:r>
+    </w:p>
+    <w:p>
+      <w:pPr>
+        <w:numPr>
+          <w:ilvl w:val="0"/>
+          <w:numId w:val="37"/>
+        </w:numPr>
+        <w:spacing w:line="259" w:lineRule="auto"/>
+        <w:jc w:val="left"/>
+        <w:rPr>
+          <w:rFonts w:ascii="Times New Roman" w:hAnsi="Times New Roman" w:cs="Times New Roman"/>
+        </w:rPr>
+      </w:pPr>
+      <w:r>
+        <w:rPr>
+          <w:rFonts w:ascii="Times New Roman" w:hAnsi="Times New Roman" w:cs="Times New Roman"/>
+          <w:b/>
+          <w:bCs/>
+        </w:rPr>
+        <w:t>Mercado</w:t>
+      </w:r>
+      <w:r>
+        <w:rPr>
+          <w:rFonts w:ascii="Times New Roman" w:hAnsi="Times New Roman" w:cs="Times New Roman"/>
+        </w:rPr>
+        <w:br/>
+      </w:r>
+      <w:proofErr w:type="spellStart"/>
+      <w:r>
+        <w:rPr>
+          <w:rFonts w:ascii="Times New Roman" w:hAnsi="Times New Roman" w:cs="Times New Roman"/>
+        </w:rPr>
+        <w:t>Gerencia</w:t>
+      </w:r>
+      <w:proofErr w:type="spellEnd"/>
+      <w:r>
+        <w:rPr>
+          <w:rFonts w:ascii="Times New Roman" w:hAnsi="Times New Roman" w:cs="Times New Roman"/>
+        </w:rPr>
+        <w:t xml:space="preserve"> o conjunto de caixas, controla a criação de clientes, distribuição automática na menor fila, remoção de caixas vazias e o processamento global da simulação.</w:t>
+      </w:r>
+    </w:p>
+    <w:p>
+      <w:pPr>
+        <w:numPr>
+          <w:ilvl w:val="0"/>
+          <w:numId w:val="37"/>
+        </w:numPr>
+        <w:spacing w:line="259" w:lineRule="auto"/>
+        <w:jc w:val="left"/>
+        <w:rPr>
+          <w:rFonts w:ascii="Times New Roman" w:hAnsi="Times New Roman" w:cs="Times New Roman"/>
+        </w:rPr>
+      </w:pPr>
+      <w:proofErr w:type="spellStart"/>
+      <w:r>
+        <w:rPr>
+          <w:rFonts w:ascii="Times New Roman" w:hAnsi="Times New Roman" w:cs="Times New Roman"/>
+          <w:b/>
+          <w:bCs/>
+        </w:rPr>
+        <w:t>GestorDeFicheiros</w:t>
+      </w:r>
+      <w:proofErr w:type="spellEnd"/>
+      <w:r>
+        <w:rPr>
+          <w:rFonts w:ascii="Times New Roman" w:hAnsi="Times New Roman" w:cs="Times New Roman"/>
+        </w:rPr>
+        <w:br/>
+        <w:t>Responsável pela gravação das simulações em ficheiros .</w:t>
+      </w:r>
+      <w:proofErr w:type="spellStart"/>
+      <w:r>
+        <w:rPr>
+          <w:rFonts w:ascii="Times New Roman" w:hAnsi="Times New Roman" w:cs="Times New Roman"/>
+        </w:rPr>
+        <w:t>txt</w:t>
+      </w:r>
+      <w:proofErr w:type="spellEnd"/>
+      <w:r>
+        <w:rPr>
+          <w:rFonts w:ascii="Times New Roman" w:hAnsi="Times New Roman" w:cs="Times New Roman"/>
+        </w:rPr>
+        <w:t>, garantindo persistência de dados após o encerramento do programa.</w:t>
+      </w:r>
+    </w:p>
+    <w:p>
+      <w:pPr>
+        <w:numPr>
+          <w:ilvl w:val="0"/>
+          <w:numId w:val="37"/>
+        </w:numPr>
+        <w:spacing w:line="259" w:lineRule="auto"/>
+        <w:jc w:val="left"/>
+        <w:rPr>
+          <w:rFonts w:ascii="Times New Roman" w:hAnsi="Times New Roman" w:cs="Times New Roman"/>
+        </w:rPr>
+      </w:pPr>
+      <w:proofErr w:type="spellStart"/>
+      <w:r>
+        <w:rPr>
+          <w:rFonts w:ascii="Times New Roman" w:hAnsi="Times New Roman" w:cs="Times New Roman"/>
+          <w:b/>
+          <w:bCs/>
+        </w:rPr>
+        <w:t>ModoManual</w:t>
+      </w:r>
+      <w:proofErr w:type="spellEnd"/>
+      <w:r>
+        <w:rPr>
+          <w:rFonts w:ascii="Times New Roman" w:hAnsi="Times New Roman" w:cs="Times New Roman"/>
+          <w:b/>
+          <w:bCs/>
+        </w:rPr>
+        <w:t xml:space="preserve"> / </w:t>
+      </w:r>
+      <w:proofErr w:type="spellStart"/>
+      <w:r>
+        <w:rPr>
+          <w:rFonts w:ascii="Times New Roman" w:hAnsi="Times New Roman" w:cs="Times New Roman"/>
+          <w:b/>
+          <w:bCs/>
+        </w:rPr>
+        <w:t>ModoAutomatico</w:t>
+      </w:r>
+      <w:proofErr w:type="spellEnd"/>
+      <w:r>
+        <w:rPr>
+          <w:rFonts w:ascii="Times New Roman" w:hAnsi="Times New Roman" w:cs="Times New Roman"/>
+        </w:rPr>
+        <w:br/>
+        <w:t>Concentram o fluxo da simulação para cada tipo de interação definida pelo utilizador.</w:t>
+      </w:r>
+    </w:p>
+    <w:p>
+      <w:pPr>
+        <w:spacing w:line="259" w:lineRule="auto"/>
+        <w:rPr>
+          <w:rFonts w:ascii="Times New Roman" w:hAnsi="Times New Roman" w:cs="Times New Roman"/>
+          <w:b/>
+          <w:bCs/>
+        </w:rPr>
+      </w:pPr>
+      <w:r>
+        <w:rPr>
+          <w:rFonts w:ascii="Times New Roman" w:hAnsi="Times New Roman" w:cs="Times New Roman"/>
+          <w:b/>
+          <w:bCs/>
+        </w:rPr>
+        <w:t>Justificação da Estrutura e POO</w:t>
+      </w:r>
+    </w:p>
+    <w:p>
+      <w:pPr>
+        <w:spacing w:line="259" w:lineRule="auto"/>
+        <w:rPr>
+          <w:rFonts w:ascii="Times New Roman" w:hAnsi="Times New Roman" w:cs="Times New Roman"/>
+        </w:rPr>
+      </w:pPr>
+      <w:r>
+        <w:rPr>
+          <w:rFonts w:ascii="Times New Roman" w:hAnsi="Times New Roman" w:cs="Times New Roman"/>
+        </w:rPr>
+        <w:t>Embora o sistema não utilize herança entre as entidades centrais, ele aplica corretamente:</w:t>
+      </w:r>
+    </w:p>
+    <w:p>
+      <w:pPr>
+        <w:spacing w:line="259" w:lineRule="auto"/>
+        <w:rPr>
+          <w:rFonts w:ascii="Times New Roman" w:hAnsi="Times New Roman" w:cs="Times New Roman"/>
+          <w:b/>
+          <w:bCs/>
+        </w:rPr>
+      </w:pPr>
+      <w:r>
+        <w:rPr>
+          <w:rFonts w:ascii="Times New Roman" w:hAnsi="Times New Roman" w:cs="Times New Roman"/>
+          <w:b/>
+          <w:bCs/>
+        </w:rPr>
+        <w:t>Encapsulamento</w:t>
+      </w:r>
+    </w:p>
+    <w:p>
+      <w:pPr>
+        <w:spacing w:line="259" w:lineRule="auto"/>
+        <w:rPr>
+          <w:rFonts w:ascii="Times New Roman" w:hAnsi="Times New Roman" w:cs="Times New Roman"/>
+        </w:rPr>
+      </w:pPr>
+      <w:r>
+        <w:rPr>
+          <w:rFonts w:ascii="Times New Roman" w:hAnsi="Times New Roman" w:cs="Times New Roman"/>
+        </w:rPr>
+        <w:lastRenderedPageBreak/>
+        <w:t>Cada classe controla seus próprios dados e expõe métodos de manipulação adequados.</w:t>
+      </w:r>
+    </w:p>
+    <w:p>
+      <w:pPr>
+        <w:spacing w:line="259" w:lineRule="auto"/>
+        <w:rPr>
+          <w:rFonts w:ascii="Times New Roman" w:hAnsi="Times New Roman" w:cs="Times New Roman"/>
+          <w:b/>
+          <w:bCs/>
+        </w:rPr>
+      </w:pPr>
+      <w:r>
+        <w:rPr>
+          <w:rFonts w:ascii="Times New Roman" w:hAnsi="Times New Roman" w:cs="Times New Roman"/>
+          <w:b/>
+          <w:bCs/>
+        </w:rPr>
+        <w:t>Abstração</w:t>
+      </w:r>
+    </w:p>
+    <w:p>
+      <w:pPr>
+        <w:spacing w:line="259" w:lineRule="auto"/>
+        <w:rPr>
+          <w:rFonts w:ascii="Times New Roman" w:hAnsi="Times New Roman" w:cs="Times New Roman"/>
+        </w:rPr>
+      </w:pPr>
+      <w:r>
+        <w:rPr>
+          <w:rFonts w:ascii="Times New Roman" w:hAnsi="Times New Roman" w:cs="Times New Roman"/>
+        </w:rPr>
+        <w:t xml:space="preserve">O utilizador interage com o sistema sem precisar conhecer detalhes de implementação — por exemplo, chamar </w:t>
+      </w:r>
+      <w:proofErr w:type="spellStart"/>
+      <w:proofErr w:type="gramStart"/>
+      <w:r>
+        <w:rPr>
+          <w:rFonts w:ascii="Times New Roman" w:hAnsi="Times New Roman" w:cs="Times New Roman"/>
+        </w:rPr>
+        <w:t>atenderEmTempoT</w:t>
+      </w:r>
+      <w:proofErr w:type="spellEnd"/>
+      <w:r>
+        <w:rPr>
+          <w:rFonts w:ascii="Times New Roman" w:hAnsi="Times New Roman" w:cs="Times New Roman"/>
+        </w:rPr>
+        <w:t>(</w:t>
+      </w:r>
+      <w:proofErr w:type="gramEnd"/>
+      <w:r>
+        <w:rPr>
+          <w:rFonts w:ascii="Times New Roman" w:hAnsi="Times New Roman" w:cs="Times New Roman"/>
+        </w:rPr>
+        <w:t>) sem saber como o cálculo interno é feito.</w:t>
+      </w:r>
+    </w:p>
+    <w:p>
+      <w:pPr>
+        <w:spacing w:line="259" w:lineRule="auto"/>
+        <w:rPr>
+          <w:rFonts w:ascii="Times New Roman" w:hAnsi="Times New Roman" w:cs="Times New Roman"/>
+          <w:b/>
+          <w:bCs/>
+        </w:rPr>
+      </w:pPr>
+      <w:r>
+        <w:rPr>
+          <w:rFonts w:ascii="Times New Roman" w:hAnsi="Times New Roman" w:cs="Times New Roman"/>
+          <w:b/>
+          <w:bCs/>
+        </w:rPr>
+        <w:t>Polimorfismo (de uso estrutural)</w:t>
+      </w:r>
+    </w:p>
+    <w:p>
+      <w:pPr>
+        <w:spacing w:line="259" w:lineRule="auto"/>
+        <w:rPr>
+          <w:rFonts w:ascii="Times New Roman" w:hAnsi="Times New Roman" w:cs="Times New Roman"/>
+        </w:rPr>
+      </w:pPr>
+      <w:r>
+        <w:rPr>
+          <w:rFonts w:ascii="Times New Roman" w:hAnsi="Times New Roman" w:cs="Times New Roman"/>
+        </w:rPr>
+        <w:t>Apesar de não ter métodos sobrepostos, o sistema aplica polimorfismo conceitualmente:</w:t>
+      </w:r>
+    </w:p>
+    <w:p>
+      <w:pPr>
+        <w:numPr>
+          <w:ilvl w:val="0"/>
+          <w:numId w:val="38"/>
+        </w:numPr>
+        <w:spacing w:line="259" w:lineRule="auto"/>
+        <w:jc w:val="left"/>
+        <w:rPr>
+          <w:rFonts w:ascii="Times New Roman" w:hAnsi="Times New Roman" w:cs="Times New Roman"/>
+        </w:rPr>
+      </w:pPr>
+      <w:r>
+        <w:rPr>
+          <w:rFonts w:ascii="Times New Roman" w:hAnsi="Times New Roman" w:cs="Times New Roman"/>
+        </w:rPr>
+        <w:t>Todas as caixas são manipuladas como objetos Caixa dentro de uma coleção.</w:t>
+      </w:r>
+    </w:p>
+    <w:p>
+      <w:pPr>
+        <w:numPr>
+          <w:ilvl w:val="0"/>
+          <w:numId w:val="38"/>
+        </w:numPr>
+        <w:spacing w:line="259" w:lineRule="auto"/>
+        <w:jc w:val="left"/>
+        <w:rPr>
+          <w:rFonts w:ascii="Times New Roman" w:hAnsi="Times New Roman" w:cs="Times New Roman"/>
+        </w:rPr>
+      </w:pPr>
+      <w:r>
+        <w:rPr>
+          <w:rFonts w:ascii="Times New Roman" w:hAnsi="Times New Roman" w:cs="Times New Roman"/>
+        </w:rPr>
+        <w:t>O comportamento de atendimento é uniforme para cada caixa, mas os resultados variam conforme o estado da fila.</w:t>
+      </w:r>
+    </w:p>
+    <w:p>
+      <w:pPr>
+        <w:spacing w:line="259" w:lineRule="auto"/>
+        <w:rPr>
+          <w:rFonts w:ascii="Times New Roman" w:hAnsi="Times New Roman" w:cs="Times New Roman"/>
+        </w:rPr>
+      </w:pPr>
+      <w:r>
+        <w:rPr>
+          <w:rFonts w:ascii="Times New Roman" w:hAnsi="Times New Roman" w:cs="Times New Roman"/>
+        </w:rPr>
+        <w:t>Caso o sistema fosse expandido, seria possível implementar:</w:t>
+      </w:r>
+    </w:p>
+    <w:p>
+      <w:pPr>
+        <w:numPr>
+          <w:ilvl w:val="0"/>
+          <w:numId w:val="39"/>
+        </w:numPr>
+        <w:spacing w:line="259" w:lineRule="auto"/>
+        <w:jc w:val="left"/>
+        <w:rPr>
+          <w:rFonts w:ascii="Times New Roman" w:hAnsi="Times New Roman" w:cs="Times New Roman"/>
+        </w:rPr>
+      </w:pPr>
+      <w:r>
+        <w:rPr>
+          <w:rFonts w:ascii="Times New Roman" w:hAnsi="Times New Roman" w:cs="Times New Roman"/>
+        </w:rPr>
+        <w:t>estratégias diferentes de atendimento,</w:t>
+      </w:r>
+    </w:p>
+    <w:p>
+      <w:pPr>
+        <w:numPr>
+          <w:ilvl w:val="0"/>
+          <w:numId w:val="39"/>
+        </w:numPr>
+        <w:spacing w:line="259" w:lineRule="auto"/>
+        <w:jc w:val="left"/>
+        <w:rPr>
+          <w:rFonts w:ascii="Times New Roman" w:hAnsi="Times New Roman" w:cs="Times New Roman"/>
+        </w:rPr>
+      </w:pPr>
+      <w:r>
+        <w:rPr>
+          <w:rFonts w:ascii="Times New Roman" w:hAnsi="Times New Roman" w:cs="Times New Roman"/>
+        </w:rPr>
+        <w:t>hierarquia entre tipos de caixas,</w:t>
+      </w:r>
+    </w:p>
+    <w:p>
+      <w:pPr>
+        <w:numPr>
+          <w:ilvl w:val="0"/>
+          <w:numId w:val="39"/>
+        </w:numPr>
+        <w:spacing w:line="259" w:lineRule="auto"/>
+        <w:jc w:val="left"/>
+        <w:rPr>
+          <w:rFonts w:ascii="Times New Roman" w:hAnsi="Times New Roman" w:cs="Times New Roman"/>
+        </w:rPr>
+      </w:pPr>
+      <w:r>
+        <w:rPr>
+          <w:rFonts w:ascii="Times New Roman" w:hAnsi="Times New Roman" w:cs="Times New Roman"/>
+        </w:rPr>
+        <w:t>classes filhas para clientes especiais.</w:t>
+      </w:r>
+    </w:p>
+    <w:p>
+      <w:pPr>
+        <w:rPr>
+          <w:rFonts w:ascii="Times New Roman" w:hAnsi="Times New Roman" w:cs="Times New Roman"/>
+        </w:rPr>
+      </w:pPr>
+    </w:p>
+    <w:p>
+      <w:pPr>
+        <w:pStyle w:val="Heading1"/>
+        <w:rPr>
+          <w:rFonts w:cs="Times New Roman"/>
+        </w:rPr>
+      </w:pPr>
+      <w:bookmarkStart w:id="2" w:name="_Toc215001894"/>
+      <w:r>
+        <w:rPr>
+          <w:rFonts w:cs="Times New Roman"/>
+        </w:rPr>
+        <w:t>Descrição dos Algoritmos Complexos</w:t>
+      </w:r>
+      <w:bookmarkEnd w:id="2"/>
+    </w:p>
+    <w:p>
+      <w:pPr>
+        <w:spacing w:line="259" w:lineRule="auto"/>
+        <w:rPr>
+          <w:rFonts w:ascii="Times New Roman" w:hAnsi="Times New Roman" w:cs="Times New Roman"/>
+          <w:b/>
+          <w:bCs/>
+        </w:rPr>
+      </w:pPr>
+      <w:r>
+        <w:rPr>
+          <w:rFonts w:ascii="Times New Roman" w:hAnsi="Times New Roman" w:cs="Times New Roman"/>
+          <w:b/>
+          <w:bCs/>
+        </w:rPr>
+        <w:t>a) Inserção de Cliente na Menor Fila</w:t>
+      </w:r>
+    </w:p>
+    <w:p>
+      <w:pPr>
+        <w:spacing w:line="259" w:lineRule="auto"/>
+        <w:rPr>
+          <w:rFonts w:ascii="Times New Roman" w:hAnsi="Times New Roman" w:cs="Times New Roman"/>
+        </w:rPr>
+      </w:pPr>
+      <w:r>
+        <w:rPr>
+          <w:rFonts w:ascii="Times New Roman" w:hAnsi="Times New Roman" w:cs="Times New Roman"/>
+        </w:rPr>
+        <w:t>Quando um cliente é criado:</w:t>
+      </w:r>
+    </w:p>
+    <w:p>
+      <w:pPr>
+        <w:numPr>
+          <w:ilvl w:val="0"/>
+          <w:numId w:val="40"/>
+        </w:numPr>
+        <w:spacing w:line="259" w:lineRule="auto"/>
+        <w:jc w:val="left"/>
+        <w:rPr>
+          <w:rFonts w:ascii="Times New Roman" w:hAnsi="Times New Roman" w:cs="Times New Roman"/>
+        </w:rPr>
+      </w:pPr>
+      <w:r>
+        <w:rPr>
+          <w:rFonts w:ascii="Times New Roman" w:hAnsi="Times New Roman" w:cs="Times New Roman"/>
+        </w:rPr>
+        <w:t>O mercado verifica todas as caixas existentes.</w:t>
+      </w:r>
+    </w:p>
+    <w:p>
+      <w:pPr>
+        <w:numPr>
+          <w:ilvl w:val="0"/>
+          <w:numId w:val="40"/>
+        </w:numPr>
+        <w:spacing w:line="259" w:lineRule="auto"/>
+        <w:jc w:val="left"/>
+        <w:rPr>
+          <w:rFonts w:ascii="Times New Roman" w:hAnsi="Times New Roman" w:cs="Times New Roman"/>
+        </w:rPr>
+      </w:pPr>
+      <w:r>
+        <w:rPr>
+          <w:rFonts w:ascii="Times New Roman" w:hAnsi="Times New Roman" w:cs="Times New Roman"/>
+        </w:rPr>
+        <w:t>Seleciona a caixa com menor número de clientes (</w:t>
+      </w:r>
+      <w:proofErr w:type="spellStart"/>
+      <w:r>
+        <w:rPr>
+          <w:rFonts w:ascii="Times New Roman" w:hAnsi="Times New Roman" w:cs="Times New Roman"/>
+        </w:rPr>
+        <w:t>getCaixaComMenosClientes</w:t>
+      </w:r>
+      <w:proofErr w:type="spellEnd"/>
+      <w:r>
+        <w:rPr>
+          <w:rFonts w:ascii="Times New Roman" w:hAnsi="Times New Roman" w:cs="Times New Roman"/>
+        </w:rPr>
+        <w:t>).</w:t>
+      </w:r>
+    </w:p>
+    <w:p>
+      <w:pPr>
+        <w:numPr>
+          <w:ilvl w:val="0"/>
+          <w:numId w:val="40"/>
+        </w:numPr>
+        <w:spacing w:line="259" w:lineRule="auto"/>
+        <w:jc w:val="left"/>
+        <w:rPr>
+          <w:rFonts w:ascii="Times New Roman" w:hAnsi="Times New Roman" w:cs="Times New Roman"/>
+        </w:rPr>
+      </w:pPr>
+      <w:r>
+        <w:rPr>
+          <w:rFonts w:ascii="Times New Roman" w:hAnsi="Times New Roman" w:cs="Times New Roman"/>
+        </w:rPr>
+        <w:t>Adiciona o cliente nessa fila.</w:t>
+      </w:r>
+    </w:p>
+    <w:p>
+      <w:pPr>
+        <w:numPr>
+          <w:ilvl w:val="0"/>
+          <w:numId w:val="40"/>
+        </w:numPr>
+        <w:spacing w:line="259" w:lineRule="auto"/>
+        <w:jc w:val="left"/>
+        <w:rPr>
+          <w:rFonts w:ascii="Times New Roman" w:hAnsi="Times New Roman" w:cs="Times New Roman"/>
+        </w:rPr>
+      </w:pPr>
+      <w:r>
+        <w:rPr>
+          <w:rFonts w:ascii="Times New Roman" w:hAnsi="Times New Roman" w:cs="Times New Roman"/>
+        </w:rPr>
+        <w:t>Se for o primeiro da fila, calcula o tempo de atendimento:</w:t>
+      </w:r>
+    </w:p>
+    <w:p>
+      <w:pPr>
+        <w:spacing w:line="259" w:lineRule="auto"/>
+        <w:ind w:left="708" w:firstLine="708"/>
+        <w:rPr>
+          <w:rFonts w:ascii="Times New Roman" w:hAnsi="Times New Roman" w:cs="Times New Roman"/>
+        </w:rPr>
+      </w:pPr>
+      <w:proofErr w:type="spellStart"/>
+      <w:r>
+        <w:rPr>
+          <w:rFonts w:ascii="Times New Roman" w:hAnsi="Times New Roman" w:cs="Times New Roman"/>
+        </w:rPr>
+        <w:t>tempoRestante</w:t>
+      </w:r>
+      <w:proofErr w:type="spellEnd"/>
+      <w:r>
+        <w:rPr>
+          <w:rFonts w:ascii="Times New Roman" w:hAnsi="Times New Roman" w:cs="Times New Roman"/>
+        </w:rPr>
+        <w:t xml:space="preserve"> = produtos × </w:t>
+      </w:r>
+      <w:proofErr w:type="spellStart"/>
+      <w:r>
+        <w:rPr>
+          <w:rFonts w:ascii="Times New Roman" w:hAnsi="Times New Roman" w:cs="Times New Roman"/>
+        </w:rPr>
+        <w:t>tempoPorProduto</w:t>
+      </w:r>
+      <w:proofErr w:type="spellEnd"/>
+    </w:p>
+    <w:p>
+      <w:pPr>
+        <w:spacing w:line="259" w:lineRule="auto"/>
+        <w:rPr>
+          <w:rFonts w:ascii="Times New Roman" w:hAnsi="Times New Roman" w:cs="Times New Roman"/>
+        </w:rPr>
+      </w:pPr>
+      <w:r>
+        <w:rPr>
+          <w:rFonts w:ascii="Times New Roman" w:hAnsi="Times New Roman" w:cs="Times New Roman"/>
+        </w:rPr>
+        <w:t>Este mecanismo simula a escolha inteligente de fila.</w:t>
+      </w:r>
+    </w:p>
+    <w:p>
+      <w:pPr>
+        <w:spacing w:line="259" w:lineRule="auto"/>
+        <w:rPr>
+          <w:rFonts w:ascii="Times New Roman" w:hAnsi="Times New Roman" w:cs="Times New Roman"/>
+          <w:b/>
+          <w:bCs/>
+        </w:rPr>
+      </w:pPr>
+      <w:r>
+        <w:rPr>
+          <w:rFonts w:ascii="Times New Roman" w:hAnsi="Times New Roman" w:cs="Times New Roman"/>
+          <w:b/>
+          <w:bCs/>
+        </w:rPr>
+        <w:t>b) Atendimento por Intervalo de Tempo T</w:t>
+      </w:r>
+    </w:p>
+    <w:p>
+      <w:pPr>
+        <w:spacing w:line="259" w:lineRule="auto"/>
+        <w:rPr>
+          <w:rFonts w:ascii="Times New Roman" w:hAnsi="Times New Roman" w:cs="Times New Roman"/>
+        </w:rPr>
+      </w:pPr>
+      <w:r>
+        <w:rPr>
+          <w:rFonts w:ascii="Times New Roman" w:hAnsi="Times New Roman" w:cs="Times New Roman"/>
+        </w:rPr>
+        <w:t>O utilizador define um valor T e o sistema processa cada caixa da seguinte forma:</w:t>
+      </w:r>
+    </w:p>
+    <w:p>
+      <w:pPr>
+        <w:numPr>
+          <w:ilvl w:val="0"/>
+          <w:numId w:val="41"/>
+        </w:numPr>
+        <w:spacing w:line="259" w:lineRule="auto"/>
+        <w:jc w:val="left"/>
+        <w:rPr>
+          <w:rFonts w:ascii="Times New Roman" w:hAnsi="Times New Roman" w:cs="Times New Roman"/>
+        </w:rPr>
+      </w:pPr>
+      <w:r>
+        <w:rPr>
+          <w:rFonts w:ascii="Times New Roman" w:hAnsi="Times New Roman" w:cs="Times New Roman"/>
+        </w:rPr>
+        <w:t xml:space="preserve">Se </w:t>
+      </w:r>
+      <w:r>
+        <w:rPr>
+          <w:rFonts w:ascii="Times New Roman" w:hAnsi="Times New Roman" w:cs="Times New Roman"/>
+          <w:b/>
+          <w:bCs/>
+        </w:rPr>
+        <w:t xml:space="preserve">T &lt; </w:t>
+      </w:r>
+      <w:proofErr w:type="spellStart"/>
+      <w:r>
+        <w:rPr>
+          <w:rFonts w:ascii="Times New Roman" w:hAnsi="Times New Roman" w:cs="Times New Roman"/>
+          <w:b/>
+          <w:bCs/>
+        </w:rPr>
+        <w:t>tempoRestanteDoCliente</w:t>
+      </w:r>
+      <w:proofErr w:type="spellEnd"/>
+      <w:r>
+        <w:rPr>
+          <w:rFonts w:ascii="Times New Roman" w:hAnsi="Times New Roman" w:cs="Times New Roman"/>
+        </w:rPr>
+        <w:t>, subtrai o valor e o cliente permanece.</w:t>
+      </w:r>
+    </w:p>
+    <w:p>
+      <w:pPr>
+        <w:numPr>
+          <w:ilvl w:val="0"/>
+          <w:numId w:val="41"/>
+        </w:numPr>
+        <w:spacing w:line="259" w:lineRule="auto"/>
+        <w:jc w:val="left"/>
+        <w:rPr>
+          <w:rFonts w:ascii="Times New Roman" w:hAnsi="Times New Roman" w:cs="Times New Roman"/>
+        </w:rPr>
+      </w:pPr>
+      <w:r>
+        <w:rPr>
+          <w:rFonts w:ascii="Times New Roman" w:hAnsi="Times New Roman" w:cs="Times New Roman"/>
+        </w:rPr>
+        <w:t xml:space="preserve">Se </w:t>
+      </w:r>
+      <w:r>
+        <w:rPr>
+          <w:rFonts w:ascii="Times New Roman" w:hAnsi="Times New Roman" w:cs="Times New Roman"/>
+          <w:b/>
+          <w:bCs/>
+        </w:rPr>
+        <w:t xml:space="preserve">T == </w:t>
+      </w:r>
+      <w:proofErr w:type="spellStart"/>
+      <w:r>
+        <w:rPr>
+          <w:rFonts w:ascii="Times New Roman" w:hAnsi="Times New Roman" w:cs="Times New Roman"/>
+          <w:b/>
+          <w:bCs/>
+        </w:rPr>
+        <w:t>tempoRestante</w:t>
+      </w:r>
+      <w:proofErr w:type="spellEnd"/>
+      <w:r>
+        <w:rPr>
+          <w:rFonts w:ascii="Times New Roman" w:hAnsi="Times New Roman" w:cs="Times New Roman"/>
+        </w:rPr>
+        <w:t>, o cliente é atendido e removido.</w:t>
+      </w:r>
+    </w:p>
+    <w:p>
+      <w:pPr>
+        <w:numPr>
+          <w:ilvl w:val="0"/>
+          <w:numId w:val="41"/>
+        </w:numPr>
+        <w:spacing w:line="259" w:lineRule="auto"/>
+        <w:jc w:val="left"/>
+        <w:rPr>
+          <w:rFonts w:ascii="Times New Roman" w:hAnsi="Times New Roman" w:cs="Times New Roman"/>
+        </w:rPr>
+      </w:pPr>
+      <w:r>
+        <w:rPr>
+          <w:rFonts w:ascii="Times New Roman" w:hAnsi="Times New Roman" w:cs="Times New Roman"/>
+        </w:rPr>
+        <w:t xml:space="preserve">Se </w:t>
+      </w:r>
+      <w:r>
+        <w:rPr>
+          <w:rFonts w:ascii="Times New Roman" w:hAnsi="Times New Roman" w:cs="Times New Roman"/>
+          <w:b/>
+          <w:bCs/>
+        </w:rPr>
+        <w:t xml:space="preserve">T &gt; </w:t>
+      </w:r>
+      <w:proofErr w:type="spellStart"/>
+      <w:r>
+        <w:rPr>
+          <w:rFonts w:ascii="Times New Roman" w:hAnsi="Times New Roman" w:cs="Times New Roman"/>
+          <w:b/>
+          <w:bCs/>
+        </w:rPr>
+        <w:t>tempoRestante</w:t>
+      </w:r>
+      <w:proofErr w:type="spellEnd"/>
+      <w:r>
+        <w:rPr>
+          <w:rFonts w:ascii="Times New Roman" w:hAnsi="Times New Roman" w:cs="Times New Roman"/>
+        </w:rPr>
+        <w:t>, o cliente é removido, T é reduzido e o atendimento continua ao próximo cliente da fila.</w:t>
+      </w:r>
+    </w:p>
+    <w:p>
+      <w:pPr>
+        <w:spacing w:line="259" w:lineRule="auto"/>
+        <w:rPr>
+          <w:rFonts w:ascii="Times New Roman" w:hAnsi="Times New Roman" w:cs="Times New Roman"/>
+        </w:rPr>
+      </w:pPr>
+      <w:r>
+        <w:rPr>
+          <w:rFonts w:ascii="Times New Roman" w:hAnsi="Times New Roman" w:cs="Times New Roman"/>
+        </w:rPr>
+        <w:t>Além disso:</w:t>
+      </w:r>
+    </w:p>
+    <w:p>
+      <w:pPr>
+        <w:numPr>
+          <w:ilvl w:val="0"/>
+          <w:numId w:val="42"/>
+        </w:numPr>
+        <w:spacing w:line="259" w:lineRule="auto"/>
+        <w:jc w:val="left"/>
+        <w:rPr>
+          <w:rFonts w:ascii="Times New Roman" w:hAnsi="Times New Roman" w:cs="Times New Roman"/>
+        </w:rPr>
+      </w:pPr>
+      <w:r>
+        <w:rPr>
+          <w:rFonts w:ascii="Times New Roman" w:hAnsi="Times New Roman" w:cs="Times New Roman"/>
+        </w:rPr>
+        <w:t>O total de clientes atendidos é incrementado.</w:t>
+      </w:r>
+    </w:p>
+    <w:p>
+      <w:pPr>
+        <w:numPr>
+          <w:ilvl w:val="0"/>
+          <w:numId w:val="42"/>
+        </w:numPr>
+        <w:spacing w:line="259" w:lineRule="auto"/>
+        <w:jc w:val="left"/>
+        <w:rPr>
+          <w:rFonts w:ascii="Times New Roman" w:hAnsi="Times New Roman" w:cs="Times New Roman"/>
+        </w:rPr>
+      </w:pPr>
+      <w:r>
+        <w:rPr>
+          <w:rFonts w:ascii="Times New Roman" w:hAnsi="Times New Roman" w:cs="Times New Roman"/>
+        </w:rPr>
+        <w:lastRenderedPageBreak/>
+        <w:t>O tempo total de atendimento é acumulado.</w:t>
+      </w:r>
+    </w:p>
+    <w:p>
+      <w:pPr>
+        <w:numPr>
+          <w:ilvl w:val="0"/>
+          <w:numId w:val="42"/>
+        </w:numPr>
+        <w:spacing w:line="259" w:lineRule="auto"/>
+        <w:jc w:val="left"/>
+        <w:rPr>
+          <w:rFonts w:ascii="Times New Roman" w:hAnsi="Times New Roman" w:cs="Times New Roman"/>
+        </w:rPr>
+      </w:pPr>
+      <w:r>
+        <w:rPr>
+          <w:rFonts w:ascii="Times New Roman" w:hAnsi="Times New Roman" w:cs="Times New Roman"/>
+        </w:rPr>
+        <w:t>A média de atendimento é recalculada.</w:t>
+      </w:r>
+    </w:p>
+    <w:p>
+      <w:pPr>
+        <w:spacing w:line="259" w:lineRule="auto"/>
+        <w:rPr>
+          <w:rFonts w:ascii="Times New Roman" w:hAnsi="Times New Roman" w:cs="Times New Roman"/>
+        </w:rPr>
+      </w:pPr>
+      <w:r>
+        <w:rPr>
+          <w:rFonts w:ascii="Times New Roman" w:hAnsi="Times New Roman" w:cs="Times New Roman"/>
+        </w:rPr>
+        <w:t>Esse processo permite que vários clientes sejam atendidos dentro de um único ciclo.</w:t>
+      </w:r>
+    </w:p>
+    <w:p>
+      <w:pPr>
+        <w:spacing w:line="259" w:lineRule="auto"/>
+        <w:rPr>
+          <w:rFonts w:ascii="Times New Roman" w:hAnsi="Times New Roman" w:cs="Times New Roman"/>
+          <w:b/>
+          <w:bCs/>
+        </w:rPr>
+      </w:pPr>
+      <w:r>
+        <w:rPr>
+          <w:rFonts w:ascii="Times New Roman" w:hAnsi="Times New Roman" w:cs="Times New Roman"/>
+          <w:b/>
+          <w:bCs/>
+        </w:rPr>
+        <w:t>c) Modo Automático</w:t>
+      </w:r>
+    </w:p>
+    <w:p>
+      <w:pPr>
+        <w:spacing w:line="259" w:lineRule="auto"/>
+        <w:rPr>
+          <w:rFonts w:ascii="Times New Roman" w:hAnsi="Times New Roman" w:cs="Times New Roman"/>
+        </w:rPr>
+      </w:pPr>
+      <w:r>
+        <w:rPr>
+          <w:rFonts w:ascii="Times New Roman" w:hAnsi="Times New Roman" w:cs="Times New Roman"/>
+        </w:rPr>
+        <w:t>No modo automático:</w:t>
+      </w:r>
+    </w:p>
+    <w:p>
+      <w:pPr>
+        <w:numPr>
+          <w:ilvl w:val="0"/>
+          <w:numId w:val="43"/>
+        </w:numPr>
+        <w:spacing w:line="259" w:lineRule="auto"/>
+        <w:jc w:val="left"/>
+        <w:rPr>
+          <w:rFonts w:ascii="Times New Roman" w:hAnsi="Times New Roman" w:cs="Times New Roman"/>
+        </w:rPr>
+      </w:pPr>
+      <w:r>
+        <w:rPr>
+          <w:rFonts w:ascii="Times New Roman" w:hAnsi="Times New Roman" w:cs="Times New Roman"/>
+        </w:rPr>
+        <w:t>A cada passo da simulação:</w:t>
+      </w:r>
+    </w:p>
+    <w:p>
+      <w:pPr>
+        <w:numPr>
+          <w:ilvl w:val="1"/>
+          <w:numId w:val="43"/>
+        </w:numPr>
+        <w:spacing w:line="259" w:lineRule="auto"/>
+        <w:jc w:val="left"/>
+        <w:rPr>
+          <w:rFonts w:ascii="Times New Roman" w:hAnsi="Times New Roman" w:cs="Times New Roman"/>
+        </w:rPr>
+      </w:pPr>
+      <w:r>
+        <w:rPr>
+          <w:rFonts w:ascii="Times New Roman" w:hAnsi="Times New Roman" w:cs="Times New Roman"/>
+        </w:rPr>
+        <w:t>O tempo avança 1 segundo.</w:t>
+      </w:r>
+    </w:p>
+    <w:p>
+      <w:pPr>
+        <w:numPr>
+          <w:ilvl w:val="1"/>
+          <w:numId w:val="43"/>
+        </w:numPr>
+        <w:spacing w:line="259" w:lineRule="auto"/>
+        <w:jc w:val="left"/>
+        <w:rPr>
+          <w:rFonts w:ascii="Times New Roman" w:hAnsi="Times New Roman" w:cs="Times New Roman"/>
+        </w:rPr>
+      </w:pPr>
+      <w:r>
+        <w:rPr>
+          <w:rFonts w:ascii="Times New Roman" w:hAnsi="Times New Roman" w:cs="Times New Roman"/>
+        </w:rPr>
+        <w:t>A simulação atende os clientes existentes.</w:t>
+      </w:r>
+    </w:p>
+    <w:p>
+      <w:pPr>
+        <w:numPr>
+          <w:ilvl w:val="1"/>
+          <w:numId w:val="43"/>
+        </w:numPr>
+        <w:spacing w:line="259" w:lineRule="auto"/>
+        <w:jc w:val="left"/>
+        <w:rPr>
+          <w:rFonts w:ascii="Times New Roman" w:hAnsi="Times New Roman" w:cs="Times New Roman"/>
+        </w:rPr>
+      </w:pPr>
+      <w:r>
+        <w:rPr>
+          <w:rFonts w:ascii="Times New Roman" w:hAnsi="Times New Roman" w:cs="Times New Roman"/>
+        </w:rPr>
+        <w:t>Um novo cliente é criado automaticamente após um intervalo aleatório.</w:t>
+      </w:r>
+    </w:p>
+    <w:p>
+      <w:pPr>
+        <w:numPr>
+          <w:ilvl w:val="0"/>
+          <w:numId w:val="43"/>
+        </w:numPr>
+        <w:spacing w:line="259" w:lineRule="auto"/>
+        <w:jc w:val="left"/>
+        <w:rPr>
+          <w:rFonts w:ascii="Times New Roman" w:hAnsi="Times New Roman" w:cs="Times New Roman"/>
+        </w:rPr>
+      </w:pPr>
+      <w:r>
+        <w:rPr>
+          <w:rFonts w:ascii="Times New Roman" w:hAnsi="Times New Roman" w:cs="Times New Roman"/>
+        </w:rPr>
+        <w:t xml:space="preserve">O utilizador pressiona </w:t>
+      </w:r>
+      <w:r>
+        <w:rPr>
+          <w:rFonts w:ascii="Times New Roman" w:hAnsi="Times New Roman" w:cs="Times New Roman"/>
+          <w:b/>
+          <w:bCs/>
+        </w:rPr>
+        <w:t>ENTER</w:t>
+      </w:r>
+      <w:r>
+        <w:rPr>
+          <w:rFonts w:ascii="Times New Roman" w:hAnsi="Times New Roman" w:cs="Times New Roman"/>
+        </w:rPr>
+        <w:t xml:space="preserve"> para avançar o tempo ou 0 para terminar.</w:t>
+      </w:r>
+    </w:p>
+    <w:p>
+      <w:pPr>
+        <w:spacing w:line="259" w:lineRule="auto"/>
+        <w:rPr>
+          <w:rFonts w:ascii="Times New Roman" w:hAnsi="Times New Roman" w:cs="Times New Roman"/>
+        </w:rPr>
+      </w:pPr>
+      <w:r>
+        <w:rPr>
+          <w:rFonts w:ascii="Times New Roman" w:hAnsi="Times New Roman" w:cs="Times New Roman"/>
+        </w:rPr>
+        <w:t>A cada ciclo, os dados são gravados no ficheiro de relatórios.</w:t>
+      </w:r>
+    </w:p>
+    <w:p>
+      <w:pPr>
+        <w:rPr>
+          <w:rFonts w:ascii="Times New Roman" w:hAnsi="Times New Roman" w:cs="Times New Roman"/>
+          <w:b/>
+          <w:bCs/>
+        </w:rPr>
+      </w:pPr>
+    </w:p>
+    <w:p>
+      <w:pPr>
+        <w:pStyle w:val="Heading1"/>
+        <w:rPr>
+          <w:rFonts w:cs="Times New Roman"/>
+        </w:rPr>
+      </w:pPr>
+      <w:r>
+        <w:rPr>
+          <w:rFonts w:cs="Times New Roman"/>
+        </w:rPr>
+        <w:t xml:space="preserve"> </w:t>
+      </w:r>
+      <w:bookmarkStart w:id="3" w:name="_Toc215001895"/>
+      <w:r>
+        <w:rPr>
+          <w:rFonts w:cs="Times New Roman"/>
+        </w:rPr>
+        <w:t>Organização do Código</w:t>
+      </w:r>
+      <w:bookmarkEnd w:id="3"/>
+    </w:p>
+    <w:p>
+      <w:pPr>
+        <w:spacing w:line="259" w:lineRule="auto"/>
+        <w:rPr>
+          <w:rFonts w:ascii="Times New Roman" w:hAnsi="Times New Roman" w:cs="Times New Roman"/>
+        </w:rPr>
+      </w:pPr>
+      <w:r>
+        <w:rPr>
+          <w:rFonts w:ascii="Times New Roman" w:hAnsi="Times New Roman" w:cs="Times New Roman"/>
+        </w:rPr>
+        <w:t>O código foi dividido em pacotes e classes, seguindo boas práticas de modularização:</w:t>
+      </w:r>
+    </w:p>
+    <w:p>
+      <w:pPr>
+        <w:jc w:val="center"/>
+        <w:rPr>
+          <w:rFonts w:ascii="Times New Roman" w:hAnsi="Times New Roman" w:cs="Times New Roman"/>
+          <w:b/>
+          <w:bCs/>
+        </w:rPr>
+      </w:pPr>
+      <w:r>
+        <w:rPr>
+          <w:rFonts w:ascii="Times New Roman" w:hAnsi="Times New Roman" w:cs="Times New Roman"/>
+          <w:b/>
+          <w:bCs/>
+        </w:rPr>
+        <w:drawing>
+          <wp:inline distT="0" distB="0" distL="0" distR="0" wp14:anchorId="3B62F87C" wp14:editId="5EE38F93">
+            <wp:extent cx="2391109" cy="2715004"/>
+            <wp:effectExtent l="0" t="0" r="9525" b="9525"/>
+            <wp:docPr id="3" name="Picture 3"/>
+            <wp:cNvGraphicFramePr>
+              <a:graphicFrameLocks xmlns:a="http://schemas.openxmlformats.org/drawingml/2006/main" noChangeAspect="1"/>
+            </wp:cNvGraphicFramePr>
+            <a:graphic xmlns:a="http://schemas.openxmlformats.org/drawingml/2006/main">
+              <a:graphicData uri="http://schemas.openxmlformats.org/drawingml/2006/picture">
+                <pic:pic xmlns:pic="http://schemas.openxmlformats.org/drawingml/2006/picture">
+                  <pic:nvPicPr>
+                    <pic:cNvPr id="1" name=""/>
+                    <pic:cNvPicPr/>
+                  </pic:nvPicPr>
+                  <pic:blipFill>
+                    <a:blip r:embed="rId14"/>
+                    <a:stretch>
+                      <a:fillRect/>
+                    </a:stretch>
+                  </pic:blipFill>
+                  <pic:spPr>
+                    <a:xfrm>
+                      <a:off x="0" y="0"/>
+                      <a:ext cx="2391109" cy="2715004"/>
+                    </a:xfrm>
+                    <a:prstGeom prst="rect">
+                      <a:avLst/>
+                    </a:prstGeom>
+                  </pic:spPr>
+                </pic:pic>
+              </a:graphicData>
+            </a:graphic>
+          </wp:inline>
+        </w:drawing>
+      </w:r>
+    </w:p>
+    <w:p>
+      <w:pPr>
+        <w:spacing w:line="259" w:lineRule="auto"/>
+        <w:rPr>
+          <w:rFonts w:ascii="Times New Roman" w:hAnsi="Times New Roman" w:cs="Times New Roman"/>
+          <w:b/>
+          <w:bCs/>
+        </w:rPr>
+      </w:pPr>
+    </w:p>
+    <w:p>
+      <w:pPr>
+        <w:spacing w:line="259" w:lineRule="auto"/>
+        <w:rPr>
+          <w:rFonts w:ascii="Times New Roman" w:hAnsi="Times New Roman" w:cs="Times New Roman"/>
+          <w:b/>
+          <w:bCs/>
+        </w:rPr>
+      </w:pPr>
+    </w:p>
+    <w:p>
+      <w:pPr>
+        <w:spacing w:line="259" w:lineRule="auto"/>
+        <w:rPr>
+          <w:rFonts w:ascii="Times New Roman" w:hAnsi="Times New Roman" w:cs="Times New Roman"/>
+          <w:b/>
+          <w:bCs/>
+        </w:rPr>
+      </w:pPr>
+    </w:p>
+    <w:p>
+      <w:pPr>
+        <w:spacing w:line="259" w:lineRule="auto"/>
+        <w:rPr>
+          <w:rFonts w:ascii="Times New Roman" w:hAnsi="Times New Roman" w:cs="Times New Roman"/>
+          <w:b/>
+          <w:bCs/>
+        </w:rPr>
+      </w:pPr>
+    </w:p>
+    <w:p>
+      <w:pPr>
+        <w:spacing w:line="259" w:lineRule="auto"/>
+        <w:rPr>
+          <w:rFonts w:ascii="Times New Roman" w:hAnsi="Times New Roman" w:cs="Times New Roman"/>
+          <w:b/>
+          <w:bCs/>
+        </w:rPr>
+      </w:pPr>
+    </w:p>
+    <w:p>
+      <w:pPr>
+        <w:spacing w:line="259" w:lineRule="auto"/>
+        <w:rPr>
+          <w:rFonts w:ascii="Times New Roman" w:hAnsi="Times New Roman" w:cs="Times New Roman"/>
+          <w:b/>
+          <w:bCs/>
+        </w:rPr>
+      </w:pPr>
+    </w:p>
+    <w:p>
+      <w:pPr>
+        <w:pStyle w:val="Heading1"/>
+        <w:rPr>
+          <w:rFonts w:cs="Times New Roman"/>
+        </w:rPr>
+      </w:pPr>
+      <w:bookmarkStart w:id="4" w:name="_Toc215001896"/>
+      <w:r>
+        <w:rPr>
+          <w:rFonts w:cs="Times New Roman"/>
+        </w:rPr>
+        <w:lastRenderedPageBreak/>
+        <w:t>Diagrama de Classes</w:t>
+      </w:r>
+      <w:bookmarkEnd w:id="4"/>
+    </w:p>
+    <w:p>
+      <w:pPr>
+        <w:spacing w:line="259" w:lineRule="auto"/>
+        <w:rPr>
+          <w:rFonts w:ascii="Times New Roman" w:hAnsi="Times New Roman" w:cs="Times New Roman"/>
+        </w:rPr>
+      </w:pPr>
+      <w:r>
+        <w:rPr>
+          <w:rFonts w:ascii="Times New Roman" w:hAnsi="Times New Roman" w:cs="Times New Roman"/>
+        </w:rPr>
+        <w:t>Abaixo está o diagrama de classes descritivo do sistema:</w:t>
+      </w:r>
+    </w:p>
+    <w:p>
+      <w:pPr>
+        <w:spacing w:line="259" w:lineRule="auto"/>
+        <w:rPr>
+          <w:rFonts w:ascii="Times New Roman" w:hAnsi="Times New Roman" w:cs="Times New Roman"/>
+        </w:rPr>
+      </w:pPr>
+    </w:p>
+    <w:tbl>
+      <w:tblPr>
+        <w:tblStyle w:val="TableGrid"/>
+        <w:tblW w:w="0" w:type="auto"/>
+        <w:tblBorders>
+          <w:top w:val="single" w:sz="12" w:space="0" w:color="auto"/>
+          <w:left w:val="single" w:sz="12" w:space="0" w:color="auto"/>
+          <w:bottom w:val="single" w:sz="12" w:space="0" w:color="auto"/>
+          <w:right w:val="single" w:sz="12" w:space="0" w:color="auto"/>
+          <w:insideH w:val="single" w:sz="12" w:space="0" w:color="auto"/>
+          <w:insideV w:val="single" w:sz="12" w:space="0" w:color="auto"/>
+        </w:tblBorders>
+        <w:tblLook w:val="01E0" w:firstRow="1" w:lastRow="1" w:firstColumn="1" w:lastColumn="1" w:noHBand="0" w:noVBand="0"/>
+      </w:tblPr>
+      <w:tblGrid>
+        <w:gridCol w:w="5524"/>
+      </w:tblGrid>
+      <w:tr>
+        <w:trPr>
+          <w:trHeight w:val="510"/>
+        </w:trPr>
+        <w:tc>
+          <w:tcPr>
+            <w:tcW w:w="5524" w:type="dxa"/>
+            <w:vAlign w:val="center"/>
+          </w:tcPr>
+          <w:p>
+            <w:pPr>
+              <w:jc w:val="center"/>
+              <w:rPr>
+                <w:rFonts w:ascii="Times New Roman" w:hAnsi="Times New Roman" w:cs="Times New Roman"/>
+              </w:rPr>
+            </w:pPr>
+            <w:r>
+              <w:rPr>
+                <w:rFonts w:ascii="Times New Roman" w:hAnsi="Times New Roman" w:cs="Times New Roman"/>
+              </w:rPr>
+              <w:t>Mercado</w:t>
+            </w:r>
+          </w:p>
+        </w:tc>
+      </w:tr>
+      <w:tr>
+        <w:tc>
+          <w:tcPr>
+            <w:tcW w:w="5524" w:type="dxa"/>
+          </w:tcPr>
+          <w:p>
+            <w:pPr>
+              <w:rPr>
+                <w:rFonts w:ascii="Times New Roman" w:hAnsi="Times New Roman" w:cs="Times New Roman"/>
+              </w:rPr>
+            </w:pPr>
+            <w:r>
+              <w:rPr>
+                <w:rFonts w:ascii="Times New Roman" w:hAnsi="Times New Roman" w:cs="Times New Roman"/>
+              </w:rPr>
+              <w:t xml:space="preserve"> - </w:t>
+            </w:r>
+            <w:proofErr w:type="spellStart"/>
+            <w:proofErr w:type="gramStart"/>
+            <w:r>
+              <w:rPr>
+                <w:rFonts w:ascii="Times New Roman" w:hAnsi="Times New Roman" w:cs="Times New Roman"/>
+              </w:rPr>
+              <w:t>tempoPorProduto</w:t>
+            </w:r>
+            <w:proofErr w:type="spellEnd"/>
+            <w:r>
+              <w:rPr>
+                <w:rFonts w:ascii="Times New Roman" w:hAnsi="Times New Roman" w:cs="Times New Roman"/>
+              </w:rPr>
+              <w:t xml:space="preserve"> :</w:t>
+            </w:r>
+            <w:proofErr w:type="gramEnd"/>
+            <w:r>
+              <w:rPr>
+                <w:rFonts w:ascii="Times New Roman" w:hAnsi="Times New Roman" w:cs="Times New Roman"/>
+              </w:rPr>
+              <w:t xml:space="preserve"> </w:t>
+            </w:r>
+            <w:proofErr w:type="spellStart"/>
+            <w:r>
+              <w:rPr>
+                <w:rFonts w:ascii="Times New Roman" w:hAnsi="Times New Roman" w:cs="Times New Roman"/>
+              </w:rPr>
+              <w:t>int</w:t>
+            </w:r>
+            <w:proofErr w:type="spellEnd"/>
+            <w:r>
+              <w:rPr>
+                <w:rFonts w:ascii="Times New Roman" w:hAnsi="Times New Roman" w:cs="Times New Roman"/>
+              </w:rPr>
+              <w:t xml:space="preserve">     </w:t>
+            </w:r>
+          </w:p>
+          <w:p>
+            <w:pPr>
+              <w:rPr>
+                <w:rFonts w:ascii="Times New Roman" w:hAnsi="Times New Roman" w:cs="Times New Roman"/>
+              </w:rPr>
+            </w:pPr>
+            <w:r>
+              <w:rPr>
+                <w:rFonts w:ascii="Times New Roman" w:hAnsi="Times New Roman" w:cs="Times New Roman"/>
+              </w:rPr>
+              <w:t xml:space="preserve">- </w:t>
+            </w:r>
+            <w:proofErr w:type="spellStart"/>
+            <w:proofErr w:type="gramStart"/>
+            <w:r>
+              <w:rPr>
+                <w:rFonts w:ascii="Times New Roman" w:hAnsi="Times New Roman" w:cs="Times New Roman"/>
+              </w:rPr>
+              <w:t>tempoDeAtendimento</w:t>
+            </w:r>
+            <w:proofErr w:type="spellEnd"/>
+            <w:r>
+              <w:rPr>
+                <w:rFonts w:ascii="Times New Roman" w:hAnsi="Times New Roman" w:cs="Times New Roman"/>
+              </w:rPr>
+              <w:t xml:space="preserve"> :</w:t>
+            </w:r>
+            <w:proofErr w:type="gramEnd"/>
+            <w:r>
+              <w:rPr>
+                <w:rFonts w:ascii="Times New Roman" w:hAnsi="Times New Roman" w:cs="Times New Roman"/>
+              </w:rPr>
+              <w:t xml:space="preserve"> </w:t>
+            </w:r>
+            <w:proofErr w:type="spellStart"/>
+            <w:r>
+              <w:rPr>
+                <w:rFonts w:ascii="Times New Roman" w:hAnsi="Times New Roman" w:cs="Times New Roman"/>
+              </w:rPr>
+              <w:t>int</w:t>
+            </w:r>
+            <w:proofErr w:type="spellEnd"/>
+          </w:p>
+        </w:tc>
+      </w:tr>
+      <w:tr>
+        <w:tc>
+          <w:tcPr>
+            <w:tcW w:w="5524" w:type="dxa"/>
+          </w:tcPr>
+          <w:p>
+            <w:pPr>
+              <w:spacing w:after="160" w:line="259" w:lineRule="auto"/>
+              <w:rPr>
+                <w:rFonts w:ascii="Times New Roman" w:hAnsi="Times New Roman" w:cs="Times New Roman"/>
+              </w:rPr>
+            </w:pPr>
+            <w:r>
+              <w:rPr>
+                <w:rFonts w:ascii="Times New Roman" w:hAnsi="Times New Roman" w:cs="Times New Roman"/>
+              </w:rPr>
+              <w:t xml:space="preserve">+ </w:t>
+            </w:r>
+            <w:proofErr w:type="spellStart"/>
+            <w:proofErr w:type="gramStart"/>
+            <w:r>
+              <w:rPr>
+                <w:rFonts w:ascii="Times New Roman" w:hAnsi="Times New Roman" w:cs="Times New Roman"/>
+              </w:rPr>
+              <w:t>iniciarMercado</w:t>
+            </w:r>
+            <w:proofErr w:type="spellEnd"/>
+            <w:r>
+              <w:rPr>
+                <w:rFonts w:ascii="Times New Roman" w:hAnsi="Times New Roman" w:cs="Times New Roman"/>
+              </w:rPr>
+              <w:t>(</w:t>
+            </w:r>
+            <w:proofErr w:type="spellStart"/>
+            <w:proofErr w:type="gramEnd"/>
+            <w:r>
+              <w:rPr>
+                <w:rFonts w:ascii="Times New Roman" w:hAnsi="Times New Roman" w:cs="Times New Roman"/>
+              </w:rPr>
+              <w:t>int</w:t>
+            </w:r>
+            <w:proofErr w:type="spellEnd"/>
+            <w:r>
+              <w:rPr>
+                <w:rFonts w:ascii="Times New Roman" w:hAnsi="Times New Roman" w:cs="Times New Roman"/>
+              </w:rPr>
+              <w:t xml:space="preserve"> </w:t>
+            </w:r>
+            <w:proofErr w:type="spellStart"/>
+            <w:r>
+              <w:rPr>
+                <w:rFonts w:ascii="Times New Roman" w:hAnsi="Times New Roman" w:cs="Times New Roman"/>
+              </w:rPr>
+              <w:t>numCaixas</w:t>
+            </w:r>
+            <w:proofErr w:type="spellEnd"/>
+            <w:r>
+              <w:rPr>
+                <w:rFonts w:ascii="Times New Roman" w:hAnsi="Times New Roman" w:cs="Times New Roman"/>
+              </w:rPr>
+              <w:t xml:space="preserve">, </w:t>
+            </w:r>
+            <w:proofErr w:type="spellStart"/>
+            <w:r>
+              <w:rPr>
+                <w:rFonts w:ascii="Times New Roman" w:hAnsi="Times New Roman" w:cs="Times New Roman"/>
+              </w:rPr>
+              <w:t>int</w:t>
+            </w:r>
+            <w:proofErr w:type="spellEnd"/>
+            <w:r>
+              <w:rPr>
+                <w:rFonts w:ascii="Times New Roman" w:hAnsi="Times New Roman" w:cs="Times New Roman"/>
+              </w:rPr>
+              <w:t xml:space="preserve"> </w:t>
+            </w:r>
+            <w:proofErr w:type="spellStart"/>
+            <w:r>
+              <w:rPr>
+                <w:rFonts w:ascii="Times New Roman" w:hAnsi="Times New Roman" w:cs="Times New Roman"/>
+              </w:rPr>
+              <w:t>tempoPorProduto</w:t>
+            </w:r>
+            <w:proofErr w:type="spellEnd"/>
+            <w:r>
+              <w:rPr>
+                <w:rFonts w:ascii="Times New Roman" w:hAnsi="Times New Roman" w:cs="Times New Roman"/>
+              </w:rPr>
+              <w:t>)</w:t>
+            </w:r>
+            <w:r>
+              <w:rPr>
+                <w:rFonts w:ascii="Times New Roman" w:hAnsi="Times New Roman" w:cs="Times New Roman"/>
+              </w:rPr>
+              <w:t xml:space="preserve">          </w:t>
+            </w:r>
+          </w:p>
+          <w:p>
+            <w:pPr>
+              <w:spacing w:after="160" w:line="259" w:lineRule="auto"/>
+              <w:rPr>
+                <w:rFonts w:ascii="Times New Roman" w:hAnsi="Times New Roman" w:cs="Times New Roman"/>
+              </w:rPr>
+            </w:pPr>
+            <w:r>
+              <w:rPr>
+                <w:rFonts w:ascii="Times New Roman" w:hAnsi="Times New Roman" w:cs="Times New Roman"/>
+              </w:rPr>
+              <w:t xml:space="preserve"> + </w:t>
+            </w:r>
+            <w:proofErr w:type="spellStart"/>
+            <w:proofErr w:type="gramStart"/>
+            <w:r>
+              <w:rPr>
+                <w:rFonts w:ascii="Times New Roman" w:hAnsi="Times New Roman" w:cs="Times New Roman"/>
+              </w:rPr>
+              <w:t>criarCliente</w:t>
+            </w:r>
+            <w:proofErr w:type="spellEnd"/>
+            <w:r>
+              <w:rPr>
+                <w:rFonts w:ascii="Times New Roman" w:hAnsi="Times New Roman" w:cs="Times New Roman"/>
+              </w:rPr>
+              <w:t>(</w:t>
+            </w:r>
+            <w:proofErr w:type="gramEnd"/>
+            <w:r>
+              <w:rPr>
+                <w:rFonts w:ascii="Times New Roman" w:hAnsi="Times New Roman" w:cs="Times New Roman"/>
+              </w:rPr>
+              <w:t xml:space="preserve">)   </w:t>
+            </w:r>
+          </w:p>
+          <w:p>
+            <w:pPr>
+              <w:spacing w:after="160" w:line="259" w:lineRule="auto"/>
+              <w:rPr>
+                <w:rFonts w:ascii="Times New Roman" w:hAnsi="Times New Roman" w:cs="Times New Roman"/>
+              </w:rPr>
+            </w:pPr>
+            <w:r>
+              <w:rPr>
+                <w:rFonts w:ascii="Times New Roman" w:hAnsi="Times New Roman" w:cs="Times New Roman"/>
+              </w:rPr>
+              <w:t xml:space="preserve">+ </w:t>
+            </w:r>
+            <w:proofErr w:type="spellStart"/>
+            <w:proofErr w:type="gramStart"/>
+            <w:r>
+              <w:rPr>
+                <w:rFonts w:ascii="Times New Roman" w:hAnsi="Times New Roman" w:cs="Times New Roman"/>
+              </w:rPr>
+              <w:t>adicionarCaixa</w:t>
+            </w:r>
+            <w:proofErr w:type="spellEnd"/>
+            <w:r>
+              <w:rPr>
+                <w:rFonts w:ascii="Times New Roman" w:hAnsi="Times New Roman" w:cs="Times New Roman"/>
+              </w:rPr>
+              <w:t>(</w:t>
+            </w:r>
+            <w:proofErr w:type="gramEnd"/>
+            <w:r>
+              <w:rPr>
+                <w:rFonts w:ascii="Times New Roman" w:hAnsi="Times New Roman" w:cs="Times New Roman"/>
+              </w:rPr>
+              <w:t>)</w:t>
+            </w:r>
+            <w:r>
+              <w:rPr>
+                <w:rFonts w:ascii="Times New Roman" w:hAnsi="Times New Roman" w:cs="Times New Roman"/>
+              </w:rPr>
+              <w:t xml:space="preserve">         </w:t>
+            </w:r>
+          </w:p>
+          <w:p>
+            <w:pPr>
+              <w:spacing w:after="160" w:line="259" w:lineRule="auto"/>
+              <w:rPr>
+                <w:rFonts w:ascii="Times New Roman" w:hAnsi="Times New Roman" w:cs="Times New Roman"/>
+              </w:rPr>
+            </w:pPr>
+            <w:r>
+              <w:rPr>
+                <w:rFonts w:ascii="Times New Roman" w:hAnsi="Times New Roman" w:cs="Times New Roman"/>
+              </w:rPr>
+              <w:t xml:space="preserve"> + </w:t>
+            </w:r>
+            <w:proofErr w:type="spellStart"/>
+            <w:proofErr w:type="gramStart"/>
+            <w:r>
+              <w:rPr>
+                <w:rFonts w:ascii="Times New Roman" w:hAnsi="Times New Roman" w:cs="Times New Roman"/>
+              </w:rPr>
+              <w:t>removerCaixaDeAtendimento</w:t>
+            </w:r>
+            <w:proofErr w:type="spellEnd"/>
+            <w:r>
+              <w:rPr>
+                <w:rFonts w:ascii="Times New Roman" w:hAnsi="Times New Roman" w:cs="Times New Roman"/>
+              </w:rPr>
+              <w:t>(</w:t>
+            </w:r>
+            <w:proofErr w:type="gramEnd"/>
+            <w:r>
+              <w:rPr>
+                <w:rFonts w:ascii="Times New Roman" w:hAnsi="Times New Roman" w:cs="Times New Roman"/>
+              </w:rPr>
+              <w:t>)</w:t>
+            </w:r>
+          </w:p>
+          <w:p>
+            <w:pPr>
+              <w:rPr>
+                <w:rFonts w:ascii="Times New Roman" w:hAnsi="Times New Roman" w:cs="Times New Roman"/>
+              </w:rPr>
+            </w:pPr>
+            <w:r>
+              <w:rPr>
+                <w:rFonts w:ascii="Times New Roman" w:hAnsi="Times New Roman" w:cs="Times New Roman"/>
+                <w:noProof/>
+              </w:rPr>
+              <mc:AlternateContent>
+                <mc:Choice Requires="wps">
+                  <w:drawing>
+                    <wp:anchor distT="0" distB="0" distL="114300" distR="114300" simplePos="0" relativeHeight="251661312" behindDoc="0" locked="0" layoutInCell="1" allowOverlap="1" wp14:anchorId="32212DF2" wp14:editId="2E77E399">
+                      <wp:simplePos x="0" y="0"/>
+                      <wp:positionH relativeFrom="column">
+                        <wp:posOffset>461757</wp:posOffset>
+                      </wp:positionH>
+                      <wp:positionV relativeFrom="paragraph">
+                        <wp:posOffset>261203</wp:posOffset>
+                      </wp:positionV>
+                      <wp:extent cx="1928692" cy="1744275"/>
+                      <wp:effectExtent l="0" t="0" r="71755" b="104140"/>
+                      <wp:wrapNone/>
+                      <wp:docPr id="8" name="Connector: Elbow 8"/>
+                      <wp:cNvGraphicFramePr/>
+                      <a:graphic xmlns:a="http://schemas.openxmlformats.org/drawingml/2006/main">
+                        <a:graphicData uri="http://schemas.microsoft.com/office/word/2010/wordprocessingShape">
+                          <wps:wsp>
+                            <wps:cNvCnPr/>
+                            <wps:spPr>
+                              <a:xfrm>
+                                <a:off x="0" y="0"/>
+                                <a:ext cx="1928692" cy="1744275"/>
+                              </a:xfrm>
+                              <a:prstGeom prst="bentConnector3">
+                                <a:avLst/>
+                              </a:prstGeom>
+                              <a:ln>
+                                <a:tailEnd type="triangle"/>
+                              </a:ln>
+                            </wps:spPr>
+                            <wps:style>
+                              <a:lnRef idx="3">
+                                <a:schemeClr val="dk1"/>
+                              </a:lnRef>
+                              <a:fillRef idx="0">
+                                <a:schemeClr val="dk1"/>
+                              </a:fillRef>
+                              <a:effectRef idx="2">
+                                <a:schemeClr val="dk1"/>
+                              </a:effectRef>
+                              <a:fontRef idx="minor">
+                                <a:schemeClr val="tx1"/>
+                              </a:fontRef>
+                            </wps:style>
+                            <wps:bodyPr/>
+                          </wps:wsp>
+                        </a:graphicData>
+                      </a:graphic>
+                    </wp:anchor>
+                  </w:drawing>
+                </mc:Choice>
+                <mc:Fallback>
+                  <w:pict>
+                    <v:shapetype w14:anchorId="10E87F8E" id="_x0000_t34" coordsize="21600,21600" o:spt="34" o:oned="t" adj="10800" path="m,l@0,0@0,21600,21600,21600e" filled="f">
+                      <v:stroke joinstyle="miter"/>
+                      <v:formulas>
+                        <v:f eqn="val #0"/>
+                      </v:formulas>
+                      <v:path arrowok="t" fillok="f" o:connecttype="none"/>
+                      <v:handles>
+                        <v:h position="#0,center"/>
+                      </v:handles>
+                      <o:lock v:ext="edit" shapetype="t"/>
+                    </v:shapetype>
+                    <v:shape id="Connector: Elbow 8" o:spid="_x0000_s1026" type="#_x0000_t34" style="position:absolute;margin-left:36.35pt;margin-top:20.55pt;width:151.85pt;height:137.35pt;z-index:251661312;visibility:visible;mso-wrap-style:square;mso-wrap-distance-left:9pt;mso-wrap-distance-top:0;mso-wrap-distance-right:9pt;mso-wrap-distance-bottom:0;mso-position-horizontal:absolute;mso-position-horizontal-relative:text;mso-position-vertical:absolute;mso-position-vertical-relative:text" o:gfxdata="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" strokecolor="black [3200]" strokeweight="1.5pt">
+                      <v:stroke endarrow="block"/>
+                    </v:shape>
+                  </w:pict>
+                </mc:Fallback>
+              </mc:AlternateContent>
+            </w:r>
+            <w:r>
+              <w:rPr>
+                <w:rFonts w:ascii="Times New Roman" w:hAnsi="Times New Roman" w:cs="Times New Roman"/>
+              </w:rPr>
+              <w:t xml:space="preserve"> + </w:t>
+            </w:r>
+            <w:proofErr w:type="spellStart"/>
+            <w:proofErr w:type="gramStart"/>
+            <w:r>
+              <w:rPr>
+                <w:rFonts w:ascii="Times New Roman" w:hAnsi="Times New Roman" w:cs="Times New Roman"/>
+              </w:rPr>
+              <w:t>atenderEmTempoT</w:t>
+            </w:r>
+            <w:proofErr w:type="spellEnd"/>
+            <w:r>
+              <w:rPr>
+                <w:rFonts w:ascii="Times New Roman" w:hAnsi="Times New Roman" w:cs="Times New Roman"/>
+              </w:rPr>
+              <w:t>(</w:t>
+            </w:r>
+            <w:proofErr w:type="spellStart"/>
+            <w:proofErr w:type="gramEnd"/>
+            <w:r>
+              <w:rPr>
+                <w:rFonts w:ascii="Times New Roman" w:hAnsi="Times New Roman" w:cs="Times New Roman"/>
+              </w:rPr>
+              <w:t>int</w:t>
+            </w:r>
+            <w:proofErr w:type="spellEnd"/>
+            <w:r>
+              <w:rPr>
+                <w:rFonts w:ascii="Times New Roman" w:hAnsi="Times New Roman" w:cs="Times New Roman"/>
+              </w:rPr>
+              <w:t xml:space="preserve"> </w:t>
+            </w:r>
+            <w:proofErr w:type="spellStart"/>
+            <w:r>
+              <w:rPr>
+                <w:rFonts w:ascii="Times New Roman" w:hAnsi="Times New Roman" w:cs="Times New Roman"/>
+              </w:rPr>
+              <w:t>tempoDeAtendimento</w:t>
+            </w:r>
+            <w:proofErr w:type="spellEnd"/>
+            <w:r>
+              <w:rPr>
+                <w:rFonts w:ascii="Times New Roman" w:hAnsi="Times New Roman" w:cs="Times New Roman"/>
+              </w:rPr>
+              <w:t>)</w:t>
+            </w:r>
+          </w:p>
+        </w:tc>
+      </w:tr>
+    </w:tbl>
+    <w:p>
+      <w:pPr>
+        <w:rPr>
+          <w:rFonts w:ascii="Times New Roman" w:hAnsi="Times New Roman" w:cs="Times New Roman"/>
+        </w:rPr>
+      </w:pPr>
+      <w:r>
+        <w:rPr>
+          <w:rFonts w:ascii="Times New Roman" w:hAnsi="Times New Roman" w:cs="Times New Roman"/>
+          <w:noProof/>
+        </w:rPr>
+        <mc:AlternateContent>
+          <mc:Choice Requires="wps">
+            <w:drawing>
+              <wp:anchor distT="0" distB="0" distL="114300" distR="114300" simplePos="0" relativeHeight="251662336" behindDoc="0" locked="0" layoutInCell="1" allowOverlap="1" wp14:anchorId="04460346" wp14:editId="7F36FE65">
+                <wp:simplePos x="0" y="0"/>
+                <wp:positionH relativeFrom="column">
+                  <wp:posOffset>1755140</wp:posOffset>
+                </wp:positionH>
+                <wp:positionV relativeFrom="paragraph">
+                  <wp:posOffset>3054188</wp:posOffset>
+                </wp:positionV>
+                <wp:extent cx="2934970" cy="1044575"/>
+                <wp:effectExtent l="38100" t="0" r="17780" b="98425"/>
+                <wp:wrapNone/>
+                <wp:docPr id="9" name="Connector: Elbow 9"/>
+                <wp:cNvGraphicFramePr/>
+                <a:graphic xmlns:a="http://schemas.openxmlformats.org/drawingml/2006/main">
+                  <a:graphicData uri="http://schemas.microsoft.com/office/word/2010/wordprocessingShape">
+                    <wps:wsp>
+                      <wps:cNvCnPr/>
+                      <wps:spPr>
+                        <a:xfrm flipH="1">
+                          <a:off x="0" y="0"/>
+                          <a:ext cx="2934970" cy="1044575"/>
+                        </a:xfrm>
+                        <a:prstGeom prst="bentConnector3">
+                          <a:avLst/>
+                        </a:prstGeom>
+                        <a:ln>
+                          <a:tailEnd type="triangle"/>
+                        </a:ln>
+                      </wps:spPr>
+                      <wps:style>
+                        <a:lnRef idx="3">
+                          <a:schemeClr val="dk1"/>
+                        </a:lnRef>
+                        <a:fillRef idx="0">
+                          <a:schemeClr val="dk1"/>
+                        </a:fillRef>
+                        <a:effectRef idx="2">
+                          <a:schemeClr val="dk1"/>
+                        </a:effectRef>
+                        <a:fontRef idx="minor">
+                          <a:schemeClr val="tx1"/>
+                        </a:fontRef>
+                      </wps:style>
+                      <wps:bodyPr/>
+                    </wps:wsp>
+                  </a:graphicData>
+                </a:graphic>
+              </wp:anchor>
+            </w:drawing>
+          </mc:Choice>
+          <mc:Fallback>
+            <w:pict>
+              <v:shape w14:anchorId="54C08D9D" id="Connector: Elbow 9" o:spid="_x0000_s1026" type="#_x0000_t34" style="position:absolute;margin-left:138.2pt;margin-top:240.5pt;width:231.1pt;height:82.25pt;flip:x;z-index:251662336;visibility:visible;mso-wrap-style:square;mso-wrap-distance-left:9pt;mso-wrap-distance-top:0;mso-wrap-distance-right:9pt;mso-wrap-distance-bottom:0;mso-position-horizontal:absolute;mso-position-horizontal-relative:text;mso-position-vertical:absolute;mso-position-vertical-relative:text" o:gfxdata="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" strokecolor="black [3200]" strokeweight="1.5pt">
+                <v:stroke endarrow="block"/>
+              </v:shape>
+            </w:pict>
+          </mc:Fallback>
+        </mc:AlternateContent>
+      </w:r>
+      <w:r>
+        <w:rPr>
+          <w:rFonts w:ascii="Times New Roman" w:hAnsi="Times New Roman" w:cs="Times New Roman"/>
+          <w:noProof/>
+        </w:rPr>
+        <mc:AlternateContent>
+          <mc:Choice Requires="wps">
+            <w:drawing>
+              <wp:anchor distT="0" distB="0" distL="114300" distR="114300" simplePos="0" relativeHeight="251665408" behindDoc="0" locked="0" layoutInCell="1" allowOverlap="1" wp14:anchorId="66F82AFB" wp14:editId="4E942504">
+                <wp:simplePos x="0" y="0"/>
+                <wp:positionH relativeFrom="column">
+                  <wp:posOffset>2322579</wp:posOffset>
+                </wp:positionH>
+                <wp:positionV relativeFrom="paragraph">
+                  <wp:posOffset>1647190</wp:posOffset>
+                </wp:positionV>
+                <wp:extent cx="194945" cy="168910"/>
+                <wp:effectExtent l="19050" t="19050" r="14605" b="40640"/>
+                <wp:wrapNone/>
+                <wp:docPr id="11" name="Diamond 11"/>
+                <wp:cNvGraphicFramePr/>
+                <a:graphic xmlns:a="http://schemas.openxmlformats.org/drawingml/2006/main">
+                  <a:graphicData uri="http://schemas.microsoft.com/office/word/2010/wordprocessingShape">
+                    <wps:wsp>
+                      <wps:cNvSpPr/>
+                      <wps:spPr>
+                        <a:xfrm>
+                          <a:off x="0" y="0"/>
+                          <a:ext cx="194945" cy="168910"/>
+                        </a:xfrm>
+                        <a:prstGeom prst="diamond">
+                          <a:avLst/>
+                        </a:prstGeom>
+                      </wps:spPr>
+                      <wps:style>
+                        <a:lnRef idx="2">
+                          <a:schemeClr val="accent1">
+                            <a:shade val="15000"/>
+                          </a:schemeClr>
+                        </a:lnRef>
+                        <a:fillRef idx="1">
+                          <a:schemeClr val="accent1"/>
+                        </a:fillRef>
+                        <a:effectRef idx="0">
+                          <a:schemeClr val="accent1"/>
+                        </a:effectRef>
+                        <a:fontRef idx="minor">
+                          <a:schemeClr val="lt1"/>
+                        </a:fontRef>
+                      </wps:style>
+                      <wps:bodyPr rot="0" spcFirstLastPara="0" vertOverflow="overflow" horzOverflow="overflow" vert="horz" wrap="square" lIns="91440" tIns="45720" rIns="91440" bIns="45720" numCol="1" spcCol="0" rtlCol="0" fromWordArt="0" anchor="ctr" anchorCtr="0" forceAA="0" compatLnSpc="1">
+                        <a:prstTxWarp prst="textNoShape">
+                          <a:avLst/>
+                        </a:prstTxWarp>
+                        <a:noAutofit/>
+                      </wps:bodyPr>
+                    </wps:wsp>
+                  </a:graphicData>
+                </a:graphic>
+              </wp:anchor>
+            </w:drawing>
+          </mc:Choice>
+          <mc:Fallback>
+            <w:pict>
+              <v:shapetype w14:anchorId="5DD89F72" id="_x0000_t4" coordsize="21600,21600" o:spt="4" path="m10800,l,10800,10800,21600,21600,10800xe">
+                <v:stroke joinstyle="miter"/>
+                <v:path gradientshapeok="t" o:connecttype="rect" textboxrect="5400,5400,16200,16200"/>
+              </v:shapetype>
+              <v:shape id="Diamond 11" o:spid="_x0000_s1026" type="#_x0000_t4" style="position:absolute;margin-left:182.9pt;margin-top:129.7pt;width:15.35pt;height:13.3pt;z-index:251665408;visibility:visible;mso-wrap-style:square;mso-wrap-distance-left:9pt;mso-wrap-distance-top:0;mso-wrap-distance-right:9pt;mso-wrap-distance-bottom:0;mso-position-horizontal:absolute;mso-position-horizontal-relative:text;mso-position-vertical:absolute;mso-position-vertical-relative:text;v-text-anchor:middle" o:gfxdata="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" fillcolor="#5b9bd5 [3204]" strokecolor="#091723 [484]" strokeweight="1pt"/>
+            </w:pict>
+          </mc:Fallback>
+        </mc:AlternateContent>
+      </w:r>
+    </w:p>
+    <w:tbl>
+      <w:tblPr>
+        <w:tblStyle w:val="TableGrid"/>
+        <w:tblW w:w="5240" w:type="dxa"/>
+        <w:tblInd w:w="3949" w:type="dxa"/>
+        <w:tblBorders>
+          <w:top w:val="single" w:sz="12" w:space="0" w:color="auto"/>
+          <w:left w:val="single" w:sz="12" w:space="0" w:color="auto"/>
+          <w:bottom w:val="single" w:sz="12" w:space="0" w:color="auto"/>
+          <w:right w:val="single" w:sz="12" w:space="0" w:color="auto"/>
+          <w:insideH w:val="single" w:sz="12" w:space="0" w:color="auto"/>
+          <w:insideV w:val="single" w:sz="12" w:space="0" w:color="auto"/>
+        </w:tblBorders>
+        <w:tblLook w:val="04A0" w:firstRow="1" w:lastRow="0" w:firstColumn="1" w:lastColumn="0" w:noHBand="0" w:noVBand="1"/>
+      </w:tblPr>
+      <w:tblGrid>
+        <w:gridCol w:w="5240"/>
+      </w:tblGrid>
+      <w:tr>
+        <w:trPr>
+          <w:trHeight w:val="510"/>
+        </w:trPr>
+        <w:tc>
+          <w:tcPr>
+            <w:tcW w:w="5240" w:type="dxa"/>
+            <w:vAlign w:val="center"/>
+          </w:tcPr>
+          <w:p>
+            <w:pPr>
+              <w:jc w:val="center"/>
+              <w:rPr>
+                <w:rFonts w:ascii="Times New Roman" w:hAnsi="Times New Roman" w:cs="Times New Roman"/>
+              </w:rPr>
+            </w:pPr>
+            <w:r>
+              <w:rPr>
+                <w:rFonts w:ascii="Times New Roman" w:hAnsi="Times New Roman" w:cs="Times New Roman"/>
+              </w:rPr>
+              <w:t>Caixa</w:t>
+            </w:r>
+          </w:p>
+        </w:tc>
+      </w:tr>
+      <w:tr>
+        <w:tc>
+          <w:tcPr>
+            <w:tcW w:w="5240" w:type="dxa"/>
+          </w:tcPr>
+          <w:p>
+            <w:pPr>
+              <w:spacing w:after="160" w:line="259" w:lineRule="auto"/>
+              <w:rPr>
+                <w:rFonts w:ascii="Times New Roman" w:hAnsi="Times New Roman" w:cs="Times New Roman"/>
+              </w:rPr>
+            </w:pPr>
+            <w:r>
+              <w:rPr>
+                <w:rFonts w:ascii="Times New Roman" w:hAnsi="Times New Roman" w:cs="Times New Roman"/>
+              </w:rPr>
+              <w:t xml:space="preserve"> - </w:t>
+            </w:r>
+            <w:proofErr w:type="spellStart"/>
+            <w:proofErr w:type="gramStart"/>
+            <w:r>
+              <w:rPr>
+                <w:rFonts w:ascii="Times New Roman" w:hAnsi="Times New Roman" w:cs="Times New Roman"/>
+              </w:rPr>
+              <w:t>idCaixa</w:t>
+            </w:r>
+            <w:proofErr w:type="spellEnd"/>
+            <w:r>
+              <w:rPr>
+                <w:rFonts w:ascii="Times New Roman" w:hAnsi="Times New Roman" w:cs="Times New Roman"/>
+              </w:rPr>
+              <w:t xml:space="preserve"> :</w:t>
+            </w:r>
+            <w:proofErr w:type="gramEnd"/>
+            <w:r>
+              <w:rPr>
+                <w:rFonts w:ascii="Times New Roman" w:hAnsi="Times New Roman" w:cs="Times New Roman"/>
+              </w:rPr>
+              <w:t xml:space="preserve"> </w:t>
+            </w:r>
+            <w:proofErr w:type="spellStart"/>
+            <w:r>
+              <w:rPr>
+                <w:rFonts w:ascii="Times New Roman" w:hAnsi="Times New Roman" w:cs="Times New Roman"/>
+              </w:rPr>
+              <w:t>int</w:t>
+            </w:r>
+            <w:proofErr w:type="spellEnd"/>
+            <w:r>
+              <w:rPr>
+                <w:rFonts w:ascii="Times New Roman" w:hAnsi="Times New Roman" w:cs="Times New Roman"/>
+              </w:rPr>
+              <w:t xml:space="preserve">   </w:t>
+            </w:r>
+          </w:p>
+          <w:p>
+            <w:pPr>
+              <w:spacing w:after="160" w:line="259" w:lineRule="auto"/>
+              <w:rPr>
+                <w:rFonts w:ascii="Times New Roman" w:hAnsi="Times New Roman" w:cs="Times New Roman"/>
+              </w:rPr>
+            </w:pPr>
+            <w:r>
+              <w:rPr>
+                <w:rFonts w:ascii="Times New Roman" w:hAnsi="Times New Roman" w:cs="Times New Roman"/>
+              </w:rPr>
+              <w:t>-</w:t>
+            </w:r>
+            <w:proofErr w:type="spellStart"/>
+            <w:r>
+              <w:rPr>
+                <w:rFonts w:ascii="Times New Roman" w:hAnsi="Times New Roman" w:cs="Times New Roman"/>
+              </w:rPr>
+              <w:t>totalDeClientesNaFila</w:t>
+            </w:r>
+            <w:proofErr w:type="spellEnd"/>
+            <w:r>
+              <w:rPr>
+                <w:rFonts w:ascii="Times New Roman" w:hAnsi="Times New Roman" w:cs="Times New Roman"/>
+              </w:rPr>
+              <w:t xml:space="preserve">: </w:t>
+            </w:r>
+            <w:proofErr w:type="spellStart"/>
+            <w:r>
+              <w:rPr>
+                <w:rFonts w:ascii="Times New Roman" w:hAnsi="Times New Roman" w:cs="Times New Roman"/>
+              </w:rPr>
+              <w:t>int</w:t>
+            </w:r>
+            <w:proofErr w:type="spellEnd"/>
+            <w:r>
+              <w:rPr>
+                <w:rFonts w:ascii="Times New Roman" w:hAnsi="Times New Roman" w:cs="Times New Roman"/>
+              </w:rPr>
+              <w:t xml:space="preserve">          </w:t>
+            </w:r>
+          </w:p>
+          <w:p>
+            <w:pPr>
+              <w:spacing w:after="160" w:line="259" w:lineRule="auto"/>
+              <w:rPr>
+                <w:rFonts w:ascii="Times New Roman" w:hAnsi="Times New Roman" w:cs="Times New Roman"/>
+              </w:rPr>
+            </w:pPr>
+            <w:r>
+              <w:rPr>
+                <w:rFonts w:ascii="Times New Roman" w:hAnsi="Times New Roman" w:cs="Times New Roman"/>
+              </w:rPr>
+              <w:t xml:space="preserve">- </w:t>
+            </w:r>
+            <w:proofErr w:type="spellStart"/>
+            <w:r>
+              <w:rPr>
+                <w:rFonts w:ascii="Times New Roman" w:hAnsi="Times New Roman" w:cs="Times New Roman"/>
+              </w:rPr>
+              <w:t>tempoRestanteParaClienteActual</w:t>
+            </w:r>
+            <w:proofErr w:type="spellEnd"/>
+            <w:r>
+              <w:rPr>
+                <w:rFonts w:ascii="Times New Roman" w:hAnsi="Times New Roman" w:cs="Times New Roman"/>
+              </w:rPr>
+              <w:t xml:space="preserve">: </w:t>
+            </w:r>
+            <w:proofErr w:type="spellStart"/>
+            <w:r>
+              <w:rPr>
+                <w:rFonts w:ascii="Times New Roman" w:hAnsi="Times New Roman" w:cs="Times New Roman"/>
+              </w:rPr>
+              <w:t>int</w:t>
+            </w:r>
+            <w:proofErr w:type="spellEnd"/>
+            <w:r>
+              <w:rPr>
+                <w:rFonts w:ascii="Times New Roman" w:hAnsi="Times New Roman" w:cs="Times New Roman"/>
+              </w:rPr>
+              <w:t xml:space="preserve">      </w:t>
+            </w:r>
+          </w:p>
+          <w:p>
+            <w:pPr>
+              <w:spacing w:after="160" w:line="259" w:lineRule="auto"/>
+              <w:rPr>
+                <w:rFonts w:ascii="Times New Roman" w:hAnsi="Times New Roman" w:cs="Times New Roman"/>
+              </w:rPr>
+            </w:pPr>
+            <w:r>
+              <w:rPr>
+                <w:rFonts w:ascii="Times New Roman" w:hAnsi="Times New Roman" w:cs="Times New Roman"/>
+              </w:rPr>
+              <w:t xml:space="preserve">- </w:t>
+            </w:r>
+            <w:proofErr w:type="spellStart"/>
+            <w:r>
+              <w:rPr>
+                <w:rFonts w:ascii="Times New Roman" w:hAnsi="Times New Roman" w:cs="Times New Roman"/>
+              </w:rPr>
+              <w:t>totalDeClientesAtendidos</w:t>
+            </w:r>
+            <w:proofErr w:type="spellEnd"/>
+            <w:r>
+              <w:rPr>
+                <w:rFonts w:ascii="Times New Roman" w:hAnsi="Times New Roman" w:cs="Times New Roman"/>
+              </w:rPr>
+              <w:t xml:space="preserve">: </w:t>
+            </w:r>
+            <w:proofErr w:type="spellStart"/>
+            <w:r>
+              <w:rPr>
+                <w:rFonts w:ascii="Times New Roman" w:hAnsi="Times New Roman" w:cs="Times New Roman"/>
+              </w:rPr>
+              <w:t>int</w:t>
+            </w:r>
+            <w:proofErr w:type="spellEnd"/>
+            <w:r>
+              <w:rPr>
+                <w:rFonts w:ascii="Times New Roman" w:hAnsi="Times New Roman" w:cs="Times New Roman"/>
+              </w:rPr>
+              <w:t xml:space="preserve">      </w:t>
+            </w:r>
+          </w:p>
+          <w:p>
+            <w:pPr>
+              <w:spacing w:after="160" w:line="259" w:lineRule="auto"/>
+              <w:rPr>
+                <w:rFonts w:ascii="Times New Roman" w:hAnsi="Times New Roman" w:cs="Times New Roman"/>
+              </w:rPr>
+            </w:pPr>
+            <w:r>
+              <w:rPr>
+                <w:rFonts w:ascii="Times New Roman" w:hAnsi="Times New Roman" w:cs="Times New Roman"/>
+              </w:rPr>
+              <w:t xml:space="preserve">- </w:t>
+            </w:r>
+            <w:proofErr w:type="spellStart"/>
+            <w:r>
+              <w:rPr>
+                <w:rFonts w:ascii="Times New Roman" w:hAnsi="Times New Roman" w:cs="Times New Roman"/>
+              </w:rPr>
+              <w:t>tempoTotalDeAtendimento</w:t>
+            </w:r>
+            <w:proofErr w:type="spellEnd"/>
+            <w:r>
+              <w:rPr>
+                <w:rFonts w:ascii="Times New Roman" w:hAnsi="Times New Roman" w:cs="Times New Roman"/>
+              </w:rPr>
+              <w:t xml:space="preserve">: </w:t>
+            </w:r>
+            <w:proofErr w:type="spellStart"/>
+            <w:r>
+              <w:rPr>
+                <w:rFonts w:ascii="Times New Roman" w:hAnsi="Times New Roman" w:cs="Times New Roman"/>
+              </w:rPr>
+              <w:t>int</w:t>
+            </w:r>
+            <w:proofErr w:type="spellEnd"/>
+          </w:p>
+          <w:p>
+            <w:pPr>
+              <w:spacing w:after="160" w:line="259" w:lineRule="auto"/>
+              <w:rPr>
+                <w:rFonts w:ascii="Times New Roman" w:hAnsi="Times New Roman" w:cs="Times New Roman"/>
+              </w:rPr>
+            </w:pPr>
+            <w:r>
+              <w:rPr>
+                <w:rFonts w:ascii="Times New Roman" w:hAnsi="Times New Roman" w:cs="Times New Roman"/>
+              </w:rPr>
+              <w:t xml:space="preserve">- </w:t>
+            </w:r>
+            <w:proofErr w:type="spellStart"/>
+            <w:r>
+              <w:rPr>
+                <w:rFonts w:ascii="Times New Roman" w:hAnsi="Times New Roman" w:cs="Times New Roman"/>
+              </w:rPr>
+              <w:t>tempoMedioDeAtendimentoPorCliente</w:t>
+            </w:r>
+            <w:proofErr w:type="spellEnd"/>
+            <w:r>
+              <w:rPr>
+                <w:rFonts w:ascii="Times New Roman" w:hAnsi="Times New Roman" w:cs="Times New Roman"/>
+              </w:rPr>
+              <w:t xml:space="preserve">: </w:t>
+            </w:r>
+            <w:proofErr w:type="spellStart"/>
+            <w:r>
+              <w:rPr>
+                <w:rFonts w:ascii="Times New Roman" w:hAnsi="Times New Roman" w:cs="Times New Roman"/>
+              </w:rPr>
+              <w:t>int</w:t>
+            </w:r>
+            <w:proofErr w:type="spellEnd"/>
+            <w:r>
+              <w:rPr>
+                <w:rFonts w:ascii="Times New Roman" w:hAnsi="Times New Roman" w:cs="Times New Roman"/>
+              </w:rPr>
+              <w:t xml:space="preserve">   </w:t>
+            </w:r>
+          </w:p>
+        </w:tc>
+      </w:tr>
+      <w:tr>
+        <w:tc>
+          <w:tcPr>
+            <w:tcW w:w="5240" w:type="dxa"/>
+          </w:tcPr>
+          <w:p>
+            <w:pPr>
+              <w:spacing w:after="160" w:line="259" w:lineRule="auto"/>
+              <w:rPr>
+                <w:rFonts w:ascii="Times New Roman" w:hAnsi="Times New Roman" w:cs="Times New Roman"/>
+              </w:rPr>
+            </w:pPr>
+            <w:r>
+              <w:rPr>
+                <w:rFonts w:ascii="Times New Roman" w:hAnsi="Times New Roman" w:cs="Times New Roman"/>
+              </w:rPr>
+              <w:t xml:space="preserve">+ </w:t>
+            </w:r>
+            <w:proofErr w:type="spellStart"/>
+            <w:proofErr w:type="gramStart"/>
+            <w:r>
+              <w:rPr>
+                <w:rFonts w:ascii="Times New Roman" w:hAnsi="Times New Roman" w:cs="Times New Roman"/>
+              </w:rPr>
+              <w:t>adicionarCliente</w:t>
+            </w:r>
+            <w:proofErr w:type="spellEnd"/>
+            <w:r>
+              <w:rPr>
+                <w:rFonts w:ascii="Times New Roman" w:hAnsi="Times New Roman" w:cs="Times New Roman"/>
+              </w:rPr>
+              <w:t>(</w:t>
+            </w:r>
+            <w:proofErr w:type="gramEnd"/>
+            <w:r>
+              <w:rPr>
+                <w:rFonts w:ascii="Times New Roman" w:hAnsi="Times New Roman" w:cs="Times New Roman"/>
+              </w:rPr>
+              <w:t xml:space="preserve">Cliente c, </w:t>
+            </w:r>
+            <w:proofErr w:type="spellStart"/>
+            <w:r>
+              <w:rPr>
+                <w:rFonts w:ascii="Times New Roman" w:hAnsi="Times New Roman" w:cs="Times New Roman"/>
+              </w:rPr>
+              <w:t>int</w:t>
+            </w:r>
+            <w:proofErr w:type="spellEnd"/>
+            <w:r>
+              <w:rPr>
+                <w:rFonts w:ascii="Times New Roman" w:hAnsi="Times New Roman" w:cs="Times New Roman"/>
+              </w:rPr>
+              <w:t xml:space="preserve"> </w:t>
+            </w:r>
+            <w:proofErr w:type="spellStart"/>
+            <w:r>
+              <w:rPr>
+                <w:rFonts w:ascii="Times New Roman" w:hAnsi="Times New Roman" w:cs="Times New Roman"/>
+              </w:rPr>
+              <w:t>tempoPorProduto</w:t>
+            </w:r>
+            <w:proofErr w:type="spellEnd"/>
+            <w:r>
+              <w:rPr>
+                <w:rFonts w:ascii="Times New Roman" w:hAnsi="Times New Roman" w:cs="Times New Roman"/>
+              </w:rPr>
+              <w:t>)</w:t>
+            </w:r>
+          </w:p>
+          <w:p>
+            <w:pPr>
+              <w:rPr>
+                <w:rFonts w:ascii="Times New Roman" w:hAnsi="Times New Roman" w:cs="Times New Roman"/>
+              </w:rPr>
+            </w:pPr>
+            <w:r>
+              <w:rPr>
+                <w:rFonts w:ascii="Times New Roman" w:hAnsi="Times New Roman" w:cs="Times New Roman"/>
+              </w:rPr>
+              <w:t xml:space="preserve">+ </w:t>
+            </w:r>
+            <w:proofErr w:type="spellStart"/>
+            <w:proofErr w:type="gramStart"/>
+            <w:r>
+              <w:rPr>
+                <w:rFonts w:ascii="Times New Roman" w:hAnsi="Times New Roman" w:cs="Times New Roman"/>
+              </w:rPr>
+              <w:t>atenderTempo</w:t>
+            </w:r>
+            <w:proofErr w:type="spellEnd"/>
+            <w:r>
+              <w:rPr>
+                <w:rFonts w:ascii="Times New Roman" w:hAnsi="Times New Roman" w:cs="Times New Roman"/>
+              </w:rPr>
+              <w:t>(</w:t>
+            </w:r>
+            <w:proofErr w:type="spellStart"/>
+            <w:proofErr w:type="gramEnd"/>
+            <w:r>
+              <w:rPr>
+                <w:rFonts w:ascii="Times New Roman" w:hAnsi="Times New Roman" w:cs="Times New Roman"/>
+              </w:rPr>
+              <w:t>int</w:t>
+            </w:r>
+            <w:proofErr w:type="spellEnd"/>
+            <w:r>
+              <w:rPr>
+                <w:rFonts w:ascii="Times New Roman" w:hAnsi="Times New Roman" w:cs="Times New Roman"/>
+              </w:rPr>
+              <w:t xml:space="preserve"> T, </w:t>
+            </w:r>
+            <w:proofErr w:type="spellStart"/>
+            <w:r>
+              <w:rPr>
+                <w:rFonts w:ascii="Times New Roman" w:hAnsi="Times New Roman" w:cs="Times New Roman"/>
+              </w:rPr>
+              <w:t>int</w:t>
+            </w:r>
+            <w:proofErr w:type="spellEnd"/>
+            <w:r>
+              <w:rPr>
+                <w:rFonts w:ascii="Times New Roman" w:hAnsi="Times New Roman" w:cs="Times New Roman"/>
+              </w:rPr>
+              <w:t xml:space="preserve"> </w:t>
+            </w:r>
+            <w:proofErr w:type="spellStart"/>
+            <w:r>
+              <w:rPr>
+                <w:rFonts w:ascii="Times New Roman" w:hAnsi="Times New Roman" w:cs="Times New Roman"/>
+              </w:rPr>
+              <w:t>tempoPorProduto</w:t>
+            </w:r>
+            <w:proofErr w:type="spellEnd"/>
+            <w:r>
+              <w:rPr>
+                <w:rFonts w:ascii="Times New Roman" w:hAnsi="Times New Roman" w:cs="Times New Roman"/>
+              </w:rPr>
+              <w:t>)</w:t>
+            </w:r>
+          </w:p>
+        </w:tc>
+      </w:tr>
+    </w:tbl>
+    <w:p>
+      <w:pPr>
+        <w:rPr>
+          <w:rFonts w:ascii="Times New Roman" w:hAnsi="Times New Roman" w:cs="Times New Roman"/>
+        </w:rPr>
+      </w:pPr>
+      <w:r>
+        <w:rPr>
+          <w:rFonts w:ascii="Times New Roman" w:hAnsi="Times New Roman" w:cs="Times New Roman"/>
+          <w:noProof/>
+        </w:rPr>
+        <mc:AlternateContent>
+          <mc:Choice Requires="wps">
+            <w:drawing>
+              <wp:anchor distT="0" distB="0" distL="114300" distR="114300" simplePos="0" relativeHeight="251663360" behindDoc="0" locked="0" layoutInCell="1" allowOverlap="1" wp14:anchorId="0122CABF" wp14:editId="3AAF2C11">
+                <wp:simplePos x="0" y="0"/>
+                <wp:positionH relativeFrom="column">
+                  <wp:posOffset>1728860</wp:posOffset>
+                </wp:positionH>
+                <wp:positionV relativeFrom="paragraph">
+                  <wp:posOffset>952804</wp:posOffset>
+                </wp:positionV>
+                <wp:extent cx="195462" cy="169049"/>
+                <wp:effectExtent l="19050" t="19050" r="14605" b="40640"/>
+                <wp:wrapNone/>
+                <wp:docPr id="10" name="Diamond 10"/>
+                <wp:cNvGraphicFramePr/>
+                <a:graphic xmlns:a="http://schemas.openxmlformats.org/drawingml/2006/main">
+                  <a:graphicData uri="http://schemas.microsoft.com/office/word/2010/wordprocessingShape">
+                    <wps:wsp>
+                      <wps:cNvSpPr/>
+                      <wps:spPr>
+                        <a:xfrm>
+                          <a:off x="0" y="0"/>
+                          <a:ext cx="195462" cy="169049"/>
+                        </a:xfrm>
+                        <a:prstGeom prst="diamond">
+                          <a:avLst/>
+                        </a:prstGeom>
+                      </wps:spPr>
+                      <wps:style>
+                        <a:lnRef idx="2">
+                          <a:schemeClr val="accent1">
+                            <a:shade val="15000"/>
+                          </a:schemeClr>
+                        </a:lnRef>
+                        <a:fillRef idx="1">
+                          <a:schemeClr val="accent1"/>
+                        </a:fillRef>
+                        <a:effectRef idx="0">
+                          <a:schemeClr val="accent1"/>
+                        </a:effectRef>
+                        <a:fontRef idx="minor">
+                          <a:schemeClr val="lt1"/>
+                        </a:fontRef>
+                      </wps:style>
+                      <wps:bodyPr rot="0" spcFirstLastPara="0" vertOverflow="overflow" horzOverflow="overflow" vert="horz" wrap="square" lIns="91440" tIns="45720" rIns="91440" bIns="45720" numCol="1" spcCol="0" rtlCol="0" fromWordArt="0" anchor="ctr" anchorCtr="0" forceAA="0" compatLnSpc="1">
+                        <a:prstTxWarp prst="textNoShape">
+                          <a:avLst/>
+                        </a:prstTxWarp>
+                        <a:noAutofit/>
+                      </wps:bodyPr>
+                    </wps:wsp>
+                  </a:graphicData>
+                </a:graphic>
+              </wp:anchor>
+            </w:drawing>
+          </mc:Choice>
+          <mc:Fallback>
+            <w:pict>
+              <v:shape w14:anchorId="60364404" id="Diamond 10" o:spid="_x0000_s1026" type="#_x0000_t4" style="position:absolute;margin-left:136.15pt;margin-top:75pt;width:15.4pt;height:13.3pt;z-index:251663360;visibility:visible;mso-wrap-style:square;mso-wrap-distance-left:9pt;mso-wrap-distance-top:0;mso-wrap-distance-right:9pt;mso-wrap-distance-bottom:0;mso-position-horizontal:absolute;mso-position-horizontal-relative:text;mso-position-vertical:absolute;mso-position-vertical-relative:text;v-text-anchor:middle" o:gfxdata="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" fillcolor="#5b9bd5 [3204]" strokecolor="#091723 [484]" strokeweight="1pt"/>
+            </w:pict>
+          </mc:Fallback>
+        </mc:AlternateContent>
+      </w:r>
+    </w:p>
+    <w:tbl>
+      <w:tblPr>
+        <w:tblStyle w:val="TableGrid"/>
+        <w:tblW w:w="0" w:type="auto"/>
+        <w:tblBorders>
+          <w:top w:val="single" w:sz="12" w:space="0" w:color="auto"/>
+          <w:left w:val="single" w:sz="12" w:space="0" w:color="auto"/>
+          <w:bottom w:val="single" w:sz="12" w:space="0" w:color="auto"/>
+          <w:right w:val="single" w:sz="12" w:space="0" w:color="auto"/>
+          <w:insideH w:val="single" w:sz="12" w:space="0" w:color="auto"/>
+          <w:insideV w:val="single" w:sz="12" w:space="0" w:color="auto"/>
+        </w:tblBorders>
+        <w:tblLook w:val="04A0" w:firstRow="1" w:lastRow="0" w:firstColumn="1" w:lastColumn="0" w:noHBand="0" w:noVBand="1"/>
+      </w:tblPr>
+      <w:tblGrid>
+        <w:gridCol w:w="2689"/>
+      </w:tblGrid>
+      <w:tr>
+        <w:trPr>
+          <w:trHeight w:val="510"/>
+        </w:trPr>
+        <w:tc>
+          <w:tcPr>
+            <w:tcW w:w="2689" w:type="dxa"/>
+            <w:vAlign w:val="center"/>
+          </w:tcPr>
+          <w:p>
+            <w:pPr>
+              <w:jc w:val="center"/>
+              <w:rPr>
+                <w:rFonts w:ascii="Times New Roman" w:hAnsi="Times New Roman" w:cs="Times New Roman"/>
+              </w:rPr>
+            </w:pPr>
+            <w:r>
+              <w:rPr>
+                <w:rFonts w:ascii="Times New Roman" w:hAnsi="Times New Roman" w:cs="Times New Roman"/>
+              </w:rPr>
+              <w:t>Cliente</w:t>
+            </w:r>
+          </w:p>
+        </w:tc>
+      </w:tr>
+      <w:tr>
+        <w:tc>
+          <w:tcPr>
+            <w:tcW w:w="2689" w:type="dxa"/>
+          </w:tcPr>
+          <w:p>
+            <w:pPr>
+              <w:spacing w:after="160" w:line="259" w:lineRule="auto"/>
+              <w:rPr>
+                <w:rFonts w:ascii="Times New Roman" w:hAnsi="Times New Roman" w:cs="Times New Roman"/>
+              </w:rPr>
+            </w:pPr>
+            <w:r>
+              <w:rPr>
+                <w:rFonts w:ascii="Times New Roman" w:hAnsi="Times New Roman" w:cs="Times New Roman"/>
+              </w:rPr>
+              <w:t xml:space="preserve">- </w:t>
+            </w:r>
+            <w:proofErr w:type="spellStart"/>
+            <w:proofErr w:type="gramStart"/>
+            <w:r>
+              <w:rPr>
+                <w:rFonts w:ascii="Times New Roman" w:hAnsi="Times New Roman" w:cs="Times New Roman"/>
+              </w:rPr>
+              <w:t>idCliente</w:t>
+            </w:r>
+            <w:proofErr w:type="spellEnd"/>
+            <w:r>
+              <w:rPr>
+                <w:rFonts w:ascii="Times New Roman" w:hAnsi="Times New Roman" w:cs="Times New Roman"/>
+              </w:rPr>
+              <w:t xml:space="preserve"> :</w:t>
+            </w:r>
+            <w:proofErr w:type="gramEnd"/>
+            <w:r>
+              <w:rPr>
+                <w:rFonts w:ascii="Times New Roman" w:hAnsi="Times New Roman" w:cs="Times New Roman"/>
+              </w:rPr>
+              <w:t xml:space="preserve"> </w:t>
+            </w:r>
+            <w:proofErr w:type="spellStart"/>
+            <w:r>
+              <w:rPr>
+                <w:rFonts w:ascii="Times New Roman" w:hAnsi="Times New Roman" w:cs="Times New Roman"/>
+              </w:rPr>
+              <w:t>String</w:t>
+            </w:r>
+            <w:proofErr w:type="spellEnd"/>
+          </w:p>
+          <w:p>
+            <w:pPr>
+              <w:spacing w:after="160" w:line="259" w:lineRule="auto"/>
+              <w:rPr>
+                <w:rFonts w:ascii="Times New Roman" w:hAnsi="Times New Roman" w:cs="Times New Roman"/>
+              </w:rPr>
+            </w:pPr>
+            <w:r>
+              <w:rPr>
+                <w:rFonts w:ascii="Times New Roman" w:hAnsi="Times New Roman" w:cs="Times New Roman"/>
+              </w:rPr>
+              <w:t xml:space="preserve">- </w:t>
+            </w:r>
+            <w:proofErr w:type="spellStart"/>
+            <w:proofErr w:type="gramStart"/>
+            <w:r>
+              <w:rPr>
+                <w:rFonts w:ascii="Times New Roman" w:hAnsi="Times New Roman" w:cs="Times New Roman"/>
+              </w:rPr>
+              <w:t>totalProdutos</w:t>
+            </w:r>
+            <w:proofErr w:type="spellEnd"/>
+            <w:r>
+              <w:rPr>
+                <w:rFonts w:ascii="Times New Roman" w:hAnsi="Times New Roman" w:cs="Times New Roman"/>
+              </w:rPr>
+              <w:t xml:space="preserve"> :</w:t>
+            </w:r>
+            <w:proofErr w:type="gramEnd"/>
+            <w:r>
+              <w:rPr>
+                <w:rFonts w:ascii="Times New Roman" w:hAnsi="Times New Roman" w:cs="Times New Roman"/>
+              </w:rPr>
+              <w:t xml:space="preserve"> </w:t>
+            </w:r>
+            <w:proofErr w:type="spellStart"/>
+            <w:r>
+              <w:rPr>
+                <w:rFonts w:ascii="Times New Roman" w:hAnsi="Times New Roman" w:cs="Times New Roman"/>
+              </w:rPr>
+              <w:t>int</w:t>
+            </w:r>
+            <w:proofErr w:type="spellEnd"/>
+            <w:r>
+              <w:rPr>
+                <w:rFonts w:ascii="Times New Roman" w:hAnsi="Times New Roman" w:cs="Times New Roman"/>
+              </w:rPr>
+              <w:t xml:space="preserve"> </w:t>
+            </w:r>
+          </w:p>
+        </w:tc>
+      </w:tr>
+      <w:tr>
+        <w:tc>
+          <w:tcPr>
+            <w:tcW w:w="2689" w:type="dxa"/>
+          </w:tcPr>
+          <w:p>
+            <w:pPr>
+              <w:rPr>
+                <w:rFonts w:ascii="Times New Roman" w:hAnsi="Times New Roman" w:cs="Times New Roman"/>
+              </w:rPr>
+            </w:pPr>
+          </w:p>
+        </w:tc>
+      </w:tr>
+    </w:tbl>
+    <w:p>
+      <w:pPr>
+        <w:rPr>
+          <w:rFonts w:ascii="Times New Roman" w:hAnsi="Times New Roman" w:cs="Times New Roman"/>
+        </w:rPr>
+      </w:pPr>
+    </w:p>
+    <w:p>
+      <w:pPr>
+        <w:rPr>
+          <w:rFonts w:ascii="Times New Roman" w:hAnsi="Times New Roman" w:cs="Times New Roman"/>
+        </w:rPr>
+      </w:pPr>
+    </w:p>
+    <w:tbl>
+      <w:tblPr>
+        <w:tblStyle w:val="TableGrid"/>
+        <w:tblW w:w="0" w:type="auto"/>
+        <w:tblBorders>
+          <w:top w:val="single" w:sz="12" w:space="0" w:color="auto"/>
+          <w:left w:val="single" w:sz="12" w:space="0" w:color="auto"/>
+          <w:bottom w:val="single" w:sz="12" w:space="0" w:color="auto"/>
+          <w:right w:val="single" w:sz="12" w:space="0" w:color="auto"/>
+          <w:insideH w:val="single" w:sz="12" w:space="0" w:color="auto"/>
+          <w:insideV w:val="single" w:sz="12" w:space="0" w:color="auto"/>
+        </w:tblBorders>
+        <w:tblLook w:val="04A0" w:firstRow="1" w:lastRow="0" w:firstColumn="1" w:lastColumn="0" w:noHBand="0" w:noVBand="1"/>
+      </w:tblPr>
+      <w:tblGrid>
+        <w:gridCol w:w="5807"/>
+      </w:tblGrid>
+      <w:tr>
+        <w:trPr>
+          <w:trHeight w:val="510"/>
+        </w:trPr>
+        <w:tc>
+          <w:tcPr>
+            <w:tcW w:w="5807" w:type="dxa"/>
+            <w:vAlign w:val="center"/>
+          </w:tcPr>
+          <w:p>
+            <w:pPr>
+              <w:jc w:val="center"/>
+              <w:rPr>
+                <w:rFonts w:ascii="Times New Roman" w:hAnsi="Times New Roman" w:cs="Times New Roman"/>
+              </w:rPr>
+            </w:pPr>
+            <w:proofErr w:type="spellStart"/>
+            <w:r>
+              <w:rPr>
+                <w:rFonts w:ascii="Times New Roman" w:hAnsi="Times New Roman" w:cs="Times New Roman"/>
+              </w:rPr>
+              <w:lastRenderedPageBreak/>
+              <w:t>GestorDeFicheiros</w:t>
+            </w:r>
+            <w:proofErr w:type="spellEnd"/>
+          </w:p>
+        </w:tc>
+      </w:tr>
+      <w:tr>
+        <w:tc>
+          <w:tcPr>
+            <w:tcW w:w="5807" w:type="dxa"/>
+          </w:tcPr>
+          <w:p>
+            <w:pPr>
+              <w:rPr>
+                <w:rFonts w:ascii="Times New Roman" w:hAnsi="Times New Roman" w:cs="Times New Roman"/>
+              </w:rPr>
+            </w:pPr>
+            <w:r>
+              <w:rPr>
+                <w:rFonts w:ascii="Times New Roman" w:hAnsi="Times New Roman" w:cs="Times New Roman"/>
+              </w:rPr>
+              <w:t xml:space="preserve"> - </w:t>
+            </w:r>
+            <w:r>
+              <w:rPr>
+                <w:rFonts w:ascii="Times New Roman" w:hAnsi="Times New Roman" w:cs="Times New Roman"/>
+              </w:rPr>
+              <w:t>FICHEIRO</w:t>
+            </w:r>
+            <w:r>
+              <w:rPr>
+                <w:rFonts w:ascii="Times New Roman" w:hAnsi="Times New Roman" w:cs="Times New Roman"/>
+              </w:rPr>
+              <w:t>:</w:t>
+            </w:r>
+            <w:r>
+              <w:rPr>
+                <w:rFonts w:ascii="Times New Roman" w:hAnsi="Times New Roman" w:cs="Times New Roman"/>
+              </w:rPr>
+              <w:t xml:space="preserve"> </w:t>
+            </w:r>
+            <w:proofErr w:type="spellStart"/>
+            <w:r>
+              <w:rPr>
+                <w:rFonts w:ascii="Times New Roman" w:hAnsi="Times New Roman" w:cs="Times New Roman"/>
+              </w:rPr>
+              <w:t>string</w:t>
+            </w:r>
+            <w:proofErr w:type="spellEnd"/>
+            <w:r>
+              <w:rPr>
+                <w:rFonts w:ascii="Times New Roman" w:hAnsi="Times New Roman" w:cs="Times New Roman"/>
+              </w:rPr>
+              <w:t xml:space="preserve">     </w:t>
+            </w:r>
+          </w:p>
+          <w:p>
+            <w:pPr>
+              <w:rPr>
+                <w:rFonts w:ascii="Times New Roman" w:hAnsi="Times New Roman" w:cs="Times New Roman"/>
+              </w:rPr>
+            </w:pPr>
+            <w:r>
+              <w:rPr>
+                <w:rFonts w:ascii="Times New Roman" w:hAnsi="Times New Roman" w:cs="Times New Roman"/>
+              </w:rPr>
+              <w:t xml:space="preserve">- </w:t>
+            </w:r>
+            <w:proofErr w:type="gramStart"/>
+            <w:r>
+              <w:rPr>
+                <w:rFonts w:ascii="Times New Roman" w:hAnsi="Times New Roman" w:cs="Times New Roman"/>
+              </w:rPr>
+              <w:t>FORMATO</w:t>
+            </w:r>
+            <w:r>
+              <w:rPr>
+                <w:rFonts w:ascii="Times New Roman" w:hAnsi="Times New Roman" w:cs="Times New Roman"/>
+              </w:rPr>
+              <w:t xml:space="preserve"> :</w:t>
+            </w:r>
+            <w:proofErr w:type="gramEnd"/>
+            <w:r>
+              <w:rPr>
+                <w:rFonts w:ascii="Times New Roman" w:hAnsi="Times New Roman" w:cs="Times New Roman"/>
+              </w:rPr>
+              <w:t xml:space="preserve"> </w:t>
+            </w:r>
+            <w:proofErr w:type="spellStart"/>
+            <w:r>
+              <w:rPr>
+                <w:rFonts w:ascii="Times New Roman" w:hAnsi="Times New Roman" w:cs="Times New Roman"/>
+              </w:rPr>
+              <w:t>DateTimeFormatter</w:t>
+            </w:r>
+            <w:proofErr w:type="spellEnd"/>
+          </w:p>
+        </w:tc>
+      </w:tr>
+      <w:tr>
+        <w:tc>
+          <w:tcPr>
+            <w:tcW w:w="5807" w:type="dxa"/>
+          </w:tcPr>
+          <w:p>
+            <w:pPr>
+              <w:spacing w:after="160" w:line="259" w:lineRule="auto"/>
+              <w:rPr>
+                <w:rFonts w:ascii="Times New Roman" w:hAnsi="Times New Roman" w:cs="Times New Roman"/>
+              </w:rPr>
+            </w:pPr>
+            <w:r>
+              <w:rPr>
+                <w:rFonts w:ascii="Times New Roman" w:hAnsi="Times New Roman" w:cs="Times New Roman"/>
+              </w:rPr>
+              <w:t>+</w:t>
+            </w:r>
+            <w:r>
+              <w:rPr>
+                <w:rFonts w:ascii="Times New Roman" w:hAnsi="Times New Roman" w:cs="Times New Roman"/>
+              </w:rPr>
+              <w:t xml:space="preserve"> </w:t>
+            </w:r>
+            <w:proofErr w:type="spellStart"/>
+            <w:proofErr w:type="gramStart"/>
+            <w:r>
+              <w:rPr>
+                <w:rFonts w:ascii="Times New Roman" w:hAnsi="Times New Roman" w:cs="Times New Roman"/>
+              </w:rPr>
+              <w:t>registrarSimulacao</w:t>
+            </w:r>
+            <w:proofErr w:type="spellEnd"/>
+            <w:r>
+              <w:rPr>
+                <w:rFonts w:ascii="Times New Roman" w:hAnsi="Times New Roman" w:cs="Times New Roman"/>
+              </w:rPr>
+              <w:t>(</w:t>
+            </w:r>
+            <w:proofErr w:type="spellStart"/>
+            <w:proofErr w:type="gramEnd"/>
+            <w:r>
+              <w:rPr>
+                <w:rFonts w:ascii="Times New Roman" w:hAnsi="Times New Roman" w:cs="Times New Roman"/>
+              </w:rPr>
+              <w:t>String</w:t>
+            </w:r>
+            <w:proofErr w:type="spellEnd"/>
+            <w:r>
+              <w:rPr>
+                <w:rFonts w:ascii="Times New Roman" w:hAnsi="Times New Roman" w:cs="Times New Roman"/>
+              </w:rPr>
+              <w:t xml:space="preserve"> titulo, </w:t>
+            </w:r>
+            <w:proofErr w:type="spellStart"/>
+            <w:r>
+              <w:rPr>
+                <w:rFonts w:ascii="Times New Roman" w:hAnsi="Times New Roman" w:cs="Times New Roman"/>
+              </w:rPr>
+              <w:t>String</w:t>
+            </w:r>
+            <w:proofErr w:type="spellEnd"/>
+            <w:r>
+              <w:rPr>
+                <w:rFonts w:ascii="Times New Roman" w:hAnsi="Times New Roman" w:cs="Times New Roman"/>
+              </w:rPr>
+              <w:t xml:space="preserve"> </w:t>
+            </w:r>
+            <w:proofErr w:type="spellStart"/>
+            <w:r>
+              <w:rPr>
+                <w:rFonts w:ascii="Times New Roman" w:hAnsi="Times New Roman" w:cs="Times New Roman"/>
+              </w:rPr>
+              <w:t>conteudo</w:t>
+            </w:r>
+            <w:proofErr w:type="spellEnd"/>
+            <w:r>
+              <w:rPr>
+                <w:rFonts w:ascii="Times New Roman" w:hAnsi="Times New Roman" w:cs="Times New Roman"/>
+              </w:rPr>
+              <w:t>)</w:t>
+            </w:r>
+            <w:r>
+              <w:rPr>
+                <w:rFonts w:ascii="Times New Roman" w:hAnsi="Times New Roman" w:cs="Times New Roman"/>
+              </w:rPr>
+              <w:t xml:space="preserve">    </w:t>
+            </w:r>
+          </w:p>
+        </w:tc>
+      </w:tr>
+    </w:tbl>
+    <w:p>
+      <w:pPr>
+        <w:rPr>
+          <w:rFonts w:ascii="Times New Roman" w:hAnsi="Times New Roman" w:cs="Times New Roman"/>
+        </w:rPr>
+      </w:pPr>
+    </w:p>
+    <w:p>
+      <w:pPr>
+        <w:rPr>
+          <w:rFonts w:ascii="Times New Roman" w:hAnsi="Times New Roman" w:cs="Times New Roman"/>
+        </w:rPr>
+      </w:pPr>
+    </w:p>
+    <w:p>
+      <w:pPr>
+        <w:rPr>
+          <w:rFonts w:ascii="Times New Roman" w:hAnsi="Times New Roman" w:cs="Times New Roman"/>
+        </w:rPr>
+      </w:pPr>
+    </w:p>
+    <w:p>
+      <w:pPr>
+        <w:rPr>
+          <w:rFonts w:ascii="Times New Roman" w:hAnsi="Times New Roman" w:cs="Times New Roman"/>
+        </w:rPr>
+      </w:pPr>
+    </w:p>
+    <w:p>
+      <w:pPr>
+        <w:rPr>
+          <w:rFonts w:ascii="Times New Roman" w:hAnsi="Times New Roman" w:cs="Times New Roman"/>
+        </w:rPr>
+      </w:pPr>
+    </w:p>
+    <w:p>
+      <w:pPr>
+        <w:rPr>
+          <w:rFonts w:ascii="Times New Roman" w:hAnsi="Times New Roman" w:cs="Times New Roman"/>
+        </w:rPr>
+      </w:pPr>
+    </w:p>
+    <w:p>
+      <w:pPr>
+        <w:rPr>
+          <w:rFonts w:ascii="Times New Roman" w:hAnsi="Times New Roman" w:cs="Times New Roman"/>
+        </w:rPr>
+      </w:pPr>
+    </w:p>
+    <w:p>
+      <w:pPr>
+        <w:rPr>
+          <w:rFonts w:ascii="Times New Roman" w:hAnsi="Times New Roman" w:cs="Times New Roman"/>
+        </w:rPr>
+      </w:pPr>
+    </w:p>
+    <w:p>
+      <w:pPr>
+        <w:rPr>
+          <w:rFonts w:ascii="Times New Roman" w:hAnsi="Times New Roman" w:cs="Times New Roman"/>
+        </w:rPr>
+      </w:pPr>
+    </w:p>
+    <w:p>
+      <w:pPr>
+        <w:rPr>
+          <w:rFonts w:ascii="Times New Roman" w:hAnsi="Times New Roman" w:cs="Times New Roman"/>
+        </w:rPr>
+      </w:pPr>
+    </w:p>
+    <w:p>
+      <w:pPr>
+        <w:rPr>
+          <w:rFonts w:ascii="Times New Roman" w:hAnsi="Times New Roman" w:cs="Times New Roman"/>
+        </w:rPr>
+      </w:pPr>
+    </w:p>
+    <w:p>
+      <w:pPr>
+        <w:rPr>
+          <w:rFonts w:ascii="Times New Roman" w:hAnsi="Times New Roman" w:cs="Times New Roman"/>
+        </w:rPr>
+      </w:pPr>
+    </w:p>
+    <w:p>
+      <w:pPr>
+        <w:rPr>
+          <w:rFonts w:ascii="Times New Roman" w:hAnsi="Times New Roman" w:cs="Times New Roman"/>
+        </w:rPr>
+      </w:pPr>
+    </w:p>
+    <w:p>
+      <w:pPr>
+        <w:rPr>
+          <w:rFonts w:ascii="Times New Roman" w:hAnsi="Times New Roman" w:cs="Times New Roman"/>
+        </w:rPr>
+      </w:pPr>
+    </w:p>
+    <w:p>
+      <w:pPr>
+        <w:rPr>
+          <w:rFonts w:ascii="Times New Roman" w:hAnsi="Times New Roman" w:cs="Times New Roman"/>
+        </w:rPr>
+      </w:pPr>
+    </w:p>
+    <w:p>
+      <w:pPr>
+        <w:rPr>
+          <w:rFonts w:ascii="Times New Roman" w:hAnsi="Times New Roman" w:cs="Times New Roman"/>
+        </w:rPr>
+      </w:pPr>
+    </w:p>
+    <w:p>
+      <w:pPr>
+        <w:rPr>
+          <w:rFonts w:ascii="Times New Roman" w:hAnsi="Times New Roman" w:cs="Times New Roman"/>
+        </w:rPr>
+      </w:pPr>
+    </w:p>
+    <w:p>
+      <w:pPr>
+        <w:rPr>
+          <w:rFonts w:ascii="Times New Roman" w:hAnsi="Times New Roman" w:cs="Times New Roman"/>
+        </w:rPr>
+      </w:pPr>
+    </w:p>
+    <w:p>
+      <w:pPr>
+        <w:rPr>
+          <w:rFonts w:ascii="Times New Roman" w:hAnsi="Times New Roman" w:cs="Times New Roman"/>
+        </w:rPr>
+      </w:pPr>
+    </w:p>
+    <w:p>
+      <w:pPr>
+        <w:rPr>
+          <w:rFonts w:ascii="Times New Roman" w:hAnsi="Times New Roman" w:cs="Times New Roman"/>
+        </w:rPr>
+      </w:pPr>
+    </w:p>
+    <w:p>
+      <w:pPr>
+        <w:rPr>
+          <w:rFonts w:ascii="Times New Roman" w:hAnsi="Times New Roman" w:cs="Times New Roman"/>
+        </w:rPr>
+      </w:pPr>
+    </w:p>
+    <w:p>
+      <w:pPr>
+        <w:pStyle w:val="Heading1"/>
+        <w:rPr>
+          <w:rFonts w:cs="Times New Roman"/>
+        </w:rPr>
+      </w:pPr>
+      <w:bookmarkStart w:id="5" w:name="_Toc215001897"/>
+      <w:r>
+        <w:rPr>
+          <w:rFonts w:cs="Times New Roman"/>
+        </w:rPr>
+        <w:lastRenderedPageBreak/>
+        <w:t>Conclusão</w:t>
+      </w:r>
+      <w:bookmarkEnd w:id="5"/>
+    </w:p>
+    <w:p>
+      <w:pPr>
+        <w:spacing w:line="259" w:lineRule="auto"/>
+        <w:rPr>
+          <w:rFonts w:ascii="Times New Roman" w:hAnsi="Times New Roman" w:cs="Times New Roman"/>
+        </w:rPr>
+      </w:pPr>
+      <w:r>
+        <w:rPr>
+          <w:rFonts w:ascii="Times New Roman" w:hAnsi="Times New Roman" w:cs="Times New Roman"/>
+        </w:rPr>
+        <w:t>O desenvolvimento deste trabalho permitiu simular com sucesso o fluxo de atendimento de um supermercado, aplicando conceitos essenciais de programação orientada a objetos, tais como modularização, encapsulamento e manipulação de coleções.</w:t>
+      </w:r>
+    </w:p>
+    <w:p>
+      <w:pPr>
+        <w:spacing w:line="259" w:lineRule="auto"/>
+        <w:rPr>
+          <w:rFonts w:ascii="Times New Roman" w:hAnsi="Times New Roman" w:cs="Times New Roman"/>
+        </w:rPr>
+      </w:pPr>
+      <w:r>
+        <w:rPr>
+          <w:rFonts w:ascii="Times New Roman" w:hAnsi="Times New Roman" w:cs="Times New Roman"/>
+        </w:rPr>
+        <w:t>A implementação ofereceu:</w:t>
+      </w:r>
+    </w:p>
+    <w:p>
+      <w:pPr>
+        <w:numPr>
+          <w:ilvl w:val="0"/>
+          <w:numId w:val="44"/>
+        </w:numPr>
+        <w:spacing w:line="259" w:lineRule="auto"/>
+        <w:jc w:val="left"/>
+        <w:rPr>
+          <w:rFonts w:ascii="Times New Roman" w:hAnsi="Times New Roman" w:cs="Times New Roman"/>
+        </w:rPr>
+      </w:pPr>
+      <w:r>
+        <w:rPr>
+          <w:rFonts w:ascii="Times New Roman" w:hAnsi="Times New Roman" w:cs="Times New Roman"/>
+        </w:rPr>
+        <w:t>inserção de clientes em filas otimizadas,</w:t>
+      </w:r>
+    </w:p>
+    <w:p>
+      <w:pPr>
+        <w:numPr>
+          <w:ilvl w:val="0"/>
+          <w:numId w:val="44"/>
+        </w:numPr>
+        <w:spacing w:line="259" w:lineRule="auto"/>
+        <w:jc w:val="left"/>
+        <w:rPr>
+          <w:rFonts w:ascii="Times New Roman" w:hAnsi="Times New Roman" w:cs="Times New Roman"/>
+        </w:rPr>
+      </w:pPr>
+      <w:r>
+        <w:rPr>
+          <w:rFonts w:ascii="Times New Roman" w:hAnsi="Times New Roman" w:cs="Times New Roman"/>
+        </w:rPr>
+        <w:t>processamento realista de atendimento baseado em tempo,</w:t>
+      </w:r>
+    </w:p>
+    <w:p>
+      <w:pPr>
+        <w:numPr>
+          <w:ilvl w:val="0"/>
+          <w:numId w:val="44"/>
+        </w:numPr>
+        <w:spacing w:line="259" w:lineRule="auto"/>
+        <w:jc w:val="left"/>
+        <w:rPr>
+          <w:rFonts w:ascii="Times New Roman" w:hAnsi="Times New Roman" w:cs="Times New Roman"/>
+        </w:rPr>
+      </w:pPr>
+      <w:r>
+        <w:rPr>
+          <w:rFonts w:ascii="Times New Roman" w:hAnsi="Times New Roman" w:cs="Times New Roman"/>
+        </w:rPr>
+        <w:t>modos manual e automático de uso,</w:t>
+      </w:r>
+    </w:p>
+    <w:p>
+      <w:pPr>
+        <w:numPr>
+          <w:ilvl w:val="0"/>
+          <w:numId w:val="44"/>
+        </w:numPr>
+        <w:spacing w:line="259" w:lineRule="auto"/>
+        <w:jc w:val="left"/>
+        <w:rPr>
+          <w:rFonts w:ascii="Times New Roman" w:hAnsi="Times New Roman" w:cs="Times New Roman"/>
+        </w:rPr>
+      </w:pPr>
+      <w:r>
+        <w:rPr>
+          <w:rFonts w:ascii="Times New Roman" w:hAnsi="Times New Roman" w:cs="Times New Roman"/>
+        </w:rPr>
+        <w:t>persistência de dados através de ficheiros,</w:t>
+      </w:r>
+    </w:p>
+    <w:p>
+      <w:pPr>
+        <w:numPr>
+          <w:ilvl w:val="0"/>
+          <w:numId w:val="44"/>
+        </w:numPr>
+        <w:spacing w:line="259" w:lineRule="auto"/>
+        <w:jc w:val="left"/>
+        <w:rPr>
+          <w:rFonts w:ascii="Times New Roman" w:hAnsi="Times New Roman" w:cs="Times New Roman"/>
+        </w:rPr>
+      </w:pPr>
+      <w:r>
+        <w:rPr>
+          <w:rFonts w:ascii="Times New Roman" w:hAnsi="Times New Roman" w:cs="Times New Roman"/>
+        </w:rPr>
+        <w:t>visualização estruturada de filas e caixas.</w:t>
+      </w:r>
+    </w:p>
+    <w:p>
+      <w:pPr>
+        <w:spacing w:line="259" w:lineRule="auto"/>
+        <w:rPr>
+          <w:rFonts w:ascii="Times New Roman" w:hAnsi="Times New Roman" w:cs="Times New Roman"/>
+        </w:rPr>
+      </w:pPr>
+      <w:r>
+        <w:rPr>
+          <w:rFonts w:ascii="Times New Roman" w:hAnsi="Times New Roman" w:cs="Times New Roman"/>
+        </w:rPr>
+        <w:t>O sistema, apesar de simples, demonstra como modelar situações reais com estruturas computacionais, podendo ser expandido futuramente para:</w:t>
+      </w:r>
+    </w:p>
+    <w:p>
+      <w:pPr>
+        <w:numPr>
+          <w:ilvl w:val="0"/>
+          <w:numId w:val="45"/>
+        </w:numPr>
+        <w:spacing w:line="259" w:lineRule="auto"/>
+        <w:jc w:val="left"/>
+        <w:rPr>
+          <w:rFonts w:ascii="Times New Roman" w:hAnsi="Times New Roman" w:cs="Times New Roman"/>
+        </w:rPr>
+      </w:pPr>
+      <w:r>
+        <w:rPr>
+          <w:rFonts w:ascii="Times New Roman" w:hAnsi="Times New Roman" w:cs="Times New Roman"/>
+        </w:rPr>
+        <w:t>relatórios gráficos,</w:t>
+      </w:r>
+    </w:p>
+    <w:p>
+      <w:pPr>
+        <w:numPr>
+          <w:ilvl w:val="0"/>
+          <w:numId w:val="45"/>
+        </w:numPr>
+        <w:spacing w:line="259" w:lineRule="auto"/>
+        <w:jc w:val="left"/>
+        <w:rPr>
+          <w:rFonts w:ascii="Times New Roman" w:hAnsi="Times New Roman" w:cs="Times New Roman"/>
+        </w:rPr>
+      </w:pPr>
+      <w:r>
+        <w:rPr>
+          <w:rFonts w:ascii="Times New Roman" w:hAnsi="Times New Roman" w:cs="Times New Roman"/>
+        </w:rPr>
+        <w:t>diferentes tipos de caixas,</w:t>
+      </w:r>
+    </w:p>
+    <w:p>
+      <w:pPr>
+        <w:numPr>
+          <w:ilvl w:val="0"/>
+          <w:numId w:val="45"/>
+        </w:numPr>
+        <w:spacing w:line="259" w:lineRule="auto"/>
+        <w:jc w:val="left"/>
+        <w:rPr>
+          <w:rFonts w:ascii="Times New Roman" w:hAnsi="Times New Roman" w:cs="Times New Roman"/>
+        </w:rPr>
+      </w:pPr>
+      <w:r>
+        <w:rPr>
+          <w:rFonts w:ascii="Times New Roman" w:hAnsi="Times New Roman" w:cs="Times New Roman"/>
+        </w:rPr>
+        <w:t>simulação estatística avançada,</w:t>
+      </w:r>
+    </w:p>
+    <w:p>
+      <w:pPr>
+        <w:numPr>
+          <w:ilvl w:val="0"/>
+          <w:numId w:val="45"/>
+        </w:numPr>
+        <w:spacing w:line="259" w:lineRule="auto"/>
+        <w:jc w:val="left"/>
+        <w:rPr>
+          <w:rFonts w:ascii="Times New Roman" w:hAnsi="Times New Roman" w:cs="Times New Roman"/>
+        </w:rPr>
+      </w:pPr>
+      <w:r>
+        <w:rPr>
+          <w:rFonts w:ascii="Times New Roman" w:hAnsi="Times New Roman" w:cs="Times New Roman"/>
+        </w:rPr>
+        <w:t>interface gráfica.</w:t>
+      </w:r>
+    </w:p>
+    <w:p>
+      <w:pPr>
+        <w:spacing w:line="259" w:lineRule="auto"/>
+        <w:rPr>
+          <w:rFonts w:ascii="Times New Roman" w:hAnsi="Times New Roman" w:cs="Times New Roman"/>
+        </w:rPr>
+      </w:pPr>
+      <w:r>
+        <w:rPr>
+          <w:rFonts w:ascii="Times New Roman" w:hAnsi="Times New Roman" w:cs="Times New Roman"/>
+        </w:rPr>
+        <w:t>Cumpre assim os requisitos funcionais propostos e representa uma aplicação completa e totalmente funcional dentro do escopo da cadeira de Programação III.</w:t>
+      </w:r>
+    </w:p>
+    <w:p>
+      <w:pPr>
+        <w:rPr>
+          <w:rFonts w:ascii="Times New Roman" w:hAnsi="Times New Roman" w:cs="Times New Roman"/>
         </w:rPr>
       </w:pPr>
     </w:p>
     <w:sectPr>
-      <w:headerReference w:type="default" r:id="rId14"/>
-      <w:footerReference w:type="default" r:id="rId15"/>
+      <w:headerReference w:type="default" r:id="rId15"/>
+      <w:footerReference w:type="default" r:id="rId16"/>
       <w:pgSz w:w="11906" w:h="16838" w:code="9"/>
       <w:pgMar w:top="1418" w:right="1701" w:bottom="1418" w:left="1701" w:header="709" w:footer="709" w:gutter="0"/>
       <w:pgNumType w:start="1"/>
@@ -823,16 +5152,13 @@
 <w:ftr xmlns:wpc="http://schemas.microsoft.com/office/word/2010/wordprocessingCanvas" xmlns:cx="http://schemas.microsoft.com/office/drawing/2014/chartex" xmlns:cx1="http://schemas.microsoft.com/office/drawing/2015/9/8/chartex" xmlns:cx2="http://schemas.microsoft.com/office/drawing/2015/10/21/chartex" xmlns:cx3="http://schemas.microsoft.com/office/drawing/2016/5/9/chartex" xmlns:cx4="http://schemas.microsoft.com/office/drawing/2016/5/10/chartex" xmlns:cx5="http://schemas.microsoft.com/office/drawing/2016/5/11/chartex" xmlns:cx6="http://schemas.microsoft.com/office/drawing/2016/5/12/chartex" xmlns:cx7="http://schemas.microsoft.com/office/drawing/2016/5/13/chartex" xmlns:cx8="http://schemas.microsoft.com/office/drawing/2016/5/14/chartex" xmlns:mc="http://schemas.openxmlformats.org/markup-compatibility/2006" xmlns:aink="http://schemas.microsoft.com/office/drawing/2016/ink" xmlns:am3d="http://schemas.microsoft.com/office/drawing/2017/model3d" xmlns:o="urn:schemas-microsoft-com:office:office" xmlns:oel="http://schemas.microsoft.com/office/2019/extlst" xmlns:r="http://schemas.openxmlformats.org/officeDocument/2006/relationships" xmlns:m="http://schemas.openxmlformats.org/officeDocument/2006/math" xmlns:v="urn:schemas-microsoft-com:vml" xmlns:wp14="http://schemas.microsoft.com/office/word/2010/wordprocessingDrawing" xmlns:wp="http://schemas.openxmlformats.org/drawingml/2006/wordprocessingDrawing" xmlns:w10="urn:schemas-microsoft-com:office:word" xmlns:w="http://schemas.openxmlformats.org/wordprocessingml/2006/main" xmlns:w14="http://schemas.microsoft.com/office/word/2010/wordml" xmlns:w15="http://schemas.microsoft.com/office/word/2012/wordml" xmlns:w16cex="http://schemas.microsoft.com/office/word/2018/wordml/cex" xmlns:w16cid="http://schemas.microsoft.com/office/word/2016/wordml/cid" xmlns:w16="http://schemas.microsoft.com/office/word/2018/wordml" xmlns:w16sdtdh="http://schemas.microsoft.com/office/word/2020/wordml/sdtdatahash" xmlns:w16se="http://schemas.microsoft.com/office/word/2015/wordml/symex" xmlns:wpg="http://schemas.microsoft.com/office/word/2010/wordprocessingGroup" xmlns:wpi="http://schemas.microsoft.com/office/word/2010/wordprocessingInk" xmlns:wne="http://schemas.microsoft.com/office/word/2006/wordml" xmlns:wps="http://schemas.microsoft.com/office/word/2010/wordprocessingShape" mc:Ignorable="w14 w15 w16se w16cid w16 w16cex w16sdtdh wp14">
   <w:sdt>
     <w:sdtPr>
-      <w:rPr>
-        <w:lang/>
-      </w:rPr>
       <w:alias w:val="Data de Publicação"/>
       <w:tag w:val=""/>
       <w:id w:val="-110976418"/>
       <w:dataBinding w:prefixMappings="xmlns:ns0='http://schemas.microsoft.com/office/2006/coverPageProps' " w:xpath="/ns0:CoverPageProperties[1]/ns0:PublishDate[1]" w:storeItemID="{55AF091B-3C7A-41E3-B477-F2FDAA23CFDA}"/>
       <w:date w:fullDate="2025-11-25T00:00:00Z">
         <w:dateFormat w:val="MM/dd/yyyy"/>
-        <w:lid/>
+        <w:lid w:val="pt-PT"/>
         <w:storeMappedDataAs w:val="dateTime"/>
         <w:calendar w:val="gregorian"/>
       </w:date>
@@ -841,14 +5167,8 @@
       <w:p>
         <w:pPr>
           <w:jc w:val="center"/>
-          <w:rPr>
-            <w:lang/>
-          </w:rPr>
         </w:pPr>
         <w:r>
-          <w:rPr>
-            <w:lang/>
-          </w:rPr>
           <w:t>11/25/2025</w:t>
         </w:r>
       </w:p>
@@ -868,7 +5188,6 @@
         <w:bCs/>
         <w:sz w:val="16"/>
         <w:szCs w:val="16"/>
-        <w:lang/>
       </w:rPr>
     </w:pPr>
   </w:p>
@@ -926,9 +5245,6 @@
         <w:tab w:val="clear" w:pos="8504"/>
         <w:tab w:val="left" w:pos="7106"/>
       </w:tabs>
-      <w:rPr>
-        <w:lang/>
-      </w:rPr>
     </w:pPr>
   </w:p>
 </w:hdr>
@@ -953,7 +5269,6 @@
         <w:r>
           <w:rPr>
             <w:noProof/>
-            <w:lang/>
           </w:rPr>
           <mc:AlternateContent>
             <mc:Choice Requires="wps">
@@ -1008,14 +5323,8 @@
                             <w:p>
                               <w:pPr>
                                 <w:pStyle w:val="Title"/>
-                                <w:rPr>
-                                  <w:lang/>
-                                </w:rPr>
                               </w:pPr>
                               <w:r>
-                                <w:rPr>
-                                  <w:lang/>
-                                </w:rPr>
                                 <w:t>CAPÍTULOS</w:t>
                               </w:r>
                             </w:p>
@@ -1035,21 +5344,15 @@
             </mc:Choice>
             <mc:Fallback>
               <w:pict>
-                <v:roundrect w14:anchorId="71E904AB" id="Retângulo: Cantos Arredondados 14" o:spid="_x0000_s1026" style="position:absolute;left:0;text-align:left;margin-left:158.85pt;margin-top:-20.55pt;width:189pt;height:36pt;z-index:251673600;visibility:visible;mso-wrap-style:square;mso-wrap-distance-left:9pt;mso-wrap-distance-top:0;mso-wrap-distance-right:9pt;mso-wrap-distance-bottom:0;mso-position-horizontal:absolute;mso-position-horizontal-relative:text;mso-position-vertical:absolute;mso-position-vertical-relative:text;v-text-anchor:middle" arcsize="10923f" o:gfxdata="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" fillcolor="#ffc000" strokecolor="#091723 [484]" strokeweight="1pt">
+                <v:roundrect w14:anchorId="71E904AB" id="Retângulo: Cantos Arredondados 14" o:spid="_x0000_s1027" style="position:absolute;left:0;text-align:left;margin-left:158.85pt;margin-top:-20.55pt;width:189pt;height:36pt;z-index:251673600;visibility:visible;mso-wrap-style:square;mso-wrap-distance-left:9pt;mso-wrap-distance-top:0;mso-wrap-distance-right:9pt;mso-wrap-distance-bottom:0;mso-position-horizontal:absolute;mso-position-horizontal-relative:text;mso-position-vertical:absolute;mso-position-vertical-relative:text;v-text-anchor:middle" arcsize="10923f" o:gfxdata="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" fillcolor="#ffc000" strokecolor="#091723 [484]" strokeweight="1pt">
                   <v:stroke joinstyle="miter"/>
                   <v:textbox>
                     <w:txbxContent>
                       <w:p>
                         <w:pPr>
                           <w:pStyle w:val="Title"/>
-                          <w:rPr>
-                            <w:lang/>
-                          </w:rPr>
                         </w:pPr>
                         <w:r>
-                          <w:rPr>
-                            <w:lang/>
-                          </w:rPr>
                           <w:t>CAPÍTULOS</w:t>
                         </w:r>
                       </w:p>
@@ -1164,14 +5467,10 @@
         <w:tab w:val="clear" w:pos="8504"/>
         <w:tab w:val="left" w:pos="7106"/>
       </w:tabs>
-      <w:rPr>
-        <w:lang/>
-      </w:rPr>
     </w:pPr>
     <w:r>
       <w:rPr>
         <w:noProof/>
-        <w:lang/>
       </w:rPr>
       <mc:AlternateContent>
         <mc:Choice Requires="wps">
@@ -1388,14 +5687,10 @@
         <w:tab w:val="clear" w:pos="8504"/>
         <w:tab w:val="left" w:pos="7106"/>
       </w:tabs>
-      <w:rPr>
-        <w:lang/>
-      </w:rPr>
     </w:pPr>
     <w:r>
       <w:rPr>
         <w:noProof/>
-        <w:lang/>
       </w:rPr>
       <mc:AlternateContent>
         <mc:Choice Requires="wps">
@@ -1689,6 +5984,155 @@
     </w:lvl>
   </w:abstractNum>
   <w:abstractNum w:abstractNumId="1" w15:restartNumberingAfterBreak="0">
+    <w:nsid w:val="089560DB"/>
+    <w:multiLevelType w:val="multilevel"/>
+    <w:tmpl w:val="15863A80"/>
+    <w:lvl w:ilvl="0">
+      <w:start w:val="1"/>
+      <w:numFmt w:val="bullet"/>
+      <w:lvlText w:val=""/>
+      <w:lvlJc w:val="left"/>
+      <w:pPr>
+        <w:tabs>
+          <w:tab w:val="num" w:pos="720"/>
+        </w:tabs>
+        <w:ind w:left="720" w:hanging="360"/>
+      </w:pPr>
+      <w:rPr>
+        <w:rFonts w:ascii="Symbol" w:hAnsi="Symbol" w:hint="default"/>
+        <w:sz w:val="20"/>
+      </w:rPr>
+    </w:lvl>
+    <w:lvl w:ilvl="1" w:tentative="1">
+      <w:start w:val="1"/>
+      <w:numFmt w:val="bullet"/>
+      <w:lvlText w:val="o"/>
+      <w:lvlJc w:val="left"/>
+      <w:pPr>
+        <w:tabs>
+          <w:tab w:val="num" w:pos="1440"/>
+        </w:tabs>
+        <w:ind w:left="1440" w:hanging="360"/>
+      </w:pPr>
+      <w:rPr>
+        <w:rFonts w:ascii="Courier New" w:hAnsi="Courier New" w:hint="default"/>
+        <w:sz w:val="20"/>
+      </w:rPr>
+    </w:lvl>
+    <w:lvl w:ilvl="2" w:tentative="1">
+      <w:start w:val="1"/>
+      <w:numFmt w:val="bullet"/>
+      <w:lvlText w:val=""/>
+      <w:lvlJc w:val="left"/>
+      <w:pPr>
+        <w:tabs>
+          <w:tab w:val="num" w:pos="2160"/>
+        </w:tabs>
+        <w:ind w:left="2160" w:hanging="360"/>
+      </w:pPr>
+      <w:rPr>
+        <w:rFonts w:ascii="Wingdings" w:hAnsi="Wingdings" w:hint="default"/>
+        <w:sz w:val="20"/>
+      </w:rPr>
+    </w:lvl>
+    <w:lvl w:ilvl="3" w:tentative="1">
+      <w:start w:val="1"/>
+      <w:numFmt w:val="bullet"/>
+      <w:lvlText w:val=""/>
+      <w:lvlJc w:val="left"/>
+      <w:pPr>
+        <w:tabs>
+          <w:tab w:val="num" w:pos="2880"/>
+        </w:tabs>
+        <w:ind w:left="2880" w:hanging="360"/>
+      </w:pPr>
+      <w:rPr>
+        <w:rFonts w:ascii="Wingdings" w:hAnsi="Wingdings" w:hint="default"/>
+        <w:sz w:val="20"/>
+      </w:rPr>
+    </w:lvl>
+    <w:lvl w:ilvl="4" w:tentative="1">
+      <w:start w:val="1"/>
+      <w:numFmt w:val="bullet"/>
+      <w:lvlText w:val=""/>
+      <w:lvlJc w:val="left"/>
+      <w:pPr>
+        <w:tabs>
+          <w:tab w:val="num" w:pos="3600"/>
+        </w:tabs>
+        <w:ind w:left="3600" w:hanging="360"/>
+      </w:pPr>
+      <w:rPr>
+        <w:rFonts w:ascii="Wingdings" w:hAnsi="Wingdings" w:hint="default"/>
+        <w:sz w:val="20"/>
+      </w:rPr>
+    </w:lvl>
+    <w:lvl w:ilvl="5" w:tentative="1">
+      <w:start w:val="1"/>
+      <w:numFmt w:val="bullet"/>
+      <w:lvlText w:val=""/>
+      <w:lvlJc w:val="left"/>
+      <w:pPr>
+        <w:tabs>
+          <w:tab w:val="num" w:pos="4320"/>
+        </w:tabs>
+        <w:ind w:left="4320" w:hanging="360"/>
+      </w:pPr>
+      <w:rPr>
+        <w:rFonts w:ascii="Wingdings" w:hAnsi="Wingdings" w:hint="default"/>
+        <w:sz w:val="20"/>
+      </w:rPr>
+    </w:lvl>
+    <w:lvl w:ilvl="6" w:tentative="1">
+      <w:start w:val="1"/>
+      <w:numFmt w:val="bullet"/>
+      <w:lvlText w:val=""/>
+      <w:lvlJc w:val="left"/>
+      <w:pPr>
+        <w:tabs>
+          <w:tab w:val="num" w:pos="5040"/>
+        </w:tabs>
+        <w:ind w:left="5040" w:hanging="360"/>
+      </w:pPr>
+      <w:rPr>
+        <w:rFonts w:ascii="Wingdings" w:hAnsi="Wingdings" w:hint="default"/>
+        <w:sz w:val="20"/>
+      </w:rPr>
+    </w:lvl>
+    <w:lvl w:ilvl="7" w:tentative="1">
+      <w:start w:val="1"/>
+      <w:numFmt w:val="bullet"/>
+      <w:lvlText w:val=""/>
+      <w:lvlJc w:val="left"/>
+      <w:pPr>
+        <w:tabs>
+          <w:tab w:val="num" w:pos="5760"/>
+        </w:tabs>
+        <w:ind w:left="5760" w:hanging="360"/>
+      </w:pPr>
+      <w:rPr>
+        <w:rFonts w:ascii="Wingdings" w:hAnsi="Wingdings" w:hint="default"/>
+        <w:sz w:val="20"/>
+      </w:rPr>
+    </w:lvl>
+    <w:lvl w:ilvl="8" w:tentative="1">
+      <w:start w:val="1"/>
+      <w:numFmt w:val="bullet"/>
+      <w:lvlText w:val=""/>
+      <w:lvlJc w:val="left"/>
+      <w:pPr>
+        <w:tabs>
+          <w:tab w:val="num" w:pos="6480"/>
+        </w:tabs>
+        <w:ind w:left="6480" w:hanging="360"/>
+      </w:pPr>
+      <w:rPr>
+        <w:rFonts w:ascii="Wingdings" w:hAnsi="Wingdings" w:hint="default"/>
+        <w:sz w:val="20"/>
+      </w:rPr>
+    </w:lvl>
+  </w:abstractNum>
+  <w:abstractNum w:abstractNumId="2" w15:restartNumberingAfterBreak="0">
     <w:nsid w:val="11547193"/>
     <w:multiLevelType w:val="hybridMultilevel"/>
     <w:tmpl w:val="A6F811D0"/>
@@ -1900,7 +6344,305 @@
       </w:rPr>
     </w:lvl>
   </w:abstractNum>
-  <w:abstractNum w:abstractNumId="2" w15:restartNumberingAfterBreak="0">
+  <w:abstractNum w:abstractNumId="3" w15:restartNumberingAfterBreak="0">
+    <w:nsid w:val="17B70BD1"/>
+    <w:multiLevelType w:val="multilevel"/>
+    <w:tmpl w:val="04E64C68"/>
+    <w:lvl w:ilvl="0">
+      <w:start w:val="1"/>
+      <w:numFmt w:val="bullet"/>
+      <w:lvlText w:val=""/>
+      <w:lvlJc w:val="left"/>
+      <w:pPr>
+        <w:tabs>
+          <w:tab w:val="num" w:pos="720"/>
+        </w:tabs>
+        <w:ind w:left="720" w:hanging="360"/>
+      </w:pPr>
+      <w:rPr>
+        <w:rFonts w:ascii="Symbol" w:hAnsi="Symbol" w:hint="default"/>
+        <w:sz w:val="20"/>
+      </w:rPr>
+    </w:lvl>
+    <w:lvl w:ilvl="1" w:tentative="1">
+      <w:start w:val="1"/>
+      <w:numFmt w:val="bullet"/>
+      <w:lvlText w:val="o"/>
+      <w:lvlJc w:val="left"/>
+      <w:pPr>
+        <w:tabs>
+          <w:tab w:val="num" w:pos="1440"/>
+        </w:tabs>
+        <w:ind w:left="1440" w:hanging="360"/>
+      </w:pPr>
+      <w:rPr>
+        <w:rFonts w:ascii="Courier New" w:hAnsi="Courier New" w:hint="default"/>
+        <w:sz w:val="20"/>
+      </w:rPr>
+    </w:lvl>
+    <w:lvl w:ilvl="2" w:tentative="1">
+      <w:start w:val="1"/>
+      <w:numFmt w:val="bullet"/>
+      <w:lvlText w:val=""/>
+      <w:lvlJc w:val="left"/>
+      <w:pPr>
+        <w:tabs>
+          <w:tab w:val="num" w:pos="2160"/>
+        </w:tabs>
+        <w:ind w:left="2160" w:hanging="360"/>
+      </w:pPr>
+      <w:rPr>
+        <w:rFonts w:ascii="Wingdings" w:hAnsi="Wingdings" w:hint="default"/>
+        <w:sz w:val="20"/>
+      </w:rPr>
+    </w:lvl>
+    <w:lvl w:ilvl="3" w:tentative="1">
+      <w:start w:val="1"/>
+      <w:numFmt w:val="bullet"/>
+      <w:lvlText w:val=""/>
+      <w:lvlJc w:val="left"/>
+      <w:pPr>
+        <w:tabs>
+          <w:tab w:val="num" w:pos="2880"/>
+        </w:tabs>
+        <w:ind w:left="2880" w:hanging="360"/>
+      </w:pPr>
+      <w:rPr>
+        <w:rFonts w:ascii="Wingdings" w:hAnsi="Wingdings" w:hint="default"/>
+        <w:sz w:val="20"/>
+      </w:rPr>
+    </w:lvl>
+    <w:lvl w:ilvl="4" w:tentative="1">
+      <w:start w:val="1"/>
+      <w:numFmt w:val="bullet"/>
+      <w:lvlText w:val=""/>
+      <w:lvlJc w:val="left"/>
+      <w:pPr>
+        <w:tabs>
+          <w:tab w:val="num" w:pos="3600"/>
+        </w:tabs>
+        <w:ind w:left="3600" w:hanging="360"/>
+      </w:pPr>
+      <w:rPr>
+        <w:rFonts w:ascii="Wingdings" w:hAnsi="Wingdings" w:hint="default"/>
+        <w:sz w:val="20"/>
+      </w:rPr>
+    </w:lvl>
+    <w:lvl w:ilvl="5" w:tentative="1">
+      <w:start w:val="1"/>
+      <w:numFmt w:val="bullet"/>
+      <w:lvlText w:val=""/>
+      <w:lvlJc w:val="left"/>
+      <w:pPr>
+        <w:tabs>
+          <w:tab w:val="num" w:pos="4320"/>
+        </w:tabs>
+        <w:ind w:left="4320" w:hanging="360"/>
+      </w:pPr>
+      <w:rPr>
+        <w:rFonts w:ascii="Wingdings" w:hAnsi="Wingdings" w:hint="default"/>
+        <w:sz w:val="20"/>
+      </w:rPr>
+    </w:lvl>
+    <w:lvl w:ilvl="6" w:tentative="1">
+      <w:start w:val="1"/>
+      <w:numFmt w:val="bullet"/>
+      <w:lvlText w:val=""/>
+      <w:lvlJc w:val="left"/>
+      <w:pPr>
+        <w:tabs>
+          <w:tab w:val="num" w:pos="5040"/>
+        </w:tabs>
+        <w:ind w:left="5040" w:hanging="360"/>
+      </w:pPr>
+      <w:rPr>
+        <w:rFonts w:ascii="Wingdings" w:hAnsi="Wingdings" w:hint="default"/>
+        <w:sz w:val="20"/>
+      </w:rPr>
+    </w:lvl>
+    <w:lvl w:ilvl="7" w:tentative="1">
+      <w:start w:val="1"/>
+      <w:numFmt w:val="bullet"/>
+      <w:lvlText w:val=""/>
+      <w:lvlJc w:val="left"/>
+      <w:pPr>
+        <w:tabs>
+          <w:tab w:val="num" w:pos="5760"/>
+        </w:tabs>
+        <w:ind w:left="5760" w:hanging="360"/>
+      </w:pPr>
+      <w:rPr>
+        <w:rFonts w:ascii="Wingdings" w:hAnsi="Wingdings" w:hint="default"/>
+        <w:sz w:val="20"/>
+      </w:rPr>
+    </w:lvl>
+    <w:lvl w:ilvl="8" w:tentative="1">
+      <w:start w:val="1"/>
+      <w:numFmt w:val="bullet"/>
+      <w:lvlText w:val=""/>
+      <w:lvlJc w:val="left"/>
+      <w:pPr>
+        <w:tabs>
+          <w:tab w:val="num" w:pos="6480"/>
+        </w:tabs>
+        <w:ind w:left="6480" w:hanging="360"/>
+      </w:pPr>
+      <w:rPr>
+        <w:rFonts w:ascii="Wingdings" w:hAnsi="Wingdings" w:hint="default"/>
+        <w:sz w:val="20"/>
+      </w:rPr>
+    </w:lvl>
+  </w:abstractNum>
+  <w:abstractNum w:abstractNumId="4" w15:restartNumberingAfterBreak="0">
+    <w:nsid w:val="19063D22"/>
+    <w:multiLevelType w:val="multilevel"/>
+    <w:tmpl w:val="F24E1DB0"/>
+    <w:lvl w:ilvl="0">
+      <w:start w:val="1"/>
+      <w:numFmt w:val="bullet"/>
+      <w:lvlText w:val=""/>
+      <w:lvlJc w:val="left"/>
+      <w:pPr>
+        <w:tabs>
+          <w:tab w:val="num" w:pos="720"/>
+        </w:tabs>
+        <w:ind w:left="720" w:hanging="360"/>
+      </w:pPr>
+      <w:rPr>
+        <w:rFonts w:ascii="Symbol" w:hAnsi="Symbol" w:hint="default"/>
+        <w:sz w:val="20"/>
+      </w:rPr>
+    </w:lvl>
+    <w:lvl w:ilvl="1" w:tentative="1">
+      <w:start w:val="1"/>
+      <w:numFmt w:val="bullet"/>
+      <w:lvlText w:val="o"/>
+      <w:lvlJc w:val="left"/>
+      <w:pPr>
+        <w:tabs>
+          <w:tab w:val="num" w:pos="1440"/>
+        </w:tabs>
+        <w:ind w:left="1440" w:hanging="360"/>
+      </w:pPr>
+      <w:rPr>
+        <w:rFonts w:ascii="Courier New" w:hAnsi="Courier New" w:hint="default"/>
+        <w:sz w:val="20"/>
+      </w:rPr>
+    </w:lvl>
+    <w:lvl w:ilvl="2" w:tentative="1">
+      <w:start w:val="1"/>
+      <w:numFmt w:val="bullet"/>
+      <w:lvlText w:val=""/>
+      <w:lvlJc w:val="left"/>
+      <w:pPr>
+        <w:tabs>
+          <w:tab w:val="num" w:pos="2160"/>
+        </w:tabs>
+        <w:ind w:left="2160" w:hanging="360"/>
+      </w:pPr>
+      <w:rPr>
+        <w:rFonts w:ascii="Wingdings" w:hAnsi="Wingdings" w:hint="default"/>
+        <w:sz w:val="20"/>
+      </w:rPr>
+    </w:lvl>
+    <w:lvl w:ilvl="3" w:tentative="1">
+      <w:start w:val="1"/>
+      <w:numFmt w:val="bullet"/>
+      <w:lvlText w:val=""/>
+      <w:lvlJc w:val="left"/>
+      <w:pPr>
+        <w:tabs>
+          <w:tab w:val="num" w:pos="2880"/>
+        </w:tabs>
+        <w:ind w:left="2880" w:hanging="360"/>
+      </w:pPr>
+      <w:rPr>
+        <w:rFonts w:ascii="Wingdings" w:hAnsi="Wingdings" w:hint="default"/>
+        <w:sz w:val="20"/>
+      </w:rPr>
+    </w:lvl>
+    <w:lvl w:ilvl="4" w:tentative="1">
+      <w:start w:val="1"/>
+      <w:numFmt w:val="bullet"/>
+      <w:lvlText w:val=""/>
+      <w:lvlJc w:val="left"/>
+      <w:pPr>
+        <w:tabs>
+          <w:tab w:val="num" w:pos="3600"/>
+        </w:tabs>
+        <w:ind w:left="3600" w:hanging="360"/>
+      </w:pPr>
+      <w:rPr>
+        <w:rFonts w:ascii="Wingdings" w:hAnsi="Wingdings" w:hint="default"/>
+        <w:sz w:val="20"/>
+      </w:rPr>
+    </w:lvl>
+    <w:lvl w:ilvl="5" w:tentative="1">
+      <w:start w:val="1"/>
+      <w:numFmt w:val="bullet"/>
+      <w:lvlText w:val=""/>
+      <w:lvlJc w:val="left"/>
+      <w:pPr>
+        <w:tabs>
+          <w:tab w:val="num" w:pos="4320"/>
+        </w:tabs>
+        <w:ind w:left="4320" w:hanging="360"/>
+      </w:pPr>
+      <w:rPr>
+        <w:rFonts w:ascii="Wingdings" w:hAnsi="Wingdings" w:hint="default"/>
+        <w:sz w:val="20"/>
+      </w:rPr>
+    </w:lvl>
+    <w:lvl w:ilvl="6" w:tentative="1">
+      <w:start w:val="1"/>
+      <w:numFmt w:val="bullet"/>
+      <w:lvlText w:val=""/>
+      <w:lvlJc w:val="left"/>
+      <w:pPr>
+        <w:tabs>
+          <w:tab w:val="num" w:pos="5040"/>
+        </w:tabs>
+        <w:ind w:left="5040" w:hanging="360"/>
+      </w:pPr>
+      <w:rPr>
+        <w:rFonts w:ascii="Wingdings" w:hAnsi="Wingdings" w:hint="default"/>
+        <w:sz w:val="20"/>
+      </w:rPr>
+    </w:lvl>
+    <w:lvl w:ilvl="7" w:tentative="1">
+      <w:start w:val="1"/>
+      <w:numFmt w:val="bullet"/>
+      <w:lvlText w:val=""/>
+      <w:lvlJc w:val="left"/>
+      <w:pPr>
+        <w:tabs>
+          <w:tab w:val="num" w:pos="5760"/>
+        </w:tabs>
+        <w:ind w:left="5760" w:hanging="360"/>
+      </w:pPr>
+      <w:rPr>
+        <w:rFonts w:ascii="Wingdings" w:hAnsi="Wingdings" w:hint="default"/>
+        <w:sz w:val="20"/>
+      </w:rPr>
+    </w:lvl>
+    <w:lvl w:ilvl="8" w:tentative="1">
+      <w:start w:val="1"/>
+      <w:numFmt w:val="bullet"/>
+      <w:lvlText w:val=""/>
+      <w:lvlJc w:val="left"/>
+      <w:pPr>
+        <w:tabs>
+          <w:tab w:val="num" w:pos="6480"/>
+        </w:tabs>
+        <w:ind w:left="6480" w:hanging="360"/>
+      </w:pPr>
+      <w:rPr>
+        <w:rFonts w:ascii="Wingdings" w:hAnsi="Wingdings" w:hint="default"/>
+        <w:sz w:val="20"/>
+      </w:rPr>
+    </w:lvl>
+  </w:abstractNum>
+  <w:abstractNum w:abstractNumId="5" w15:restartNumberingAfterBreak="0">
     <w:nsid w:val="1BB10CAC"/>
     <w:multiLevelType w:val="hybridMultilevel"/>
     <w:tmpl w:val="C4DCADBA"/>
@@ -2121,7 +6863,120 @@
       </w:rPr>
     </w:lvl>
   </w:abstractNum>
-  <w:abstractNum w:abstractNumId="3" w15:restartNumberingAfterBreak="0">
+  <w:abstractNum w:abstractNumId="6" w15:restartNumberingAfterBreak="0">
+    <w:nsid w:val="1D976903"/>
+    <w:multiLevelType w:val="hybridMultilevel"/>
+    <w:tmpl w:val="D47C1C8E"/>
+    <w:lvl w:ilvl="0" w:tplc="08160001">
+      <w:start w:val="1"/>
+      <w:numFmt w:val="bullet"/>
+      <w:lvlText w:val=""/>
+      <w:lvlJc w:val="left"/>
+      <w:pPr>
+        <w:ind w:left="720" w:hanging="360"/>
+      </w:pPr>
+      <w:rPr>
+        <w:rFonts w:ascii="Symbol" w:hAnsi="Symbol" w:hint="default"/>
+      </w:rPr>
+    </w:lvl>
+    <w:lvl w:ilvl="1" w:tplc="08160003">
+      <w:start w:val="1"/>
+      <w:numFmt w:val="bullet"/>
+      <w:lvlText w:val="o"/>
+      <w:lvlJc w:val="left"/>
+      <w:pPr>
+        <w:ind w:left="1440" w:hanging="360"/>
+      </w:pPr>
+      <w:rPr>
+        <w:rFonts w:ascii="Courier New" w:hAnsi="Courier New" w:cs="Courier New" w:hint="default"/>
+      </w:rPr>
+    </w:lvl>
+    <w:lvl w:ilvl="2" w:tplc="08160005" w:tentative="1">
+      <w:start w:val="1"/>
+      <w:numFmt w:val="bullet"/>
+      <w:lvlText w:val=""/>
+      <w:lvlJc w:val="left"/>
+      <w:pPr>
+        <w:ind w:left="2160" w:hanging="360"/>
+      </w:pPr>
+      <w:rPr>
+        <w:rFonts w:ascii="Wingdings" w:hAnsi="Wingdings" w:hint="default"/>
+      </w:rPr>
+    </w:lvl>
+    <w:lvl w:ilvl="3" w:tplc="08160001" w:tentative="1">
+      <w:start w:val="1"/>
+      <w:numFmt w:val="bullet"/>
+      <w:lvlText w:val=""/>
+      <w:lvlJc w:val="left"/>
+      <w:pPr>
+        <w:ind w:left="2880" w:hanging="360"/>
+      </w:pPr>
+      <w:rPr>
+        <w:rFonts w:ascii="Symbol" w:hAnsi="Symbol" w:hint="default"/>
+      </w:rPr>
+    </w:lvl>
+    <w:lvl w:ilvl="4" w:tplc="08160003" w:tentative="1">
+      <w:start w:val="1"/>
+      <w:numFmt w:val="bullet"/>
+      <w:lvlText w:val="o"/>
+      <w:lvlJc w:val="left"/>
+      <w:pPr>
+        <w:ind w:left="3600" w:hanging="360"/>
+      </w:pPr>
+      <w:rPr>
+        <w:rFonts w:ascii="Courier New" w:hAnsi="Courier New" w:cs="Courier New" w:hint="default"/>
+      </w:rPr>
+    </w:lvl>
+    <w:lvl w:ilvl="5" w:tplc="08160005" w:tentative="1">
+      <w:start w:val="1"/>
+      <w:numFmt w:val="bullet"/>
+      <w:lvlText w:val=""/>
+      <w:lvlJc w:val="left"/>
+      <w:pPr>
+        <w:ind w:left="4320" w:hanging="360"/>
+      </w:pPr>
+      <w:rPr>
+        <w:rFonts w:ascii="Wingdings" w:hAnsi="Wingdings" w:hint="default"/>
+      </w:rPr>
+    </w:lvl>
+    <w:lvl w:ilvl="6" w:tplc="08160001" w:tentative="1">
+      <w:start w:val="1"/>
+      <w:numFmt w:val="bullet"/>
+      <w:lvlText w:val=""/>
+      <w:lvlJc w:val="left"/>
+      <w:pPr>
+        <w:ind w:left="5040" w:hanging="360"/>
+      </w:pPr>
+      <w:rPr>
+        <w:rFonts w:ascii="Symbol" w:hAnsi="Symbol" w:hint="default"/>
+      </w:rPr>
+    </w:lvl>
+    <w:lvl w:ilvl="7" w:tplc="08160003" w:tentative="1">
+      <w:start w:val="1"/>
+      <w:numFmt w:val="bullet"/>
+      <w:lvlText w:val="o"/>
+      <w:lvlJc w:val="left"/>
+      <w:pPr>
+        <w:ind w:left="5760" w:hanging="360"/>
+      </w:pPr>
+      <w:rPr>
+        <w:rFonts w:ascii="Courier New" w:hAnsi="Courier New" w:cs="Courier New" w:hint="default"/>
+      </w:rPr>
+    </w:lvl>
+    <w:lvl w:ilvl="8" w:tplc="08160005" w:tentative="1">
+      <w:start w:val="1"/>
+      <w:numFmt w:val="bullet"/>
+      <w:lvlText w:val=""/>
+      <w:lvlJc w:val="left"/>
+      <w:pPr>
+        <w:ind w:left="6480" w:hanging="360"/>
+      </w:pPr>
+      <w:rPr>
+        <w:rFonts w:ascii="Wingdings" w:hAnsi="Wingdings" w:hint="default"/>
+      </w:rPr>
+    </w:lvl>
+  </w:abstractNum>
+  <w:abstractNum w:abstractNumId="7" w15:restartNumberingAfterBreak="0">
     <w:nsid w:val="23E41EAD"/>
     <w:multiLevelType w:val="multilevel"/>
     <w:tmpl w:val="EBD8539E"/>
@@ -2213,7 +7068,156 @@
       </w:pPr>
     </w:lvl>
   </w:abstractNum>
-  <w:abstractNum w:abstractNumId="4" w15:restartNumberingAfterBreak="0">
+  <w:abstractNum w:abstractNumId="8" w15:restartNumberingAfterBreak="0">
+    <w:nsid w:val="286C6453"/>
+    <w:multiLevelType w:val="multilevel"/>
+    <w:tmpl w:val="42901A38"/>
+    <w:lvl w:ilvl="0">
+      <w:start w:val="1"/>
+      <w:numFmt w:val="bullet"/>
+      <w:lvlText w:val=""/>
+      <w:lvlJc w:val="left"/>
+      <w:pPr>
+        <w:tabs>
+          <w:tab w:val="num" w:pos="720"/>
+        </w:tabs>
+        <w:ind w:left="720" w:hanging="360"/>
+      </w:pPr>
+      <w:rPr>
+        <w:rFonts w:ascii="Symbol" w:hAnsi="Symbol" w:hint="default"/>
+        <w:sz w:val="20"/>
+      </w:rPr>
+    </w:lvl>
+    <w:lvl w:ilvl="1">
+      <w:start w:val="1"/>
+      <w:numFmt w:val="bullet"/>
+      <w:lvlText w:val="o"/>
+      <w:lvlJc w:val="left"/>
+      <w:pPr>
+        <w:tabs>
+          <w:tab w:val="num" w:pos="1440"/>
+        </w:tabs>
+        <w:ind w:left="1440" w:hanging="360"/>
+      </w:pPr>
+      <w:rPr>
+        <w:rFonts w:ascii="Courier New" w:hAnsi="Courier New" w:hint="default"/>
+        <w:sz w:val="20"/>
+      </w:rPr>
+    </w:lvl>
+    <w:lvl w:ilvl="2" w:tentative="1">
+      <w:start w:val="1"/>
+      <w:numFmt w:val="bullet"/>
+      <w:lvlText w:val=""/>
+      <w:lvlJc w:val="left"/>
+      <w:pPr>
+        <w:tabs>
+          <w:tab w:val="num" w:pos="2160"/>
+        </w:tabs>
+        <w:ind w:left="2160" w:hanging="360"/>
+      </w:pPr>
+      <w:rPr>
+        <w:rFonts w:ascii="Wingdings" w:hAnsi="Wingdings" w:hint="default"/>
+        <w:sz w:val="20"/>
+      </w:rPr>
+    </w:lvl>
+    <w:lvl w:ilvl="3" w:tentative="1">
+      <w:start w:val="1"/>
+      <w:numFmt w:val="bullet"/>
+      <w:lvlText w:val=""/>
+      <w:lvlJc w:val="left"/>
+      <w:pPr>
+        <w:tabs>
+          <w:tab w:val="num" w:pos="2880"/>
+        </w:tabs>
+        <w:ind w:left="2880" w:hanging="360"/>
+      </w:pPr>
+      <w:rPr>
+        <w:rFonts w:ascii="Wingdings" w:hAnsi="Wingdings" w:hint="default"/>
+        <w:sz w:val="20"/>
+      </w:rPr>
+    </w:lvl>
+    <w:lvl w:ilvl="4" w:tentative="1">
+      <w:start w:val="1"/>
+      <w:numFmt w:val="bullet"/>
+      <w:lvlText w:val=""/>
+      <w:lvlJc w:val="left"/>
+      <w:pPr>
+        <w:tabs>
+          <w:tab w:val="num" w:pos="3600"/>
+        </w:tabs>
+        <w:ind w:left="3600" w:hanging="360"/>
+      </w:pPr>
+      <w:rPr>
+        <w:rFonts w:ascii="Wingdings" w:hAnsi="Wingdings" w:hint="default"/>
+        <w:sz w:val="20"/>
+      </w:rPr>
+    </w:lvl>
+    <w:lvl w:ilvl="5" w:tentative="1">
+      <w:start w:val="1"/>
+      <w:numFmt w:val="bullet"/>
+      <w:lvlText w:val=""/>
+      <w:lvlJc w:val="left"/>
+      <w:pPr>
+        <w:tabs>
+          <w:tab w:val="num" w:pos="4320"/>
+        </w:tabs>
+        <w:ind w:left="4320" w:hanging="360"/>
+      </w:pPr>
+      <w:rPr>
+        <w:rFonts w:ascii="Wingdings" w:hAnsi="Wingdings" w:hint="default"/>
+        <w:sz w:val="20"/>
+      </w:rPr>
+    </w:lvl>
+    <w:lvl w:ilvl="6" w:tentative="1">
+      <w:start w:val="1"/>
+      <w:numFmt w:val="bullet"/>
+      <w:lvlText w:val=""/>
+      <w:lvlJc w:val="left"/>
+      <w:pPr>
+        <w:tabs>
+          <w:tab w:val="num" w:pos="5040"/>
+        </w:tabs>
+        <w:ind w:left="5040" w:hanging="360"/>
+      </w:pPr>
+      <w:rPr>
+        <w:rFonts w:ascii="Wingdings" w:hAnsi="Wingdings" w:hint="default"/>
+        <w:sz w:val="20"/>
+      </w:rPr>
+    </w:lvl>
+    <w:lvl w:ilvl="7" w:tentative="1">
+      <w:start w:val="1"/>
+      <w:numFmt w:val="bullet"/>
+      <w:lvlText w:val=""/>
+      <w:lvlJc w:val="left"/>
+      <w:pPr>
+        <w:tabs>
+          <w:tab w:val="num" w:pos="5760"/>
+        </w:tabs>
+        <w:ind w:left="5760" w:hanging="360"/>
+      </w:pPr>
+      <w:rPr>
+        <w:rFonts w:ascii="Wingdings" w:hAnsi="Wingdings" w:hint="default"/>
+        <w:sz w:val="20"/>
+      </w:rPr>
+    </w:lvl>
+    <w:lvl w:ilvl="8" w:tentative="1">
+      <w:start w:val="1"/>
+      <w:numFmt w:val="bullet"/>
+      <w:lvlText w:val=""/>
+      <w:lvlJc w:val="left"/>
+      <w:pPr>
+        <w:tabs>
+          <w:tab w:val="num" w:pos="6480"/>
+        </w:tabs>
+        <w:ind w:left="6480" w:hanging="360"/>
+      </w:pPr>
+      <w:rPr>
+        <w:rFonts w:ascii="Wingdings" w:hAnsi="Wingdings" w:hint="default"/>
+        <w:sz w:val="20"/>
+      </w:rPr>
+    </w:lvl>
+  </w:abstractNum>
+  <w:abstractNum w:abstractNumId="9" w15:restartNumberingAfterBreak="0">
     <w:nsid w:val="2F481FA1"/>
     <w:multiLevelType w:val="hybridMultilevel"/>
     <w:tmpl w:val="4D504DC8"/>
@@ -2424,7 +7428,563 @@
       </w:rPr>
     </w:lvl>
   </w:abstractNum>
-  <w:abstractNum w:abstractNumId="5" w15:restartNumberingAfterBreak="0">
+  <w:abstractNum w:abstractNumId="10" w15:restartNumberingAfterBreak="0">
+    <w:nsid w:val="333E193D"/>
+    <w:multiLevelType w:val="multilevel"/>
+    <w:tmpl w:val="CF0C7F60"/>
+    <w:lvl w:ilvl="0">
+      <w:start w:val="1"/>
+      <w:numFmt w:val="bullet"/>
+      <w:lvlText w:val=""/>
+      <w:lvlJc w:val="left"/>
+      <w:pPr>
+        <w:tabs>
+          <w:tab w:val="num" w:pos="720"/>
+        </w:tabs>
+        <w:ind w:left="720" w:hanging="360"/>
+      </w:pPr>
+      <w:rPr>
+        <w:rFonts w:ascii="Symbol" w:hAnsi="Symbol" w:hint="default"/>
+        <w:sz w:val="20"/>
+      </w:rPr>
+    </w:lvl>
+    <w:lvl w:ilvl="1">
+      <w:start w:val="1"/>
+      <w:numFmt w:val="bullet"/>
+      <w:lvlText w:val="o"/>
+      <w:lvlJc w:val="left"/>
+      <w:pPr>
+        <w:tabs>
+          <w:tab w:val="num" w:pos="1440"/>
+        </w:tabs>
+        <w:ind w:left="1440" w:hanging="360"/>
+      </w:pPr>
+      <w:rPr>
+        <w:rFonts w:ascii="Courier New" w:hAnsi="Courier New" w:hint="default"/>
+        <w:sz w:val="20"/>
+      </w:rPr>
+    </w:lvl>
+    <w:lvl w:ilvl="2" w:tentative="1">
+      <w:start w:val="1"/>
+      <w:numFmt w:val="bullet"/>
+      <w:lvlText w:val=""/>
+      <w:lvlJc w:val="left"/>
+      <w:pPr>
+        <w:tabs>
+          <w:tab w:val="num" w:pos="2160"/>
+        </w:tabs>
+        <w:ind w:left="2160" w:hanging="360"/>
+      </w:pPr>
+      <w:rPr>
+        <w:rFonts w:ascii="Wingdings" w:hAnsi="Wingdings" w:hint="default"/>
+        <w:sz w:val="20"/>
+      </w:rPr>
+    </w:lvl>
+    <w:lvl w:ilvl="3" w:tentative="1">
+      <w:start w:val="1"/>
+      <w:numFmt w:val="bullet"/>
+      <w:lvlText w:val=""/>
+      <w:lvlJc w:val="left"/>
+      <w:pPr>
+        <w:tabs>
+          <w:tab w:val="num" w:pos="2880"/>
+        </w:tabs>
+        <w:ind w:left="2880" w:hanging="360"/>
+      </w:pPr>
+      <w:rPr>
+        <w:rFonts w:ascii="Wingdings" w:hAnsi="Wingdings" w:hint="default"/>
+        <w:sz w:val="20"/>
+      </w:rPr>
+    </w:lvl>
+    <w:lvl w:ilvl="4" w:tentative="1">
+      <w:start w:val="1"/>
+      <w:numFmt w:val="bullet"/>
+      <w:lvlText w:val=""/>
+      <w:lvlJc w:val="left"/>
+      <w:pPr>
+        <w:tabs>
+          <w:tab w:val="num" w:pos="3600"/>
+        </w:tabs>
+        <w:ind w:left="3600" w:hanging="360"/>
+      </w:pPr>
+      <w:rPr>
+        <w:rFonts w:ascii="Wingdings" w:hAnsi="Wingdings" w:hint="default"/>
+        <w:sz w:val="20"/>
+      </w:rPr>
+    </w:lvl>
+    <w:lvl w:ilvl="5" w:tentative="1">
+      <w:start w:val="1"/>
+      <w:numFmt w:val="bullet"/>
+      <w:lvlText w:val=""/>
+      <w:lvlJc w:val="left"/>
+      <w:pPr>
+        <w:tabs>
+          <w:tab w:val="num" w:pos="4320"/>
+        </w:tabs>
+        <w:ind w:left="4320" w:hanging="360"/>
+      </w:pPr>
+      <w:rPr>
+        <w:rFonts w:ascii="Wingdings" w:hAnsi="Wingdings" w:hint="default"/>
+        <w:sz w:val="20"/>
+      </w:rPr>
+    </w:lvl>
+    <w:lvl w:ilvl="6" w:tentative="1">
+      <w:start w:val="1"/>
+      <w:numFmt w:val="bullet"/>
+      <w:lvlText w:val=""/>
+      <w:lvlJc w:val="left"/>
+      <w:pPr>
+        <w:tabs>
+          <w:tab w:val="num" w:pos="5040"/>
+        </w:tabs>
+        <w:ind w:left="5040" w:hanging="360"/>
+      </w:pPr>
+      <w:rPr>
+        <w:rFonts w:ascii="Wingdings" w:hAnsi="Wingdings" w:hint="default"/>
+        <w:sz w:val="20"/>
+      </w:rPr>
+    </w:lvl>
+    <w:lvl w:ilvl="7" w:tentative="1">
+      <w:start w:val="1"/>
+      <w:numFmt w:val="bullet"/>
+      <w:lvlText w:val=""/>
+      <w:lvlJc w:val="left"/>
+      <w:pPr>
+        <w:tabs>
+          <w:tab w:val="num" w:pos="5760"/>
+        </w:tabs>
+        <w:ind w:left="5760" w:hanging="360"/>
+      </w:pPr>
+      <w:rPr>
+        <w:rFonts w:ascii="Wingdings" w:hAnsi="Wingdings" w:hint="default"/>
+        <w:sz w:val="20"/>
+      </w:rPr>
+    </w:lvl>
+    <w:lvl w:ilvl="8" w:tentative="1">
+      <w:start w:val="1"/>
+      <w:numFmt w:val="bullet"/>
+      <w:lvlText w:val=""/>
+      <w:lvlJc w:val="left"/>
+      <w:pPr>
+        <w:tabs>
+          <w:tab w:val="num" w:pos="6480"/>
+        </w:tabs>
+        <w:ind w:left="6480" w:hanging="360"/>
+      </w:pPr>
+      <w:rPr>
+        <w:rFonts w:ascii="Wingdings" w:hAnsi="Wingdings" w:hint="default"/>
+        <w:sz w:val="20"/>
+      </w:rPr>
+    </w:lvl>
+  </w:abstractNum>
+  <w:abstractNum w:abstractNumId="11" w15:restartNumberingAfterBreak="0">
+    <w:nsid w:val="35303656"/>
+    <w:multiLevelType w:val="multilevel"/>
+    <w:tmpl w:val="83667B8E"/>
+    <w:lvl w:ilvl="0">
+      <w:start w:val="1"/>
+      <w:numFmt w:val="decimal"/>
+      <w:lvlText w:val="%1."/>
+      <w:lvlJc w:val="left"/>
+      <w:pPr>
+        <w:tabs>
+          <w:tab w:val="num" w:pos="720"/>
+        </w:tabs>
+        <w:ind w:left="720" w:hanging="360"/>
+      </w:pPr>
+    </w:lvl>
+    <w:lvl w:ilvl="1" w:tentative="1">
+      <w:start w:val="1"/>
+      <w:numFmt w:val="decimal"/>
+      <w:lvlText w:val="%2."/>
+      <w:lvlJc w:val="left"/>
+      <w:pPr>
+        <w:tabs>
+          <w:tab w:val="num" w:pos="1440"/>
+        </w:tabs>
+        <w:ind w:left="1440" w:hanging="360"/>
+      </w:pPr>
+    </w:lvl>
+    <w:lvl w:ilvl="2" w:tentative="1">
+      <w:start w:val="1"/>
+      <w:numFmt w:val="decimal"/>
+      <w:lvlText w:val="%3."/>
+      <w:lvlJc w:val="left"/>
+      <w:pPr>
+        <w:tabs>
+          <w:tab w:val="num" w:pos="2160"/>
+        </w:tabs>
+        <w:ind w:left="2160" w:hanging="360"/>
+      </w:pPr>
+    </w:lvl>
+    <w:lvl w:ilvl="3" w:tentative="1">
+      <w:start w:val="1"/>
+      <w:numFmt w:val="decimal"/>
+      <w:lvlText w:val="%4."/>
+      <w:lvlJc w:val="left"/>
+      <w:pPr>
+        <w:tabs>
+          <w:tab w:val="num" w:pos="2880"/>
+        </w:tabs>
+        <w:ind w:left="2880" w:hanging="360"/>
+      </w:pPr>
+    </w:lvl>
+    <w:lvl w:ilvl="4" w:tentative="1">
+      <w:start w:val="1"/>
+      <w:numFmt w:val="decimal"/>
+      <w:lvlText w:val="%5."/>
+      <w:lvlJc w:val="left"/>
+      <w:pPr>
+        <w:tabs>
+          <w:tab w:val="num" w:pos="3600"/>
+        </w:tabs>
+        <w:ind w:left="3600" w:hanging="360"/>
+      </w:pPr>
+    </w:lvl>
+    <w:lvl w:ilvl="5" w:tentative="1">
+      <w:start w:val="1"/>
+      <w:numFmt w:val="decimal"/>
+      <w:lvlText w:val="%6."/>
+      <w:lvlJc w:val="left"/>
+      <w:pPr>
+        <w:tabs>
+          <w:tab w:val="num" w:pos="4320"/>
+        </w:tabs>
+        <w:ind w:left="4320" w:hanging="360"/>
+      </w:pPr>
+    </w:lvl>
+    <w:lvl w:ilvl="6" w:tentative="1">
+      <w:start w:val="1"/>
+      <w:numFmt w:val="decimal"/>
+      <w:lvlText w:val="%7."/>
+      <w:lvlJc w:val="left"/>
+      <w:pPr>
+        <w:tabs>
+          <w:tab w:val="num" w:pos="5040"/>
+        </w:tabs>
+        <w:ind w:left="5040" w:hanging="360"/>
+      </w:pPr>
+    </w:lvl>
+    <w:lvl w:ilvl="7" w:tentative="1">
+      <w:start w:val="1"/>
+      <w:numFmt w:val="decimal"/>
+      <w:lvlText w:val="%8."/>
+      <w:lvlJc w:val="left"/>
+      <w:pPr>
+        <w:tabs>
+          <w:tab w:val="num" w:pos="5760"/>
+        </w:tabs>
+        <w:ind w:left="5760" w:hanging="360"/>
+      </w:pPr>
+    </w:lvl>
+    <w:lvl w:ilvl="8" w:tentative="1">
+      <w:start w:val="1"/>
+      <w:numFmt w:val="decimal"/>
+      <w:lvlText w:val="%9."/>
+      <w:lvlJc w:val="left"/>
+      <w:pPr>
+        <w:tabs>
+          <w:tab w:val="num" w:pos="6480"/>
+        </w:tabs>
+        <w:ind w:left="6480" w:hanging="360"/>
+      </w:pPr>
+    </w:lvl>
+  </w:abstractNum>
+  <w:abstractNum w:abstractNumId="12" w15:restartNumberingAfterBreak="0">
+    <w:nsid w:val="35A835BB"/>
+    <w:multiLevelType w:val="multilevel"/>
+    <w:tmpl w:val="09FA2E42"/>
+    <w:lvl w:ilvl="0">
+      <w:start w:val="1"/>
+      <w:numFmt w:val="bullet"/>
+      <w:lvlText w:val=""/>
+      <w:lvlJc w:val="left"/>
+      <w:pPr>
+        <w:tabs>
+          <w:tab w:val="num" w:pos="720"/>
+        </w:tabs>
+        <w:ind w:left="720" w:hanging="360"/>
+      </w:pPr>
+      <w:rPr>
+        <w:rFonts w:ascii="Symbol" w:hAnsi="Symbol" w:hint="default"/>
+        <w:sz w:val="20"/>
+      </w:rPr>
+    </w:lvl>
+    <w:lvl w:ilvl="1" w:tentative="1">
+      <w:start w:val="1"/>
+      <w:numFmt w:val="bullet"/>
+      <w:lvlText w:val="o"/>
+      <w:lvlJc w:val="left"/>
+      <w:pPr>
+        <w:tabs>
+          <w:tab w:val="num" w:pos="1440"/>
+        </w:tabs>
+        <w:ind w:left="1440" w:hanging="360"/>
+      </w:pPr>
+      <w:rPr>
+        <w:rFonts w:ascii="Courier New" w:hAnsi="Courier New" w:hint="default"/>
+        <w:sz w:val="20"/>
+      </w:rPr>
+    </w:lvl>
+    <w:lvl w:ilvl="2" w:tentative="1">
+      <w:start w:val="1"/>
+      <w:numFmt w:val="bullet"/>
+      <w:lvlText w:val=""/>
+      <w:lvlJc w:val="left"/>
+      <w:pPr>
+        <w:tabs>
+          <w:tab w:val="num" w:pos="2160"/>
+        </w:tabs>
+        <w:ind w:left="2160" w:hanging="360"/>
+      </w:pPr>
+      <w:rPr>
+        <w:rFonts w:ascii="Wingdings" w:hAnsi="Wingdings" w:hint="default"/>
+        <w:sz w:val="20"/>
+      </w:rPr>
+    </w:lvl>
+    <w:lvl w:ilvl="3" w:tentative="1">
+      <w:start w:val="1"/>
+      <w:numFmt w:val="bullet"/>
+      <w:lvlText w:val=""/>
+      <w:lvlJc w:val="left"/>
+      <w:pPr>
+        <w:tabs>
+          <w:tab w:val="num" w:pos="2880"/>
+        </w:tabs>
+        <w:ind w:left="2880" w:hanging="360"/>
+      </w:pPr>
+      <w:rPr>
+        <w:rFonts w:ascii="Wingdings" w:hAnsi="Wingdings" w:hint="default"/>
+        <w:sz w:val="20"/>
+      </w:rPr>
+    </w:lvl>
+    <w:lvl w:ilvl="4" w:tentative="1">
+      <w:start w:val="1"/>
+      <w:numFmt w:val="bullet"/>
+      <w:lvlText w:val=""/>
+      <w:lvlJc w:val="left"/>
+      <w:pPr>
+        <w:tabs>
+          <w:tab w:val="num" w:pos="3600"/>
+        </w:tabs>
+        <w:ind w:left="3600" w:hanging="360"/>
+      </w:pPr>
+      <w:rPr>
+        <w:rFonts w:ascii="Wingdings" w:hAnsi="Wingdings" w:hint="default"/>
+        <w:sz w:val="20"/>
+      </w:rPr>
+    </w:lvl>
+    <w:lvl w:ilvl="5" w:tentative="1">
+      <w:start w:val="1"/>
+      <w:numFmt w:val="bullet"/>
+      <w:lvlText w:val=""/>
+      <w:lvlJc w:val="left"/>
+      <w:pPr>
+        <w:tabs>
+          <w:tab w:val="num" w:pos="4320"/>
+        </w:tabs>
+        <w:ind w:left="4320" w:hanging="360"/>
+      </w:pPr>
+      <w:rPr>
+        <w:rFonts w:ascii="Wingdings" w:hAnsi="Wingdings" w:hint="default"/>
+        <w:sz w:val="20"/>
+      </w:rPr>
+    </w:lvl>
+    <w:lvl w:ilvl="6" w:tentative="1">
+      <w:start w:val="1"/>
+      <w:numFmt w:val="bullet"/>
+      <w:lvlText w:val=""/>
+      <w:lvlJc w:val="left"/>
+      <w:pPr>
+        <w:tabs>
+          <w:tab w:val="num" w:pos="5040"/>
+        </w:tabs>
+        <w:ind w:left="5040" w:hanging="360"/>
+      </w:pPr>
+      <w:rPr>
+        <w:rFonts w:ascii="Wingdings" w:hAnsi="Wingdings" w:hint="default"/>
+        <w:sz w:val="20"/>
+      </w:rPr>
+    </w:lvl>
+    <w:lvl w:ilvl="7" w:tentative="1">
+      <w:start w:val="1"/>
+      <w:numFmt w:val="bullet"/>
+      <w:lvlText w:val=""/>
+      <w:lvlJc w:val="left"/>
+      <w:pPr>
+        <w:tabs>
+          <w:tab w:val="num" w:pos="5760"/>
+        </w:tabs>
+        <w:ind w:left="5760" w:hanging="360"/>
+      </w:pPr>
+      <w:rPr>
+        <w:rFonts w:ascii="Wingdings" w:hAnsi="Wingdings" w:hint="default"/>
+        <w:sz w:val="20"/>
+      </w:rPr>
+    </w:lvl>
+    <w:lvl w:ilvl="8" w:tentative="1">
+      <w:start w:val="1"/>
+      <w:numFmt w:val="bullet"/>
+      <w:lvlText w:val=""/>
+      <w:lvlJc w:val="left"/>
+      <w:pPr>
+        <w:tabs>
+          <w:tab w:val="num" w:pos="6480"/>
+        </w:tabs>
+        <w:ind w:left="6480" w:hanging="360"/>
+      </w:pPr>
+      <w:rPr>
+        <w:rFonts w:ascii="Wingdings" w:hAnsi="Wingdings" w:hint="default"/>
+        <w:sz w:val="20"/>
+      </w:rPr>
+    </w:lvl>
+  </w:abstractNum>
+  <w:abstractNum w:abstractNumId="13" w15:restartNumberingAfterBreak="0">
+    <w:nsid w:val="37D937C4"/>
+    <w:multiLevelType w:val="multilevel"/>
+    <w:tmpl w:val="15D62C42"/>
+    <w:lvl w:ilvl="0">
+      <w:start w:val="1"/>
+      <w:numFmt w:val="bullet"/>
+      <w:lvlText w:val=""/>
+      <w:lvlJc w:val="left"/>
+      <w:pPr>
+        <w:tabs>
+          <w:tab w:val="num" w:pos="720"/>
+        </w:tabs>
+        <w:ind w:left="720" w:hanging="360"/>
+      </w:pPr>
+      <w:rPr>
+        <w:rFonts w:ascii="Symbol" w:hAnsi="Symbol" w:hint="default"/>
+        <w:sz w:val="20"/>
+      </w:rPr>
+    </w:lvl>
+    <w:lvl w:ilvl="1">
+      <w:start w:val="1"/>
+      <w:numFmt w:val="decimal"/>
+      <w:lvlText w:val="%2."/>
+      <w:lvlJc w:val="left"/>
+      <w:pPr>
+        <w:tabs>
+          <w:tab w:val="num" w:pos="1440"/>
+        </w:tabs>
+        <w:ind w:left="1440" w:hanging="360"/>
+      </w:pPr>
+    </w:lvl>
+    <w:lvl w:ilvl="2" w:tentative="1">
+      <w:start w:val="1"/>
+      <w:numFmt w:val="bullet"/>
+      <w:lvlText w:val=""/>
+      <w:lvlJc w:val="left"/>
+      <w:pPr>
+        <w:tabs>
+          <w:tab w:val="num" w:pos="2160"/>
+        </w:tabs>
+        <w:ind w:left="2160" w:hanging="360"/>
+      </w:pPr>
+      <w:rPr>
+        <w:rFonts w:ascii="Wingdings" w:hAnsi="Wingdings" w:hint="default"/>
+        <w:sz w:val="20"/>
+      </w:rPr>
+    </w:lvl>
+    <w:lvl w:ilvl="3" w:tentative="1">
+      <w:start w:val="1"/>
+      <w:numFmt w:val="bullet"/>
+      <w:lvlText w:val=""/>
+      <w:lvlJc w:val="left"/>
+      <w:pPr>
+        <w:tabs>
+          <w:tab w:val="num" w:pos="2880"/>
+        </w:tabs>
+        <w:ind w:left="2880" w:hanging="360"/>
+      </w:pPr>
+      <w:rPr>
+        <w:rFonts w:ascii="Wingdings" w:hAnsi="Wingdings" w:hint="default"/>
+        <w:sz w:val="20"/>
+      </w:rPr>
+    </w:lvl>
+    <w:lvl w:ilvl="4" w:tentative="1">
+      <w:start w:val="1"/>
+      <w:numFmt w:val="bullet"/>
+      <w:lvlText w:val=""/>
+      <w:lvlJc w:val="left"/>
+      <w:pPr>
+        <w:tabs>
+          <w:tab w:val="num" w:pos="3600"/>
+        </w:tabs>
+        <w:ind w:left="3600" w:hanging="360"/>
+      </w:pPr>
+      <w:rPr>
+        <w:rFonts w:ascii="Wingdings" w:hAnsi="Wingdings" w:hint="default"/>
+        <w:sz w:val="20"/>
+      </w:rPr>
+    </w:lvl>
+    <w:lvl w:ilvl="5" w:tentative="1">
+      <w:start w:val="1"/>
+      <w:numFmt w:val="bullet"/>
+      <w:lvlText w:val=""/>
+      <w:lvlJc w:val="left"/>
+      <w:pPr>
+        <w:tabs>
+          <w:tab w:val="num" w:pos="4320"/>
+        </w:tabs>
+        <w:ind w:left="4320" w:hanging="360"/>
+      </w:pPr>
+      <w:rPr>
+        <w:rFonts w:ascii="Wingdings" w:hAnsi="Wingdings" w:hint="default"/>
+        <w:sz w:val="20"/>
+      </w:rPr>
+    </w:lvl>
+    <w:lvl w:ilvl="6" w:tentative="1">
+      <w:start w:val="1"/>
+      <w:numFmt w:val="bullet"/>
+      <w:lvlText w:val=""/>
+      <w:lvlJc w:val="left"/>
+      <w:pPr>
+        <w:tabs>
+          <w:tab w:val="num" w:pos="5040"/>
+        </w:tabs>
+        <w:ind w:left="5040" w:hanging="360"/>
+      </w:pPr>
+      <w:rPr>
+        <w:rFonts w:ascii="Wingdings" w:hAnsi="Wingdings" w:hint="default"/>
+        <w:sz w:val="20"/>
+      </w:rPr>
+    </w:lvl>
+    <w:lvl w:ilvl="7" w:tentative="1">
+      <w:start w:val="1"/>
+      <w:numFmt w:val="bullet"/>
+      <w:lvlText w:val=""/>
+      <w:lvlJc w:val="left"/>
+      <w:pPr>
+        <w:tabs>
+          <w:tab w:val="num" w:pos="5760"/>
+        </w:tabs>
+        <w:ind w:left="5760" w:hanging="360"/>
+      </w:pPr>
+      <w:rPr>
+        <w:rFonts w:ascii="Wingdings" w:hAnsi="Wingdings" w:hint="default"/>
+        <w:sz w:val="20"/>
+      </w:rPr>
+    </w:lvl>
+    <w:lvl w:ilvl="8" w:tentative="1">
+      <w:start w:val="1"/>
+      <w:numFmt w:val="bullet"/>
+      <w:lvlText w:val=""/>
+      <w:lvlJc w:val="left"/>
+      <w:pPr>
+        <w:tabs>
+          <w:tab w:val="num" w:pos="6480"/>
+        </w:tabs>
+        <w:ind w:left="6480" w:hanging="360"/>
+      </w:pPr>
+      <w:rPr>
+        <w:rFonts w:ascii="Wingdings" w:hAnsi="Wingdings" w:hint="default"/>
+        <w:sz w:val="20"/>
+      </w:rPr>
+    </w:lvl>
+  </w:abstractNum>
+  <w:abstractNum w:abstractNumId="14" w15:restartNumberingAfterBreak="0">
     <w:nsid w:val="417849B2"/>
     <w:multiLevelType w:val="hybridMultilevel"/>
     <w:tmpl w:val="EE18D1F2"/>
@@ -2635,7 +8195,269 @@
       </w:rPr>
     </w:lvl>
   </w:abstractNum>
-  <w:abstractNum w:abstractNumId="6" w15:restartNumberingAfterBreak="0">
+  <w:abstractNum w:abstractNumId="15" w15:restartNumberingAfterBreak="0">
+    <w:nsid w:val="43EC70C0"/>
+    <w:multiLevelType w:val="multilevel"/>
+    <w:tmpl w:val="A030F7FA"/>
+    <w:lvl w:ilvl="0">
+      <w:start w:val="1"/>
+      <w:numFmt w:val="decimal"/>
+      <w:lvlText w:val="%1."/>
+      <w:lvlJc w:val="left"/>
+      <w:pPr>
+        <w:tabs>
+          <w:tab w:val="num" w:pos="720"/>
+        </w:tabs>
+        <w:ind w:left="720" w:hanging="360"/>
+      </w:pPr>
+    </w:lvl>
+    <w:lvl w:ilvl="1" w:tentative="1">
+      <w:start w:val="1"/>
+      <w:numFmt w:val="decimal"/>
+      <w:lvlText w:val="%2."/>
+      <w:lvlJc w:val="left"/>
+      <w:pPr>
+        <w:tabs>
+          <w:tab w:val="num" w:pos="1440"/>
+        </w:tabs>
+        <w:ind w:left="1440" w:hanging="360"/>
+      </w:pPr>
+    </w:lvl>
+    <w:lvl w:ilvl="2" w:tentative="1">
+      <w:start w:val="1"/>
+      <w:numFmt w:val="decimal"/>
+      <w:lvlText w:val="%3."/>
+      <w:lvlJc w:val="left"/>
+      <w:pPr>
+        <w:tabs>
+          <w:tab w:val="num" w:pos="2160"/>
+        </w:tabs>
+        <w:ind w:left="2160" w:hanging="360"/>
+      </w:pPr>
+    </w:lvl>
+    <w:lvl w:ilvl="3" w:tentative="1">
+      <w:start w:val="1"/>
+      <w:numFmt w:val="decimal"/>
+      <w:lvlText w:val="%4."/>
+      <w:lvlJc w:val="left"/>
+      <w:pPr>
+        <w:tabs>
+          <w:tab w:val="num" w:pos="2880"/>
+        </w:tabs>
+        <w:ind w:left="2880" w:hanging="360"/>
+      </w:pPr>
+    </w:lvl>
+    <w:lvl w:ilvl="4" w:tentative="1">
+      <w:start w:val="1"/>
+      <w:numFmt w:val="decimal"/>
+      <w:lvlText w:val="%5."/>
+      <w:lvlJc w:val="left"/>
+      <w:pPr>
+        <w:tabs>
+          <w:tab w:val="num" w:pos="3600"/>
+        </w:tabs>
+        <w:ind w:left="3600" w:hanging="360"/>
+      </w:pPr>
+    </w:lvl>
+    <w:lvl w:ilvl="5" w:tentative="1">
+      <w:start w:val="1"/>
+      <w:numFmt w:val="decimal"/>
+      <w:lvlText w:val="%6."/>
+      <w:lvlJc w:val="left"/>
+      <w:pPr>
+        <w:tabs>
+          <w:tab w:val="num" w:pos="4320"/>
+        </w:tabs>
+        <w:ind w:left="4320" w:hanging="360"/>
+      </w:pPr>
+    </w:lvl>
+    <w:lvl w:ilvl="6" w:tentative="1">
+      <w:start w:val="1"/>
+      <w:numFmt w:val="decimal"/>
+      <w:lvlText w:val="%7."/>
+      <w:lvlJc w:val="left"/>
+      <w:pPr>
+        <w:tabs>
+          <w:tab w:val="num" w:pos="5040"/>
+        </w:tabs>
+        <w:ind w:left="5040" w:hanging="360"/>
+      </w:pPr>
+    </w:lvl>
+    <w:lvl w:ilvl="7" w:tentative="1">
+      <w:start w:val="1"/>
+      <w:numFmt w:val="decimal"/>
+      <w:lvlText w:val="%8."/>
+      <w:lvlJc w:val="left"/>
+      <w:pPr>
+        <w:tabs>
+          <w:tab w:val="num" w:pos="5760"/>
+        </w:tabs>
+        <w:ind w:left="5760" w:hanging="360"/>
+      </w:pPr>
+    </w:lvl>
+    <w:lvl w:ilvl="8" w:tentative="1">
+      <w:start w:val="1"/>
+      <w:numFmt w:val="decimal"/>
+      <w:lvlText w:val="%9."/>
+      <w:lvlJc w:val="left"/>
+      <w:pPr>
+        <w:tabs>
+          <w:tab w:val="num" w:pos="6480"/>
+        </w:tabs>
+        <w:ind w:left="6480" w:hanging="360"/>
+      </w:pPr>
+    </w:lvl>
+  </w:abstractNum>
+  <w:abstractNum w:abstractNumId="16" w15:restartNumberingAfterBreak="0">
+    <w:nsid w:val="473575C3"/>
+    <w:multiLevelType w:val="multilevel"/>
+    <w:tmpl w:val="03FC1A1A"/>
+    <w:lvl w:ilvl="0">
+      <w:start w:val="1"/>
+      <w:numFmt w:val="bullet"/>
+      <w:lvlText w:val=""/>
+      <w:lvlJc w:val="left"/>
+      <w:pPr>
+        <w:tabs>
+          <w:tab w:val="num" w:pos="720"/>
+        </w:tabs>
+        <w:ind w:left="720" w:hanging="360"/>
+      </w:pPr>
+      <w:rPr>
+        <w:rFonts w:ascii="Symbol" w:hAnsi="Symbol" w:hint="default"/>
+        <w:sz w:val="20"/>
+      </w:rPr>
+    </w:lvl>
+    <w:lvl w:ilvl="1" w:tentative="1">
+      <w:start w:val="1"/>
+      <w:numFmt w:val="bullet"/>
+      <w:lvlText w:val="o"/>
+      <w:lvlJc w:val="left"/>
+      <w:pPr>
+        <w:tabs>
+          <w:tab w:val="num" w:pos="1440"/>
+        </w:tabs>
+        <w:ind w:left="1440" w:hanging="360"/>
+      </w:pPr>
+      <w:rPr>
+        <w:rFonts w:ascii="Courier New" w:hAnsi="Courier New" w:hint="default"/>
+        <w:sz w:val="20"/>
+      </w:rPr>
+    </w:lvl>
+    <w:lvl w:ilvl="2" w:tentative="1">
+      <w:start w:val="1"/>
+      <w:numFmt w:val="bullet"/>
+      <w:lvlText w:val=""/>
+      <w:lvlJc w:val="left"/>
+      <w:pPr>
+        <w:tabs>
+          <w:tab w:val="num" w:pos="2160"/>
+        </w:tabs>
+        <w:ind w:left="2160" w:hanging="360"/>
+      </w:pPr>
+      <w:rPr>
+        <w:rFonts w:ascii="Wingdings" w:hAnsi="Wingdings" w:hint="default"/>
+        <w:sz w:val="20"/>
+      </w:rPr>
+    </w:lvl>
+    <w:lvl w:ilvl="3" w:tentative="1">
+      <w:start w:val="1"/>
+      <w:numFmt w:val="bullet"/>
+      <w:lvlText w:val=""/>
+      <w:lvlJc w:val="left"/>
+      <w:pPr>
+        <w:tabs>
+          <w:tab w:val="num" w:pos="2880"/>
+        </w:tabs>
+        <w:ind w:left="2880" w:hanging="360"/>
+      </w:pPr>
+      <w:rPr>
+        <w:rFonts w:ascii="Wingdings" w:hAnsi="Wingdings" w:hint="default"/>
+        <w:sz w:val="20"/>
+      </w:rPr>
+    </w:lvl>
+    <w:lvl w:ilvl="4" w:tentative="1">
+      <w:start w:val="1"/>
+      <w:numFmt w:val="bullet"/>
+      <w:lvlText w:val=""/>
+      <w:lvlJc w:val="left"/>
+      <w:pPr>
+        <w:tabs>
+          <w:tab w:val="num" w:pos="3600"/>
+        </w:tabs>
+        <w:ind w:left="3600" w:hanging="360"/>
+      </w:pPr>
+      <w:rPr>
+        <w:rFonts w:ascii="Wingdings" w:hAnsi="Wingdings" w:hint="default"/>
+        <w:sz w:val="20"/>
+      </w:rPr>
+    </w:lvl>
+    <w:lvl w:ilvl="5" w:tentative="1">
+      <w:start w:val="1"/>
+      <w:numFmt w:val="bullet"/>
+      <w:lvlText w:val=""/>
+      <w:lvlJc w:val="left"/>
+      <w:pPr>
+        <w:tabs>
+          <w:tab w:val="num" w:pos="4320"/>
+        </w:tabs>
+        <w:ind w:left="4320" w:hanging="360"/>
+      </w:pPr>
+      <w:rPr>
+        <w:rFonts w:ascii="Wingdings" w:hAnsi="Wingdings" w:hint="default"/>
+        <w:sz w:val="20"/>
+      </w:rPr>
+    </w:lvl>
+    <w:lvl w:ilvl="6" w:tentative="1">
+      <w:start w:val="1"/>
+      <w:numFmt w:val="bullet"/>
+      <w:lvlText w:val=""/>
+      <w:lvlJc w:val="left"/>
+      <w:pPr>
+        <w:tabs>
+          <w:tab w:val="num" w:pos="5040"/>
+        </w:tabs>
+        <w:ind w:left="5040" w:hanging="360"/>
+      </w:pPr>
+      <w:rPr>
+        <w:rFonts w:ascii="Wingdings" w:hAnsi="Wingdings" w:hint="default"/>
+        <w:sz w:val="20"/>
+      </w:rPr>
+    </w:lvl>
+    <w:lvl w:ilvl="7" w:tentative="1">
+      <w:start w:val="1"/>
+      <w:numFmt w:val="bullet"/>
+      <w:lvlText w:val=""/>
+      <w:lvlJc w:val="left"/>
+      <w:pPr>
+        <w:tabs>
+          <w:tab w:val="num" w:pos="5760"/>
+        </w:tabs>
+        <w:ind w:left="5760" w:hanging="360"/>
+      </w:pPr>
+      <w:rPr>
+        <w:rFonts w:ascii="Wingdings" w:hAnsi="Wingdings" w:hint="default"/>
+        <w:sz w:val="20"/>
+      </w:rPr>
+    </w:lvl>
+    <w:lvl w:ilvl="8" w:tentative="1">
+      <w:start w:val="1"/>
+      <w:numFmt w:val="bullet"/>
+      <w:lvlText w:val=""/>
+      <w:lvlJc w:val="left"/>
+      <w:pPr>
+        <w:tabs>
+          <w:tab w:val="num" w:pos="6480"/>
+        </w:tabs>
+        <w:ind w:left="6480" w:hanging="360"/>
+      </w:pPr>
+      <w:rPr>
+        <w:rFonts w:ascii="Wingdings" w:hAnsi="Wingdings" w:hint="default"/>
+        <w:sz w:val="20"/>
+      </w:rPr>
+    </w:lvl>
+  </w:abstractNum>
+  <w:abstractNum w:abstractNumId="17" w15:restartNumberingAfterBreak="0">
     <w:nsid w:val="47B47D9A"/>
     <w:multiLevelType w:val="hybridMultilevel"/>
     <w:tmpl w:val="92266496"/>
@@ -2846,7 +8668,7 @@
       </w:rPr>
     </w:lvl>
   </w:abstractNum>
-  <w:abstractNum w:abstractNumId="7" w15:restartNumberingAfterBreak="0">
+  <w:abstractNum w:abstractNumId="18" w15:restartNumberingAfterBreak="0">
     <w:nsid w:val="484F3F45"/>
     <w:multiLevelType w:val="hybridMultilevel"/>
     <w:tmpl w:val="E9E6A8A0"/>
@@ -3058,7 +8880,305 @@
       </w:rPr>
     </w:lvl>
   </w:abstractNum>
-  <w:abstractNum w:abstractNumId="8" w15:restartNumberingAfterBreak="0">
+  <w:abstractNum w:abstractNumId="19" w15:restartNumberingAfterBreak="0">
+    <w:nsid w:val="49657AFA"/>
+    <w:multiLevelType w:val="multilevel"/>
+    <w:tmpl w:val="544C4F60"/>
+    <w:lvl w:ilvl="0">
+      <w:start w:val="1"/>
+      <w:numFmt w:val="bullet"/>
+      <w:lvlText w:val=""/>
+      <w:lvlJc w:val="left"/>
+      <w:pPr>
+        <w:tabs>
+          <w:tab w:val="num" w:pos="720"/>
+        </w:tabs>
+        <w:ind w:left="720" w:hanging="360"/>
+      </w:pPr>
+      <w:rPr>
+        <w:rFonts w:ascii="Symbol" w:hAnsi="Symbol" w:hint="default"/>
+        <w:sz w:val="20"/>
+      </w:rPr>
+    </w:lvl>
+    <w:lvl w:ilvl="1" w:tentative="1">
+      <w:start w:val="1"/>
+      <w:numFmt w:val="bullet"/>
+      <w:lvlText w:val="o"/>
+      <w:lvlJc w:val="left"/>
+      <w:pPr>
+        <w:tabs>
+          <w:tab w:val="num" w:pos="1440"/>
+        </w:tabs>
+        <w:ind w:left="1440" w:hanging="360"/>
+      </w:pPr>
+      <w:rPr>
+        <w:rFonts w:ascii="Courier New" w:hAnsi="Courier New" w:hint="default"/>
+        <w:sz w:val="20"/>
+      </w:rPr>
+    </w:lvl>
+    <w:lvl w:ilvl="2" w:tentative="1">
+      <w:start w:val="1"/>
+      <w:numFmt w:val="bullet"/>
+      <w:lvlText w:val=""/>
+      <w:lvlJc w:val="left"/>
+      <w:pPr>
+        <w:tabs>
+          <w:tab w:val="num" w:pos="2160"/>
+        </w:tabs>
+        <w:ind w:left="2160" w:hanging="360"/>
+      </w:pPr>
+      <w:rPr>
+        <w:rFonts w:ascii="Wingdings" w:hAnsi="Wingdings" w:hint="default"/>
+        <w:sz w:val="20"/>
+      </w:rPr>
+    </w:lvl>
+    <w:lvl w:ilvl="3" w:tentative="1">
+      <w:start w:val="1"/>
+      <w:numFmt w:val="bullet"/>
+      <w:lvlText w:val=""/>
+      <w:lvlJc w:val="left"/>
+      <w:pPr>
+        <w:tabs>
+          <w:tab w:val="num" w:pos="2880"/>
+        </w:tabs>
+        <w:ind w:left="2880" w:hanging="360"/>
+      </w:pPr>
+      <w:rPr>
+        <w:rFonts w:ascii="Wingdings" w:hAnsi="Wingdings" w:hint="default"/>
+        <w:sz w:val="20"/>
+      </w:rPr>
+    </w:lvl>
+    <w:lvl w:ilvl="4" w:tentative="1">
+      <w:start w:val="1"/>
+      <w:numFmt w:val="bullet"/>
+      <w:lvlText w:val=""/>
+      <w:lvlJc w:val="left"/>
+      <w:pPr>
+        <w:tabs>
+          <w:tab w:val="num" w:pos="3600"/>
+        </w:tabs>
+        <w:ind w:left="3600" w:hanging="360"/>
+      </w:pPr>
+      <w:rPr>
+        <w:rFonts w:ascii="Wingdings" w:hAnsi="Wingdings" w:hint="default"/>
+        <w:sz w:val="20"/>
+      </w:rPr>
+    </w:lvl>
+    <w:lvl w:ilvl="5" w:tentative="1">
+      <w:start w:val="1"/>
+      <w:numFmt w:val="bullet"/>
+      <w:lvlText w:val=""/>
+      <w:lvlJc w:val="left"/>
+      <w:pPr>
+        <w:tabs>
+          <w:tab w:val="num" w:pos="4320"/>
+        </w:tabs>
+        <w:ind w:left="4320" w:hanging="360"/>
+      </w:pPr>
+      <w:rPr>
+        <w:rFonts w:ascii="Wingdings" w:hAnsi="Wingdings" w:hint="default"/>
+        <w:sz w:val="20"/>
+      </w:rPr>
+    </w:lvl>
+    <w:lvl w:ilvl="6" w:tentative="1">
+      <w:start w:val="1"/>
+      <w:numFmt w:val="bullet"/>
+      <w:lvlText w:val=""/>
+      <w:lvlJc w:val="left"/>
+      <w:pPr>
+        <w:tabs>
+          <w:tab w:val="num" w:pos="5040"/>
+        </w:tabs>
+        <w:ind w:left="5040" w:hanging="360"/>
+      </w:pPr>
+      <w:rPr>
+        <w:rFonts w:ascii="Wingdings" w:hAnsi="Wingdings" w:hint="default"/>
+        <w:sz w:val="20"/>
+      </w:rPr>
+    </w:lvl>
+    <w:lvl w:ilvl="7" w:tentative="1">
+      <w:start w:val="1"/>
+      <w:numFmt w:val="bullet"/>
+      <w:lvlText w:val=""/>
+      <w:lvlJc w:val="left"/>
+      <w:pPr>
+        <w:tabs>
+          <w:tab w:val="num" w:pos="5760"/>
+        </w:tabs>
+        <w:ind w:left="5760" w:hanging="360"/>
+      </w:pPr>
+      <w:rPr>
+        <w:rFonts w:ascii="Wingdings" w:hAnsi="Wingdings" w:hint="default"/>
+        <w:sz w:val="20"/>
+      </w:rPr>
+    </w:lvl>
+    <w:lvl w:ilvl="8" w:tentative="1">
+      <w:start w:val="1"/>
+      <w:numFmt w:val="bullet"/>
+      <w:lvlText w:val=""/>
+      <w:lvlJc w:val="left"/>
+      <w:pPr>
+        <w:tabs>
+          <w:tab w:val="num" w:pos="6480"/>
+        </w:tabs>
+        <w:ind w:left="6480" w:hanging="360"/>
+      </w:pPr>
+      <w:rPr>
+        <w:rFonts w:ascii="Wingdings" w:hAnsi="Wingdings" w:hint="default"/>
+        <w:sz w:val="20"/>
+      </w:rPr>
+    </w:lvl>
+  </w:abstractNum>
+  <w:abstractNum w:abstractNumId="20" w15:restartNumberingAfterBreak="0">
+    <w:nsid w:val="4A333D39"/>
+    <w:multiLevelType w:val="multilevel"/>
+    <w:tmpl w:val="F8BA8920"/>
+    <w:lvl w:ilvl="0">
+      <w:start w:val="1"/>
+      <w:numFmt w:val="bullet"/>
+      <w:lvlText w:val=""/>
+      <w:lvlJc w:val="left"/>
+      <w:pPr>
+        <w:tabs>
+          <w:tab w:val="num" w:pos="720"/>
+        </w:tabs>
+        <w:ind w:left="720" w:hanging="360"/>
+      </w:pPr>
+      <w:rPr>
+        <w:rFonts w:ascii="Symbol" w:hAnsi="Symbol" w:hint="default"/>
+        <w:sz w:val="20"/>
+      </w:rPr>
+    </w:lvl>
+    <w:lvl w:ilvl="1" w:tentative="1">
+      <w:start w:val="1"/>
+      <w:numFmt w:val="bullet"/>
+      <w:lvlText w:val="o"/>
+      <w:lvlJc w:val="left"/>
+      <w:pPr>
+        <w:tabs>
+          <w:tab w:val="num" w:pos="1440"/>
+        </w:tabs>
+        <w:ind w:left="1440" w:hanging="360"/>
+      </w:pPr>
+      <w:rPr>
+        <w:rFonts w:ascii="Courier New" w:hAnsi="Courier New" w:hint="default"/>
+        <w:sz w:val="20"/>
+      </w:rPr>
+    </w:lvl>
+    <w:lvl w:ilvl="2" w:tentative="1">
+      <w:start w:val="1"/>
+      <w:numFmt w:val="bullet"/>
+      <w:lvlText w:val=""/>
+      <w:lvlJc w:val="left"/>
+      <w:pPr>
+        <w:tabs>
+          <w:tab w:val="num" w:pos="2160"/>
+        </w:tabs>
+        <w:ind w:left="2160" w:hanging="360"/>
+      </w:pPr>
+      <w:rPr>
+        <w:rFonts w:ascii="Wingdings" w:hAnsi="Wingdings" w:hint="default"/>
+        <w:sz w:val="20"/>
+      </w:rPr>
+    </w:lvl>
+    <w:lvl w:ilvl="3" w:tentative="1">
+      <w:start w:val="1"/>
+      <w:numFmt w:val="bullet"/>
+      <w:lvlText w:val=""/>
+      <w:lvlJc w:val="left"/>
+      <w:pPr>
+        <w:tabs>
+          <w:tab w:val="num" w:pos="2880"/>
+        </w:tabs>
+        <w:ind w:left="2880" w:hanging="360"/>
+      </w:pPr>
+      <w:rPr>
+        <w:rFonts w:ascii="Wingdings" w:hAnsi="Wingdings" w:hint="default"/>
+        <w:sz w:val="20"/>
+      </w:rPr>
+    </w:lvl>
+    <w:lvl w:ilvl="4" w:tentative="1">
+      <w:start w:val="1"/>
+      <w:numFmt w:val="bullet"/>
+      <w:lvlText w:val=""/>
+      <w:lvlJc w:val="left"/>
+      <w:pPr>
+        <w:tabs>
+          <w:tab w:val="num" w:pos="3600"/>
+        </w:tabs>
+        <w:ind w:left="3600" w:hanging="360"/>
+      </w:pPr>
+      <w:rPr>
+        <w:rFonts w:ascii="Wingdings" w:hAnsi="Wingdings" w:hint="default"/>
+        <w:sz w:val="20"/>
+      </w:rPr>
+    </w:lvl>
+    <w:lvl w:ilvl="5" w:tentative="1">
+      <w:start w:val="1"/>
+      <w:numFmt w:val="bullet"/>
+      <w:lvlText w:val=""/>
+      <w:lvlJc w:val="left"/>
+      <w:pPr>
+        <w:tabs>
+          <w:tab w:val="num" w:pos="4320"/>
+        </w:tabs>
+        <w:ind w:left="4320" w:hanging="360"/>
+      </w:pPr>
+      <w:rPr>
+        <w:rFonts w:ascii="Wingdings" w:hAnsi="Wingdings" w:hint="default"/>
+        <w:sz w:val="20"/>
+      </w:rPr>
+    </w:lvl>
+    <w:lvl w:ilvl="6" w:tentative="1">
+      <w:start w:val="1"/>
+      <w:numFmt w:val="bullet"/>
+      <w:lvlText w:val=""/>
+      <w:lvlJc w:val="left"/>
+      <w:pPr>
+        <w:tabs>
+          <w:tab w:val="num" w:pos="5040"/>
+        </w:tabs>
+        <w:ind w:left="5040" w:hanging="360"/>
+      </w:pPr>
+      <w:rPr>
+        <w:rFonts w:ascii="Wingdings" w:hAnsi="Wingdings" w:hint="default"/>
+        <w:sz w:val="20"/>
+      </w:rPr>
+    </w:lvl>
+    <w:lvl w:ilvl="7" w:tentative="1">
+      <w:start w:val="1"/>
+      <w:numFmt w:val="bullet"/>
+      <w:lvlText w:val=""/>
+      <w:lvlJc w:val="left"/>
+      <w:pPr>
+        <w:tabs>
+          <w:tab w:val="num" w:pos="5760"/>
+        </w:tabs>
+        <w:ind w:left="5760" w:hanging="360"/>
+      </w:pPr>
+      <w:rPr>
+        <w:rFonts w:ascii="Wingdings" w:hAnsi="Wingdings" w:hint="default"/>
+        <w:sz w:val="20"/>
+      </w:rPr>
+    </w:lvl>
+    <w:lvl w:ilvl="8" w:tentative="1">
+      <w:start w:val="1"/>
+      <w:numFmt w:val="bullet"/>
+      <w:lvlText w:val=""/>
+      <w:lvlJc w:val="left"/>
+      <w:pPr>
+        <w:tabs>
+          <w:tab w:val="num" w:pos="6480"/>
+        </w:tabs>
+        <w:ind w:left="6480" w:hanging="360"/>
+      </w:pPr>
+      <w:rPr>
+        <w:rFonts w:ascii="Wingdings" w:hAnsi="Wingdings" w:hint="default"/>
+        <w:sz w:val="20"/>
+      </w:rPr>
+    </w:lvl>
+  </w:abstractNum>
+  <w:abstractNum w:abstractNumId="21" w15:restartNumberingAfterBreak="0">
     <w:nsid w:val="50DC4A78"/>
     <w:multiLevelType w:val="hybridMultilevel"/>
     <w:tmpl w:val="5CB0215A"/>
@@ -3270,7 +9390,7 @@
       </w:rPr>
     </w:lvl>
   </w:abstractNum>
-  <w:abstractNum w:abstractNumId="9" w15:restartNumberingAfterBreak="0">
+  <w:abstractNum w:abstractNumId="22" w15:restartNumberingAfterBreak="0">
     <w:nsid w:val="55456F15"/>
     <w:multiLevelType w:val="hybridMultilevel"/>
     <w:tmpl w:val="A06A7150"/>
@@ -3481,7 +9601,156 @@
       </w:rPr>
     </w:lvl>
   </w:abstractNum>
-  <w:abstractNum w:abstractNumId="10" w15:restartNumberingAfterBreak="0">
+  <w:abstractNum w:abstractNumId="23" w15:restartNumberingAfterBreak="0">
+    <w:nsid w:val="56331CD7"/>
+    <w:multiLevelType w:val="multilevel"/>
+    <w:tmpl w:val="19E85A4C"/>
+    <w:lvl w:ilvl="0">
+      <w:start w:val="1"/>
+      <w:numFmt w:val="bullet"/>
+      <w:lvlText w:val=""/>
+      <w:lvlJc w:val="left"/>
+      <w:pPr>
+        <w:tabs>
+          <w:tab w:val="num" w:pos="720"/>
+        </w:tabs>
+        <w:ind w:left="720" w:hanging="360"/>
+      </w:pPr>
+      <w:rPr>
+        <w:rFonts w:ascii="Symbol" w:hAnsi="Symbol" w:hint="default"/>
+        <w:sz w:val="20"/>
+      </w:rPr>
+    </w:lvl>
+    <w:lvl w:ilvl="1" w:tentative="1">
+      <w:start w:val="1"/>
+      <w:numFmt w:val="bullet"/>
+      <w:lvlText w:val="o"/>
+      <w:lvlJc w:val="left"/>
+      <w:pPr>
+        <w:tabs>
+          <w:tab w:val="num" w:pos="1440"/>
+        </w:tabs>
+        <w:ind w:left="1440" w:hanging="360"/>
+      </w:pPr>
+      <w:rPr>
+        <w:rFonts w:ascii="Courier New" w:hAnsi="Courier New" w:hint="default"/>
+        <w:sz w:val="20"/>
+      </w:rPr>
+    </w:lvl>
+    <w:lvl w:ilvl="2" w:tentative="1">
+      <w:start w:val="1"/>
+      <w:numFmt w:val="bullet"/>
+      <w:lvlText w:val=""/>
+      <w:lvlJc w:val="left"/>
+      <w:pPr>
+        <w:tabs>
+          <w:tab w:val="num" w:pos="2160"/>
+        </w:tabs>
+        <w:ind w:left="2160" w:hanging="360"/>
+      </w:pPr>
+      <w:rPr>
+        <w:rFonts w:ascii="Wingdings" w:hAnsi="Wingdings" w:hint="default"/>
+        <w:sz w:val="20"/>
+      </w:rPr>
+    </w:lvl>
+    <w:lvl w:ilvl="3" w:tentative="1">
+      <w:start w:val="1"/>
+      <w:numFmt w:val="bullet"/>
+      <w:lvlText w:val=""/>
+      <w:lvlJc w:val="left"/>
+      <w:pPr>
+        <w:tabs>
+          <w:tab w:val="num" w:pos="2880"/>
+        </w:tabs>
+        <w:ind w:left="2880" w:hanging="360"/>
+      </w:pPr>
+      <w:rPr>
+        <w:rFonts w:ascii="Wingdings" w:hAnsi="Wingdings" w:hint="default"/>
+        <w:sz w:val="20"/>
+      </w:rPr>
+    </w:lvl>
+    <w:lvl w:ilvl="4" w:tentative="1">
+      <w:start w:val="1"/>
+      <w:numFmt w:val="bullet"/>
+      <w:lvlText w:val=""/>
+      <w:lvlJc w:val="left"/>
+      <w:pPr>
+        <w:tabs>
+          <w:tab w:val="num" w:pos="3600"/>
+        </w:tabs>
+        <w:ind w:left="3600" w:hanging="360"/>
+      </w:pPr>
+      <w:rPr>
+        <w:rFonts w:ascii="Wingdings" w:hAnsi="Wingdings" w:hint="default"/>
+        <w:sz w:val="20"/>
+      </w:rPr>
+    </w:lvl>
+    <w:lvl w:ilvl="5" w:tentative="1">
+      <w:start w:val="1"/>
+      <w:numFmt w:val="bullet"/>
+      <w:lvlText w:val=""/>
+      <w:lvlJc w:val="left"/>
+      <w:pPr>
+        <w:tabs>
+          <w:tab w:val="num" w:pos="4320"/>
+        </w:tabs>
+        <w:ind w:left="4320" w:hanging="360"/>
+      </w:pPr>
+      <w:rPr>
+        <w:rFonts w:ascii="Wingdings" w:hAnsi="Wingdings" w:hint="default"/>
+        <w:sz w:val="20"/>
+      </w:rPr>
+    </w:lvl>
+    <w:lvl w:ilvl="6" w:tentative="1">
+      <w:start w:val="1"/>
+      <w:numFmt w:val="bullet"/>
+      <w:lvlText w:val=""/>
+      <w:lvlJc w:val="left"/>
+      <w:pPr>
+        <w:tabs>
+          <w:tab w:val="num" w:pos="5040"/>
+        </w:tabs>
+        <w:ind w:left="5040" w:hanging="360"/>
+      </w:pPr>
+      <w:rPr>
+        <w:rFonts w:ascii="Wingdings" w:hAnsi="Wingdings" w:hint="default"/>
+        <w:sz w:val="20"/>
+      </w:rPr>
+    </w:lvl>
+    <w:lvl w:ilvl="7" w:tentative="1">
+      <w:start w:val="1"/>
+      <w:numFmt w:val="bullet"/>
+      <w:lvlText w:val=""/>
+      <w:lvlJc w:val="left"/>
+      <w:pPr>
+        <w:tabs>
+          <w:tab w:val="num" w:pos="5760"/>
+        </w:tabs>
+        <w:ind w:left="5760" w:hanging="360"/>
+      </w:pPr>
+      <w:rPr>
+        <w:rFonts w:ascii="Wingdings" w:hAnsi="Wingdings" w:hint="default"/>
+        <w:sz w:val="20"/>
+      </w:rPr>
+    </w:lvl>
+    <w:lvl w:ilvl="8" w:tentative="1">
+      <w:start w:val="1"/>
+      <w:numFmt w:val="bullet"/>
+      <w:lvlText w:val=""/>
+      <w:lvlJc w:val="left"/>
+      <w:pPr>
+        <w:tabs>
+          <w:tab w:val="num" w:pos="6480"/>
+        </w:tabs>
+        <w:ind w:left="6480" w:hanging="360"/>
+      </w:pPr>
+      <w:rPr>
+        <w:rFonts w:ascii="Wingdings" w:hAnsi="Wingdings" w:hint="default"/>
+        <w:sz w:val="20"/>
+      </w:rPr>
+    </w:lvl>
+  </w:abstractNum>
+  <w:abstractNum w:abstractNumId="24" w15:restartNumberingAfterBreak="0">
     <w:nsid w:val="57C26A51"/>
     <w:multiLevelType w:val="hybridMultilevel"/>
     <w:tmpl w:val="E18087BE"/>
@@ -3702,7 +9971,7 @@
       </w:rPr>
     </w:lvl>
   </w:abstractNum>
-  <w:abstractNum w:abstractNumId="11" w15:restartNumberingAfterBreak="0">
+  <w:abstractNum w:abstractNumId="25" w15:restartNumberingAfterBreak="0">
     <w:nsid w:val="5C044949"/>
     <w:multiLevelType w:val="hybridMultilevel"/>
     <w:tmpl w:val="8A7A0826"/>
@@ -3914,7 +10183,156 @@
       </w:rPr>
     </w:lvl>
   </w:abstractNum>
-  <w:abstractNum w:abstractNumId="12" w15:restartNumberingAfterBreak="0">
+  <w:abstractNum w:abstractNumId="26" w15:restartNumberingAfterBreak="0">
+    <w:nsid w:val="5CD1022F"/>
+    <w:multiLevelType w:val="multilevel"/>
+    <w:tmpl w:val="F7ECC87E"/>
+    <w:lvl w:ilvl="0">
+      <w:start w:val="1"/>
+      <w:numFmt w:val="bullet"/>
+      <w:lvlText w:val=""/>
+      <w:lvlJc w:val="left"/>
+      <w:pPr>
+        <w:tabs>
+          <w:tab w:val="num" w:pos="720"/>
+        </w:tabs>
+        <w:ind w:left="720" w:hanging="360"/>
+      </w:pPr>
+      <w:rPr>
+        <w:rFonts w:ascii="Symbol" w:hAnsi="Symbol" w:hint="default"/>
+        <w:sz w:val="20"/>
+      </w:rPr>
+    </w:lvl>
+    <w:lvl w:ilvl="1" w:tentative="1">
+      <w:start w:val="1"/>
+      <w:numFmt w:val="bullet"/>
+      <w:lvlText w:val="o"/>
+      <w:lvlJc w:val="left"/>
+      <w:pPr>
+        <w:tabs>
+          <w:tab w:val="num" w:pos="1440"/>
+        </w:tabs>
+        <w:ind w:left="1440" w:hanging="360"/>
+      </w:pPr>
+      <w:rPr>
+        <w:rFonts w:ascii="Courier New" w:hAnsi="Courier New" w:hint="default"/>
+        <w:sz w:val="20"/>
+      </w:rPr>
+    </w:lvl>
+    <w:lvl w:ilvl="2" w:tentative="1">
+      <w:start w:val="1"/>
+      <w:numFmt w:val="bullet"/>
+      <w:lvlText w:val=""/>
+      <w:lvlJc w:val="left"/>
+      <w:pPr>
+        <w:tabs>
+          <w:tab w:val="num" w:pos="2160"/>
+        </w:tabs>
+        <w:ind w:left="2160" w:hanging="360"/>
+      </w:pPr>
+      <w:rPr>
+        <w:rFonts w:ascii="Wingdings" w:hAnsi="Wingdings" w:hint="default"/>
+        <w:sz w:val="20"/>
+      </w:rPr>
+    </w:lvl>
+    <w:lvl w:ilvl="3" w:tentative="1">
+      <w:start w:val="1"/>
+      <w:numFmt w:val="bullet"/>
+      <w:lvlText w:val=""/>
+      <w:lvlJc w:val="left"/>
+      <w:pPr>
+        <w:tabs>
+          <w:tab w:val="num" w:pos="2880"/>
+        </w:tabs>
+        <w:ind w:left="2880" w:hanging="360"/>
+      </w:pPr>
+      <w:rPr>
+        <w:rFonts w:ascii="Wingdings" w:hAnsi="Wingdings" w:hint="default"/>
+        <w:sz w:val="20"/>
+      </w:rPr>
+    </w:lvl>
+    <w:lvl w:ilvl="4" w:tentative="1">
+      <w:start w:val="1"/>
+      <w:numFmt w:val="bullet"/>
+      <w:lvlText w:val=""/>
+      <w:lvlJc w:val="left"/>
+      <w:pPr>
+        <w:tabs>
+          <w:tab w:val="num" w:pos="3600"/>
+        </w:tabs>
+        <w:ind w:left="3600" w:hanging="360"/>
+      </w:pPr>
+      <w:rPr>
+        <w:rFonts w:ascii="Wingdings" w:hAnsi="Wingdings" w:hint="default"/>
+        <w:sz w:val="20"/>
+      </w:rPr>
+    </w:lvl>
+    <w:lvl w:ilvl="5" w:tentative="1">
+      <w:start w:val="1"/>
+      <w:numFmt w:val="bullet"/>
+      <w:lvlText w:val=""/>
+      <w:lvlJc w:val="left"/>
+      <w:pPr>
+        <w:tabs>
+          <w:tab w:val="num" w:pos="4320"/>
+        </w:tabs>
+        <w:ind w:left="4320" w:hanging="360"/>
+      </w:pPr>
+      <w:rPr>
+        <w:rFonts w:ascii="Wingdings" w:hAnsi="Wingdings" w:hint="default"/>
+        <w:sz w:val="20"/>
+      </w:rPr>
+    </w:lvl>
+    <w:lvl w:ilvl="6" w:tentative="1">
+      <w:start w:val="1"/>
+      <w:numFmt w:val="bullet"/>
+      <w:lvlText w:val=""/>
+      <w:lvlJc w:val="left"/>
+      <w:pPr>
+        <w:tabs>
+          <w:tab w:val="num" w:pos="5040"/>
+        </w:tabs>
+        <w:ind w:left="5040" w:hanging="360"/>
+      </w:pPr>
+      <w:rPr>
+        <w:rFonts w:ascii="Wingdings" w:hAnsi="Wingdings" w:hint="default"/>
+        <w:sz w:val="20"/>
+      </w:rPr>
+    </w:lvl>
+    <w:lvl w:ilvl="7" w:tentative="1">
+      <w:start w:val="1"/>
+      <w:numFmt w:val="bullet"/>
+      <w:lvlText w:val=""/>
+      <w:lvlJc w:val="left"/>
+      <w:pPr>
+        <w:tabs>
+          <w:tab w:val="num" w:pos="5760"/>
+        </w:tabs>
+        <w:ind w:left="5760" w:hanging="360"/>
+      </w:pPr>
+      <w:rPr>
+        <w:rFonts w:ascii="Wingdings" w:hAnsi="Wingdings" w:hint="default"/>
+        <w:sz w:val="20"/>
+      </w:rPr>
+    </w:lvl>
+    <w:lvl w:ilvl="8" w:tentative="1">
+      <w:start w:val="1"/>
+      <w:numFmt w:val="bullet"/>
+      <w:lvlText w:val=""/>
+      <w:lvlJc w:val="left"/>
+      <w:pPr>
+        <w:tabs>
+          <w:tab w:val="num" w:pos="6480"/>
+        </w:tabs>
+        <w:ind w:left="6480" w:hanging="360"/>
+      </w:pPr>
+      <w:rPr>
+        <w:rFonts w:ascii="Wingdings" w:hAnsi="Wingdings" w:hint="default"/>
+        <w:sz w:val="20"/>
+      </w:rPr>
+    </w:lvl>
+  </w:abstractNum>
+  <w:abstractNum w:abstractNumId="27" w15:restartNumberingAfterBreak="0">
     <w:nsid w:val="5EF17E6D"/>
     <w:multiLevelType w:val="hybridMultilevel"/>
     <w:tmpl w:val="E3E67236"/>
@@ -4126,7 +10544,305 @@
       </w:rPr>
     </w:lvl>
   </w:abstractNum>
-  <w:abstractNum w:abstractNumId="13" w15:restartNumberingAfterBreak="0">
+  <w:abstractNum w:abstractNumId="28" w15:restartNumberingAfterBreak="0">
+    <w:nsid w:val="5EF936FD"/>
+    <w:multiLevelType w:val="multilevel"/>
+    <w:tmpl w:val="74403FA4"/>
+    <w:lvl w:ilvl="0">
+      <w:start w:val="1"/>
+      <w:numFmt w:val="bullet"/>
+      <w:lvlText w:val=""/>
+      <w:lvlJc w:val="left"/>
+      <w:pPr>
+        <w:tabs>
+          <w:tab w:val="num" w:pos="720"/>
+        </w:tabs>
+        <w:ind w:left="720" w:hanging="360"/>
+      </w:pPr>
+      <w:rPr>
+        <w:rFonts w:ascii="Symbol" w:hAnsi="Symbol" w:hint="default"/>
+        <w:sz w:val="20"/>
+      </w:rPr>
+    </w:lvl>
+    <w:lvl w:ilvl="1" w:tentative="1">
+      <w:start w:val="1"/>
+      <w:numFmt w:val="bullet"/>
+      <w:lvlText w:val="o"/>
+      <w:lvlJc w:val="left"/>
+      <w:pPr>
+        <w:tabs>
+          <w:tab w:val="num" w:pos="1440"/>
+        </w:tabs>
+        <w:ind w:left="1440" w:hanging="360"/>
+      </w:pPr>
+      <w:rPr>
+        <w:rFonts w:ascii="Courier New" w:hAnsi="Courier New" w:hint="default"/>
+        <w:sz w:val="20"/>
+      </w:rPr>
+    </w:lvl>
+    <w:lvl w:ilvl="2" w:tentative="1">
+      <w:start w:val="1"/>
+      <w:numFmt w:val="bullet"/>
+      <w:lvlText w:val=""/>
+      <w:lvlJc w:val="left"/>
+      <w:pPr>
+        <w:tabs>
+          <w:tab w:val="num" w:pos="2160"/>
+        </w:tabs>
+        <w:ind w:left="2160" w:hanging="360"/>
+      </w:pPr>
+      <w:rPr>
+        <w:rFonts w:ascii="Wingdings" w:hAnsi="Wingdings" w:hint="default"/>
+        <w:sz w:val="20"/>
+      </w:rPr>
+    </w:lvl>
+    <w:lvl w:ilvl="3" w:tentative="1">
+      <w:start w:val="1"/>
+      <w:numFmt w:val="bullet"/>
+      <w:lvlText w:val=""/>
+      <w:lvlJc w:val="left"/>
+      <w:pPr>
+        <w:tabs>
+          <w:tab w:val="num" w:pos="2880"/>
+        </w:tabs>
+        <w:ind w:left="2880" w:hanging="360"/>
+      </w:pPr>
+      <w:rPr>
+        <w:rFonts w:ascii="Wingdings" w:hAnsi="Wingdings" w:hint="default"/>
+        <w:sz w:val="20"/>
+      </w:rPr>
+    </w:lvl>
+    <w:lvl w:ilvl="4" w:tentative="1">
+      <w:start w:val="1"/>
+      <w:numFmt w:val="bullet"/>
+      <w:lvlText w:val=""/>
+      <w:lvlJc w:val="left"/>
+      <w:pPr>
+        <w:tabs>
+          <w:tab w:val="num" w:pos="3600"/>
+        </w:tabs>
+        <w:ind w:left="3600" w:hanging="360"/>
+      </w:pPr>
+      <w:rPr>
+        <w:rFonts w:ascii="Wingdings" w:hAnsi="Wingdings" w:hint="default"/>
+        <w:sz w:val="20"/>
+      </w:rPr>
+    </w:lvl>
+    <w:lvl w:ilvl="5" w:tentative="1">
+      <w:start w:val="1"/>
+      <w:numFmt w:val="bullet"/>
+      <w:lvlText w:val=""/>
+      <w:lvlJc w:val="left"/>
+      <w:pPr>
+        <w:tabs>
+          <w:tab w:val="num" w:pos="4320"/>
+        </w:tabs>
+        <w:ind w:left="4320" w:hanging="360"/>
+      </w:pPr>
+      <w:rPr>
+        <w:rFonts w:ascii="Wingdings" w:hAnsi="Wingdings" w:hint="default"/>
+        <w:sz w:val="20"/>
+      </w:rPr>
+    </w:lvl>
+    <w:lvl w:ilvl="6" w:tentative="1">
+      <w:start w:val="1"/>
+      <w:numFmt w:val="bullet"/>
+      <w:lvlText w:val=""/>
+      <w:lvlJc w:val="left"/>
+      <w:pPr>
+        <w:tabs>
+          <w:tab w:val="num" w:pos="5040"/>
+        </w:tabs>
+        <w:ind w:left="5040" w:hanging="360"/>
+      </w:pPr>
+      <w:rPr>
+        <w:rFonts w:ascii="Wingdings" w:hAnsi="Wingdings" w:hint="default"/>
+        <w:sz w:val="20"/>
+      </w:rPr>
+    </w:lvl>
+    <w:lvl w:ilvl="7" w:tentative="1">
+      <w:start w:val="1"/>
+      <w:numFmt w:val="bullet"/>
+      <w:lvlText w:val=""/>
+      <w:lvlJc w:val="left"/>
+      <w:pPr>
+        <w:tabs>
+          <w:tab w:val="num" w:pos="5760"/>
+        </w:tabs>
+        <w:ind w:left="5760" w:hanging="360"/>
+      </w:pPr>
+      <w:rPr>
+        <w:rFonts w:ascii="Wingdings" w:hAnsi="Wingdings" w:hint="default"/>
+        <w:sz w:val="20"/>
+      </w:rPr>
+    </w:lvl>
+    <w:lvl w:ilvl="8" w:tentative="1">
+      <w:start w:val="1"/>
+      <w:numFmt w:val="bullet"/>
+      <w:lvlText w:val=""/>
+      <w:lvlJc w:val="left"/>
+      <w:pPr>
+        <w:tabs>
+          <w:tab w:val="num" w:pos="6480"/>
+        </w:tabs>
+        <w:ind w:left="6480" w:hanging="360"/>
+      </w:pPr>
+      <w:rPr>
+        <w:rFonts w:ascii="Wingdings" w:hAnsi="Wingdings" w:hint="default"/>
+        <w:sz w:val="20"/>
+      </w:rPr>
+    </w:lvl>
+  </w:abstractNum>
+  <w:abstractNum w:abstractNumId="29" w15:restartNumberingAfterBreak="0">
+    <w:nsid w:val="6A021E5C"/>
+    <w:multiLevelType w:val="multilevel"/>
+    <w:tmpl w:val="DC2E547A"/>
+    <w:lvl w:ilvl="0">
+      <w:start w:val="1"/>
+      <w:numFmt w:val="bullet"/>
+      <w:lvlText w:val=""/>
+      <w:lvlJc w:val="left"/>
+      <w:pPr>
+        <w:tabs>
+          <w:tab w:val="num" w:pos="720"/>
+        </w:tabs>
+        <w:ind w:left="720" w:hanging="360"/>
+      </w:pPr>
+      <w:rPr>
+        <w:rFonts w:ascii="Symbol" w:hAnsi="Symbol" w:hint="default"/>
+        <w:sz w:val="20"/>
+      </w:rPr>
+    </w:lvl>
+    <w:lvl w:ilvl="1" w:tentative="1">
+      <w:start w:val="1"/>
+      <w:numFmt w:val="bullet"/>
+      <w:lvlText w:val="o"/>
+      <w:lvlJc w:val="left"/>
+      <w:pPr>
+        <w:tabs>
+          <w:tab w:val="num" w:pos="1440"/>
+        </w:tabs>
+        <w:ind w:left="1440" w:hanging="360"/>
+      </w:pPr>
+      <w:rPr>
+        <w:rFonts w:ascii="Courier New" w:hAnsi="Courier New" w:hint="default"/>
+        <w:sz w:val="20"/>
+      </w:rPr>
+    </w:lvl>
+    <w:lvl w:ilvl="2" w:tentative="1">
+      <w:start w:val="1"/>
+      <w:numFmt w:val="bullet"/>
+      <w:lvlText w:val=""/>
+      <w:lvlJc w:val="left"/>
+      <w:pPr>
+        <w:tabs>
+          <w:tab w:val="num" w:pos="2160"/>
+        </w:tabs>
+        <w:ind w:left="2160" w:hanging="360"/>
+      </w:pPr>
+      <w:rPr>
+        <w:rFonts w:ascii="Wingdings" w:hAnsi="Wingdings" w:hint="default"/>
+        <w:sz w:val="20"/>
+      </w:rPr>
+    </w:lvl>
+    <w:lvl w:ilvl="3" w:tentative="1">
+      <w:start w:val="1"/>
+      <w:numFmt w:val="bullet"/>
+      <w:lvlText w:val=""/>
+      <w:lvlJc w:val="left"/>
+      <w:pPr>
+        <w:tabs>
+          <w:tab w:val="num" w:pos="2880"/>
+        </w:tabs>
+        <w:ind w:left="2880" w:hanging="360"/>
+      </w:pPr>
+      <w:rPr>
+        <w:rFonts w:ascii="Wingdings" w:hAnsi="Wingdings" w:hint="default"/>
+        <w:sz w:val="20"/>
+      </w:rPr>
+    </w:lvl>
+    <w:lvl w:ilvl="4" w:tentative="1">
+      <w:start w:val="1"/>
+      <w:numFmt w:val="bullet"/>
+      <w:lvlText w:val=""/>
+      <w:lvlJc w:val="left"/>
+      <w:pPr>
+        <w:tabs>
+          <w:tab w:val="num" w:pos="3600"/>
+        </w:tabs>
+        <w:ind w:left="3600" w:hanging="360"/>
+      </w:pPr>
+      <w:rPr>
+        <w:rFonts w:ascii="Wingdings" w:hAnsi="Wingdings" w:hint="default"/>
+        <w:sz w:val="20"/>
+      </w:rPr>
+    </w:lvl>
+    <w:lvl w:ilvl="5" w:tentative="1">
+      <w:start w:val="1"/>
+      <w:numFmt w:val="bullet"/>
+      <w:lvlText w:val=""/>
+      <w:lvlJc w:val="left"/>
+      <w:pPr>
+        <w:tabs>
+          <w:tab w:val="num" w:pos="4320"/>
+        </w:tabs>
+        <w:ind w:left="4320" w:hanging="360"/>
+      </w:pPr>
+      <w:rPr>
+        <w:rFonts w:ascii="Wingdings" w:hAnsi="Wingdings" w:hint="default"/>
+        <w:sz w:val="20"/>
+      </w:rPr>
+    </w:lvl>
+    <w:lvl w:ilvl="6" w:tentative="1">
+      <w:start w:val="1"/>
+      <w:numFmt w:val="bullet"/>
+      <w:lvlText w:val=""/>
+      <w:lvlJc w:val="left"/>
+      <w:pPr>
+        <w:tabs>
+          <w:tab w:val="num" w:pos="5040"/>
+        </w:tabs>
+        <w:ind w:left="5040" w:hanging="360"/>
+      </w:pPr>
+      <w:rPr>
+        <w:rFonts w:ascii="Wingdings" w:hAnsi="Wingdings" w:hint="default"/>
+        <w:sz w:val="20"/>
+      </w:rPr>
+    </w:lvl>
+    <w:lvl w:ilvl="7" w:tentative="1">
+      <w:start w:val="1"/>
+      <w:numFmt w:val="bullet"/>
+      <w:lvlText w:val=""/>
+      <w:lvlJc w:val="left"/>
+      <w:pPr>
+        <w:tabs>
+          <w:tab w:val="num" w:pos="5760"/>
+        </w:tabs>
+        <w:ind w:left="5760" w:hanging="360"/>
+      </w:pPr>
+      <w:rPr>
+        <w:rFonts w:ascii="Wingdings" w:hAnsi="Wingdings" w:hint="default"/>
+        <w:sz w:val="20"/>
+      </w:rPr>
+    </w:lvl>
+    <w:lvl w:ilvl="8" w:tentative="1">
+      <w:start w:val="1"/>
+      <w:numFmt w:val="bullet"/>
+      <w:lvlText w:val=""/>
+      <w:lvlJc w:val="left"/>
+      <w:pPr>
+        <w:tabs>
+          <w:tab w:val="num" w:pos="6480"/>
+        </w:tabs>
+        <w:ind w:left="6480" w:hanging="360"/>
+      </w:pPr>
+      <w:rPr>
+        <w:rFonts w:ascii="Wingdings" w:hAnsi="Wingdings" w:hint="default"/>
+        <w:sz w:val="20"/>
+      </w:rPr>
+    </w:lvl>
+  </w:abstractNum>
+  <w:abstractNum w:abstractNumId="30" w15:restartNumberingAfterBreak="0">
     <w:nsid w:val="6B392EC9"/>
     <w:multiLevelType w:val="hybridMultilevel"/>
     <w:tmpl w:val="0B72732E"/>
@@ -4338,7 +11054,7 @@
       </w:rPr>
     </w:lvl>
   </w:abstractNum>
-  <w:abstractNum w:abstractNumId="14" w15:restartNumberingAfterBreak="0">
+  <w:abstractNum w:abstractNumId="31" w15:restartNumberingAfterBreak="0">
     <w:nsid w:val="6CB774C6"/>
     <w:multiLevelType w:val="hybridMultilevel"/>
     <w:tmpl w:val="43E05784"/>
@@ -4559,7 +11275,7 @@
       </w:rPr>
     </w:lvl>
   </w:abstractNum>
-  <w:abstractNum w:abstractNumId="15" w15:restartNumberingAfterBreak="0">
+  <w:abstractNum w:abstractNumId="32" w15:restartNumberingAfterBreak="0">
     <w:nsid w:val="6DB86EF7"/>
     <w:multiLevelType w:val="hybridMultilevel"/>
     <w:tmpl w:val="A386E082"/>
@@ -4771,7 +11487,454 @@
       </w:rPr>
     </w:lvl>
   </w:abstractNum>
-  <w:abstractNum w:abstractNumId="16" w15:restartNumberingAfterBreak="0">
+  <w:abstractNum w:abstractNumId="33" w15:restartNumberingAfterBreak="0">
+    <w:nsid w:val="6FE45BD7"/>
+    <w:multiLevelType w:val="multilevel"/>
+    <w:tmpl w:val="2B8E4544"/>
+    <w:lvl w:ilvl="0">
+      <w:start w:val="1"/>
+      <w:numFmt w:val="bullet"/>
+      <w:lvlText w:val=""/>
+      <w:lvlJc w:val="left"/>
+      <w:pPr>
+        <w:tabs>
+          <w:tab w:val="num" w:pos="720"/>
+        </w:tabs>
+        <w:ind w:left="720" w:hanging="360"/>
+      </w:pPr>
+      <w:rPr>
+        <w:rFonts w:ascii="Symbol" w:hAnsi="Symbol" w:hint="default"/>
+        <w:sz w:val="20"/>
+      </w:rPr>
+    </w:lvl>
+    <w:lvl w:ilvl="1" w:tentative="1">
+      <w:start w:val="1"/>
+      <w:numFmt w:val="bullet"/>
+      <w:lvlText w:val="o"/>
+      <w:lvlJc w:val="left"/>
+      <w:pPr>
+        <w:tabs>
+          <w:tab w:val="num" w:pos="1440"/>
+        </w:tabs>
+        <w:ind w:left="1440" w:hanging="360"/>
+      </w:pPr>
+      <w:rPr>
+        <w:rFonts w:ascii="Courier New" w:hAnsi="Courier New" w:hint="default"/>
+        <w:sz w:val="20"/>
+      </w:rPr>
+    </w:lvl>
+    <w:lvl w:ilvl="2" w:tentative="1">
+      <w:start w:val="1"/>
+      <w:numFmt w:val="bullet"/>
+      <w:lvlText w:val=""/>
+      <w:lvlJc w:val="left"/>
+      <w:pPr>
+        <w:tabs>
+          <w:tab w:val="num" w:pos="2160"/>
+        </w:tabs>
+        <w:ind w:left="2160" w:hanging="360"/>
+      </w:pPr>
+      <w:rPr>
+        <w:rFonts w:ascii="Wingdings" w:hAnsi="Wingdings" w:hint="default"/>
+        <w:sz w:val="20"/>
+      </w:rPr>
+    </w:lvl>
+    <w:lvl w:ilvl="3" w:tentative="1">
+      <w:start w:val="1"/>
+      <w:numFmt w:val="bullet"/>
+      <w:lvlText w:val=""/>
+      <w:lvlJc w:val="left"/>
+      <w:pPr>
+        <w:tabs>
+          <w:tab w:val="num" w:pos="2880"/>
+        </w:tabs>
+        <w:ind w:left="2880" w:hanging="360"/>
+      </w:pPr>
+      <w:rPr>
+        <w:rFonts w:ascii="Wingdings" w:hAnsi="Wingdings" w:hint="default"/>
+        <w:sz w:val="20"/>
+      </w:rPr>
+    </w:lvl>
+    <w:lvl w:ilvl="4" w:tentative="1">
+      <w:start w:val="1"/>
+      <w:numFmt w:val="bullet"/>
+      <w:lvlText w:val=""/>
+      <w:lvlJc w:val="left"/>
+      <w:pPr>
+        <w:tabs>
+          <w:tab w:val="num" w:pos="3600"/>
+        </w:tabs>
+        <w:ind w:left="3600" w:hanging="360"/>
+      </w:pPr>
+      <w:rPr>
+        <w:rFonts w:ascii="Wingdings" w:hAnsi="Wingdings" w:hint="default"/>
+        <w:sz w:val="20"/>
+      </w:rPr>
+    </w:lvl>
+    <w:lvl w:ilvl="5" w:tentative="1">
+      <w:start w:val="1"/>
+      <w:numFmt w:val="bullet"/>
+      <w:lvlText w:val=""/>
+      <w:lvlJc w:val="left"/>
+      <w:pPr>
+        <w:tabs>
+          <w:tab w:val="num" w:pos="4320"/>
+        </w:tabs>
+        <w:ind w:left="4320" w:hanging="360"/>
+      </w:pPr>
+      <w:rPr>
+        <w:rFonts w:ascii="Wingdings" w:hAnsi="Wingdings" w:hint="default"/>
+        <w:sz w:val="20"/>
+      </w:rPr>
+    </w:lvl>
+    <w:lvl w:ilvl="6" w:tentative="1">
+      <w:start w:val="1"/>
+      <w:numFmt w:val="bullet"/>
+      <w:lvlText w:val=""/>
+      <w:lvlJc w:val="left"/>
+      <w:pPr>
+        <w:tabs>
+          <w:tab w:val="num" w:pos="5040"/>
+        </w:tabs>
+        <w:ind w:left="5040" w:hanging="360"/>
+      </w:pPr>
+      <w:rPr>
+        <w:rFonts w:ascii="Wingdings" w:hAnsi="Wingdings" w:hint="default"/>
+        <w:sz w:val="20"/>
+      </w:rPr>
+    </w:lvl>
+    <w:lvl w:ilvl="7" w:tentative="1">
+      <w:start w:val="1"/>
+      <w:numFmt w:val="bullet"/>
+      <w:lvlText w:val=""/>
+      <w:lvlJc w:val="left"/>
+      <w:pPr>
+        <w:tabs>
+          <w:tab w:val="num" w:pos="5760"/>
+        </w:tabs>
+        <w:ind w:left="5760" w:hanging="360"/>
+      </w:pPr>
+      <w:rPr>
+        <w:rFonts w:ascii="Wingdings" w:hAnsi="Wingdings" w:hint="default"/>
+        <w:sz w:val="20"/>
+      </w:rPr>
+    </w:lvl>
+    <w:lvl w:ilvl="8" w:tentative="1">
+      <w:start w:val="1"/>
+      <w:numFmt w:val="bullet"/>
+      <w:lvlText w:val=""/>
+      <w:lvlJc w:val="left"/>
+      <w:pPr>
+        <w:tabs>
+          <w:tab w:val="num" w:pos="6480"/>
+        </w:tabs>
+        <w:ind w:left="6480" w:hanging="360"/>
+      </w:pPr>
+      <w:rPr>
+        <w:rFonts w:ascii="Wingdings" w:hAnsi="Wingdings" w:hint="default"/>
+        <w:sz w:val="20"/>
+      </w:rPr>
+    </w:lvl>
+  </w:abstractNum>
+  <w:abstractNum w:abstractNumId="34" w15:restartNumberingAfterBreak="0">
+    <w:nsid w:val="706F21B6"/>
+    <w:multiLevelType w:val="multilevel"/>
+    <w:tmpl w:val="D38887DA"/>
+    <w:lvl w:ilvl="0">
+      <w:start w:val="1"/>
+      <w:numFmt w:val="bullet"/>
+      <w:lvlText w:val=""/>
+      <w:lvlJc w:val="left"/>
+      <w:pPr>
+        <w:tabs>
+          <w:tab w:val="num" w:pos="720"/>
+        </w:tabs>
+        <w:ind w:left="720" w:hanging="360"/>
+      </w:pPr>
+      <w:rPr>
+        <w:rFonts w:ascii="Symbol" w:hAnsi="Symbol" w:hint="default"/>
+        <w:sz w:val="20"/>
+      </w:rPr>
+    </w:lvl>
+    <w:lvl w:ilvl="1" w:tentative="1">
+      <w:start w:val="1"/>
+      <w:numFmt w:val="bullet"/>
+      <w:lvlText w:val="o"/>
+      <w:lvlJc w:val="left"/>
+      <w:pPr>
+        <w:tabs>
+          <w:tab w:val="num" w:pos="1440"/>
+        </w:tabs>
+        <w:ind w:left="1440" w:hanging="360"/>
+      </w:pPr>
+      <w:rPr>
+        <w:rFonts w:ascii="Courier New" w:hAnsi="Courier New" w:hint="default"/>
+        <w:sz w:val="20"/>
+      </w:rPr>
+    </w:lvl>
+    <w:lvl w:ilvl="2" w:tentative="1">
+      <w:start w:val="1"/>
+      <w:numFmt w:val="bullet"/>
+      <w:lvlText w:val=""/>
+      <w:lvlJc w:val="left"/>
+      <w:pPr>
+        <w:tabs>
+          <w:tab w:val="num" w:pos="2160"/>
+        </w:tabs>
+        <w:ind w:left="2160" w:hanging="360"/>
+      </w:pPr>
+      <w:rPr>
+        <w:rFonts w:ascii="Wingdings" w:hAnsi="Wingdings" w:hint="default"/>
+        <w:sz w:val="20"/>
+      </w:rPr>
+    </w:lvl>
+    <w:lvl w:ilvl="3" w:tentative="1">
+      <w:start w:val="1"/>
+      <w:numFmt w:val="bullet"/>
+      <w:lvlText w:val=""/>
+      <w:lvlJc w:val="left"/>
+      <w:pPr>
+        <w:tabs>
+          <w:tab w:val="num" w:pos="2880"/>
+        </w:tabs>
+        <w:ind w:left="2880" w:hanging="360"/>
+      </w:pPr>
+      <w:rPr>
+        <w:rFonts w:ascii="Wingdings" w:hAnsi="Wingdings" w:hint="default"/>
+        <w:sz w:val="20"/>
+      </w:rPr>
+    </w:lvl>
+    <w:lvl w:ilvl="4" w:tentative="1">
+      <w:start w:val="1"/>
+      <w:numFmt w:val="bullet"/>
+      <w:lvlText w:val=""/>
+      <w:lvlJc w:val="left"/>
+      <w:pPr>
+        <w:tabs>
+          <w:tab w:val="num" w:pos="3600"/>
+        </w:tabs>
+        <w:ind w:left="3600" w:hanging="360"/>
+      </w:pPr>
+      <w:rPr>
+        <w:rFonts w:ascii="Wingdings" w:hAnsi="Wingdings" w:hint="default"/>
+        <w:sz w:val="20"/>
+      </w:rPr>
+    </w:lvl>
+    <w:lvl w:ilvl="5" w:tentative="1">
+      <w:start w:val="1"/>
+      <w:numFmt w:val="bullet"/>
+      <w:lvlText w:val=""/>
+      <w:lvlJc w:val="left"/>
+      <w:pPr>
+        <w:tabs>
+          <w:tab w:val="num" w:pos="4320"/>
+        </w:tabs>
+        <w:ind w:left="4320" w:hanging="360"/>
+      </w:pPr>
+      <w:rPr>
+        <w:rFonts w:ascii="Wingdings" w:hAnsi="Wingdings" w:hint="default"/>
+        <w:sz w:val="20"/>
+      </w:rPr>
+    </w:lvl>
+    <w:lvl w:ilvl="6" w:tentative="1">
+      <w:start w:val="1"/>
+      <w:numFmt w:val="bullet"/>
+      <w:lvlText w:val=""/>
+      <w:lvlJc w:val="left"/>
+      <w:pPr>
+        <w:tabs>
+          <w:tab w:val="num" w:pos="5040"/>
+        </w:tabs>
+        <w:ind w:left="5040" w:hanging="360"/>
+      </w:pPr>
+      <w:rPr>
+        <w:rFonts w:ascii="Wingdings" w:hAnsi="Wingdings" w:hint="default"/>
+        <w:sz w:val="20"/>
+      </w:rPr>
+    </w:lvl>
+    <w:lvl w:ilvl="7" w:tentative="1">
+      <w:start w:val="1"/>
+      <w:numFmt w:val="bullet"/>
+      <w:lvlText w:val=""/>
+      <w:lvlJc w:val="left"/>
+      <w:pPr>
+        <w:tabs>
+          <w:tab w:val="num" w:pos="5760"/>
+        </w:tabs>
+        <w:ind w:left="5760" w:hanging="360"/>
+      </w:pPr>
+      <w:rPr>
+        <w:rFonts w:ascii="Wingdings" w:hAnsi="Wingdings" w:hint="default"/>
+        <w:sz w:val="20"/>
+      </w:rPr>
+    </w:lvl>
+    <w:lvl w:ilvl="8" w:tentative="1">
+      <w:start w:val="1"/>
+      <w:numFmt w:val="bullet"/>
+      <w:lvlText w:val=""/>
+      <w:lvlJc w:val="left"/>
+      <w:pPr>
+        <w:tabs>
+          <w:tab w:val="num" w:pos="6480"/>
+        </w:tabs>
+        <w:ind w:left="6480" w:hanging="360"/>
+      </w:pPr>
+      <w:rPr>
+        <w:rFonts w:ascii="Wingdings" w:hAnsi="Wingdings" w:hint="default"/>
+        <w:sz w:val="20"/>
+      </w:rPr>
+    </w:lvl>
+  </w:abstractNum>
+  <w:abstractNum w:abstractNumId="35" w15:restartNumberingAfterBreak="0">
+    <w:nsid w:val="73043A24"/>
+    <w:multiLevelType w:val="multilevel"/>
+    <w:tmpl w:val="88FE0F34"/>
+    <w:lvl w:ilvl="0">
+      <w:start w:val="1"/>
+      <w:numFmt w:val="bullet"/>
+      <w:lvlText w:val=""/>
+      <w:lvlJc w:val="left"/>
+      <w:pPr>
+        <w:tabs>
+          <w:tab w:val="num" w:pos="720"/>
+        </w:tabs>
+        <w:ind w:left="720" w:hanging="360"/>
+      </w:pPr>
+      <w:rPr>
+        <w:rFonts w:ascii="Symbol" w:hAnsi="Symbol" w:hint="default"/>
+        <w:sz w:val="20"/>
+      </w:rPr>
+    </w:lvl>
+    <w:lvl w:ilvl="1" w:tentative="1">
+      <w:start w:val="1"/>
+      <w:numFmt w:val="bullet"/>
+      <w:lvlText w:val="o"/>
+      <w:lvlJc w:val="left"/>
+      <w:pPr>
+        <w:tabs>
+          <w:tab w:val="num" w:pos="1440"/>
+        </w:tabs>
+        <w:ind w:left="1440" w:hanging="360"/>
+      </w:pPr>
+      <w:rPr>
+        <w:rFonts w:ascii="Courier New" w:hAnsi="Courier New" w:hint="default"/>
+        <w:sz w:val="20"/>
+      </w:rPr>
+    </w:lvl>
+    <w:lvl w:ilvl="2" w:tentative="1">
+      <w:start w:val="1"/>
+      <w:numFmt w:val="bullet"/>
+      <w:lvlText w:val=""/>
+      <w:lvlJc w:val="left"/>
+      <w:pPr>
+        <w:tabs>
+          <w:tab w:val="num" w:pos="2160"/>
+        </w:tabs>
+        <w:ind w:left="2160" w:hanging="360"/>
+      </w:pPr>
+      <w:rPr>
+        <w:rFonts w:ascii="Wingdings" w:hAnsi="Wingdings" w:hint="default"/>
+        <w:sz w:val="20"/>
+      </w:rPr>
+    </w:lvl>
+    <w:lvl w:ilvl="3" w:tentative="1">
+      <w:start w:val="1"/>
+      <w:numFmt w:val="bullet"/>
+      <w:lvlText w:val=""/>
+      <w:lvlJc w:val="left"/>
+      <w:pPr>
+        <w:tabs>
+          <w:tab w:val="num" w:pos="2880"/>
+        </w:tabs>
+        <w:ind w:left="2880" w:hanging="360"/>
+      </w:pPr>
+      <w:rPr>
+        <w:rFonts w:ascii="Wingdings" w:hAnsi="Wingdings" w:hint="default"/>
+        <w:sz w:val="20"/>
+      </w:rPr>
+    </w:lvl>
+    <w:lvl w:ilvl="4" w:tentative="1">
+      <w:start w:val="1"/>
+      <w:numFmt w:val="bullet"/>
+      <w:lvlText w:val=""/>
+      <w:lvlJc w:val="left"/>
+      <w:pPr>
+        <w:tabs>
+          <w:tab w:val="num" w:pos="3600"/>
+        </w:tabs>
+        <w:ind w:left="3600" w:hanging="360"/>
+      </w:pPr>
+      <w:rPr>
+        <w:rFonts w:ascii="Wingdings" w:hAnsi="Wingdings" w:hint="default"/>
+        <w:sz w:val="20"/>
+      </w:rPr>
+    </w:lvl>
+    <w:lvl w:ilvl="5" w:tentative="1">
+      <w:start w:val="1"/>
+      <w:numFmt w:val="bullet"/>
+      <w:lvlText w:val=""/>
+      <w:lvlJc w:val="left"/>
+      <w:pPr>
+        <w:tabs>
+          <w:tab w:val="num" w:pos="4320"/>
+        </w:tabs>
+        <w:ind w:left="4320" w:hanging="360"/>
+      </w:pPr>
+      <w:rPr>
+        <w:rFonts w:ascii="Wingdings" w:hAnsi="Wingdings" w:hint="default"/>
+        <w:sz w:val="20"/>
+      </w:rPr>
+    </w:lvl>
+    <w:lvl w:ilvl="6" w:tentative="1">
+      <w:start w:val="1"/>
+      <w:numFmt w:val="bullet"/>
+      <w:lvlText w:val=""/>
+      <w:lvlJc w:val="left"/>
+      <w:pPr>
+        <w:tabs>
+          <w:tab w:val="num" w:pos="5040"/>
+        </w:tabs>
+        <w:ind w:left="5040" w:hanging="360"/>
+      </w:pPr>
+      <w:rPr>
+        <w:rFonts w:ascii="Wingdings" w:hAnsi="Wingdings" w:hint="default"/>
+        <w:sz w:val="20"/>
+      </w:rPr>
+    </w:lvl>
+    <w:lvl w:ilvl="7" w:tentative="1">
+      <w:start w:val="1"/>
+      <w:numFmt w:val="bullet"/>
+      <w:lvlText w:val=""/>
+      <w:lvlJc w:val="left"/>
+      <w:pPr>
+        <w:tabs>
+          <w:tab w:val="num" w:pos="5760"/>
+        </w:tabs>
+        <w:ind w:left="5760" w:hanging="360"/>
+      </w:pPr>
+      <w:rPr>
+        <w:rFonts w:ascii="Wingdings" w:hAnsi="Wingdings" w:hint="default"/>
+        <w:sz w:val="20"/>
+      </w:rPr>
+    </w:lvl>
+    <w:lvl w:ilvl="8" w:tentative="1">
+      <w:start w:val="1"/>
+      <w:numFmt w:val="bullet"/>
+      <w:lvlText w:val=""/>
+      <w:lvlJc w:val="left"/>
+      <w:pPr>
+        <w:tabs>
+          <w:tab w:val="num" w:pos="6480"/>
+        </w:tabs>
+        <w:ind w:left="6480" w:hanging="360"/>
+      </w:pPr>
+      <w:rPr>
+        <w:rFonts w:ascii="Wingdings" w:hAnsi="Wingdings" w:hint="default"/>
+        <w:sz w:val="20"/>
+      </w:rPr>
+    </w:lvl>
+  </w:abstractNum>
+  <w:abstractNum w:abstractNumId="36" w15:restartNumberingAfterBreak="0">
     <w:nsid w:val="761C5428"/>
     <w:multiLevelType w:val="hybridMultilevel"/>
     <w:tmpl w:val="7D383704"/>
@@ -4992,7 +12155,305 @@
       </w:rPr>
     </w:lvl>
   </w:abstractNum>
-  <w:abstractNum w:abstractNumId="17" w15:restartNumberingAfterBreak="0">
+  <w:abstractNum w:abstractNumId="37" w15:restartNumberingAfterBreak="0">
+    <w:nsid w:val="76F85D7A"/>
+    <w:multiLevelType w:val="multilevel"/>
+    <w:tmpl w:val="C5A4C42E"/>
+    <w:lvl w:ilvl="0">
+      <w:start w:val="1"/>
+      <w:numFmt w:val="bullet"/>
+      <w:lvlText w:val=""/>
+      <w:lvlJc w:val="left"/>
+      <w:pPr>
+        <w:tabs>
+          <w:tab w:val="num" w:pos="720"/>
+        </w:tabs>
+        <w:ind w:left="720" w:hanging="360"/>
+      </w:pPr>
+      <w:rPr>
+        <w:rFonts w:ascii="Symbol" w:hAnsi="Symbol" w:hint="default"/>
+        <w:sz w:val="20"/>
+      </w:rPr>
+    </w:lvl>
+    <w:lvl w:ilvl="1" w:tentative="1">
+      <w:start w:val="1"/>
+      <w:numFmt w:val="bullet"/>
+      <w:lvlText w:val="o"/>
+      <w:lvlJc w:val="left"/>
+      <w:pPr>
+        <w:tabs>
+          <w:tab w:val="num" w:pos="1440"/>
+        </w:tabs>
+        <w:ind w:left="1440" w:hanging="360"/>
+      </w:pPr>
+      <w:rPr>
+        <w:rFonts w:ascii="Courier New" w:hAnsi="Courier New" w:hint="default"/>
+        <w:sz w:val="20"/>
+      </w:rPr>
+    </w:lvl>
+    <w:lvl w:ilvl="2" w:tentative="1">
+      <w:start w:val="1"/>
+      <w:numFmt w:val="bullet"/>
+      <w:lvlText w:val=""/>
+      <w:lvlJc w:val="left"/>
+      <w:pPr>
+        <w:tabs>
+          <w:tab w:val="num" w:pos="2160"/>
+        </w:tabs>
+        <w:ind w:left="2160" w:hanging="360"/>
+      </w:pPr>
+      <w:rPr>
+        <w:rFonts w:ascii="Wingdings" w:hAnsi="Wingdings" w:hint="default"/>
+        <w:sz w:val="20"/>
+      </w:rPr>
+    </w:lvl>
+    <w:lvl w:ilvl="3" w:tentative="1">
+      <w:start w:val="1"/>
+      <w:numFmt w:val="bullet"/>
+      <w:lvlText w:val=""/>
+      <w:lvlJc w:val="left"/>
+      <w:pPr>
+        <w:tabs>
+          <w:tab w:val="num" w:pos="2880"/>
+        </w:tabs>
+        <w:ind w:left="2880" w:hanging="360"/>
+      </w:pPr>
+      <w:rPr>
+        <w:rFonts w:ascii="Wingdings" w:hAnsi="Wingdings" w:hint="default"/>
+        <w:sz w:val="20"/>
+      </w:rPr>
+    </w:lvl>
+    <w:lvl w:ilvl="4" w:tentative="1">
+      <w:start w:val="1"/>
+      <w:numFmt w:val="bullet"/>
+      <w:lvlText w:val=""/>
+      <w:lvlJc w:val="left"/>
+      <w:pPr>
+        <w:tabs>
+          <w:tab w:val="num" w:pos="3600"/>
+        </w:tabs>
+        <w:ind w:left="3600" w:hanging="360"/>
+      </w:pPr>
+      <w:rPr>
+        <w:rFonts w:ascii="Wingdings" w:hAnsi="Wingdings" w:hint="default"/>
+        <w:sz w:val="20"/>
+      </w:rPr>
+    </w:lvl>
+    <w:lvl w:ilvl="5" w:tentative="1">
+      <w:start w:val="1"/>
+      <w:numFmt w:val="bullet"/>
+      <w:lvlText w:val=""/>
+      <w:lvlJc w:val="left"/>
+      <w:pPr>
+        <w:tabs>
+          <w:tab w:val="num" w:pos="4320"/>
+        </w:tabs>
+        <w:ind w:left="4320" w:hanging="360"/>
+      </w:pPr>
+      <w:rPr>
+        <w:rFonts w:ascii="Wingdings" w:hAnsi="Wingdings" w:hint="default"/>
+        <w:sz w:val="20"/>
+      </w:rPr>
+    </w:lvl>
+    <w:lvl w:ilvl="6" w:tentative="1">
+      <w:start w:val="1"/>
+      <w:numFmt w:val="bullet"/>
+      <w:lvlText w:val=""/>
+      <w:lvlJc w:val="left"/>
+      <w:pPr>
+        <w:tabs>
+          <w:tab w:val="num" w:pos="5040"/>
+        </w:tabs>
+        <w:ind w:left="5040" w:hanging="360"/>
+      </w:pPr>
+      <w:rPr>
+        <w:rFonts w:ascii="Wingdings" w:hAnsi="Wingdings" w:hint="default"/>
+        <w:sz w:val="20"/>
+      </w:rPr>
+    </w:lvl>
+    <w:lvl w:ilvl="7" w:tentative="1">
+      <w:start w:val="1"/>
+      <w:numFmt w:val="bullet"/>
+      <w:lvlText w:val=""/>
+      <w:lvlJc w:val="left"/>
+      <w:pPr>
+        <w:tabs>
+          <w:tab w:val="num" w:pos="5760"/>
+        </w:tabs>
+        <w:ind w:left="5760" w:hanging="360"/>
+      </w:pPr>
+      <w:rPr>
+        <w:rFonts w:ascii="Wingdings" w:hAnsi="Wingdings" w:hint="default"/>
+        <w:sz w:val="20"/>
+      </w:rPr>
+    </w:lvl>
+    <w:lvl w:ilvl="8" w:tentative="1">
+      <w:start w:val="1"/>
+      <w:numFmt w:val="bullet"/>
+      <w:lvlText w:val=""/>
+      <w:lvlJc w:val="left"/>
+      <w:pPr>
+        <w:tabs>
+          <w:tab w:val="num" w:pos="6480"/>
+        </w:tabs>
+        <w:ind w:left="6480" w:hanging="360"/>
+      </w:pPr>
+      <w:rPr>
+        <w:rFonts w:ascii="Wingdings" w:hAnsi="Wingdings" w:hint="default"/>
+        <w:sz w:val="20"/>
+      </w:rPr>
+    </w:lvl>
+  </w:abstractNum>
+  <w:abstractNum w:abstractNumId="38" w15:restartNumberingAfterBreak="0">
+    <w:nsid w:val="78BD3932"/>
+    <w:multiLevelType w:val="multilevel"/>
+    <w:tmpl w:val="FD9E1DB6"/>
+    <w:lvl w:ilvl="0">
+      <w:start w:val="1"/>
+      <w:numFmt w:val="bullet"/>
+      <w:lvlText w:val=""/>
+      <w:lvlJc w:val="left"/>
+      <w:pPr>
+        <w:tabs>
+          <w:tab w:val="num" w:pos="720"/>
+        </w:tabs>
+        <w:ind w:left="720" w:hanging="360"/>
+      </w:pPr>
+      <w:rPr>
+        <w:rFonts w:ascii="Symbol" w:hAnsi="Symbol" w:hint="default"/>
+        <w:sz w:val="20"/>
+      </w:rPr>
+    </w:lvl>
+    <w:lvl w:ilvl="1" w:tentative="1">
+      <w:start w:val="1"/>
+      <w:numFmt w:val="bullet"/>
+      <w:lvlText w:val="o"/>
+      <w:lvlJc w:val="left"/>
+      <w:pPr>
+        <w:tabs>
+          <w:tab w:val="num" w:pos="1440"/>
+        </w:tabs>
+        <w:ind w:left="1440" w:hanging="360"/>
+      </w:pPr>
+      <w:rPr>
+        <w:rFonts w:ascii="Courier New" w:hAnsi="Courier New" w:hint="default"/>
+        <w:sz w:val="20"/>
+      </w:rPr>
+    </w:lvl>
+    <w:lvl w:ilvl="2" w:tentative="1">
+      <w:start w:val="1"/>
+      <w:numFmt w:val="bullet"/>
+      <w:lvlText w:val=""/>
+      <w:lvlJc w:val="left"/>
+      <w:pPr>
+        <w:tabs>
+          <w:tab w:val="num" w:pos="2160"/>
+        </w:tabs>
+        <w:ind w:left="2160" w:hanging="360"/>
+      </w:pPr>
+      <w:rPr>
+        <w:rFonts w:ascii="Wingdings" w:hAnsi="Wingdings" w:hint="default"/>
+        <w:sz w:val="20"/>
+      </w:rPr>
+    </w:lvl>
+    <w:lvl w:ilvl="3" w:tentative="1">
+      <w:start w:val="1"/>
+      <w:numFmt w:val="bullet"/>
+      <w:lvlText w:val=""/>
+      <w:lvlJc w:val="left"/>
+      <w:pPr>
+        <w:tabs>
+          <w:tab w:val="num" w:pos="2880"/>
+        </w:tabs>
+        <w:ind w:left="2880" w:hanging="360"/>
+      </w:pPr>
+      <w:rPr>
+        <w:rFonts w:ascii="Wingdings" w:hAnsi="Wingdings" w:hint="default"/>
+        <w:sz w:val="20"/>
+      </w:rPr>
+    </w:lvl>
+    <w:lvl w:ilvl="4" w:tentative="1">
+      <w:start w:val="1"/>
+      <w:numFmt w:val="bullet"/>
+      <w:lvlText w:val=""/>
+      <w:lvlJc w:val="left"/>
+      <w:pPr>
+        <w:tabs>
+          <w:tab w:val="num" w:pos="3600"/>
+        </w:tabs>
+        <w:ind w:left="3600" w:hanging="360"/>
+      </w:pPr>
+      <w:rPr>
+        <w:rFonts w:ascii="Wingdings" w:hAnsi="Wingdings" w:hint="default"/>
+        <w:sz w:val="20"/>
+      </w:rPr>
+    </w:lvl>
+    <w:lvl w:ilvl="5" w:tentative="1">
+      <w:start w:val="1"/>
+      <w:numFmt w:val="bullet"/>
+      <w:lvlText w:val=""/>
+      <w:lvlJc w:val="left"/>
+      <w:pPr>
+        <w:tabs>
+          <w:tab w:val="num" w:pos="4320"/>
+        </w:tabs>
+        <w:ind w:left="4320" w:hanging="360"/>
+      </w:pPr>
+      <w:rPr>
+        <w:rFonts w:ascii="Wingdings" w:hAnsi="Wingdings" w:hint="default"/>
+        <w:sz w:val="20"/>
+      </w:rPr>
+    </w:lvl>
+    <w:lvl w:ilvl="6" w:tentative="1">
+      <w:start w:val="1"/>
+      <w:numFmt w:val="bullet"/>
+      <w:lvlText w:val=""/>
+      <w:lvlJc w:val="left"/>
+      <w:pPr>
+        <w:tabs>
+          <w:tab w:val="num" w:pos="5040"/>
+        </w:tabs>
+        <w:ind w:left="5040" w:hanging="360"/>
+      </w:pPr>
+      <w:rPr>
+        <w:rFonts w:ascii="Wingdings" w:hAnsi="Wingdings" w:hint="default"/>
+        <w:sz w:val="20"/>
+      </w:rPr>
+    </w:lvl>
+    <w:lvl w:ilvl="7" w:tentative="1">
+      <w:start w:val="1"/>
+      <w:numFmt w:val="bullet"/>
+      <w:lvlText w:val=""/>
+      <w:lvlJc w:val="left"/>
+      <w:pPr>
+        <w:tabs>
+          <w:tab w:val="num" w:pos="5760"/>
+        </w:tabs>
+        <w:ind w:left="5760" w:hanging="360"/>
+      </w:pPr>
+      <w:rPr>
+        <w:rFonts w:ascii="Wingdings" w:hAnsi="Wingdings" w:hint="default"/>
+        <w:sz w:val="20"/>
+      </w:rPr>
+    </w:lvl>
+    <w:lvl w:ilvl="8" w:tentative="1">
+      <w:start w:val="1"/>
+      <w:numFmt w:val="bullet"/>
+      <w:lvlText w:val=""/>
+      <w:lvlJc w:val="left"/>
+      <w:pPr>
+        <w:tabs>
+          <w:tab w:val="num" w:pos="6480"/>
+        </w:tabs>
+        <w:ind w:left="6480" w:hanging="360"/>
+      </w:pPr>
+      <w:rPr>
+        <w:rFonts w:ascii="Wingdings" w:hAnsi="Wingdings" w:hint="default"/>
+        <w:sz w:val="20"/>
+      </w:rPr>
+    </w:lvl>
+  </w:abstractNum>
+  <w:abstractNum w:abstractNumId="39" w15:restartNumberingAfterBreak="0">
     <w:nsid w:val="7AEF7C63"/>
     <w:multiLevelType w:val="hybridMultilevel"/>
     <w:tmpl w:val="87EA9A80"/>
@@ -5079,22 +12540,22 @@
     </w:lvl>
   </w:abstractNum>
   <w:num w:numId="1" w16cid:durableId="2073960191">
-    <w:abstractNumId w:val="3"/>
+    <w:abstractNumId w:val="7"/>
   </w:num>
   <w:num w:numId="2" w16cid:durableId="1942100482">
-    <w:abstractNumId w:val="3"/>
+    <w:abstractNumId w:val="7"/>
   </w:num>
   <w:num w:numId="3" w16cid:durableId="1098870200">
-    <w:abstractNumId w:val="3"/>
+    <w:abstractNumId w:val="7"/>
   </w:num>
   <w:num w:numId="4" w16cid:durableId="1062097544">
-    <w:abstractNumId w:val="3"/>
+    <w:abstractNumId w:val="7"/>
   </w:num>
   <w:num w:numId="5" w16cid:durableId="1524704150">
-    <w:abstractNumId w:val="3"/>
+    <w:abstractNumId w:val="7"/>
   </w:num>
   <w:num w:numId="6" w16cid:durableId="1719428927">
-    <w:abstractNumId w:val="3"/>
+    <w:abstractNumId w:val="7"/>
     <w:lvlOverride w:ilvl="0">
       <w:startOverride w:val="1"/>
     </w:lvlOverride>
@@ -5124,55 +12585,121 @@
     </w:lvlOverride>
   </w:num>
   <w:num w:numId="7" w16cid:durableId="2070033304">
+    <w:abstractNumId w:val="39"/>
+  </w:num>
+  <w:num w:numId="8" w16cid:durableId="1372224215">
     <w:abstractNumId w:val="17"/>
   </w:num>
-  <w:num w:numId="8" w16cid:durableId="1372224215">
-    <w:abstractNumId w:val="6"/>
-  </w:num>
   <w:num w:numId="9" w16cid:durableId="727915808">
-    <w:abstractNumId w:val="4"/>
+    <w:abstractNumId w:val="9"/>
   </w:num>
   <w:num w:numId="10" w16cid:durableId="704525832">
-    <w:abstractNumId w:val="9"/>
+    <w:abstractNumId w:val="22"/>
   </w:num>
   <w:num w:numId="11" w16cid:durableId="1654333547">
-    <w:abstractNumId w:val="5"/>
+    <w:abstractNumId w:val="14"/>
   </w:num>
   <w:num w:numId="12" w16cid:durableId="676880728">
-    <w:abstractNumId w:val="8"/>
+    <w:abstractNumId w:val="21"/>
   </w:num>
   <w:num w:numId="13" w16cid:durableId="760949598">
-    <w:abstractNumId w:val="10"/>
+    <w:abstractNumId w:val="24"/>
   </w:num>
   <w:num w:numId="14" w16cid:durableId="1437602482">
-    <w:abstractNumId w:val="11"/>
+    <w:abstractNumId w:val="25"/>
   </w:num>
   <w:num w:numId="15" w16cid:durableId="1447579993">
     <w:abstractNumId w:val="0"/>
   </w:num>
   <w:num w:numId="16" w16cid:durableId="813957149">
+    <w:abstractNumId w:val="36"/>
+  </w:num>
+  <w:num w:numId="17" w16cid:durableId="264777255">
+    <w:abstractNumId w:val="27"/>
+  </w:num>
+  <w:num w:numId="18" w16cid:durableId="1003968989">
+    <w:abstractNumId w:val="18"/>
+  </w:num>
+  <w:num w:numId="19" w16cid:durableId="570623933">
+    <w:abstractNumId w:val="5"/>
+  </w:num>
+  <w:num w:numId="20" w16cid:durableId="1550070901">
+    <w:abstractNumId w:val="2"/>
+  </w:num>
+  <w:num w:numId="21" w16cid:durableId="225603442">
+    <w:abstractNumId w:val="30"/>
+  </w:num>
+  <w:num w:numId="22" w16cid:durableId="2055349638">
+    <w:abstractNumId w:val="31"/>
+  </w:num>
+  <w:num w:numId="23" w16cid:durableId="85149733">
+    <w:abstractNumId w:val="32"/>
+  </w:num>
+  <w:num w:numId="24" w16cid:durableId="1276449772">
+    <w:abstractNumId w:val="33"/>
+  </w:num>
+  <w:num w:numId="25" w16cid:durableId="1901357260">
+    <w:abstractNumId w:val="10"/>
+  </w:num>
+  <w:num w:numId="26" w16cid:durableId="614020481">
+    <w:abstractNumId w:val="4"/>
+  </w:num>
+  <w:num w:numId="27" w16cid:durableId="572161889">
+    <w:abstractNumId w:val="13"/>
+  </w:num>
+  <w:num w:numId="28" w16cid:durableId="1193422124">
+    <w:abstractNumId w:val="19"/>
+  </w:num>
+  <w:num w:numId="29" w16cid:durableId="72972125">
+    <w:abstractNumId w:val="28"/>
+  </w:num>
+  <w:num w:numId="30" w16cid:durableId="1684823461">
+    <w:abstractNumId w:val="37"/>
+  </w:num>
+  <w:num w:numId="31" w16cid:durableId="1254244300">
+    <w:abstractNumId w:val="23"/>
+  </w:num>
+  <w:num w:numId="32" w16cid:durableId="1102409964">
+    <w:abstractNumId w:val="35"/>
+  </w:num>
+  <w:num w:numId="33" w16cid:durableId="306323262">
+    <w:abstractNumId w:val="34"/>
+  </w:num>
+  <w:num w:numId="34" w16cid:durableId="1308363041">
+    <w:abstractNumId w:val="11"/>
+  </w:num>
+  <w:num w:numId="35" w16cid:durableId="1830517635">
+    <w:abstractNumId w:val="6"/>
+  </w:num>
+  <w:num w:numId="36" w16cid:durableId="657659659">
+    <w:abstractNumId w:val="29"/>
+  </w:num>
+  <w:num w:numId="37" w16cid:durableId="1416711061">
+    <w:abstractNumId w:val="1"/>
+  </w:num>
+  <w:num w:numId="38" w16cid:durableId="2129814185">
+    <w:abstractNumId w:val="26"/>
+  </w:num>
+  <w:num w:numId="39" w16cid:durableId="1385911333">
     <w:abstractNumId w:val="16"/>
   </w:num>
-  <w:num w:numId="17" w16cid:durableId="264777255">
+  <w:num w:numId="40" w16cid:durableId="1696535278">
+    <w:abstractNumId w:val="15"/>
+  </w:num>
+  <w:num w:numId="41" w16cid:durableId="143015450">
+    <w:abstractNumId w:val="38"/>
+  </w:num>
+  <w:num w:numId="42" w16cid:durableId="2138985084">
     <w:abstractNumId w:val="12"/>
   </w:num>
-  <w:num w:numId="18" w16cid:durableId="1003968989">
-    <w:abstractNumId w:val="7"/>
+  <w:num w:numId="43" w16cid:durableId="745229446">
+    <w:abstractNumId w:val="8"/>
   </w:num>
-  <w:num w:numId="19" w16cid:durableId="570623933">
-    <w:abstractNumId w:val="2"/>
+  <w:num w:numId="44" w16cid:durableId="2107992891">
+    <w:abstractNumId w:val="20"/>
   </w:num>
-  <w:num w:numId="20" w16cid:durableId="1550070901">
-    <w:abstractNumId w:val="1"/>
-  </w:num>
-  <w:num w:numId="21" w16cid:durableId="225603442">
-    <w:abstractNumId w:val="13"/>
-  </w:num>
-  <w:num w:numId="22" w16cid:durableId="2055349638">
-    <w:abstractNumId w:val="14"/>
-  </w:num>
-  <w:num w:numId="23" w16cid:durableId="85149733">
-    <w:abstractNumId w:val="15"/>
+  <w:num w:numId="45" w16cid:durableId="1273702882">
+    <w:abstractNumId w:val="3"/>
   </w:num>
 </w:numbering>
 </file>
@@ -5595,7 +13122,7 @@
     <w:link w:val="Heading1Char"/>
     <w:uiPriority w:val="9"/>
     <w:qFormat/>
-    <w:rsid w:val="0077197D"/>
+    <w:rsid w:val="00B51B0B"/>
     <w:pPr>
       <w:keepNext/>
       <w:keepLines/>
@@ -5606,8 +13133,9 @@
       <w:outlineLvl w:val="0"/>
     </w:pPr>
     <w:rPr>
-      <w:rFonts w:eastAsiaTheme="majorEastAsia" w:cstheme="majorBidi"/>
+      <w:rFonts w:ascii="Times New Roman" w:eastAsiaTheme="majorEastAsia" w:hAnsi="Times New Roman" w:cstheme="majorBidi"/>
       <w:b/>
+      <w:sz w:val="28"/>
       <w:szCs w:val="32"/>
     </w:rPr>
   </w:style>
@@ -5795,7 +13323,6 @@
   <w:style w:type="character" w:default="1" w:styleId="DefaultParagraphFont">
     <w:name w:val="Default Paragraph Font"/>
     <w:uiPriority w:val="1"/>
-    <w:semiHidden/>
     <w:unhideWhenUsed/>
   </w:style>
   <w:style w:type="table" w:default="1" w:styleId="TableNormal">
@@ -5824,12 +13351,12 @@
     <w:basedOn w:val="DefaultParagraphFont"/>
     <w:link w:val="Heading1"/>
     <w:uiPriority w:val="9"/>
-    <w:rsid w:val="0077197D"/>
+    <w:rsid w:val="00B51B0B"/>
     <w:rPr>
-      <w:rFonts w:ascii="Open Sans" w:eastAsiaTheme="majorEastAsia" w:hAnsi="Open Sans" w:cstheme="majorBidi"/>
+      <w:rFonts w:ascii="Times New Roman" w:eastAsiaTheme="majorEastAsia" w:hAnsi="Times New Roman" w:cstheme="majorBidi"/>
       <w:b/>
       <w:caps w:val="0"/>
-      <w:sz w:val="24"/>
+      <w:sz w:val="28"/>
       <w:szCs w:val="32"/>
     </w:rPr>
   </w:style>
@@ -5908,7 +13435,6 @@
     </w:pPr>
     <w:rPr>
       <w:bCs/>
-      <w:lang/>
     </w:rPr>
   </w:style>
   <w:style w:type="character" w:customStyle="1" w:styleId="SemPargrafoChar">
@@ -5920,7 +13446,6 @@
       <w:rFonts w:ascii="Times New Roman" w:hAnsi="Times New Roman"/>
       <w:bCs/>
       <w:sz w:val="24"/>
-      <w:lang/>
     </w:rPr>
   </w:style>
   <w:style w:type="paragraph" w:customStyle="1" w:styleId="Imagem">
@@ -6595,7 +14120,6 @@
       <w:b/>
       <w:i/>
       <w:sz w:val="20"/>
-      <w:lang/>
     </w:rPr>
   </w:style>
   <w:style w:type="character" w:customStyle="1" w:styleId="CodeCarter">
@@ -6609,666 +14133,95 @@
       <w:i/>
       <w:caps w:val="0"/>
       <w:sz w:val="20"/>
-      <w:lang/>
     </w:rPr>
   </w:style>
-</w:styles>
-</file>
-
-<file path=word/glossary/document.xml><?xml version="1.0" encoding="utf-8"?>
-<w:glossaryDocument xmlns:wpc="http://schemas.microsoft.com/office/word/2010/wordprocessingCanvas" xmlns:cx="http://schemas.microsoft.com/office/drawing/2014/chartex" xmlns:cx1="http://schemas.microsoft.com/office/drawing/2015/9/8/chartex" xmlns:cx2="http://schemas.microsoft.com/office/drawing/2015/10/21/chartex" xmlns:cx3="http://schemas.microsoft.com/office/drawing/2016/5/9/chartex" xmlns:cx4="http://schemas.microsoft.com/office/drawing/2016/5/10/chartex" xmlns:cx5="http://schemas.microsoft.com/office/drawing/2016/5/11/chartex" xmlns:cx6="http://schemas.microsoft.com/office/drawing/2016/5/12/chartex" xmlns:cx7="http://schemas.microsoft.com/office/drawing/2016/5/13/chartex" xmlns:cx8="http://schemas.microsoft.com/office/drawing/2016/5/14/chartex" xmlns:mc="http://schemas.openxmlformats.org/markup-compatibility/2006" xmlns:aink="http://schemas.microsoft.com/office/drawing/2016/ink" xmlns:am3d="http://schemas.microsoft.com/office/drawing/2017/model3d" xmlns:o="urn:schemas-microsoft-com:office:office" xmlns:oel="http://schemas.microsoft.com/office/2019/extlst" xmlns:r="http://schemas.openxmlformats.org/officeDocument/2006/relationships" xmlns:m="http://schemas.openxmlformats.org/officeDocument/2006/math" xmlns:v="urn:schemas-microsoft-com:vml" xmlns:wp14="http://schemas.microsoft.com/office/word/2010/wordprocessingDrawing" xmlns:wp="http://schemas.openxmlformats.org/drawingml/2006/wordprocessingDrawing" xmlns:w10="urn:schemas-microsoft-com:office:word" xmlns:w="http://schemas.openxmlformats.org/wordprocessingml/2006/main" xmlns:w14="http://schemas.microsoft.com/office/word/2010/wordml" xmlns:w15="http://schemas.microsoft.com/office/word/2012/wordml" xmlns:w16cex="http://schemas.microsoft.com/office/word/2018/wordml/cex" xmlns:w16cid="http://schemas.microsoft.com/office/word/2016/wordml/cid" xmlns:w16="http://schemas.microsoft.com/office/word/2018/wordml" xmlns:w16sdtdh="http://schemas.microsoft.com/office/word/2020/wordml/sdtdatahash" xmlns:w16se="http://schemas.microsoft.com/office/word/2015/wordml/symex" xmlns:wpg="http://schemas.microsoft.com/office/word/2010/wordprocessingGroup" xmlns:wpi="http://schemas.microsoft.com/office/word/2010/wordprocessingInk" xmlns:wne="http://schemas.microsoft.com/office/word/2006/wordml" xmlns:wps="http://schemas.microsoft.com/office/word/2010/wordprocessingShape" mc:Ignorable="w14 w15 w16se w16cid w16 w16cex w16sdtdh wp14">
-  <w:docParts>
-    <w:docPart>
-      <w:docPartPr>
-        <w:name w:val="AFEB92CBC9634EB9B274CC96F0DEF471"/>
-        <w:category>
-          <w:name w:val="General"/>
-          <w:gallery w:val="placeholder"/>
-        </w:category>
-        <w:types>
-          <w:type w:val="bbPlcHdr"/>
-        </w:types>
-        <w:behaviors>
-          <w:behavior w:val="content"/>
-        </w:behaviors>
-        <w:guid w:val="{03A0B1F8-02ED-44D1-98BB-688EB218A5CF}"/>
-      </w:docPartPr>
-      <w:docPartBody>
-        <w:p>
-          <w:pPr>
-            <w:pStyle w:val="AFEB92CBC9634EB9B274CC96F0DEF471"/>
-          </w:pPr>
-          <w:r>
-            <w:rPr>
-              <w:rStyle w:val="PlaceholderText"/>
-            </w:rPr>
-            <w:t>[Assunto]</w:t>
-          </w:r>
-        </w:p>
-      </w:docPartBody>
-    </w:docPart>
-    <w:docPart>
-      <w:docPartPr>
-        <w:name w:val="AE6FE6F8298146918AFAA8818432A30F"/>
-        <w:category>
-          <w:name w:val="General"/>
-          <w:gallery w:val="placeholder"/>
-        </w:category>
-        <w:types>
-          <w:type w:val="bbPlcHdr"/>
-        </w:types>
-        <w:behaviors>
-          <w:behavior w:val="content"/>
-        </w:behaviors>
-        <w:guid w:val="{F1BAB4B4-A9A9-405D-B33D-495F375A62D3}"/>
-      </w:docPartPr>
-      <w:docPartBody>
-        <w:p>
-          <w:pPr>
-            <w:pStyle w:val="AE6FE6F8298146918AFAA8818432A30F"/>
-          </w:pPr>
-          <w:r>
-            <w:rPr>
-              <w:rStyle w:val="PlaceholderText"/>
-            </w:rPr>
-            <w:t>[Título]</w:t>
-          </w:r>
-        </w:p>
-      </w:docPartBody>
-    </w:docPart>
-    <w:docPart>
-      <w:docPartPr>
-        <w:name w:val="296A321CE63242DABB0D66004D907745"/>
-        <w:category>
-          <w:name w:val="General"/>
-          <w:gallery w:val="placeholder"/>
-        </w:category>
-        <w:types>
-          <w:type w:val="bbPlcHdr"/>
-        </w:types>
-        <w:behaviors>
-          <w:behavior w:val="content"/>
-        </w:behaviors>
-        <w:guid w:val="{D45E8A47-7506-46C1-8986-3BADF3E220B5}"/>
-      </w:docPartPr>
-      <w:docPartBody>
-        <w:p>
-          <w:pPr>
-            <w:pStyle w:val="296A321CE63242DABB0D66004D907745"/>
-          </w:pPr>
-          <w:r>
-            <w:rPr>
-              <w:rStyle w:val="PlaceholderText"/>
-            </w:rPr>
-            <w:t>[Autor]</w:t>
-          </w:r>
-        </w:p>
-      </w:docPartBody>
-    </w:docPart>
-  </w:docParts>
-</w:glossaryDocument>
-</file>
-
-<file path=word/glossary/fontTable.xml><?xml version="1.0" encoding="utf-8"?>
-<w:fonts xmlns:mc="http://schemas.openxmlformats.org/markup-compatibility/2006" xmlns:r="http://schemas.openxmlformats.org/officeDocument/2006/relationships" xmlns:w="http://schemas.openxmlformats.org/wordprocessingml/2006/main" xmlns:w14="http://schemas.microsoft.com/office/word/2010/wordml" xmlns:w15="http://schemas.microsoft.com/office/word/2012/wordml" xmlns:w16cex="http://schemas.microsoft.com/office/word/2018/wordml/cex" xmlns:w16cid="http://schemas.microsoft.com/office/word/2016/wordml/cid" xmlns:w16="http://schemas.microsoft.com/office/word/2018/wordml" xmlns:w16sdtdh="http://schemas.microsoft.com/office/word/2020/wordml/sdtdatahash" xmlns:w16se="http://schemas.microsoft.com/office/word/2015/wordml/symex" mc:Ignorable="w14 w15 w16se w16cid w16 w16cex w16sdtdh">
-  <w:font w:name="Century Gothic">
-    <w:panose1 w:val="020B0502020202020204"/>
-    <w:charset w:val="00"/>
-    <w:family w:val="swiss"/>
-    <w:pitch w:val="variable"/>
-    <w:sig w:usb0="00000287" w:usb1="00000000" w:usb2="00000000" w:usb3="00000000" w:csb0="0000009F" w:csb1="00000000"/>
-  </w:font>
-  <w:font w:name="Wingdings">
-    <w:panose1 w:val="05000000000000000000"/>
-    <w:charset w:val="02"/>
-    <w:family w:val="auto"/>
-    <w:pitch w:val="variable"/>
-    <w:sig w:usb0="00000000" w:usb1="10000000" w:usb2="00000000" w:usb3="00000000" w:csb0="80000000" w:csb1="00000000"/>
-  </w:font>
-  <w:font w:name="Times New Roman">
-    <w:panose1 w:val="02020603050405020304"/>
-    <w:charset w:val="00"/>
-    <w:family w:val="roman"/>
-    <w:pitch w:val="variable"/>
-    <w:sig w:usb0="E0002EFF" w:usb1="C000785B" w:usb2="00000009" w:usb3="00000000" w:csb0="000001FF" w:csb1="00000000"/>
-  </w:font>
-  <w:font w:name="Aptos">
-    <w:charset w:val="00"/>
-    <w:family w:val="swiss"/>
-    <w:pitch w:val="variable"/>
-    <w:sig w:usb0="20000287" w:usb1="00000003" w:usb2="00000000" w:usb3="00000000" w:csb0="0000019F" w:csb1="00000000"/>
-  </w:font>
-  <w:font w:name="Arial">
-    <w:panose1 w:val="020B0604020202020204"/>
-    <w:charset w:val="00"/>
-    <w:family w:val="swiss"/>
-    <w:pitch w:val="variable"/>
-    <w:sig w:usb0="E0002EFF" w:usb1="C000785B" w:usb2="00000009" w:usb3="00000000" w:csb0="000001FF" w:csb1="00000000"/>
-  </w:font>
-  <w:font w:name="Open Sans">
-    <w:charset w:val="00"/>
-    <w:family w:val="swiss"/>
-    <w:pitch w:val="variable"/>
-    <w:sig w:usb0="E00002EF" w:usb1="4000205B" w:usb2="00000028" w:usb3="00000000" w:csb0="0000019F" w:csb1="00000000"/>
-  </w:font>
-  <w:font w:name="Aptos Display">
-    <w:charset w:val="00"/>
-    <w:family w:val="swiss"/>
-    <w:pitch w:val="variable"/>
-    <w:sig w:usb0="20000287" w:usb1="00000003" w:usb2="00000000" w:usb3="00000000" w:csb0="0000019F" w:csb1="00000000"/>
-  </w:font>
-  <w:font w:name="Courier New">
-    <w:panose1 w:val="02070309020205020404"/>
-    <w:charset w:val="00"/>
-    <w:family w:val="modern"/>
-    <w:pitch w:val="fixed"/>
-    <w:sig w:usb0="E0002EFF" w:usb1="C0007843" w:usb2="00000009" w:usb3="00000000" w:csb0="000001FF" w:csb1="00000000"/>
-  </w:font>
-  <w:font w:name="Consolas">
-    <w:panose1 w:val="020B0609020204030204"/>
-    <w:charset w:val="00"/>
-    <w:family w:val="modern"/>
-    <w:pitch w:val="fixed"/>
-    <w:sig w:usb0="E00006FF" w:usb1="0000FCFF" w:usb2="00000001" w:usb3="00000000" w:csb0="0000019F" w:csb1="00000000"/>
-  </w:font>
-</w:fonts>
-</file>
-
-<file path=word/glossary/settings.xml><?xml version="1.0" encoding="utf-8"?>
-<w:settings xmlns:mc="http://schemas.openxmlformats.org/markup-compatibility/2006" xmlns:o="urn:schemas-microsoft-com:office:office" xmlns:r="http://schemas.openxmlformats.org/officeDocument/2006/relationships" xmlns:m="http://schemas.openxmlformats.org/officeDocument/2006/math" xmlns:v="urn:schemas-microsoft-com:vml" xmlns:w10="urn:schemas-microsoft-com:office:word" xmlns:w="http://schemas.openxmlformats.org/wordprocessingml/2006/main" xmlns:w14="http://schemas.microsoft.com/office/word/2010/wordml" xmlns:w15="http://schemas.microsoft.com/office/word/2012/wordml" xmlns:w16cex="http://schemas.microsoft.com/office/word/2018/wordml/cex" xmlns:w16cid="http://schemas.microsoft.com/office/word/2016/wordml/cid" xmlns:w16="http://schemas.microsoft.com/office/word/2018/wordml" xmlns:w16sdtdh="http://schemas.microsoft.com/office/word/2020/wordml/sdtdatahash" xmlns:w16se="http://schemas.microsoft.com/office/word/2015/wordml/symex" xmlns:sl="http://schemas.openxmlformats.org/schemaLibrary/2006/main" mc:Ignorable="w14 w15 w16se w16cid w16 w16cex w16sdtdh">
-  <w:view w:val="normal"/>
-  <w:defaultTabStop w:val="708"/>
-  <w:hyphenationZone w:val="425"/>
-  <w:characterSpacingControl w:val="doNotCompress"/>
-  <w:compat>
-    <w:useFELayout/>
-    <w:compatSetting w:name="compatibilityMode" w:uri="http://schemas.microsoft.com/office/word" w:val="15"/>
-    <w:compatSetting w:name="overrideTableStyleFontSizeAndJustification" w:uri="http://schemas.microsoft.com/office/word" w:val="1"/>
-    <w:compatSetting w:name="enableOpenTypeFeatures" w:uri="http://schemas.microsoft.com/office/word" w:val="1"/>
-    <w:compatSetting w:name="doNotFlipMirrorIndents" w:uri="http://schemas.microsoft.com/office/word" w:val="1"/>
-    <w:compatSetting w:name="differentiateMultirowTableHeaders" w:uri="http://schemas.microsoft.com/office/word" w:val="1"/>
-    <w:compatSetting w:name="useWord2013TrackBottomHyphenation" w:uri="http://schemas.microsoft.com/office/word" w:val="0"/>
-  </w:compat>
-  <w:rsids>
-    <w:rsidRoot w:val="00AE297C"/>
-    <w:rsid w:val="00A13B7D"/>
-    <w:rsid w:val="00AE297C"/>
-  </w:rsids>
-  <m:mathPr>
-    <m:mathFont m:val="Cambria Math"/>
-    <m:brkBin m:val="before"/>
-    <m:brkBinSub m:val="--"/>
-    <m:smallFrac m:val="0"/>
-    <m:dispDef/>
-    <m:lMargin m:val="0"/>
-    <m:rMargin m:val="0"/>
-    <m:defJc m:val="centerGroup"/>
-    <m:wrapIndent m:val="1440"/>
-    <m:intLim m:val="subSup"/>
-    <m:naryLim m:val="undOvr"/>
-  </m:mathPr>
-  <w:themeFontLang w:val="pt-PT"/>
-  <w:clrSchemeMapping w:bg1="light1" w:t1="dark1" w:bg2="light2" w:t2="dark2" w:accent1="accent1" w:accent2="accent2" w:accent3="accent3" w:accent4="accent4" w:accent5="accent5" w:accent6="accent6" w:hyperlink="hyperlink" w:followedHyperlink="followedHyperlink"/>
-  <w:decimalSymbol w:val=","/>
-  <w:listSeparator w:val=";"/>
-  <w15:chartTrackingRefBased/>
-</w:settings>
-</file>
-
-<file path=word/glossary/styles.xml><?xml version="1.0" encoding="utf-8"?>
-<w:styles xmlns:mc="http://schemas.openxmlformats.org/markup-compatibility/2006" xmlns:r="http://schemas.openxmlformats.org/officeDocument/2006/relationships" xmlns:w="http://schemas.openxmlformats.org/wordprocessingml/2006/main" xmlns:w14="http://schemas.microsoft.com/office/word/2010/wordml" xmlns:w15="http://schemas.microsoft.com/office/word/2012/wordml" xmlns:w16cex="http://schemas.microsoft.com/office/word/2018/wordml/cex" xmlns:w16cid="http://schemas.microsoft.com/office/word/2016/wordml/cid" xmlns:w16="http://schemas.microsoft.com/office/word/2018/wordml" xmlns:w16sdtdh="http://schemas.microsoft.com/office/word/2020/wordml/sdtdatahash" xmlns:w16se="http://schemas.microsoft.com/office/word/2015/wordml/symex" mc:Ignorable="w14 w15 w16se w16cid w16 w16cex w16sdtdh">
-  <w:docDefaults>
-    <w:rPrDefault>
-      <w:rPr>
-        <w:rFonts w:asciiTheme="minorHAnsi" w:eastAsiaTheme="minorEastAsia" w:hAnsiTheme="minorHAnsi" w:cstheme="minorBidi"/>
-        <w:kern w:val="2"/>
-        <w:sz w:val="24"/>
-        <w:szCs w:val="24"/>
-        <w:lang w:val="pt-PT" w:eastAsia="pt-PT" w:bidi="ar-SA"/>
-        <w14:ligatures w14:val="standardContextual"/>
-      </w:rPr>
-    </w:rPrDefault>
-    <w:pPrDefault>
-      <w:pPr>
-        <w:spacing w:after="160" w:line="278" w:lineRule="auto"/>
-      </w:pPr>
-    </w:pPrDefault>
-  </w:docDefaults>
-  <w:latentStyles w:defLockedState="0" w:defUIPriority="99" w:defSemiHidden="0" w:defUnhideWhenUsed="0" w:defQFormat="0" w:count="376">
-    <w:lsdException w:name="Normal" w:uiPriority="0" w:qFormat="1"/>
-    <w:lsdException w:name="heading 1" w:uiPriority="9" w:qFormat="1"/>
-    <w:lsdException w:name="heading 2" w:semiHidden="1" w:uiPriority="9" w:unhideWhenUsed="1" w:qFormat="1"/>
-    <w:lsdException w:name="heading 3" w:semiHidden="1" w:uiPriority="9" w:unhideWhenUsed="1" w:qFormat="1"/>
-    <w:lsdException w:name="heading 4" w:semiHidden="1" w:uiPriority="9" w:unhideWhenUsed="1" w:qFormat="1"/>
-    <w:lsdException w:name="heading 5" w:semiHidden="1" w:uiPriority="9" w:unhideWhenUsed="1" w:qFormat="1"/>
-    <w:lsdException w:name="heading 6" w:semiHidden="1" w:uiPriority="9" w:unhideWhenUsed="1" w:qFormat="1"/>
-    <w:lsdException w:name="heading 7" w:semiHidden="1" w:uiPriority="9" w:unhideWhenUsed="1" w:qFormat="1"/>
-    <w:lsdException w:name="heading 8" w:semiHidden="1" w:uiPriority="9" w:unhideWhenUsed="1" w:qFormat="1"/>
-    <w:lsdException w:name="heading 9" w:semiHidden="1" w:uiPriority="9" w:unhideWhenUsed="1" w:qFormat="1"/>
-    <w:lsdException w:name="index 1" w:semiHidden="1" w:unhideWhenUsed="1"/>
-    <w:lsdException w:name="index 2" w:semiHidden="1" w:unhideWhenUsed="1"/>
-    <w:lsdException w:name="index 3" w:semiHidden="1" w:unhideWhenUsed="1"/>
-    <w:lsdException w:name="index 4" w:semiHidden="1" w:unhideWhenUsed="1"/>
-    <w:lsdException w:name="index 5" w:semiHidden="1" w:unhideWhenUsed="1"/>
-    <w:lsdException w:name="index 6" w:semiHidden="1" w:unhideWhenUsed="1"/>
-    <w:lsdException w:name="index 7" w:semiHidden="1" w:unhideWhenUsed="1"/>
-    <w:lsdException w:name="index 8" w:semiHidden="1" w:unhideWhenUsed="1"/>
-    <w:lsdException w:name="index 9" w:semiHidden="1" w:unhideWhenUsed="1"/>
-    <w:lsdException w:name="toc 1" w:semiHidden="1" w:uiPriority="39" w:unhideWhenUsed="1"/>
-    <w:lsdException w:name="toc 2" w:semiHidden="1" w:uiPriority="39" w:unhideWhenUsed="1"/>
-    <w:lsdException w:name="toc 3" w:semiHidden="1" w:uiPriority="39" w:unhideWhenUsed="1"/>
-    <w:lsdException w:name="toc 4" w:semiHidden="1" w:uiPriority="39" w:unhideWhenUsed="1"/>
-    <w:lsdException w:name="toc 5" w:semiHidden="1" w:uiPriority="39" w:unhideWhenUsed="1"/>
-    <w:lsdException w:name="toc 6" w:semiHidden="1" w:uiPriority="39" w:unhideWhenUsed="1"/>
-    <w:lsdException w:name="toc 7" w:semiHidden="1" w:uiPriority="39" w:unhideWhenUsed="1"/>
-    <w:lsdException w:name="toc 8" w:semiHidden="1" w:uiPriority="39" w:unhideWhenUsed="1"/>
-    <w:lsdException w:name="toc 9" w:semiHidden="1" w:uiPriority="39" w:unhideWhenUsed="1"/>
-    <w:lsdException w:name="Normal Indent" w:semiHidden="1" w:unhideWhenUsed="1"/>
-    <w:lsdException w:name="footnote text" w:semiHidden="1" w:unhideWhenUsed="1"/>
-    <w:lsdException w:name="annotation text" w:semiHidden="1" w:unhideWhenUsed="1"/>
-    <w:lsdException w:name="header" w:semiHidden="1" w:unhideWhenUsed="1"/>
-    <w:lsdException w:name="footer" w:semiHidden="1" w:unhideWhenUsed="1"/>
-    <w:lsdException w:name="index heading" w:semiHidden="1" w:unhideWhenUsed="1"/>
-    <w:lsdException w:name="caption" w:semiHidden="1" w:uiPriority="35" w:unhideWhenUsed="1" w:qFormat="1"/>
-    <w:lsdException w:name="table of figures" w:semiHidden="1" w:unhideWhenUsed="1"/>
-    <w:lsdException w:name="envelope address" w:semiHidden="1" w:unhideWhenUsed="1"/>
-    <w:lsdException w:name="envelope return" w:semiHidden="1" w:unhideWhenUsed="1"/>
-    <w:lsdException w:name="footnote reference" w:semiHidden="1" w:unhideWhenUsed="1"/>
-    <w:lsdException w:name="annotation reference" w:semiHidden="1" w:unhideWhenUsed="1"/>
-    <w:lsdException w:name="line number" w:semiHidden="1" w:unhideWhenUsed="1"/>
-    <w:lsdException w:name="page number" w:semiHidden="1" w:unhideWhenUsed="1"/>
-    <w:lsdException w:name="endnote reference" w:semiHidden="1" w:unhideWhenUsed="1"/>
-    <w:lsdException w:name="endnote text" w:semiHidden="1" w:unhideWhenUsed="1"/>
-    <w:lsdException w:name="table of authorities" w:semiHidden="1" w:unhideWhenUsed="1"/>
-    <w:lsdException w:name="macro" w:semiHidden="1" w:unhideWhenUsed="1"/>
-    <w:lsdException w:name="toa heading" w:semiHidden="1" w:unhideWhenUsed="1"/>
-    <w:lsdException w:name="List" w:semiHidden="1" w:unhideWhenUsed="1"/>
-    <w:lsdException w:name="List Bullet" w:semiHidden="1" w:unhideWhenUsed="1"/>
-    <w:lsdException w:name="List Number" w:semiHidden="1" w:unhideWhenUsed="1"/>
-    <w:lsdException w:name="List 2" w:semiHidden="1" w:unhideWhenUsed="1"/>
-    <w:lsdException w:name="List 3" w:semiHidden="1" w:unhideWhenUsed="1"/>
-    <w:lsdException w:name="List 4" w:semiHidden="1" w:unhideWhenUsed="1"/>
-    <w:lsdException w:name="List 5" w:semiHidden="1" w:unhideWhenUsed="1"/>
-    <w:lsdException w:name="List Bullet 2" w:semiHidden="1" w:unhideWhenUsed="1"/>
-    <w:lsdException w:name="List Bullet 3" w:semiHidden="1" w:unhideWhenUsed="1"/>
-    <w:lsdException w:name="List Bullet 4" w:semiHidden="1" w:unhideWhenUsed="1"/>
-    <w:lsdException w:name="List Bullet 5" w:semiHidden="1" w:unhideWhenUsed="1"/>
-    <w:lsdException w:name="List Number 2" w:semiHidden="1" w:unhideWhenUsed="1"/>
-    <w:lsdException w:name="List Number 3" w:semiHidden="1" w:unhideWhenUsed="1"/>
-    <w:lsdException w:name="List Number 4" w:semiHidden="1" w:unhideWhenUsed="1"/>
-    <w:lsdException w:name="List Number 5" w:semiHidden="1" w:unhideWhenUsed="1"/>
-    <w:lsdException w:name="Title" w:uiPriority="10" w:qFormat="1"/>
-    <w:lsdException w:name="Closing" w:semiHidden="1" w:unhideWhenUsed="1"/>
-    <w:lsdException w:name="Signature" w:semiHidden="1" w:unhideWhenUsed="1"/>
-    <w:lsdException w:name="Default Paragraph Font" w:semiHidden="1" w:uiPriority="1" w:unhideWhenUsed="1"/>
-    <w:lsdException w:name="Body Text" w:semiHidden="1" w:unhideWhenUsed="1"/>
-    <w:lsdException w:name="Body Text Indent" w:semiHidden="1" w:unhideWhenUsed="1"/>
-    <w:lsdException w:name="List Continue" w:semiHidden="1" w:unhideWhenUsed="1"/>
-    <w:lsdException w:name="List Continue 2" w:semiHidden="1" w:unhideWhenUsed="1"/>
-    <w:lsdException w:name="List Continue 3" w:semiHidden="1" w:unhideWhenUsed="1"/>
-    <w:lsdException w:name="List Continue 4" w:semiHidden="1" w:unhideWhenUsed="1"/>
-    <w:lsdException w:name="List Continue 5" w:semiHidden="1" w:unhideWhenUsed="1"/>
-    <w:lsdException w:name="Message Header" w:semiHidden="1" w:unhideWhenUsed="1"/>
-    <w:lsdException w:name="Subtitle" w:uiPriority="11" w:qFormat="1"/>
-    <w:lsdException w:name="Salutation" w:semiHidden="1" w:unhideWhenUsed="1"/>
-    <w:lsdException w:name="Date" w:semiHidden="1" w:unhideWhenUsed="1"/>
-    <w:lsdException w:name="Body Text First Indent" w:semiHidden="1" w:unhideWhenUsed="1"/>
-    <w:lsdException w:name="Body Text First Indent 2" w:semiHidden="1" w:unhideWhenUsed="1"/>
-    <w:lsdException w:name="Note Heading" w:semiHidden="1" w:unhideWhenUsed="1"/>
-    <w:lsdException w:name="Body Text 2" w:semiHidden="1" w:unhideWhenUsed="1"/>
-    <w:lsdException w:name="Body Text 3" w:semiHidden="1" w:unhideWhenUsed="1"/>
-    <w:lsdException w:name="Body Text Indent 2" w:semiHidden="1" w:unhideWhenUsed="1"/>
-    <w:lsdException w:name="Body Text Indent 3" w:semiHidden="1" w:unhideWhenUsed="1"/>
-    <w:lsdException w:name="Block Text" w:semiHidden="1" w:unhideWhenUsed="1"/>
-    <w:lsdException w:name="Hyperlink" w:semiHidden="1" w:unhideWhenUsed="1"/>
-    <w:lsdException w:name="FollowedHyperlink" w:semiHidden="1" w:unhideWhenUsed="1"/>
-    <w:lsdException w:name="Strong" w:uiPriority="22" w:qFormat="1"/>
-    <w:lsdException w:name="Emphasis" w:uiPriority="20" w:qFormat="1"/>
-    <w:lsdException w:name="Document Map" w:semiHidden="1" w:unhideWhenUsed="1"/>
-    <w:lsdException w:name="Plain Text" w:semiHidden="1" w:unhideWhenUsed="1"/>
-    <w:lsdException w:name="E-mail Signature" w:semiHidden="1" w:unhideWhenUsed="1"/>
-    <w:lsdException w:name="HTML Top of Form" w:semiHidden="1" w:unhideWhenUsed="1"/>
-    <w:lsdException w:name="HTML Bottom of Form" w:semiHidden="1" w:unhideWhenUsed="1"/>
-    <w:lsdException w:name="Normal (Web)" w:semiHidden="1" w:unhideWhenUsed="1"/>
-    <w:lsdException w:name="HTML Acronym" w:semiHidden="1" w:unhideWhenUsed="1"/>
-    <w:lsdException w:name="HTML Address" w:semiHidden="1" w:unhideWhenUsed="1"/>
-    <w:lsdException w:name="HTML Cite" w:semiHidden="1" w:unhideWhenUsed="1"/>
-    <w:lsdException w:name="HTML Code" w:semiHidden="1" w:unhideWhenUsed="1"/>
-    <w:lsdException w:name="HTML Definition" w:semiHidden="1" w:unhideWhenUsed="1"/>
-    <w:lsdException w:name="HTML Keyboard" w:semiHidden="1" w:unhideWhenUsed="1"/>
-    <w:lsdException w:name="HTML Preformatted" w:semiHidden="1" w:unhideWhenUsed="1"/>
-    <w:lsdException w:name="HTML Sample" w:semiHidden="1" w:unhideWhenUsed="1"/>
-    <w:lsdException w:name="HTML Typewriter" w:semiHidden="1" w:unhideWhenUsed="1"/>
-    <w:lsdException w:name="HTML Variable" w:semiHidden="1" w:unhideWhenUsed="1"/>
-    <w:lsdException w:name="Normal Table" w:semiHidden="1" w:unhideWhenUsed="1"/>
-    <w:lsdException w:name="annotation subject" w:semiHidden="1" w:unhideWhenUsed="1"/>
-    <w:lsdException w:name="No List" w:semiHidden="1" w:unhideWhenUsed="1"/>
-    <w:lsdException w:name="Outline List 1" w:semiHidden="1" w:unhideWhenUsed="1"/>
-    <w:lsdException w:name="Outline List 2" w:semiHidden="1" w:unhideWhenUsed="1"/>
-    <w:lsdException w:name="Outline List 3" w:semiHidden="1" w:unhideWhenUsed="1"/>
-    <w:lsdException w:name="Table Simple 1" w:semiHidden="1" w:unhideWhenUsed="1"/>
-    <w:lsdException w:name="Table Simple 2" w:semiHidden="1" w:unhideWhenUsed="1"/>
-    <w:lsdException w:name="Table Simple 3" w:semiHidden="1" w:unhideWhenUsed="1"/>
-    <w:lsdException w:name="Table Classic 1" w:semiHidden="1" w:unhideWhenUsed="1"/>
-    <w:lsdException w:name="Table Classic 2" w:semiHidden="1" w:unhideWhenUsed="1"/>
-    <w:lsdException w:name="Table Classic 3" w:semiHidden="1" w:unhideWhenUsed="1"/>
-    <w:lsdException w:name="Table Classic 4" w:semiHidden="1" w:unhideWhenUsed="1"/>
-    <w:lsdException w:name="Table Colorful 1" w:semiHidden="1" w:unhideWhenUsed="1"/>
-    <w:lsdException w:name="Table Colorful 2" w:semiHidden="1" w:unhideWhenUsed="1"/>
-    <w:lsdException w:name="Table Colorful 3" w:semiHidden="1" w:unhideWhenUsed="1"/>
-    <w:lsdException w:name="Table Columns 1" w:semiHidden="1" w:unhideWhenUsed="1"/>
-    <w:lsdException w:name="Table Columns 2" w:semiHidden="1" w:unhideWhenUsed="1"/>
-    <w:lsdException w:name="Table Columns 3" w:semiHidden="1" w:unhideWhenUsed="1"/>
-    <w:lsdException w:name="Table Columns 4" w:semiHidden="1" w:unhideWhenUsed="1"/>
-    <w:lsdException w:name="Table Columns 5" w:semiHidden="1" w:unhideWhenUsed="1"/>
-    <w:lsdException w:name="Table Grid 1" w:semiHidden="1" w:unhideWhenUsed="1"/>
-    <w:lsdException w:name="Table Grid 2" w:semiHidden="1" w:unhideWhenUsed="1"/>
-    <w:lsdException w:name="Table Grid 3" w:semiHidden="1" w:unhideWhenUsed="1"/>
-    <w:lsdException w:name="Table Grid 4" w:semiHidden="1" w:unhideWhenUsed="1"/>
-    <w:lsdException w:name="Table Grid 5" w:semiHidden="1" w:unhideWhenUsed="1"/>
-    <w:lsdException w:name="Table Grid 6" w:semiHidden="1" w:unhideWhenUsed="1"/>
-    <w:lsdException w:name="Table Grid 7" w:semiHidden="1" w:unhideWhenUsed="1"/>
-    <w:lsdException w:name="Table Grid 8" w:semiHidden="1" w:unhideWhenUsed="1"/>
-    <w:lsdException w:name="Table List 1" w:semiHidden="1" w:unhideWhenUsed="1"/>
-    <w:lsdException w:name="Table List 2" w:semiHidden="1" w:unhideWhenUsed="1"/>
-    <w:lsdException w:name="Table List 3" w:semiHidden="1" w:unhideWhenUsed="1"/>
-    <w:lsdException w:name="Table List 4" w:semiHidden="1" w:unhideWhenUsed="1"/>
-    <w:lsdException w:name="Table List 5" w:semiHidden="1" w:unhideWhenUsed="1"/>
-    <w:lsdException w:name="Table List 6" w:semiHidden="1" w:unhideWhenUsed="1"/>
-    <w:lsdException w:name="Table List 7" w:semiHidden="1" w:unhideWhenUsed="1"/>
-    <w:lsdException w:name="Table List 8" w:semiHidden="1" w:unhideWhenUsed="1"/>
-    <w:lsdException w:name="Table 3D effects 1" w:semiHidden="1" w:unhideWhenUsed="1"/>
-    <w:lsdException w:name="Table 3D effects 2" w:semiHidden="1" w:unhideWhenUsed="1"/>
-    <w:lsdException w:name="Table 3D effects 3" w:semiHidden="1" w:unhideWhenUsed="1"/>
-    <w:lsdException w:name="Table Contemporary" w:semiHidden="1" w:unhideWhenUsed="1"/>
-    <w:lsdException w:name="Table Elegant" w:semiHidden="1" w:unhideWhenUsed="1"/>
-    <w:lsdException w:name="Table Professional" w:semiHidden="1" w:unhideWhenUsed="1"/>
-    <w:lsdException w:name="Table Subtle 1" w:semiHidden="1" w:unhideWhenUsed="1"/>
-    <w:lsdException w:name="Table Subtle 2" w:semiHidden="1" w:unhideWhenUsed="1"/>
-    <w:lsdException w:name="Table Web 1" w:semiHidden="1" w:unhideWhenUsed="1"/>
-    <w:lsdException w:name="Table Web 2" w:semiHidden="1" w:unhideWhenUsed="1"/>
-    <w:lsdException w:name="Table Web 3" w:semiHidden="1" w:unhideWhenUsed="1"/>
-    <w:lsdException w:name="Balloon Text" w:semiHidden="1" w:unhideWhenUsed="1"/>
-    <w:lsdException w:name="Table Grid" w:uiPriority="39"/>
-    <w:lsdException w:name="Table Theme" w:semiHidden="1" w:unhideWhenUsed="1"/>
-    <w:lsdException w:name="Placeholder Text" w:semiHidden="1"/>
-    <w:lsdException w:name="No Spacing" w:uiPriority="1" w:qFormat="1"/>
-    <w:lsdException w:name="Light Shading" w:uiPriority="60"/>
-    <w:lsdException w:name="Light List" w:uiPriority="61"/>
-    <w:lsdException w:name="Light Grid" w:uiPriority="62"/>
-    <w:lsdException w:name="Medium Shading 1" w:uiPriority="63"/>
-    <w:lsdException w:name="Medium Shading 2" w:uiPriority="64"/>
-    <w:lsdException w:name="Medium List 1" w:uiPriority="65"/>
-    <w:lsdException w:name="Medium List 2" w:uiPriority="66"/>
-    <w:lsdException w:name="Medium Grid 1" w:uiPriority="67"/>
-    <w:lsdException w:name="Medium Grid 2" w:uiPriority="68"/>
-    <w:lsdException w:name="Medium Grid 3" w:uiPriority="69"/>
-    <w:lsdException w:name="Dark List" w:uiPriority="70"/>
-    <w:lsdException w:name="Colorful Shading" w:uiPriority="71"/>
-    <w:lsdException w:name="Colorful List" w:uiPriority="72"/>
-    <w:lsdException w:name="Colorful Grid" w:uiPriority="73"/>
-    <w:lsdException w:name="Light Shading Accent 1" w:uiPriority="60"/>
-    <w:lsdException w:name="Light List Accent 1" w:uiPriority="61"/>
-    <w:lsdException w:name="Light Grid Accent 1" w:uiPriority="62"/>
-    <w:lsdException w:name="Medium Shading 1 Accent 1" w:uiPriority="63"/>
-    <w:lsdException w:name="Medium Shading 2 Accent 1" w:uiPriority="64"/>
-    <w:lsdException w:name="Medium List 1 Accent 1" w:uiPriority="65"/>
-    <w:lsdException w:name="Revision" w:semiHidden="1"/>
-    <w:lsdException w:name="List Paragraph" w:uiPriority="34" w:qFormat="1"/>
-    <w:lsdException w:name="Quote" w:uiPriority="29" w:qFormat="1"/>
-    <w:lsdException w:name="Intense Quote" w:uiPriority="30" w:qFormat="1"/>
-    <w:lsdException w:name="Medium List 2 Accent 1" w:uiPriority="66"/>
-    <w:lsdException w:name="Medium Grid 1 Accent 1" w:uiPriority="67"/>
-    <w:lsdException w:name="Medium Grid 2 Accent 1" w:uiPriority="68"/>
-    <w:lsdException w:name="Medium Grid 3 Accent 1" w:uiPriority="69"/>
-    <w:lsdException w:name="Dark List Accent 1" w:uiPriority="70"/>
-    <w:lsdException w:name="Colorful Shading Accent 1" w:uiPriority="71"/>
-    <w:lsdException w:name="Colorful List Accent 1" w:uiPriority="72"/>
-    <w:lsdException w:name="Colorful Grid Accent 1" w:uiPriority="73"/>
-    <w:lsdException w:name="Light Shading Accent 2" w:uiPriority="60"/>
-    <w:lsdException w:name="Light List Accent 2" w:uiPriority="61"/>
-    <w:lsdException w:name="Light Grid Accent 2" w:uiPriority="62"/>
-    <w:lsdException w:name="Medium Shading 1 Accent 2" w:uiPriority="63"/>
-    <w:lsdException w:name="Medium Shading 2 Accent 2" w:uiPriority="64"/>
-    <w:lsdException w:name="Medium List 1 Accent 2" w:uiPriority="65"/>
-    <w:lsdException w:name="Medium List 2 Accent 2" w:uiPriority="66"/>
-    <w:lsdException w:name="Medium Grid 1 Accent 2" w:uiPriority="67"/>
-    <w:lsdException w:name="Medium Grid 2 Accent 2" w:uiPriority="68"/>
-    <w:lsdException w:name="Medium Grid 3 Accent 2" w:uiPriority="69"/>
-    <w:lsdException w:name="Dark List Accent 2" w:uiPriority="70"/>
-    <w:lsdException w:name="Colorful Shading Accent 2" w:uiPriority="71"/>
-    <w:lsdException w:name="Colorful List Accent 2" w:uiPriority="72"/>
-    <w:lsdException w:name="Colorful Grid Accent 2" w:uiPriority="73"/>
-    <w:lsdException w:name="Light Shading Accent 3" w:uiPriority="60"/>
-    <w:lsdException w:name="Light List Accent 3" w:uiPriority="61"/>
-    <w:lsdException w:name="Light Grid Accent 3" w:uiPriority="62"/>
-    <w:lsdException w:name="Medium Shading 1 Accent 3" w:uiPriority="63"/>
-    <w:lsdException w:name="Medium Shading 2 Accent 3" w:uiPriority="64"/>
-    <w:lsdException w:name="Medium List 1 Accent 3" w:uiPriority="65"/>
-    <w:lsdException w:name="Medium List 2 Accent 3" w:uiPriority="66"/>
-    <w:lsdException w:name="Medium Grid 1 Accent 3" w:uiPriority="67"/>
-    <w:lsdException w:name="Medium Grid 2 Accent 3" w:uiPriority="68"/>
-    <w:lsdException w:name="Medium Grid 3 Accent 3" w:uiPriority="69"/>
-    <w:lsdException w:name="Dark List Accent 3" w:uiPriority="70"/>
-    <w:lsdException w:name="Colorful Shading Accent 3" w:uiPriority="71"/>
-    <w:lsdException w:name="Colorful List Accent 3" w:uiPriority="72"/>
-    <w:lsdException w:name="Colorful Grid Accent 3" w:uiPriority="73"/>
-    <w:lsdException w:name="Light Shading Accent 4" w:uiPriority="60"/>
-    <w:lsdException w:name="Light List Accent 4" w:uiPriority="61"/>
-    <w:lsdException w:name="Light Grid Accent 4" w:uiPriority="62"/>
-    <w:lsdException w:name="Medium Shading 1 Accent 4" w:uiPriority="63"/>
-    <w:lsdException w:name="Medium Shading 2 Accent 4" w:uiPriority="64"/>
-    <w:lsdException w:name="Medium List 1 Accent 4" w:uiPriority="65"/>
-    <w:lsdException w:name="Medium List 2 Accent 4" w:uiPriority="66"/>
-    <w:lsdException w:name="Medium Grid 1 Accent 4" w:uiPriority="67"/>
-    <w:lsdException w:name="Medium Grid 2 Accent 4" w:uiPriority="68"/>
-    <w:lsdException w:name="Medium Grid 3 Accent 4" w:uiPriority="69"/>
-    <w:lsdException w:name="Dark List Accent 4" w:uiPriority="70"/>
-    <w:lsdException w:name="Colorful Shading Accent 4" w:uiPriority="71"/>
-    <w:lsdException w:name="Colorful List Accent 4" w:uiPriority="72"/>
-    <w:lsdException w:name="Colorful Grid Accent 4" w:uiPriority="73"/>
-    <w:lsdException w:name="Light Shading Accent 5" w:uiPriority="60"/>
-    <w:lsdException w:name="Light List Accent 5" w:uiPriority="61"/>
-    <w:lsdException w:name="Light Grid Accent 5" w:uiPriority="62"/>
-    <w:lsdException w:name="Medium Shading 1 Accent 5" w:uiPriority="63"/>
-    <w:lsdException w:name="Medium Shading 2 Accent 5" w:uiPriority="64"/>
-    <w:lsdException w:name="Medium List 1 Accent 5" w:uiPriority="65"/>
-    <w:lsdException w:name="Medium List 2 Accent 5" w:uiPriority="66"/>
-    <w:lsdException w:name="Medium Grid 1 Accent 5" w:uiPriority="67"/>
-    <w:lsdException w:name="Medium Grid 2 Accent 5" w:uiPriority="68"/>
-    <w:lsdException w:name="Medium Grid 3 Accent 5" w:uiPriority="69"/>
-    <w:lsdException w:name="Dark List Accent 5" w:uiPriority="70"/>
-    <w:lsdException w:name="Colorful Shading Accent 5" w:uiPriority="71"/>
-    <w:lsdException w:name="Colorful List Accent 5" w:uiPriority="72"/>
-    <w:lsdException w:name="Colorful Grid Accent 5" w:uiPriority="73"/>
-    <w:lsdException w:name="Light Shading Accent 6" w:uiPriority="60"/>
-    <w:lsdException w:name="Light List Accent 6" w:uiPriority="61"/>
-    <w:lsdException w:name="Light Grid Accent 6" w:uiPriority="62"/>
-    <w:lsdException w:name="Medium Shading 1 Accent 6" w:uiPriority="63"/>
-    <w:lsdException w:name="Medium Shading 2 Accent 6" w:uiPriority="64"/>
-    <w:lsdException w:name="Medium List 1 Accent 6" w:uiPriority="65"/>
-    <w:lsdException w:name="Medium List 2 Accent 6" w:uiPriority="66"/>
-    <w:lsdException w:name="Medium Grid 1 Accent 6" w:uiPriority="67"/>
-    <w:lsdException w:name="Medium Grid 2 Accent 6" w:uiPriority="68"/>
-    <w:lsdException w:name="Medium Grid 3 Accent 6" w:uiPriority="69"/>
-    <w:lsdException w:name="Dark List Accent 6" w:uiPriority="70"/>
-    <w:lsdException w:name="Colorful Shading Accent 6" w:uiPriority="71"/>
-    <w:lsdException w:name="Colorful List Accent 6" w:uiPriority="72"/>
-    <w:lsdException w:name="Colorful Grid Accent 6" w:uiPriority="73"/>
-    <w:lsdException w:name="Subtle Emphasis" w:uiPriority="19" w:qFormat="1"/>
-    <w:lsdException w:name="Intense Emphasis" w:uiPriority="21" w:qFormat="1"/>
-    <w:lsdException w:name="Subtle Reference" w:uiPriority="31" w:qFormat="1"/>
-    <w:lsdException w:name="Intense Reference" w:uiPriority="32" w:qFormat="1"/>
-    <w:lsdException w:name="Book Title" w:uiPriority="33" w:qFormat="1"/>
-    <w:lsdException w:name="Bibliography" w:semiHidden="1" w:uiPriority="37" w:unhideWhenUsed="1"/>
-    <w:lsdException w:name="TOC Heading" w:semiHidden="1" w:uiPriority="39" w:unhideWhenUsed="1" w:qFormat="1"/>
-    <w:lsdException w:name="Plain Table 1" w:uiPriority="41"/>
-    <w:lsdException w:name="Plain Table 2" w:uiPriority="42"/>
-    <w:lsdException w:name="Plain Table 3" w:uiPriority="43"/>
-    <w:lsdException w:name="Plain Table 4" w:uiPriority="44"/>
-    <w:lsdException w:name="Plain Table 5" w:uiPriority="45"/>
-    <w:lsdException w:name="Grid Table Light" w:uiPriority="40"/>
-    <w:lsdException w:name="Grid Table 1 Light" w:uiPriority="46"/>
-    <w:lsdException w:name="Grid Table 2" w:uiPriority="47"/>
-    <w:lsdException w:name="Grid Table 3" w:uiPriority="48"/>
-    <w:lsdException w:name="Grid Table 4" w:uiPriority="49"/>
-    <w:lsdException w:name="Grid Table 5 Dark" w:uiPriority="50"/>
-    <w:lsdException w:name="Grid Table 6 Colorful" w:uiPriority="51"/>
-    <w:lsdException w:name="Grid Table 7 Colorful" w:uiPriority="52"/>
-    <w:lsdException w:name="Grid Table 1 Light Accent 1" w:uiPriority="46"/>
-    <w:lsdException w:name="Grid Table 2 Accent 1" w:uiPriority="47"/>
-    <w:lsdException w:name="Grid Table 3 Accent 1" w:uiPriority="48"/>
-    <w:lsdException w:name="Grid Table 4 Accent 1" w:uiPriority="49"/>
-    <w:lsdException w:name="Grid Table 5 Dark Accent 1" w:uiPriority="50"/>
-    <w:lsdException w:name="Grid Table 6 Colorful Accent 1" w:uiPriority="51"/>
-    <w:lsdException w:name="Grid Table 7 Colorful Accent 1" w:uiPriority="52"/>
-    <w:lsdException w:name="Grid Table 1 Light Accent 2" w:uiPriority="46"/>
-    <w:lsdException w:name="Grid Table 2 Accent 2" w:uiPriority="47"/>
-    <w:lsdException w:name="Grid Table 3 Accent 2" w:uiPriority="48"/>
-    <w:lsdException w:name="Grid Table 4 Accent 2" w:uiPriority="49"/>
-    <w:lsdException w:name="Grid Table 5 Dark Accent 2" w:uiPriority="50"/>
-    <w:lsdException w:name="Grid Table 6 Colorful Accent 2" w:uiPriority="51"/>
-    <w:lsdException w:name="Grid Table 7 Colorful Accent 2" w:uiPriority="52"/>
-    <w:lsdException w:name="Grid Table 1 Light Accent 3" w:uiPriority="46"/>
-    <w:lsdException w:name="Grid Table 2 Accent 3" w:uiPriority="47"/>
-    <w:lsdException w:name="Grid Table 3 Accent 3" w:uiPriority="48"/>
-    <w:lsdException w:name="Grid Table 4 Accent 3" w:uiPriority="49"/>
-    <w:lsdException w:name="Grid Table 5 Dark Accent 3" w:uiPriority="50"/>
-    <w:lsdException w:name="Grid Table 6 Colorful Accent 3" w:uiPriority="51"/>
-    <w:lsdException w:name="Grid Table 7 Colorful Accent 3" w:uiPriority="52"/>
-    <w:lsdException w:name="Grid Table 1 Light Accent 4" w:uiPriority="46"/>
-    <w:lsdException w:name="Grid Table 2 Accent 4" w:uiPriority="47"/>
-    <w:lsdException w:name="Grid Table 3 Accent 4" w:uiPriority="48"/>
-    <w:lsdException w:name="Grid Table 4 Accent 4" w:uiPriority="49"/>
-    <w:lsdException w:name="Grid Table 5 Dark Accent 4" w:uiPriority="50"/>
-    <w:lsdException w:name="Grid Table 6 Colorful Accent 4" w:uiPriority="51"/>
-    <w:lsdException w:name="Grid Table 7 Colorful Accent 4" w:uiPriority="52"/>
-    <w:lsdException w:name="Grid Table 1 Light Accent 5" w:uiPriority="46"/>
-    <w:lsdException w:name="Grid Table 2 Accent 5" w:uiPriority="47"/>
-    <w:lsdException w:name="Grid Table 3 Accent 5" w:uiPriority="48"/>
-    <w:lsdException w:name="Grid Table 4 Accent 5" w:uiPriority="49"/>
-    <w:lsdException w:name="Grid Table 5 Dark Accent 5" w:uiPriority="50"/>
-    <w:lsdException w:name="Grid Table 6 Colorful Accent 5" w:uiPriority="51"/>
-    <w:lsdException w:name="Grid Table 7 Colorful Accent 5" w:uiPriority="52"/>
-    <w:lsdException w:name="Grid Table 1 Light Accent 6" w:uiPriority="46"/>
-    <w:lsdException w:name="Grid Table 2 Accent 6" w:uiPriority="47"/>
-    <w:lsdException w:name="Grid Table 3 Accent 6" w:uiPriority="48"/>
-    <w:lsdException w:name="Grid Table 4 Accent 6" w:uiPriority="49"/>
-    <w:lsdException w:name="Grid Table 5 Dark Accent 6" w:uiPriority="50"/>
-    <w:lsdException w:name="Grid Table 6 Colorful Accent 6" w:uiPriority="51"/>
-    <w:lsdException w:name="Grid Table 7 Colorful Accent 6" w:uiPriority="52"/>
-    <w:lsdException w:name="List Table 1 Light" w:uiPriority="46"/>
-    <w:lsdException w:name="List Table 2" w:uiPriority="47"/>
-    <w:lsdException w:name="List Table 3" w:uiPriority="48"/>
-    <w:lsdException w:name="List Table 4" w:uiPriority="49"/>
-    <w:lsdException w:name="List Table 5 Dark" w:uiPriority="50"/>
-    <w:lsdException w:name="List Table 6 Colorful" w:uiPriority="51"/>
-    <w:lsdException w:name="List Table 7 Colorful" w:uiPriority="52"/>
-    <w:lsdException w:name="List Table 1 Light Accent 1" w:uiPriority="46"/>
-    <w:lsdException w:name="List Table 2 Accent 1" w:uiPriority="47"/>
-    <w:lsdException w:name="List Table 3 Accent 1" w:uiPriority="48"/>
-    <w:lsdException w:name="List Table 4 Accent 1" w:uiPriority="49"/>
-    <w:lsdException w:name="List Table 5 Dark Accent 1" w:uiPriority="50"/>
-    <w:lsdException w:name="List Table 6 Colorful Accent 1" w:uiPriority="51"/>
-    <w:lsdException w:name="List Table 7 Colorful Accent 1" w:uiPriority="52"/>
-    <w:lsdException w:name="List Table 1 Light Accent 2" w:uiPriority="46"/>
-    <w:lsdException w:name="List Table 2 Accent 2" w:uiPriority="47"/>
-    <w:lsdException w:name="List Table 3 Accent 2" w:uiPriority="48"/>
-    <w:lsdException w:name="List Table 4 Accent 2" w:uiPriority="49"/>
-    <w:lsdException w:name="List Table 5 Dark Accent 2" w:uiPriority="50"/>
-    <w:lsdException w:name="List Table 6 Colorful Accent 2" w:uiPriority="51"/>
-    <w:lsdException w:name="List Table 7 Colorful Accent 2" w:uiPriority="52"/>
-    <w:lsdException w:name="List Table 1 Light Accent 3" w:uiPriority="46"/>
-    <w:lsdException w:name="List Table 2 Accent 3" w:uiPriority="47"/>
-    <w:lsdException w:name="List Table 3 Accent 3" w:uiPriority="48"/>
-    <w:lsdException w:name="List Table 4 Accent 3" w:uiPriority="49"/>
-    <w:lsdException w:name="List Table 5 Dark Accent 3" w:uiPriority="50"/>
-    <w:lsdException w:name="List Table 6 Colorful Accent 3" w:uiPriority="51"/>
-    <w:lsdException w:name="List Table 7 Colorful Accent 3" w:uiPriority="52"/>
-    <w:lsdException w:name="List Table 1 Light Accent 4" w:uiPriority="46"/>
-    <w:lsdException w:name="List Table 2 Accent 4" w:uiPriority="47"/>
-    <w:lsdException w:name="List Table 3 Accent 4" w:uiPriority="48"/>
-    <w:lsdException w:name="List Table 4 Accent 4" w:uiPriority="49"/>
-    <w:lsdException w:name="List Table 5 Dark Accent 4" w:uiPriority="50"/>
-    <w:lsdException w:name="List Table 6 Colorful Accent 4" w:uiPriority="51"/>
-    <w:lsdException w:name="List Table 7 Colorful Accent 4" w:uiPriority="52"/>
-    <w:lsdException w:name="List Table 1 Light Accent 5" w:uiPriority="46"/>
-    <w:lsdException w:name="List Table 2 Accent 5" w:uiPriority="47"/>
-    <w:lsdException w:name="List Table 3 Accent 5" w:uiPriority="48"/>
-    <w:lsdException w:name="List Table 4 Accent 5" w:uiPriority="49"/>
-    <w:lsdException w:name="List Table 5 Dark Accent 5" w:uiPriority="50"/>
-    <w:lsdException w:name="List Table 6 Colorful Accent 5" w:uiPriority="51"/>
-    <w:lsdException w:name="List Table 7 Colorful Accent 5" w:uiPriority="52"/>
-    <w:lsdException w:name="List Table 1 Light Accent 6" w:uiPriority="46"/>
-    <w:lsdException w:name="List Table 2 Accent 6" w:uiPriority="47"/>
-    <w:lsdException w:name="List Table 3 Accent 6" w:uiPriority="48"/>
-    <w:lsdException w:name="List Table 4 Accent 6" w:uiPriority="49"/>
-    <w:lsdException w:name="List Table 5 Dark Accent 6" w:uiPriority="50"/>
-    <w:lsdException w:name="List Table 6 Colorful Accent 6" w:uiPriority="51"/>
-    <w:lsdException w:name="List Table 7 Colorful Accent 6" w:uiPriority="52"/>
-    <w:lsdException w:name="Mention" w:semiHidden="1" w:unhideWhenUsed="1"/>
-    <w:lsdException w:name="Smart Hyperlink" w:semiHidden="1" w:unhideWhenUsed="1"/>
-    <w:lsdException w:name="Hashtag" w:semiHidden="1" w:unhideWhenUsed="1"/>
-    <w:lsdException w:name="Unresolved Mention" w:semiHidden="1" w:unhideWhenUsed="1"/>
-    <w:lsdException w:name="Smart Link" w:semiHidden="1" w:unhideWhenUsed="1"/>
-  </w:latentStyles>
-  <w:style w:type="paragraph" w:default="1" w:styleId="Normal">
-    <w:name w:val="Normal"/>
-    <w:qFormat/>
-  </w:style>
-  <w:style w:type="character" w:default="1" w:styleId="DefaultParagraphFont">
-    <w:name w:val="Default Paragraph Font"/>
-    <w:uiPriority w:val="1"/>
-    <w:semiHidden/>
-    <w:unhideWhenUsed/>
-  </w:style>
-  <w:style w:type="table" w:default="1" w:styleId="TableNormal">
-    <w:name w:val="Normal Table"/>
-    <w:uiPriority w:val="99"/>
-    <w:semiHidden/>
-    <w:unhideWhenUsed/>
+  <w:style w:type="table" w:styleId="PlainTable2">
+    <w:name w:val="Plain Table 2"/>
+    <w:basedOn w:val="TableNormal"/>
+    <w:uiPriority w:val="42"/>
+    <w:rsid w:val="006155DF"/>
+    <w:pPr>
+      <w:spacing w:after="0" w:line="240" w:lineRule="auto"/>
+    </w:pPr>
+    <w:rPr>
+      <w:rFonts w:ascii="Arial" w:hAnsi="Arial"/>
+      <w:caps w:val="0"/>
+      <w:sz w:val="24"/>
+      <w14:ligatures w14:val="none"/>
+    </w:rPr>
     <w:tblPr>
-      <w:tblInd w:w="0" w:type="dxa"/>
-      <w:tblCellMar>
-        <w:top w:w="0" w:type="dxa"/>
-        <w:left w:w="108" w:type="dxa"/>
-        <w:bottom w:w="0" w:type="dxa"/>
-        <w:right w:w="108" w:type="dxa"/>
-      </w:tblCellMar>
+      <w:tblStyleRowBandSize w:val="1"/>
+      <w:tblStyleColBandSize w:val="1"/>
+      <w:tblBorders>
+        <w:top w:val="single" w:sz="4" w:space="0" w:color="7F7F7F" w:themeColor="text1" w:themeTint="80"/>
+        <w:bottom w:val="single" w:sz="4" w:space="0" w:color="7F7F7F" w:themeColor="text1" w:themeTint="80"/>
+      </w:tblBorders>
     </w:tblPr>
-  </w:style>
-  <w:style w:type="numbering" w:default="1" w:styleId="NoList">
-    <w:name w:val="No List"/>
-    <w:uiPriority w:val="99"/>
-    <w:semiHidden/>
-    <w:unhideWhenUsed/>
-  </w:style>
-  <w:style w:type="character" w:styleId="PlaceholderText">
-    <w:name w:val="Placeholder Text"/>
-    <w:basedOn w:val="DefaultParagraphFont"/>
-    <w:uiPriority w:val="99"/>
-    <w:semiHidden/>
-    <w:rPr>
-      <w:color w:val="666666"/>
-    </w:rPr>
-  </w:style>
-  <w:style w:type="paragraph" w:customStyle="1" w:styleId="AFEB92CBC9634EB9B274CC96F0DEF471">
-    <w:name w:val="AFEB92CBC9634EB9B274CC96F0DEF471"/>
-  </w:style>
-  <w:style w:type="paragraph" w:customStyle="1" w:styleId="AE6FE6F8298146918AFAA8818432A30F">
-    <w:name w:val="AE6FE6F8298146918AFAA8818432A30F"/>
-  </w:style>
-  <w:style w:type="paragraph" w:customStyle="1" w:styleId="296A321CE63242DABB0D66004D907745">
-    <w:name w:val="296A321CE63242DABB0D66004D907745"/>
+    <w:tblStylePr w:type="firstRow">
+      <w:rPr>
+        <w:b/>
+        <w:bCs/>
+      </w:rPr>
+      <w:tblPr/>
+      <w:tcPr>
+        <w:tcBorders>
+          <w:bottom w:val="single" w:sz="4" w:space="0" w:color="7F7F7F" w:themeColor="text1" w:themeTint="80"/>
+        </w:tcBorders>
+      </w:tcPr>
+    </w:tblStylePr>
+    <w:tblStylePr w:type="lastRow">
+      <w:rPr>
+        <w:b/>
+        <w:bCs/>
+      </w:rPr>
+      <w:tblPr/>
+      <w:tcPr>
+        <w:tcBorders>
+          <w:top w:val="single" w:sz="4" w:space="0" w:color="7F7F7F" w:themeColor="text1" w:themeTint="80"/>
+        </w:tcBorders>
+      </w:tcPr>
+    </w:tblStylePr>
+    <w:tblStylePr w:type="firstCol">
+      <w:rPr>
+        <w:b/>
+        <w:bCs/>
+      </w:rPr>
+    </w:tblStylePr>
+    <w:tblStylePr w:type="lastCol">
+      <w:rPr>
+        <w:b/>
+        <w:bCs/>
+      </w:rPr>
+    </w:tblStylePr>
+    <w:tblStylePr w:type="band1Vert">
+      <w:tblPr/>
+      <w:tcPr>
+        <w:tcBorders>
+          <w:left w:val="single" w:sz="4" w:space="0" w:color="7F7F7F" w:themeColor="text1" w:themeTint="80"/>
+          <w:right w:val="single" w:sz="4" w:space="0" w:color="7F7F7F" w:themeColor="text1" w:themeTint="80"/>
+        </w:tcBorders>
+      </w:tcPr>
+    </w:tblStylePr>
+    <w:tblStylePr w:type="band2Vert">
+      <w:tblPr/>
+      <w:tcPr>
+        <w:tcBorders>
+          <w:left w:val="single" w:sz="4" w:space="0" w:color="7F7F7F" w:themeColor="text1" w:themeTint="80"/>
+          <w:right w:val="single" w:sz="4" w:space="0" w:color="7F7F7F" w:themeColor="text1" w:themeTint="80"/>
+        </w:tcBorders>
+      </w:tcPr>
+    </w:tblStylePr>
+    <w:tblStylePr w:type="band1Horz">
+      <w:tblPr/>
+      <w:tcPr>
+        <w:tcBorders>
+          <w:top w:val="single" w:sz="4" w:space="0" w:color="7F7F7F" w:themeColor="text1" w:themeTint="80"/>
+          <w:bottom w:val="single" w:sz="4" w:space="0" w:color="7F7F7F" w:themeColor="text1" w:themeTint="80"/>
+        </w:tcBorders>
+      </w:tcPr>
+    </w:tblStylePr>
   </w:style>
 </w:styles>
-</file>
-
-<file path=word/glossary/webSettings.xml><?xml version="1.0" encoding="utf-8"?>
-<w:webSettings xmlns:mc="http://schemas.openxmlformats.org/markup-compatibility/2006" xmlns:r="http://schemas.openxmlformats.org/officeDocument/2006/relationships" xmlns:w="http://schemas.openxmlformats.org/wordprocessingml/2006/main" xmlns:w14="http://schemas.microsoft.com/office/word/2010/wordml" xmlns:w15="http://schemas.microsoft.com/office/word/2012/wordml" xmlns:w16cex="http://schemas.microsoft.com/office/word/2018/wordml/cex" xmlns:w16cid="http://schemas.microsoft.com/office/word/2016/wordml/cid" xmlns:w16="http://schemas.microsoft.com/office/word/2018/wordml" xmlns:w16sdtdh="http://schemas.microsoft.com/office/word/2020/wordml/sdtdatahash" xmlns:w16se="http://schemas.microsoft.com/office/word/2015/wordml/symex" mc:Ignorable="w14 w15 w16se w16cid w16 w16cex w16sdtdh">
-  <w:optimizeForBrowser/>
-  <w:allowPNG/>
-</w:webSettings>
 </file>
 
 <file path=word/theme/theme1.xml><?xml version="1.0" encoding="utf-8"?>
